--- a/Report-white-box.docx
+++ b/Report-white-box.docx
@@ -18,7 +18,7 @@
           <w:sz w:val="20"/>
         </w:rPr>
         <w:drawing>
-          <wp:anchor distT="0" distB="0" distL="0" distR="0" simplePos="0" relativeHeight="251645952" behindDoc="1" locked="0" layoutInCell="1" allowOverlap="1" wp14:anchorId="6D6E5415" wp14:editId="0DB0B91D">
+          <wp:anchor distT="0" distB="0" distL="0" distR="0" simplePos="0" relativeHeight="251648512" behindDoc="1" locked="0" layoutInCell="1" allowOverlap="1" wp14:anchorId="6D6E5415" wp14:editId="1FC947E5">
             <wp:simplePos x="0" y="0"/>
             <wp:positionH relativeFrom="page">
               <wp:posOffset>0</wp:posOffset>
@@ -204,7 +204,7 @@
           <w:sz w:val="20"/>
         </w:rPr>
         <w:drawing>
-          <wp:anchor distT="0" distB="0" distL="0" distR="0" simplePos="0" relativeHeight="251661312" behindDoc="1" locked="0" layoutInCell="1" allowOverlap="1" wp14:anchorId="7A9B853D" wp14:editId="7C58619B">
+          <wp:anchor distT="0" distB="0" distL="0" distR="0" simplePos="0" relativeHeight="251663872" behindDoc="1" locked="0" layoutInCell="1" allowOverlap="1" wp14:anchorId="7A9B853D" wp14:editId="286D8332">
             <wp:simplePos x="0" y="0"/>
             <wp:positionH relativeFrom="page">
               <wp:posOffset>1492885</wp:posOffset>
@@ -279,7 +279,7 @@
         </w:rPr>
         <w:lastRenderedPageBreak/>
         <w:drawing>
-          <wp:anchor distT="0" distB="0" distL="0" distR="0" simplePos="0" relativeHeight="251648000" behindDoc="1" locked="0" layoutInCell="1" allowOverlap="1" wp14:anchorId="0B180A8E" wp14:editId="399BC7E6">
+          <wp:anchor distT="0" distB="0" distL="0" distR="0" simplePos="0" relativeHeight="251649536" behindDoc="1" locked="0" layoutInCell="1" allowOverlap="1" wp14:anchorId="0B180A8E" wp14:editId="0C7C9C7D">
             <wp:simplePos x="0" y="0"/>
             <wp:positionH relativeFrom="page">
               <wp:posOffset>0</wp:posOffset>
@@ -595,7 +595,6 @@
         <w:spacing w:before="0" w:line="233" w:lineRule="exact"/>
         <w:ind w:hanging="139"/>
       </w:pPr>
-      <w:proofErr w:type="spellStart"/>
       <w:r>
         <w:rPr>
           <w:color w:val="FFFFFF"/>
@@ -603,7 +602,6 @@
         </w:rPr>
         <w:t>upx</w:t>
       </w:r>
-      <w:proofErr w:type="spellEnd"/>
     </w:p>
     <w:p>
       <w:pPr>
@@ -618,21 +616,12 @@
         <w:spacing w:before="0" w:line="266" w:lineRule="exact"/>
         <w:ind w:hanging="139"/>
       </w:pPr>
-      <w:proofErr w:type="spellStart"/>
       <w:r>
         <w:rPr>
           <w:color w:val="FFFFFF"/>
           <w:spacing w:val="-8"/>
         </w:rPr>
-        <w:t>caesar</w:t>
-      </w:r>
-      <w:proofErr w:type="spellEnd"/>
-      <w:r>
-        <w:rPr>
-          <w:color w:val="FFFFFF"/>
-          <w:spacing w:val="-8"/>
-        </w:rPr>
-        <w:t>-cipher</w:t>
+        <w:t>caesar-cipher</w:t>
       </w:r>
       <w:r>
         <w:rPr>
@@ -948,23 +937,7 @@
           <w:color w:val="FFFFFF"/>
           <w:spacing w:val="-4"/>
         </w:rPr>
-        <w:t xml:space="preserve">, enabling unauthorized </w:t>
-      </w:r>
-      <w:proofErr w:type="spellStart"/>
-      <w:r>
-        <w:rPr>
-          <w:color w:val="FFFFFF"/>
-          <w:spacing w:val="-4"/>
-        </w:rPr>
-        <w:t>acces</w:t>
-      </w:r>
-      <w:proofErr w:type="spellEnd"/>
-      <w:r>
-        <w:rPr>
-          <w:color w:val="FFFFFF"/>
-          <w:spacing w:val="-4"/>
-        </w:rPr>
-        <w:t xml:space="preserve"> to protected commands</w:t>
+        <w:t>, enabling unauthorized acces to protected commands</w:t>
       </w:r>
     </w:p>
     <w:p>
@@ -1135,6 +1108,154 @@
       </w:pPr>
       <w:r>
         <w:rPr>
+          <w:color w:val="FFFFFF"/>
+          <w:spacing w:val="-4"/>
+        </w:rPr>
+        <w:t>Below</w:t>
+      </w:r>
+      <w:r>
+        <w:rPr>
+          <w:color w:val="FFFFFF"/>
+          <w:spacing w:val="-18"/>
+        </w:rPr>
+        <w:t xml:space="preserve"> </w:t>
+      </w:r>
+      <w:r>
+        <w:rPr>
+          <w:color w:val="FFFFFF"/>
+          <w:spacing w:val="-4"/>
+        </w:rPr>
+        <w:t>is</w:t>
+      </w:r>
+      <w:r>
+        <w:rPr>
+          <w:color w:val="FFFFFF"/>
+          <w:spacing w:val="-24"/>
+        </w:rPr>
+        <w:t xml:space="preserve"> </w:t>
+      </w:r>
+      <w:r>
+        <w:rPr>
+          <w:color w:val="FFFFFF"/>
+          <w:spacing w:val="-4"/>
+        </w:rPr>
+        <w:t>the</w:t>
+      </w:r>
+      <w:r>
+        <w:rPr>
+          <w:color w:val="FFFFFF"/>
+          <w:spacing w:val="-22"/>
+        </w:rPr>
+        <w:t xml:space="preserve"> </w:t>
+      </w:r>
+      <w:r>
+        <w:rPr>
+          <w:color w:val="FFFFFF"/>
+          <w:spacing w:val="-4"/>
+        </w:rPr>
+        <w:t>list</w:t>
+      </w:r>
+      <w:r>
+        <w:rPr>
+          <w:color w:val="FFFFFF"/>
+          <w:spacing w:val="-25"/>
+        </w:rPr>
+        <w:t xml:space="preserve"> </w:t>
+      </w:r>
+      <w:r>
+        <w:rPr>
+          <w:color w:val="FFFFFF"/>
+          <w:spacing w:val="-4"/>
+        </w:rPr>
+        <w:t>of</w:t>
+      </w:r>
+      <w:r>
+        <w:rPr>
+          <w:color w:val="FFFFFF"/>
+          <w:spacing w:val="-25"/>
+        </w:rPr>
+        <w:t xml:space="preserve"> </w:t>
+      </w:r>
+      <w:r>
+        <w:rPr>
+          <w:color w:val="FFFFFF"/>
+          <w:spacing w:val="-4"/>
+        </w:rPr>
+        <w:t>vulnerabilities</w:t>
+      </w:r>
+      <w:r>
+        <w:rPr>
+          <w:color w:val="FFFFFF"/>
+          <w:spacing w:val="-22"/>
+        </w:rPr>
+        <w:t xml:space="preserve"> </w:t>
+      </w:r>
+      <w:r>
+        <w:rPr>
+          <w:color w:val="FFFFFF"/>
+          <w:spacing w:val="-4"/>
+        </w:rPr>
+        <w:t>discovered,</w:t>
+      </w:r>
+      <w:r>
+        <w:rPr>
+          <w:color w:val="FFFFFF"/>
+          <w:spacing w:val="-23"/>
+        </w:rPr>
+        <w:t xml:space="preserve"> </w:t>
+      </w:r>
+      <w:r>
+        <w:rPr>
+          <w:color w:val="FFFFFF"/>
+          <w:spacing w:val="-4"/>
+        </w:rPr>
+        <w:t>ranked</w:t>
+      </w:r>
+      <w:r>
+        <w:rPr>
+          <w:color w:val="FFFFFF"/>
+          <w:spacing w:val="-22"/>
+        </w:rPr>
+        <w:t xml:space="preserve"> </w:t>
+      </w:r>
+      <w:r>
+        <w:rPr>
+          <w:color w:val="FFFFFF"/>
+          <w:spacing w:val="-4"/>
+        </w:rPr>
+        <w:t>by</w:t>
+      </w:r>
+      <w:r>
+        <w:rPr>
+          <w:color w:val="FFFFFF"/>
+          <w:spacing w:val="-25"/>
+        </w:rPr>
+        <w:t xml:space="preserve"> </w:t>
+      </w:r>
+      <w:r>
+        <w:rPr>
+          <w:color w:val="FFFFFF"/>
+          <w:spacing w:val="-4"/>
+        </w:rPr>
+        <w:t>severity:</w:t>
+      </w:r>
+    </w:p>
+    <w:p>
+      <w:pPr>
+        <w:pStyle w:val="BodyText"/>
+      </w:pPr>
+    </w:p>
+    <w:p>
+      <w:pPr>
+        <w:pStyle w:val="BodyText"/>
+      </w:pPr>
+    </w:p>
+    <w:p>
+      <w:pPr>
+        <w:pStyle w:val="BodyText"/>
+      </w:pPr>
+      <w:r>
+        <w:rPr>
           <w:noProof/>
           <w:color w:val="FFFFFF"/>
           <w:spacing w:val="-4"/>
@@ -1142,13 +1263,13 @@
         <mc:AlternateContent>
           <mc:Choice Requires="wps">
             <w:drawing>
-              <wp:anchor distT="0" distB="0" distL="114300" distR="114300" simplePos="0" relativeHeight="251682816" behindDoc="0" locked="0" layoutInCell="1" allowOverlap="1" wp14:anchorId="064E682B" wp14:editId="7747A2DF">
+              <wp:anchor distT="0" distB="0" distL="114300" distR="114300" simplePos="0" relativeHeight="251664896" behindDoc="0" locked="0" layoutInCell="1" allowOverlap="1" wp14:anchorId="064E682B" wp14:editId="11351FEB">
                 <wp:simplePos x="0" y="0"/>
                 <wp:positionH relativeFrom="column">
-                  <wp:posOffset>3271520</wp:posOffset>
+                  <wp:posOffset>3280573</wp:posOffset>
                 </wp:positionH>
                 <wp:positionV relativeFrom="paragraph">
-                  <wp:posOffset>1790065</wp:posOffset>
+                  <wp:posOffset>686605</wp:posOffset>
                 </wp:positionV>
                 <wp:extent cx="292100" cy="279400"/>
                 <wp:effectExtent l="0" t="0" r="0" b="6350"/>
@@ -1213,7 +1334,7 @@
                 <v:stroke joinstyle="miter"/>
                 <v:path gradientshapeok="t" o:connecttype="rect"/>
               </v:shapetype>
-              <v:shape id="Text Box 8" o:spid="_x0000_s1026" type="#_x0000_t202" style="position:absolute;left:0;text-align:left;margin-left:257.6pt;margin-top:140.95pt;width:23pt;height:22pt;z-index:251682816;visibility:visible;mso-wrap-style:square;mso-width-percent:0;mso-height-percent:0;mso-wrap-distance-left:9pt;mso-wrap-distance-top:0;mso-wrap-distance-right:9pt;mso-wrap-distance-bottom:0;mso-position-horizontal:absolute;mso-position-horizontal-relative:text;mso-position-vertical:absolute;mso-position-vertical-relative:text;mso-width-percent:0;mso-height-percent:0;mso-width-relative:margin;mso-height-relative:margin;v-text-anchor:top" o:gfxdata="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" filled="f" stroked="f" strokeweight=".5pt">
+              <v:shape id="Text Box 8" o:spid="_x0000_s1026" type="#_x0000_t202" style="position:absolute;margin-left:258.3pt;margin-top:54.05pt;width:23pt;height:22pt;z-index:251664896;visibility:visible;mso-wrap-style:square;mso-width-percent:0;mso-height-percent:0;mso-wrap-distance-left:9pt;mso-wrap-distance-top:0;mso-wrap-distance-right:9pt;mso-wrap-distance-bottom:0;mso-position-horizontal:absolute;mso-position-horizontal-relative:text;mso-position-vertical:absolute;mso-position-vertical-relative:text;mso-width-percent:0;mso-height-percent:0;mso-width-relative:margin;mso-height-relative:margin;v-text-anchor:top" o:gfxdata="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" filled="f" stroked="f" strokeweight=".5pt">
                 <v:textbox>
                   <w:txbxContent>
                     <w:p>
@@ -1236,154 +1357,6 @@
           </mc:Fallback>
         </mc:AlternateContent>
       </w:r>
-      <w:r>
-        <w:rPr>
-          <w:color w:val="FFFFFF"/>
-          <w:spacing w:val="-4"/>
-        </w:rPr>
-        <w:t>Below</w:t>
-      </w:r>
-      <w:r>
-        <w:rPr>
-          <w:color w:val="FFFFFF"/>
-          <w:spacing w:val="-18"/>
-        </w:rPr>
-        <w:t xml:space="preserve"> </w:t>
-      </w:r>
-      <w:r>
-        <w:rPr>
-          <w:color w:val="FFFFFF"/>
-          <w:spacing w:val="-4"/>
-        </w:rPr>
-        <w:t>is</w:t>
-      </w:r>
-      <w:r>
-        <w:rPr>
-          <w:color w:val="FFFFFF"/>
-          <w:spacing w:val="-24"/>
-        </w:rPr>
-        <w:t xml:space="preserve"> </w:t>
-      </w:r>
-      <w:r>
-        <w:rPr>
-          <w:color w:val="FFFFFF"/>
-          <w:spacing w:val="-4"/>
-        </w:rPr>
-        <w:t>the</w:t>
-      </w:r>
-      <w:r>
-        <w:rPr>
-          <w:color w:val="FFFFFF"/>
-          <w:spacing w:val="-22"/>
-        </w:rPr>
-        <w:t xml:space="preserve"> </w:t>
-      </w:r>
-      <w:r>
-        <w:rPr>
-          <w:color w:val="FFFFFF"/>
-          <w:spacing w:val="-4"/>
-        </w:rPr>
-        <w:t>list</w:t>
-      </w:r>
-      <w:r>
-        <w:rPr>
-          <w:color w:val="FFFFFF"/>
-          <w:spacing w:val="-25"/>
-        </w:rPr>
-        <w:t xml:space="preserve"> </w:t>
-      </w:r>
-      <w:r>
-        <w:rPr>
-          <w:color w:val="FFFFFF"/>
-          <w:spacing w:val="-4"/>
-        </w:rPr>
-        <w:t>of</w:t>
-      </w:r>
-      <w:r>
-        <w:rPr>
-          <w:color w:val="FFFFFF"/>
-          <w:spacing w:val="-25"/>
-        </w:rPr>
-        <w:t xml:space="preserve"> </w:t>
-      </w:r>
-      <w:r>
-        <w:rPr>
-          <w:color w:val="FFFFFF"/>
-          <w:spacing w:val="-4"/>
-        </w:rPr>
-        <w:t>vulnerabilities</w:t>
-      </w:r>
-      <w:r>
-        <w:rPr>
-          <w:color w:val="FFFFFF"/>
-          <w:spacing w:val="-22"/>
-        </w:rPr>
-        <w:t xml:space="preserve"> </w:t>
-      </w:r>
-      <w:r>
-        <w:rPr>
-          <w:color w:val="FFFFFF"/>
-          <w:spacing w:val="-4"/>
-        </w:rPr>
-        <w:t>discovered,</w:t>
-      </w:r>
-      <w:r>
-        <w:rPr>
-          <w:color w:val="FFFFFF"/>
-          <w:spacing w:val="-23"/>
-        </w:rPr>
-        <w:t xml:space="preserve"> </w:t>
-      </w:r>
-      <w:r>
-        <w:rPr>
-          <w:color w:val="FFFFFF"/>
-          <w:spacing w:val="-4"/>
-        </w:rPr>
-        <w:t>ranked</w:t>
-      </w:r>
-      <w:r>
-        <w:rPr>
-          <w:color w:val="FFFFFF"/>
-          <w:spacing w:val="-22"/>
-        </w:rPr>
-        <w:t xml:space="preserve"> </w:t>
-      </w:r>
-      <w:r>
-        <w:rPr>
-          <w:color w:val="FFFFFF"/>
-          <w:spacing w:val="-4"/>
-        </w:rPr>
-        <w:t>by</w:t>
-      </w:r>
-      <w:r>
-        <w:rPr>
-          <w:color w:val="FFFFFF"/>
-          <w:spacing w:val="-25"/>
-        </w:rPr>
-        <w:t xml:space="preserve"> </w:t>
-      </w:r>
-      <w:r>
-        <w:rPr>
-          <w:color w:val="FFFFFF"/>
-          <w:spacing w:val="-4"/>
-        </w:rPr>
-        <w:t>severity:</w:t>
-      </w:r>
-    </w:p>
-    <w:p>
-      <w:pPr>
-        <w:pStyle w:val="BodyText"/>
-      </w:pPr>
-    </w:p>
-    <w:p>
-      <w:pPr>
-        <w:pStyle w:val="BodyText"/>
-      </w:pPr>
-    </w:p>
-    <w:p>
-      <w:pPr>
-        <w:pStyle w:val="BodyText"/>
-      </w:pPr>
     </w:p>
     <w:p>
       <w:pPr>
@@ -1406,7 +1379,7 @@
         </w:rPr>
         <w:lastRenderedPageBreak/>
         <w:drawing>
-          <wp:anchor distT="0" distB="0" distL="0" distR="0" simplePos="0" relativeHeight="251632640" behindDoc="1" locked="0" layoutInCell="1" allowOverlap="1" wp14:anchorId="73E28B6B" wp14:editId="1B22C5B3">
+          <wp:anchor distT="0" distB="0" distL="0" distR="0" simplePos="0" relativeHeight="251631104" behindDoc="1" locked="0" layoutInCell="1" allowOverlap="1" wp14:anchorId="73E28B6B" wp14:editId="03216EDD">
             <wp:simplePos x="0" y="0"/>
             <wp:positionH relativeFrom="page">
               <wp:posOffset>0</wp:posOffset>
@@ -1516,7 +1489,7 @@
         <mc:AlternateContent>
           <mc:Choice Requires="wps">
             <w:drawing>
-              <wp:anchor distT="0" distB="0" distL="0" distR="0" simplePos="0" relativeHeight="251634688" behindDoc="1" locked="0" layoutInCell="1" allowOverlap="1" wp14:anchorId="365633E4" wp14:editId="4C5C932E">
+              <wp:anchor distT="0" distB="0" distL="0" distR="0" simplePos="0" relativeHeight="251633152" behindDoc="1" locked="0" layoutInCell="1" allowOverlap="1" wp14:anchorId="365633E4" wp14:editId="786679F3">
                 <wp:simplePos x="0" y="0"/>
                 <wp:positionH relativeFrom="page">
                   <wp:posOffset>920750</wp:posOffset>
@@ -1580,7 +1553,7 @@
           </mc:Choice>
           <mc:Fallback>
             <w:pict>
-              <v:shape w14:anchorId="6C1874D2" id="Graphic 7" o:spid="_x0000_s1026" style="position:absolute;margin-left:72.5pt;margin-top:13.5pt;width:480.25pt;height:.1pt;z-index:-251681792;visibility:visible;mso-wrap-style:square;mso-wrap-distance-left:0;mso-wrap-distance-top:0;mso-wrap-distance-right:0;mso-wrap-distance-bottom:0;mso-position-horizontal:absolute;mso-position-horizontal-relative:page;mso-position-vertical:absolute;mso-position-vertical-relative:text;v-text-anchor:top" coordsize="6099175,1270" o:gfxdata="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" path="m,l6099048,e" filled="f" strokecolor="white" strokeweight=".14036mm">
+              <v:shape w14:anchorId="3EA4B73C" id="Graphic 7" o:spid="_x0000_s1026" style="position:absolute;margin-left:72.5pt;margin-top:13.5pt;width:480.25pt;height:.1pt;z-index:-251683328;visibility:visible;mso-wrap-style:square;mso-wrap-distance-left:0;mso-wrap-distance-top:0;mso-wrap-distance-right:0;mso-wrap-distance-bottom:0;mso-position-horizontal:absolute;mso-position-horizontal-relative:page;mso-position-vertical:absolute;mso-position-vertical-relative:text;v-text-anchor:top" coordsize="6099175,1270" o:gfxdata="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" path="m,l6099048,e" filled="f" strokecolor="white" strokeweight=".14036mm">
                 <v:path arrowok="t"/>
                 <w10:wrap type="topAndBottom" anchorx="page"/>
               </v:shape>
@@ -1653,21 +1626,12 @@
         </w:rPr>
         <w:t xml:space="preserve"> </w:t>
       </w:r>
-      <w:proofErr w:type="spellStart"/>
       <w:r>
         <w:rPr>
           <w:color w:val="FFFFFF"/>
           <w:spacing w:val="-6"/>
         </w:rPr>
-        <w:t>activate_emergency_protocols</w:t>
-      </w:r>
-      <w:proofErr w:type="spellEnd"/>
-      <w:r>
-        <w:rPr>
-          <w:color w:val="FFFFFF"/>
-          <w:spacing w:val="-6"/>
-        </w:rPr>
-        <w:t xml:space="preserve"> </w:t>
+        <w:t xml:space="preserve">activate_emergency_protocols </w:t>
       </w:r>
       <w:r>
         <w:rPr>
@@ -1845,33 +1809,11 @@
         </w:rPr>
         <w:t xml:space="preserve"> </w:t>
       </w:r>
-      <w:proofErr w:type="spellStart"/>
-      <w:r>
-        <w:rPr>
-          <w:color w:val="FFFFFF"/>
-        </w:rPr>
-        <w:t>utilitary</w:t>
-      </w:r>
-      <w:proofErr w:type="spellEnd"/>
-      <w:r>
-        <w:rPr>
-          <w:color w:val="FFFFFF"/>
-        </w:rPr>
-        <w:t xml:space="preserve"> </w:t>
-      </w:r>
-      <w:proofErr w:type="spellStart"/>
-      <w:r>
-        <w:rPr>
-          <w:color w:val="FFFFFF"/>
-        </w:rPr>
-        <w:t>upx</w:t>
-      </w:r>
-      <w:proofErr w:type="spellEnd"/>
-      <w:r>
-        <w:rPr>
-          <w:color w:val="FFFFFF"/>
-        </w:rPr>
-        <w:t>,</w:t>
+      <w:r>
+        <w:rPr>
+          <w:color w:val="FFFFFF"/>
+        </w:rPr>
+        <w:t>utilitary upx,</w:t>
       </w:r>
       <w:r>
         <w:rPr>
@@ -2417,7 +2359,7 @@
           <w:sz w:val="19"/>
         </w:rPr>
         <w:drawing>
-          <wp:anchor distT="0" distB="0" distL="0" distR="0" simplePos="0" relativeHeight="251635712" behindDoc="1" locked="0" layoutInCell="1" allowOverlap="1" wp14:anchorId="4C3CBDED" wp14:editId="16872807">
+          <wp:anchor distT="0" distB="0" distL="0" distR="0" simplePos="0" relativeHeight="251635200" behindDoc="1" locked="0" layoutInCell="1" allowOverlap="1" wp14:anchorId="4C3CBDED" wp14:editId="0E615C30">
             <wp:simplePos x="0" y="0"/>
             <wp:positionH relativeFrom="page">
               <wp:posOffset>539750</wp:posOffset>
@@ -2541,7 +2483,7 @@
           <w:sz w:val="19"/>
         </w:rPr>
         <w:drawing>
-          <wp:anchor distT="0" distB="0" distL="0" distR="0" simplePos="0" relativeHeight="251636736" behindDoc="1" locked="0" layoutInCell="1" allowOverlap="1" wp14:anchorId="628A372C" wp14:editId="5A173FA0">
+          <wp:anchor distT="0" distB="0" distL="0" distR="0" simplePos="0" relativeHeight="251636224" behindDoc="1" locked="0" layoutInCell="1" allowOverlap="1" wp14:anchorId="628A372C" wp14:editId="481A491F">
             <wp:simplePos x="0" y="0"/>
             <wp:positionH relativeFrom="page">
               <wp:posOffset>539750</wp:posOffset>
@@ -2623,13 +2565,13 @@
         <mc:AlternateContent>
           <mc:Choice Requires="wps">
             <w:drawing>
-              <wp:anchor distT="0" distB="0" distL="114300" distR="114300" simplePos="0" relativeHeight="251637760" behindDoc="0" locked="0" layoutInCell="1" allowOverlap="1" wp14:anchorId="6D270FD2" wp14:editId="48F0C7F9">
+              <wp:anchor distT="0" distB="0" distL="114300" distR="114300" simplePos="0" relativeHeight="251637248" behindDoc="0" locked="0" layoutInCell="1" allowOverlap="1" wp14:anchorId="6D270FD2" wp14:editId="3BFD58B4">
                 <wp:simplePos x="0" y="0"/>
                 <wp:positionH relativeFrom="column">
                   <wp:posOffset>3284220</wp:posOffset>
                 </wp:positionH>
                 <wp:positionV relativeFrom="paragraph">
-                  <wp:posOffset>2097405</wp:posOffset>
+                  <wp:posOffset>2124566</wp:posOffset>
                 </wp:positionV>
                 <wp:extent cx="292100" cy="279400"/>
                 <wp:effectExtent l="0" t="0" r="0" b="6350"/>
@@ -2690,7 +2632,7 @@
           </mc:Choice>
           <mc:Fallback>
             <w:pict>
-              <v:shape w14:anchorId="6D270FD2" id="_x0000_s1027" type="#_x0000_t202" style="position:absolute;margin-left:258.6pt;margin-top:165.15pt;width:23pt;height:22pt;z-index:251637760;visibility:visible;mso-wrap-style:square;mso-width-percent:0;mso-height-percent:0;mso-wrap-distance-left:9pt;mso-wrap-distance-top:0;mso-wrap-distance-right:9pt;mso-wrap-distance-bottom:0;mso-position-horizontal:absolute;mso-position-horizontal-relative:text;mso-position-vertical:absolute;mso-position-vertical-relative:text;mso-width-percent:0;mso-height-percent:0;mso-width-relative:margin;mso-height-relative:margin;v-text-anchor:top" o:gfxdata="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" filled="f" stroked="f" strokeweight=".5pt">
+              <v:shape w14:anchorId="6D270FD2" id="_x0000_s1027" type="#_x0000_t202" style="position:absolute;margin-left:258.6pt;margin-top:167.3pt;width:23pt;height:22pt;z-index:251637248;visibility:visible;mso-wrap-style:square;mso-width-percent:0;mso-height-percent:0;mso-wrap-distance-left:9pt;mso-wrap-distance-top:0;mso-wrap-distance-right:9pt;mso-wrap-distance-bottom:0;mso-position-horizontal:absolute;mso-position-horizontal-relative:text;mso-position-vertical:absolute;mso-position-vertical-relative:text;mso-width-percent:0;mso-height-percent:0;mso-width-relative:margin;mso-height-relative:margin;v-text-anchor:top" o:gfxdata="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" filled="f" stroked="f" strokeweight=".5pt">
                 <v:textbox>
                   <w:txbxContent>
                     <w:p>
@@ -2719,7 +2661,7 @@
           <w:sz w:val="19"/>
         </w:rPr>
         <w:drawing>
-          <wp:anchor distT="0" distB="0" distL="0" distR="0" simplePos="0" relativeHeight="251664384" behindDoc="1" locked="0" layoutInCell="1" allowOverlap="1" wp14:anchorId="49FC9FF7" wp14:editId="58DE74FF">
+          <wp:anchor distT="0" distB="0" distL="0" distR="0" simplePos="0" relativeHeight="251665920" behindDoc="1" locked="0" layoutInCell="1" allowOverlap="1" wp14:anchorId="49FC9FF7" wp14:editId="4A5F149B">
             <wp:simplePos x="0" y="0"/>
             <wp:positionH relativeFrom="page">
               <wp:posOffset>539750</wp:posOffset>
@@ -2788,13 +2730,13 @@
         </w:rPr>
         <w:lastRenderedPageBreak/>
         <w:drawing>
-          <wp:anchor distT="0" distB="0" distL="0" distR="0" simplePos="0" relativeHeight="251633664" behindDoc="1" locked="0" layoutInCell="1" allowOverlap="1" wp14:anchorId="1D9E8925" wp14:editId="20071FD3">
+          <wp:anchor distT="0" distB="0" distL="0" distR="0" simplePos="0" relativeHeight="251632128" behindDoc="1" locked="0" layoutInCell="1" allowOverlap="1" wp14:anchorId="1D9E8925" wp14:editId="1E3B6876">
             <wp:simplePos x="0" y="0"/>
             <wp:positionH relativeFrom="page">
               <wp:posOffset>0</wp:posOffset>
             </wp:positionH>
             <wp:positionV relativeFrom="page">
-              <wp:posOffset>0</wp:posOffset>
+              <wp:posOffset>-17102</wp:posOffset>
             </wp:positionV>
             <wp:extent cx="7562088" cy="10691493"/>
             <wp:effectExtent l="0" t="0" r="0" b="0"/>
@@ -2849,6 +2791,610 @@
       </w:pPr>
       <w:r>
         <w:rPr>
+          <w:color w:val="FFFFFF"/>
+        </w:rPr>
+        <w:t>An</w:t>
+      </w:r>
+      <w:r>
+        <w:rPr>
+          <w:color w:val="FFFFFF"/>
+          <w:spacing w:val="-18"/>
+        </w:rPr>
+        <w:t xml:space="preserve"> </w:t>
+      </w:r>
+      <w:r>
+        <w:rPr>
+          <w:color w:val="FFFFFF"/>
+        </w:rPr>
+        <w:t>attacker</w:t>
+      </w:r>
+      <w:r>
+        <w:rPr>
+          <w:color w:val="FFFFFF"/>
+          <w:spacing w:val="-16"/>
+        </w:rPr>
+        <w:t xml:space="preserve"> </w:t>
+      </w:r>
+      <w:r>
+        <w:rPr>
+          <w:color w:val="FFFFFF"/>
+        </w:rPr>
+        <w:t>can</w:t>
+      </w:r>
+      <w:r>
+        <w:rPr>
+          <w:color w:val="FFFFFF"/>
+          <w:spacing w:val="-17"/>
+        </w:rPr>
+        <w:t xml:space="preserve"> </w:t>
+      </w:r>
+      <w:r>
+        <w:rPr>
+          <w:color w:val="FFFFFF"/>
+        </w:rPr>
+        <w:t>gain</w:t>
+      </w:r>
+      <w:r>
+        <w:rPr>
+          <w:color w:val="FFFFFF"/>
+          <w:spacing w:val="-17"/>
+        </w:rPr>
+        <w:t xml:space="preserve"> </w:t>
+      </w:r>
+      <w:r>
+        <w:rPr>
+          <w:color w:val="FFFFFF"/>
+        </w:rPr>
+        <w:t>admin</w:t>
+      </w:r>
+      <w:r>
+        <w:rPr>
+          <w:color w:val="FFFFFF"/>
+          <w:spacing w:val="-17"/>
+        </w:rPr>
+        <w:t xml:space="preserve"> </w:t>
+      </w:r>
+      <w:r>
+        <w:rPr>
+          <w:color w:val="FFFFFF"/>
+        </w:rPr>
+        <w:t>privileges</w:t>
+      </w:r>
+      <w:r>
+        <w:rPr>
+          <w:color w:val="FFFFFF"/>
+          <w:spacing w:val="-17"/>
+        </w:rPr>
+        <w:t xml:space="preserve"> </w:t>
+      </w:r>
+      <w:r>
+        <w:rPr>
+          <w:color w:val="FFFFFF"/>
+        </w:rPr>
+        <w:t>over</w:t>
+      </w:r>
+      <w:r>
+        <w:rPr>
+          <w:color w:val="FFFFFF"/>
+          <w:spacing w:val="-16"/>
+        </w:rPr>
+        <w:t xml:space="preserve"> </w:t>
+      </w:r>
+      <w:r>
+        <w:rPr>
+          <w:color w:val="FFFFFF"/>
+        </w:rPr>
+        <w:t>the</w:t>
+      </w:r>
+      <w:r>
+        <w:rPr>
+          <w:color w:val="FFFFFF"/>
+          <w:spacing w:val="-19"/>
+        </w:rPr>
+        <w:t xml:space="preserve"> </w:t>
+      </w:r>
+      <w:r>
+        <w:rPr>
+          <w:color w:val="FFFFFF"/>
+        </w:rPr>
+        <w:t>application,</w:t>
+      </w:r>
+      <w:r>
+        <w:rPr>
+          <w:color w:val="FFFFFF"/>
+          <w:spacing w:val="-16"/>
+        </w:rPr>
+        <w:t xml:space="preserve"> </w:t>
+      </w:r>
+      <w:r>
+        <w:rPr>
+          <w:color w:val="FFFFFF"/>
+        </w:rPr>
+        <w:t>managing</w:t>
+      </w:r>
+      <w:r>
+        <w:rPr>
+          <w:color w:val="FFFFFF"/>
+          <w:spacing w:val="-16"/>
+        </w:rPr>
+        <w:t xml:space="preserve"> </w:t>
+      </w:r>
+      <w:r>
+        <w:rPr>
+          <w:color w:val="FFFFFF"/>
+        </w:rPr>
+        <w:t>to</w:t>
+      </w:r>
+      <w:r>
+        <w:rPr>
+          <w:color w:val="FFFFFF"/>
+          <w:spacing w:val="-17"/>
+        </w:rPr>
+        <w:t xml:space="preserve"> </w:t>
+      </w:r>
+      <w:r>
+        <w:rPr>
+          <w:color w:val="FFFFFF"/>
+        </w:rPr>
+        <w:t>bypass</w:t>
+      </w:r>
+      <w:r>
+        <w:rPr>
+          <w:color w:val="FFFFFF"/>
+          <w:spacing w:val="-20"/>
+        </w:rPr>
+        <w:t xml:space="preserve"> </w:t>
+      </w:r>
+      <w:r>
+        <w:rPr>
+          <w:color w:val="FFFFFF"/>
+        </w:rPr>
+        <w:t>all</w:t>
+      </w:r>
+      <w:r>
+        <w:rPr>
+          <w:color w:val="FFFFFF"/>
+          <w:spacing w:val="-15"/>
+        </w:rPr>
+        <w:t xml:space="preserve"> </w:t>
+      </w:r>
+      <w:r>
+        <w:rPr>
+          <w:color w:val="FFFFFF"/>
+        </w:rPr>
+        <w:t>security layers, granting unauthorized access to multiple functio</w:t>
+      </w:r>
+      <w:r>
+        <w:rPr>
+          <w:color w:val="FFFFFF"/>
+        </w:rPr>
+        <w:t>ns.</w:t>
+      </w:r>
+    </w:p>
+    <w:p>
+      <w:pPr>
+        <w:pStyle w:val="BodyText"/>
+        <w:ind w:left="142"/>
+        <w:rPr>
+          <w:color w:val="FFFFFF"/>
+        </w:rPr>
+      </w:pPr>
+    </w:p>
+    <w:p>
+      <w:pPr>
+        <w:pStyle w:val="BodyText"/>
+        <w:ind w:left="142"/>
+        <w:rPr>
+          <w:color w:val="FFFFFF"/>
+        </w:rPr>
+      </w:pPr>
+    </w:p>
+    <w:p>
+      <w:pPr>
+        <w:pStyle w:val="BodyText"/>
+        <w:ind w:left="142"/>
+        <w:rPr>
+          <w:color w:val="FFFFFF"/>
+        </w:rPr>
+      </w:pPr>
+    </w:p>
+    <w:p>
+      <w:pPr>
+        <w:pStyle w:val="BodyText"/>
+        <w:ind w:left="142"/>
+        <w:rPr>
+          <w:color w:val="FFFFFF"/>
+        </w:rPr>
+      </w:pPr>
+    </w:p>
+    <w:p>
+      <w:pPr>
+        <w:pStyle w:val="BodyText"/>
+        <w:ind w:left="142"/>
+        <w:rPr>
+          <w:color w:val="FFFFFF"/>
+        </w:rPr>
+      </w:pPr>
+    </w:p>
+    <w:p>
+      <w:pPr>
+        <w:pStyle w:val="BodyText"/>
+        <w:ind w:left="142"/>
+        <w:rPr>
+          <w:color w:val="FFFFFF"/>
+        </w:rPr>
+      </w:pPr>
+    </w:p>
+    <w:p>
+      <w:pPr>
+        <w:pStyle w:val="BodyText"/>
+        <w:ind w:left="142"/>
+        <w:rPr>
+          <w:color w:val="FFFFFF"/>
+        </w:rPr>
+      </w:pPr>
+    </w:p>
+    <w:p>
+      <w:pPr>
+        <w:pStyle w:val="BodyText"/>
+        <w:ind w:left="142"/>
+        <w:rPr>
+          <w:color w:val="FFFFFF"/>
+        </w:rPr>
+      </w:pPr>
+    </w:p>
+    <w:p>
+      <w:pPr>
+        <w:pStyle w:val="BodyText"/>
+        <w:ind w:left="142"/>
+        <w:rPr>
+          <w:color w:val="FFFFFF"/>
+        </w:rPr>
+      </w:pPr>
+    </w:p>
+    <w:p>
+      <w:pPr>
+        <w:pStyle w:val="BodyText"/>
+        <w:ind w:left="142"/>
+        <w:rPr>
+          <w:color w:val="FFFFFF"/>
+        </w:rPr>
+      </w:pPr>
+    </w:p>
+    <w:p>
+      <w:pPr>
+        <w:pStyle w:val="BodyText"/>
+        <w:ind w:left="142"/>
+        <w:rPr>
+          <w:color w:val="FFFFFF"/>
+        </w:rPr>
+      </w:pPr>
+    </w:p>
+    <w:p>
+      <w:pPr>
+        <w:pStyle w:val="BodyText"/>
+        <w:ind w:left="142"/>
+        <w:rPr>
+          <w:color w:val="FFFFFF"/>
+        </w:rPr>
+      </w:pPr>
+    </w:p>
+    <w:p>
+      <w:pPr>
+        <w:pStyle w:val="BodyText"/>
+        <w:ind w:left="142"/>
+        <w:rPr>
+          <w:color w:val="FFFFFF"/>
+        </w:rPr>
+      </w:pPr>
+    </w:p>
+    <w:p>
+      <w:pPr>
+        <w:pStyle w:val="BodyText"/>
+        <w:ind w:left="142"/>
+        <w:rPr>
+          <w:color w:val="FFFFFF"/>
+        </w:rPr>
+      </w:pPr>
+    </w:p>
+    <w:p>
+      <w:pPr>
+        <w:pStyle w:val="BodyText"/>
+        <w:ind w:left="142"/>
+        <w:rPr>
+          <w:color w:val="FFFFFF"/>
+        </w:rPr>
+      </w:pPr>
+    </w:p>
+    <w:p>
+      <w:pPr>
+        <w:pStyle w:val="BodyText"/>
+        <w:ind w:left="142"/>
+        <w:rPr>
+          <w:color w:val="FFFFFF"/>
+        </w:rPr>
+      </w:pPr>
+    </w:p>
+    <w:p>
+      <w:pPr>
+        <w:pStyle w:val="BodyText"/>
+        <w:ind w:left="142"/>
+        <w:rPr>
+          <w:color w:val="FFFFFF"/>
+        </w:rPr>
+      </w:pPr>
+    </w:p>
+    <w:p>
+      <w:pPr>
+        <w:pStyle w:val="BodyText"/>
+        <w:ind w:left="142"/>
+        <w:rPr>
+          <w:color w:val="FFFFFF"/>
+        </w:rPr>
+      </w:pPr>
+    </w:p>
+    <w:p>
+      <w:pPr>
+        <w:pStyle w:val="BodyText"/>
+        <w:ind w:left="142"/>
+        <w:rPr>
+          <w:color w:val="FFFFFF"/>
+        </w:rPr>
+      </w:pPr>
+    </w:p>
+    <w:p>
+      <w:pPr>
+        <w:pStyle w:val="BodyText"/>
+        <w:ind w:left="142"/>
+        <w:rPr>
+          <w:color w:val="FFFFFF"/>
+        </w:rPr>
+      </w:pPr>
+    </w:p>
+    <w:p>
+      <w:pPr>
+        <w:pStyle w:val="BodyText"/>
+        <w:ind w:left="142"/>
+        <w:rPr>
+          <w:color w:val="FFFFFF"/>
+        </w:rPr>
+      </w:pPr>
+    </w:p>
+    <w:p>
+      <w:pPr>
+        <w:pStyle w:val="BodyText"/>
+        <w:ind w:left="142"/>
+        <w:rPr>
+          <w:color w:val="FFFFFF"/>
+        </w:rPr>
+      </w:pPr>
+    </w:p>
+    <w:p>
+      <w:pPr>
+        <w:pStyle w:val="BodyText"/>
+        <w:ind w:left="142"/>
+        <w:rPr>
+          <w:color w:val="FFFFFF"/>
+        </w:rPr>
+      </w:pPr>
+    </w:p>
+    <w:p>
+      <w:pPr>
+        <w:pStyle w:val="BodyText"/>
+        <w:ind w:left="142"/>
+        <w:rPr>
+          <w:color w:val="FFFFFF"/>
+        </w:rPr>
+      </w:pPr>
+    </w:p>
+    <w:p>
+      <w:pPr>
+        <w:pStyle w:val="BodyText"/>
+        <w:ind w:left="142"/>
+        <w:rPr>
+          <w:color w:val="FFFFFF"/>
+        </w:rPr>
+      </w:pPr>
+    </w:p>
+    <w:p>
+      <w:pPr>
+        <w:pStyle w:val="BodyText"/>
+        <w:ind w:left="142"/>
+        <w:rPr>
+          <w:color w:val="FFFFFF"/>
+        </w:rPr>
+      </w:pPr>
+    </w:p>
+    <w:p>
+      <w:pPr>
+        <w:pStyle w:val="BodyText"/>
+        <w:ind w:left="142"/>
+        <w:rPr>
+          <w:color w:val="FFFFFF"/>
+        </w:rPr>
+      </w:pPr>
+    </w:p>
+    <w:p>
+      <w:pPr>
+        <w:pStyle w:val="BodyText"/>
+        <w:ind w:left="142"/>
+        <w:rPr>
+          <w:color w:val="FFFFFF"/>
+        </w:rPr>
+      </w:pPr>
+    </w:p>
+    <w:p>
+      <w:pPr>
+        <w:pStyle w:val="BodyText"/>
+        <w:ind w:left="142"/>
+        <w:rPr>
+          <w:color w:val="FFFFFF"/>
+        </w:rPr>
+      </w:pPr>
+    </w:p>
+    <w:p>
+      <w:pPr>
+        <w:pStyle w:val="BodyText"/>
+        <w:ind w:left="142"/>
+        <w:rPr>
+          <w:color w:val="FFFFFF"/>
+        </w:rPr>
+      </w:pPr>
+    </w:p>
+    <w:p>
+      <w:pPr>
+        <w:pStyle w:val="BodyText"/>
+        <w:ind w:left="142"/>
+        <w:rPr>
+          <w:color w:val="FFFFFF"/>
+        </w:rPr>
+      </w:pPr>
+    </w:p>
+    <w:p>
+      <w:pPr>
+        <w:pStyle w:val="BodyText"/>
+        <w:ind w:left="142"/>
+        <w:rPr>
+          <w:color w:val="FFFFFF"/>
+        </w:rPr>
+      </w:pPr>
+    </w:p>
+    <w:p>
+      <w:pPr>
+        <w:pStyle w:val="BodyText"/>
+        <w:ind w:left="142"/>
+        <w:rPr>
+          <w:color w:val="FFFFFF"/>
+        </w:rPr>
+      </w:pPr>
+    </w:p>
+    <w:p>
+      <w:pPr>
+        <w:pStyle w:val="BodyText"/>
+        <w:ind w:left="142"/>
+        <w:rPr>
+          <w:color w:val="FFFFFF"/>
+        </w:rPr>
+      </w:pPr>
+    </w:p>
+    <w:p>
+      <w:pPr>
+        <w:pStyle w:val="BodyText"/>
+        <w:ind w:left="142"/>
+        <w:rPr>
+          <w:color w:val="FFFFFF"/>
+        </w:rPr>
+      </w:pPr>
+    </w:p>
+    <w:p>
+      <w:pPr>
+        <w:pStyle w:val="BodyText"/>
+        <w:ind w:left="142"/>
+        <w:rPr>
+          <w:color w:val="FFFFFF"/>
+        </w:rPr>
+      </w:pPr>
+    </w:p>
+    <w:p>
+      <w:pPr>
+        <w:pStyle w:val="BodyText"/>
+        <w:ind w:left="142"/>
+        <w:rPr>
+          <w:color w:val="FFFFFF"/>
+        </w:rPr>
+      </w:pPr>
+    </w:p>
+    <w:p>
+      <w:pPr>
+        <w:pStyle w:val="BodyText"/>
+        <w:ind w:left="142"/>
+        <w:rPr>
+          <w:color w:val="FFFFFF"/>
+        </w:rPr>
+      </w:pPr>
+    </w:p>
+    <w:p>
+      <w:pPr>
+        <w:pStyle w:val="BodyText"/>
+        <w:ind w:left="142"/>
+        <w:rPr>
+          <w:color w:val="FFFFFF"/>
+        </w:rPr>
+      </w:pPr>
+    </w:p>
+    <w:p>
+      <w:pPr>
+        <w:pStyle w:val="BodyText"/>
+        <w:ind w:left="142"/>
+        <w:rPr>
+          <w:color w:val="FFFFFF"/>
+        </w:rPr>
+      </w:pPr>
+    </w:p>
+    <w:p>
+      <w:pPr>
+        <w:pStyle w:val="BodyText"/>
+        <w:ind w:left="142"/>
+        <w:rPr>
+          <w:color w:val="FFFFFF"/>
+        </w:rPr>
+      </w:pPr>
+    </w:p>
+    <w:p>
+      <w:pPr>
+        <w:pStyle w:val="BodyText"/>
+        <w:ind w:left="142"/>
+        <w:rPr>
+          <w:color w:val="FFFFFF"/>
+        </w:rPr>
+      </w:pPr>
+    </w:p>
+    <w:p>
+      <w:pPr>
+        <w:pStyle w:val="BodyText"/>
+        <w:ind w:left="142"/>
+        <w:rPr>
+          <w:color w:val="FFFFFF"/>
+        </w:rPr>
+      </w:pPr>
+    </w:p>
+    <w:p>
+      <w:pPr>
+        <w:pStyle w:val="BodyText"/>
+        <w:ind w:left="142"/>
+        <w:rPr>
+          <w:color w:val="FFFFFF"/>
+        </w:rPr>
+      </w:pPr>
+    </w:p>
+    <w:p>
+      <w:pPr>
+        <w:pStyle w:val="BodyText"/>
+        <w:ind w:left="142"/>
+        <w:rPr>
+          <w:color w:val="FFFFFF"/>
+        </w:rPr>
+      </w:pPr>
+    </w:p>
+    <w:p>
+      <w:pPr>
+        <w:pStyle w:val="BodyText"/>
+        <w:ind w:left="142"/>
+        <w:rPr>
+          <w:color w:val="FFFFFF"/>
+        </w:rPr>
+      </w:pPr>
+    </w:p>
+    <w:p>
+      <w:pPr>
+        <w:pStyle w:val="BodyText"/>
+        <w:ind w:left="142"/>
+        <w:rPr>
+          <w:color w:val="FFFFFF"/>
+        </w:rPr>
+      </w:pPr>
+      <w:r>
+        <w:rPr>
           <w:noProof/>
           <w:color w:val="FFFFFF"/>
           <w:spacing w:val="-4"/>
@@ -2856,13 +3402,13 @@
         <mc:AlternateContent>
           <mc:Choice Requires="wps">
             <w:drawing>
-              <wp:anchor distT="0" distB="0" distL="114300" distR="114300" simplePos="0" relativeHeight="251638784" behindDoc="1" locked="0" layoutInCell="1" allowOverlap="1" wp14:anchorId="21B20395" wp14:editId="5834760B">
+              <wp:anchor distT="0" distB="0" distL="114300" distR="114300" simplePos="0" relativeHeight="251615744" behindDoc="1" locked="0" layoutInCell="1" allowOverlap="1" wp14:anchorId="21B20395" wp14:editId="724C89E1">
                 <wp:simplePos x="0" y="0"/>
                 <wp:positionH relativeFrom="column">
                   <wp:posOffset>3182620</wp:posOffset>
                 </wp:positionH>
                 <wp:positionV relativeFrom="paragraph">
-                  <wp:posOffset>8128000</wp:posOffset>
+                  <wp:posOffset>5080</wp:posOffset>
                 </wp:positionV>
                 <wp:extent cx="292100" cy="279400"/>
                 <wp:effectExtent l="0" t="0" r="0" b="6350"/>
@@ -2931,7 +3477,7 @@
           </mc:Choice>
           <mc:Fallback>
             <w:pict>
-              <v:shape w14:anchorId="21B20395" id="_x0000_s1028" type="#_x0000_t202" style="position:absolute;left:0;text-align:left;margin-left:250.6pt;margin-top:640pt;width:23pt;height:22pt;z-index:-251677696;visibility:visible;mso-wrap-style:square;mso-width-percent:0;mso-height-percent:0;mso-wrap-distance-left:9pt;mso-wrap-distance-top:0;mso-wrap-distance-right:9pt;mso-wrap-distance-bottom:0;mso-position-horizontal:absolute;mso-position-horizontal-relative:text;mso-position-vertical:absolute;mso-position-vertical-relative:text;mso-width-percent:0;mso-height-percent:0;mso-width-relative:margin;mso-height-relative:margin;v-text-anchor:top" o:gfxdata="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" filled="f" stroked="f" strokeweight=".5pt">
+              <v:shape w14:anchorId="21B20395" id="_x0000_s1028" type="#_x0000_t202" style="position:absolute;left:0;text-align:left;margin-left:250.6pt;margin-top:.4pt;width:23pt;height:22pt;z-index:-251700736;visibility:visible;mso-wrap-style:square;mso-width-percent:0;mso-height-percent:0;mso-wrap-distance-left:9pt;mso-wrap-distance-top:0;mso-wrap-distance-right:9pt;mso-wrap-distance-bottom:0;mso-position-horizontal:absolute;mso-position-horizontal-relative:text;mso-position-vertical:absolute;mso-position-vertical-relative:text;mso-width-percent:0;mso-height-percent:0;mso-width-relative:margin;mso-height-relative:margin;v-text-anchor:top" o:gfxdata="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" filled="f" stroked="f" strokeweight=".5pt">
                 <v:textbox>
                   <w:txbxContent>
                     <w:p>
@@ -2955,610 +3501,6 @@
           </mc:Fallback>
         </mc:AlternateContent>
       </w:r>
-      <w:r>
-        <w:rPr>
-          <w:color w:val="FFFFFF"/>
-        </w:rPr>
-        <w:t>An</w:t>
-      </w:r>
-      <w:r>
-        <w:rPr>
-          <w:color w:val="FFFFFF"/>
-          <w:spacing w:val="-18"/>
-        </w:rPr>
-        <w:t xml:space="preserve"> </w:t>
-      </w:r>
-      <w:r>
-        <w:rPr>
-          <w:color w:val="FFFFFF"/>
-        </w:rPr>
-        <w:t>attacker</w:t>
-      </w:r>
-      <w:r>
-        <w:rPr>
-          <w:color w:val="FFFFFF"/>
-          <w:spacing w:val="-16"/>
-        </w:rPr>
-        <w:t xml:space="preserve"> </w:t>
-      </w:r>
-      <w:r>
-        <w:rPr>
-          <w:color w:val="FFFFFF"/>
-        </w:rPr>
-        <w:t>can</w:t>
-      </w:r>
-      <w:r>
-        <w:rPr>
-          <w:color w:val="FFFFFF"/>
-          <w:spacing w:val="-17"/>
-        </w:rPr>
-        <w:t xml:space="preserve"> </w:t>
-      </w:r>
-      <w:r>
-        <w:rPr>
-          <w:color w:val="FFFFFF"/>
-        </w:rPr>
-        <w:t>gain</w:t>
-      </w:r>
-      <w:r>
-        <w:rPr>
-          <w:color w:val="FFFFFF"/>
-          <w:spacing w:val="-17"/>
-        </w:rPr>
-        <w:t xml:space="preserve"> </w:t>
-      </w:r>
-      <w:r>
-        <w:rPr>
-          <w:color w:val="FFFFFF"/>
-        </w:rPr>
-        <w:t>admin</w:t>
-      </w:r>
-      <w:r>
-        <w:rPr>
-          <w:color w:val="FFFFFF"/>
-          <w:spacing w:val="-17"/>
-        </w:rPr>
-        <w:t xml:space="preserve"> </w:t>
-      </w:r>
-      <w:r>
-        <w:rPr>
-          <w:color w:val="FFFFFF"/>
-        </w:rPr>
-        <w:t>privileges</w:t>
-      </w:r>
-      <w:r>
-        <w:rPr>
-          <w:color w:val="FFFFFF"/>
-          <w:spacing w:val="-17"/>
-        </w:rPr>
-        <w:t xml:space="preserve"> </w:t>
-      </w:r>
-      <w:r>
-        <w:rPr>
-          <w:color w:val="FFFFFF"/>
-        </w:rPr>
-        <w:t>over</w:t>
-      </w:r>
-      <w:r>
-        <w:rPr>
-          <w:color w:val="FFFFFF"/>
-          <w:spacing w:val="-16"/>
-        </w:rPr>
-        <w:t xml:space="preserve"> </w:t>
-      </w:r>
-      <w:r>
-        <w:rPr>
-          <w:color w:val="FFFFFF"/>
-        </w:rPr>
-        <w:t>the</w:t>
-      </w:r>
-      <w:r>
-        <w:rPr>
-          <w:color w:val="FFFFFF"/>
-          <w:spacing w:val="-19"/>
-        </w:rPr>
-        <w:t xml:space="preserve"> </w:t>
-      </w:r>
-      <w:r>
-        <w:rPr>
-          <w:color w:val="FFFFFF"/>
-        </w:rPr>
-        <w:t>application,</w:t>
-      </w:r>
-      <w:r>
-        <w:rPr>
-          <w:color w:val="FFFFFF"/>
-          <w:spacing w:val="-16"/>
-        </w:rPr>
-        <w:t xml:space="preserve"> </w:t>
-      </w:r>
-      <w:r>
-        <w:rPr>
-          <w:color w:val="FFFFFF"/>
-        </w:rPr>
-        <w:t>managing</w:t>
-      </w:r>
-      <w:r>
-        <w:rPr>
-          <w:color w:val="FFFFFF"/>
-          <w:spacing w:val="-16"/>
-        </w:rPr>
-        <w:t xml:space="preserve"> </w:t>
-      </w:r>
-      <w:r>
-        <w:rPr>
-          <w:color w:val="FFFFFF"/>
-        </w:rPr>
-        <w:t>to</w:t>
-      </w:r>
-      <w:r>
-        <w:rPr>
-          <w:color w:val="FFFFFF"/>
-          <w:spacing w:val="-17"/>
-        </w:rPr>
-        <w:t xml:space="preserve"> </w:t>
-      </w:r>
-      <w:r>
-        <w:rPr>
-          <w:color w:val="FFFFFF"/>
-        </w:rPr>
-        <w:t>bypass</w:t>
-      </w:r>
-      <w:r>
-        <w:rPr>
-          <w:color w:val="FFFFFF"/>
-          <w:spacing w:val="-20"/>
-        </w:rPr>
-        <w:t xml:space="preserve"> </w:t>
-      </w:r>
-      <w:r>
-        <w:rPr>
-          <w:color w:val="FFFFFF"/>
-        </w:rPr>
-        <w:t>all</w:t>
-      </w:r>
-      <w:r>
-        <w:rPr>
-          <w:color w:val="FFFFFF"/>
-          <w:spacing w:val="-15"/>
-        </w:rPr>
-        <w:t xml:space="preserve"> </w:t>
-      </w:r>
-      <w:r>
-        <w:rPr>
-          <w:color w:val="FFFFFF"/>
-        </w:rPr>
-        <w:t>security layers, granting unauthorized access to multiple functio</w:t>
-      </w:r>
-      <w:r>
-        <w:rPr>
-          <w:color w:val="FFFFFF"/>
-        </w:rPr>
-        <w:t>ns.</w:t>
-      </w:r>
-    </w:p>
-    <w:p>
-      <w:pPr>
-        <w:pStyle w:val="BodyText"/>
-        <w:ind w:left="142"/>
-        <w:rPr>
-          <w:color w:val="FFFFFF"/>
-        </w:rPr>
-      </w:pPr>
-    </w:p>
-    <w:p>
-      <w:pPr>
-        <w:pStyle w:val="BodyText"/>
-        <w:ind w:left="142"/>
-        <w:rPr>
-          <w:color w:val="FFFFFF"/>
-        </w:rPr>
-      </w:pPr>
-    </w:p>
-    <w:p>
-      <w:pPr>
-        <w:pStyle w:val="BodyText"/>
-        <w:ind w:left="142"/>
-        <w:rPr>
-          <w:color w:val="FFFFFF"/>
-        </w:rPr>
-      </w:pPr>
-    </w:p>
-    <w:p>
-      <w:pPr>
-        <w:pStyle w:val="BodyText"/>
-        <w:ind w:left="142"/>
-        <w:rPr>
-          <w:color w:val="FFFFFF"/>
-        </w:rPr>
-      </w:pPr>
-    </w:p>
-    <w:p>
-      <w:pPr>
-        <w:pStyle w:val="BodyText"/>
-        <w:ind w:left="142"/>
-        <w:rPr>
-          <w:color w:val="FFFFFF"/>
-        </w:rPr>
-      </w:pPr>
-    </w:p>
-    <w:p>
-      <w:pPr>
-        <w:pStyle w:val="BodyText"/>
-        <w:ind w:left="142"/>
-        <w:rPr>
-          <w:color w:val="FFFFFF"/>
-        </w:rPr>
-      </w:pPr>
-    </w:p>
-    <w:p>
-      <w:pPr>
-        <w:pStyle w:val="BodyText"/>
-        <w:ind w:left="142"/>
-        <w:rPr>
-          <w:color w:val="FFFFFF"/>
-        </w:rPr>
-      </w:pPr>
-    </w:p>
-    <w:p>
-      <w:pPr>
-        <w:pStyle w:val="BodyText"/>
-        <w:ind w:left="142"/>
-        <w:rPr>
-          <w:color w:val="FFFFFF"/>
-        </w:rPr>
-      </w:pPr>
-    </w:p>
-    <w:p>
-      <w:pPr>
-        <w:pStyle w:val="BodyText"/>
-        <w:ind w:left="142"/>
-        <w:rPr>
-          <w:color w:val="FFFFFF"/>
-        </w:rPr>
-      </w:pPr>
-    </w:p>
-    <w:p>
-      <w:pPr>
-        <w:pStyle w:val="BodyText"/>
-        <w:ind w:left="142"/>
-        <w:rPr>
-          <w:color w:val="FFFFFF"/>
-        </w:rPr>
-      </w:pPr>
-    </w:p>
-    <w:p>
-      <w:pPr>
-        <w:pStyle w:val="BodyText"/>
-        <w:ind w:left="142"/>
-        <w:rPr>
-          <w:color w:val="FFFFFF"/>
-        </w:rPr>
-      </w:pPr>
-    </w:p>
-    <w:p>
-      <w:pPr>
-        <w:pStyle w:val="BodyText"/>
-        <w:ind w:left="142"/>
-        <w:rPr>
-          <w:color w:val="FFFFFF"/>
-        </w:rPr>
-      </w:pPr>
-    </w:p>
-    <w:p>
-      <w:pPr>
-        <w:pStyle w:val="BodyText"/>
-        <w:ind w:left="142"/>
-        <w:rPr>
-          <w:color w:val="FFFFFF"/>
-        </w:rPr>
-      </w:pPr>
-    </w:p>
-    <w:p>
-      <w:pPr>
-        <w:pStyle w:val="BodyText"/>
-        <w:ind w:left="142"/>
-        <w:rPr>
-          <w:color w:val="FFFFFF"/>
-        </w:rPr>
-      </w:pPr>
-    </w:p>
-    <w:p>
-      <w:pPr>
-        <w:pStyle w:val="BodyText"/>
-        <w:ind w:left="142"/>
-        <w:rPr>
-          <w:color w:val="FFFFFF"/>
-        </w:rPr>
-      </w:pPr>
-    </w:p>
-    <w:p>
-      <w:pPr>
-        <w:pStyle w:val="BodyText"/>
-        <w:ind w:left="142"/>
-        <w:rPr>
-          <w:color w:val="FFFFFF"/>
-        </w:rPr>
-      </w:pPr>
-    </w:p>
-    <w:p>
-      <w:pPr>
-        <w:pStyle w:val="BodyText"/>
-        <w:ind w:left="142"/>
-        <w:rPr>
-          <w:color w:val="FFFFFF"/>
-        </w:rPr>
-      </w:pPr>
-    </w:p>
-    <w:p>
-      <w:pPr>
-        <w:pStyle w:val="BodyText"/>
-        <w:ind w:left="142"/>
-        <w:rPr>
-          <w:color w:val="FFFFFF"/>
-        </w:rPr>
-      </w:pPr>
-    </w:p>
-    <w:p>
-      <w:pPr>
-        <w:pStyle w:val="BodyText"/>
-        <w:ind w:left="142"/>
-        <w:rPr>
-          <w:color w:val="FFFFFF"/>
-        </w:rPr>
-      </w:pPr>
-    </w:p>
-    <w:p>
-      <w:pPr>
-        <w:pStyle w:val="BodyText"/>
-        <w:ind w:left="142"/>
-        <w:rPr>
-          <w:color w:val="FFFFFF"/>
-        </w:rPr>
-      </w:pPr>
-    </w:p>
-    <w:p>
-      <w:pPr>
-        <w:pStyle w:val="BodyText"/>
-        <w:ind w:left="142"/>
-        <w:rPr>
-          <w:color w:val="FFFFFF"/>
-        </w:rPr>
-      </w:pPr>
-    </w:p>
-    <w:p>
-      <w:pPr>
-        <w:pStyle w:val="BodyText"/>
-        <w:ind w:left="142"/>
-        <w:rPr>
-          <w:color w:val="FFFFFF"/>
-        </w:rPr>
-      </w:pPr>
-    </w:p>
-    <w:p>
-      <w:pPr>
-        <w:pStyle w:val="BodyText"/>
-        <w:ind w:left="142"/>
-        <w:rPr>
-          <w:color w:val="FFFFFF"/>
-        </w:rPr>
-      </w:pPr>
-    </w:p>
-    <w:p>
-      <w:pPr>
-        <w:pStyle w:val="BodyText"/>
-        <w:ind w:left="142"/>
-        <w:rPr>
-          <w:color w:val="FFFFFF"/>
-        </w:rPr>
-      </w:pPr>
-    </w:p>
-    <w:p>
-      <w:pPr>
-        <w:pStyle w:val="BodyText"/>
-        <w:ind w:left="142"/>
-        <w:rPr>
-          <w:color w:val="FFFFFF"/>
-        </w:rPr>
-      </w:pPr>
-    </w:p>
-    <w:p>
-      <w:pPr>
-        <w:pStyle w:val="BodyText"/>
-        <w:ind w:left="142"/>
-        <w:rPr>
-          <w:color w:val="FFFFFF"/>
-        </w:rPr>
-      </w:pPr>
-    </w:p>
-    <w:p>
-      <w:pPr>
-        <w:pStyle w:val="BodyText"/>
-        <w:ind w:left="142"/>
-        <w:rPr>
-          <w:color w:val="FFFFFF"/>
-        </w:rPr>
-      </w:pPr>
-    </w:p>
-    <w:p>
-      <w:pPr>
-        <w:pStyle w:val="BodyText"/>
-        <w:ind w:left="142"/>
-        <w:rPr>
-          <w:color w:val="FFFFFF"/>
-        </w:rPr>
-      </w:pPr>
-    </w:p>
-    <w:p>
-      <w:pPr>
-        <w:pStyle w:val="BodyText"/>
-        <w:ind w:left="142"/>
-        <w:rPr>
-          <w:color w:val="FFFFFF"/>
-        </w:rPr>
-      </w:pPr>
-    </w:p>
-    <w:p>
-      <w:pPr>
-        <w:pStyle w:val="BodyText"/>
-        <w:ind w:left="142"/>
-        <w:rPr>
-          <w:color w:val="FFFFFF"/>
-        </w:rPr>
-      </w:pPr>
-    </w:p>
-    <w:p>
-      <w:pPr>
-        <w:pStyle w:val="BodyText"/>
-        <w:ind w:left="142"/>
-        <w:rPr>
-          <w:color w:val="FFFFFF"/>
-        </w:rPr>
-      </w:pPr>
-    </w:p>
-    <w:p>
-      <w:pPr>
-        <w:pStyle w:val="BodyText"/>
-        <w:ind w:left="142"/>
-        <w:rPr>
-          <w:color w:val="FFFFFF"/>
-        </w:rPr>
-      </w:pPr>
-    </w:p>
-    <w:p>
-      <w:pPr>
-        <w:pStyle w:val="BodyText"/>
-        <w:ind w:left="142"/>
-        <w:rPr>
-          <w:color w:val="FFFFFF"/>
-        </w:rPr>
-      </w:pPr>
-    </w:p>
-    <w:p>
-      <w:pPr>
-        <w:pStyle w:val="BodyText"/>
-        <w:ind w:left="142"/>
-        <w:rPr>
-          <w:color w:val="FFFFFF"/>
-        </w:rPr>
-      </w:pPr>
-    </w:p>
-    <w:p>
-      <w:pPr>
-        <w:pStyle w:val="BodyText"/>
-        <w:ind w:left="142"/>
-        <w:rPr>
-          <w:color w:val="FFFFFF"/>
-        </w:rPr>
-      </w:pPr>
-    </w:p>
-    <w:p>
-      <w:pPr>
-        <w:pStyle w:val="BodyText"/>
-        <w:ind w:left="142"/>
-        <w:rPr>
-          <w:color w:val="FFFFFF"/>
-        </w:rPr>
-      </w:pPr>
-    </w:p>
-    <w:p>
-      <w:pPr>
-        <w:pStyle w:val="BodyText"/>
-        <w:ind w:left="142"/>
-        <w:rPr>
-          <w:color w:val="FFFFFF"/>
-        </w:rPr>
-      </w:pPr>
-    </w:p>
-    <w:p>
-      <w:pPr>
-        <w:pStyle w:val="BodyText"/>
-        <w:ind w:left="142"/>
-        <w:rPr>
-          <w:color w:val="FFFFFF"/>
-        </w:rPr>
-      </w:pPr>
-    </w:p>
-    <w:p>
-      <w:pPr>
-        <w:pStyle w:val="BodyText"/>
-        <w:ind w:left="142"/>
-        <w:rPr>
-          <w:color w:val="FFFFFF"/>
-        </w:rPr>
-      </w:pPr>
-    </w:p>
-    <w:p>
-      <w:pPr>
-        <w:pStyle w:val="BodyText"/>
-        <w:ind w:left="142"/>
-        <w:rPr>
-          <w:color w:val="FFFFFF"/>
-        </w:rPr>
-      </w:pPr>
-    </w:p>
-    <w:p>
-      <w:pPr>
-        <w:pStyle w:val="BodyText"/>
-        <w:ind w:left="142"/>
-        <w:rPr>
-          <w:color w:val="FFFFFF"/>
-        </w:rPr>
-      </w:pPr>
-    </w:p>
-    <w:p>
-      <w:pPr>
-        <w:pStyle w:val="BodyText"/>
-        <w:ind w:left="142"/>
-        <w:rPr>
-          <w:color w:val="FFFFFF"/>
-        </w:rPr>
-      </w:pPr>
-    </w:p>
-    <w:p>
-      <w:pPr>
-        <w:pStyle w:val="BodyText"/>
-        <w:ind w:left="142"/>
-        <w:rPr>
-          <w:color w:val="FFFFFF"/>
-        </w:rPr>
-      </w:pPr>
-    </w:p>
-    <w:p>
-      <w:pPr>
-        <w:pStyle w:val="BodyText"/>
-        <w:ind w:left="142"/>
-        <w:rPr>
-          <w:color w:val="FFFFFF"/>
-        </w:rPr>
-      </w:pPr>
-    </w:p>
-    <w:p>
-      <w:pPr>
-        <w:pStyle w:val="BodyText"/>
-        <w:ind w:left="142"/>
-        <w:rPr>
-          <w:color w:val="FFFFFF"/>
-        </w:rPr>
-      </w:pPr>
-    </w:p>
-    <w:p>
-      <w:pPr>
-        <w:pStyle w:val="BodyText"/>
-        <w:ind w:left="142"/>
-        <w:rPr>
-          <w:color w:val="FFFFFF"/>
-        </w:rPr>
-      </w:pPr>
-    </w:p>
-    <w:p>
-      <w:pPr>
-        <w:pStyle w:val="BodyText"/>
-        <w:ind w:left="142"/>
-        <w:rPr>
-          <w:color w:val="FFFFFF"/>
-        </w:rPr>
-      </w:pPr>
     </w:p>
     <w:p>
       <w:pPr>
@@ -3648,35 +3590,14 @@
           <w:color w:val="FFFFFF"/>
           <w:spacing w:val="-8"/>
         </w:rPr>
-        <w:t>#</w:t>
-      </w:r>
-      <w:r>
-        <w:rPr>
-          <w:color w:val="FFFFFF"/>
-          <w:spacing w:val="-8"/>
-        </w:rPr>
-        <w:t>2</w:t>
-      </w:r>
-      <w:r>
-        <w:rPr>
-          <w:color w:val="FFFFFF"/>
-          <w:spacing w:val="-8"/>
-        </w:rPr>
-        <w:t>:</w:t>
+        <w:t>#2:</w:t>
       </w:r>
       <w:r>
         <w:rPr>
           <w:color w:val="FFFFFF"/>
           <w:spacing w:val="-10"/>
         </w:rPr>
-        <w:t xml:space="preserve"> </w:t>
-      </w:r>
-      <w:r>
-        <w:rPr>
-          <w:color w:val="FFFFFF"/>
-          <w:spacing w:val="-10"/>
-        </w:rPr>
-        <w:t xml:space="preserve">Unauthorized Access </w:t>
+        <w:t xml:space="preserve"> Unauthorized Access </w:t>
       </w:r>
       <w:r>
         <w:rPr>
@@ -3704,7 +3625,7 @@
         <mc:AlternateContent>
           <mc:Choice Requires="wps">
             <w:drawing>
-              <wp:anchor distT="0" distB="0" distL="0" distR="0" simplePos="0" relativeHeight="251660800" behindDoc="1" locked="0" layoutInCell="1" allowOverlap="1" wp14:anchorId="658BC9B3" wp14:editId="157F8A04">
+              <wp:anchor distT="0" distB="0" distL="0" distR="0" simplePos="0" relativeHeight="251635200" behindDoc="1" locked="0" layoutInCell="1" allowOverlap="1" wp14:anchorId="658BC9B3" wp14:editId="686C93C3">
                 <wp:simplePos x="0" y="0"/>
                 <wp:positionH relativeFrom="page">
                   <wp:posOffset>920750</wp:posOffset>
@@ -3768,7 +3689,7 @@
           </mc:Choice>
           <mc:Fallback>
             <w:pict>
-              <v:shape w14:anchorId="5E102399" id="Graphic 36" o:spid="_x0000_s1026" style="position:absolute;margin-left:72.5pt;margin-top:17.05pt;width:480.25pt;height:.1pt;z-index:-251655680;visibility:visible;mso-wrap-style:square;mso-wrap-distance-left:0;mso-wrap-distance-top:0;mso-wrap-distance-right:0;mso-wrap-distance-bottom:0;mso-position-horizontal:absolute;mso-position-horizontal-relative:page;mso-position-vertical:absolute;mso-position-vertical-relative:text;v-text-anchor:top" coordsize="6099175,1270" o:gfxdata="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" path="m,l6099048,e" filled="f" strokecolor="white" strokeweight=".14036mm">
+              <v:shape w14:anchorId="1284831E" id="Graphic 36" o:spid="_x0000_s1026" style="position:absolute;margin-left:72.5pt;margin-top:17.05pt;width:480.25pt;height:.1pt;z-index:-251681280;visibility:visible;mso-wrap-style:square;mso-wrap-distance-left:0;mso-wrap-distance-top:0;mso-wrap-distance-right:0;mso-wrap-distance-bottom:0;mso-position-horizontal:absolute;mso-position-horizontal-relative:page;mso-position-vertical:absolute;mso-position-vertical-relative:text;v-text-anchor:top" coordsize="6099175,1270" o:gfxdata="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" path="m,l6099048,e" filled="f" strokecolor="white" strokeweight=".14036mm">
                 <v:path arrowok="t"/>
                 <w10:wrap type="topAndBottom" anchorx="page"/>
               </v:shape>
@@ -3810,21 +3731,7 @@
         <w:rPr>
           <w:color w:val="FFFFFF"/>
         </w:rPr>
-        <w:t xml:space="preserve">Type: </w:t>
-      </w:r>
-      <w:proofErr w:type="spellStart"/>
-      <w:r>
-        <w:rPr>
-          <w:color w:val="FFFFFF"/>
-        </w:rPr>
-        <w:t>Priviledge</w:t>
-      </w:r>
-      <w:proofErr w:type="spellEnd"/>
-      <w:r>
-        <w:rPr>
-          <w:color w:val="FFFFFF"/>
-        </w:rPr>
-        <w:t xml:space="preserve"> Escalation / Bypass</w:t>
+        <w:t>Type: Priviledge Escalation / Bypass</w:t>
       </w:r>
     </w:p>
     <w:p>
@@ -3909,55 +3816,7 @@
           <w:color w:val="FFFFFF"/>
           <w:spacing w:val="-2"/>
         </w:rPr>
-        <w:t xml:space="preserve">While exploring the program’s code with the strings tool, I discovered two hidden commands: </w:t>
-      </w:r>
-      <w:proofErr w:type="spellStart"/>
-      <w:r>
-        <w:rPr>
-          <w:color w:val="FFFFFF"/>
-          <w:spacing w:val="-2"/>
-        </w:rPr>
-        <w:t>unlock_secret_mode</w:t>
-      </w:r>
-      <w:proofErr w:type="spellEnd"/>
-      <w:r>
-        <w:rPr>
-          <w:color w:val="FFFFFF"/>
-          <w:spacing w:val="-2"/>
-        </w:rPr>
-        <w:t xml:space="preserve"> and </w:t>
-      </w:r>
-      <w:proofErr w:type="spellStart"/>
-      <w:r>
-        <w:rPr>
-          <w:color w:val="FFFFFF"/>
-          <w:spacing w:val="-2"/>
-        </w:rPr>
-        <w:t>trigger_emergency_shutdown</w:t>
-      </w:r>
-      <w:proofErr w:type="spellEnd"/>
-      <w:r>
-        <w:rPr>
-          <w:color w:val="FFFFFF"/>
-          <w:spacing w:val="-2"/>
-        </w:rPr>
-        <w:t xml:space="preserve">. Initially, the application denied execution of these commands, displaying error messages which state that I didn’t have the “required </w:t>
-      </w:r>
-      <w:proofErr w:type="spellStart"/>
-      <w:r>
-        <w:rPr>
-          <w:color w:val="FFFFFF"/>
-          <w:spacing w:val="-2"/>
-        </w:rPr>
-        <w:t>priviledges</w:t>
-      </w:r>
-      <w:proofErr w:type="spellEnd"/>
-      <w:r>
-        <w:rPr>
-          <w:color w:val="FFFFFF"/>
-          <w:spacing w:val="-2"/>
-        </w:rPr>
-        <w:t>”. However, by leveraging exploit #1, I escalated my status to admin and was able to successfully execute these hidden commands.</w:t>
+        <w:t>While exploring the program’s code with the strings tool, I discovered two hidden commands: unlock_secret_mode and trigger_emergency_shutdown. Initially, the application denied execution of these commands, displaying error messages which state that I didn’t have the “required priviledges”. However, by leveraging exploit #1, I escalated my status to admin and was able to successfully execute these hidden commands.</w:t>
       </w:r>
     </w:p>
     <w:p>
@@ -4029,7 +3888,7 @@
           <w:spacing w:val="-2"/>
         </w:rPr>
         <w:drawing>
-          <wp:inline distT="0" distB="0" distL="0" distR="0" wp14:anchorId="42145A02" wp14:editId="21CDE24F">
+          <wp:inline distT="0" distB="0" distL="0" distR="0" wp14:anchorId="42145A02" wp14:editId="01A71B7F">
             <wp:extent cx="2655501" cy="2206758"/>
             <wp:effectExtent l="0" t="0" r="0" b="3175"/>
             <wp:docPr id="1204525994" name="Picture 1"/>
@@ -4182,9 +4041,117 @@
       <w:r>
         <w:rPr>
           <w:noProof/>
+          <w:color w:val="FFFFFF"/>
+          <w:spacing w:val="-4"/>
+        </w:rPr>
+        <mc:AlternateContent>
+          <mc:Choice Requires="wps">
+            <w:drawing>
+              <wp:anchor distT="0" distB="0" distL="114300" distR="114300" simplePos="0" relativeHeight="251670016" behindDoc="1" locked="0" layoutInCell="1" allowOverlap="1" wp14:anchorId="3A12A04E" wp14:editId="0FFF247B">
+                <wp:simplePos x="0" y="0"/>
+                <wp:positionH relativeFrom="column">
+                  <wp:posOffset>3144225</wp:posOffset>
+                </wp:positionH>
+                <wp:positionV relativeFrom="paragraph">
+                  <wp:posOffset>519091</wp:posOffset>
+                </wp:positionV>
+                <wp:extent cx="754380" cy="946150"/>
+                <wp:effectExtent l="0" t="0" r="0" b="6350"/>
+                <wp:wrapTight wrapText="bothSides">
+                  <wp:wrapPolygon edited="0">
+                    <wp:start x="1636" y="0"/>
+                    <wp:lineTo x="1636" y="21310"/>
+                    <wp:lineTo x="19636" y="21310"/>
+                    <wp:lineTo x="19636" y="0"/>
+                    <wp:lineTo x="1636" y="0"/>
+                  </wp:wrapPolygon>
+                </wp:wrapTight>
+                <wp:docPr id="646853096" name="Text Box 8"/>
+                <wp:cNvGraphicFramePr/>
+                <a:graphic xmlns:a="http://schemas.openxmlformats.org/drawingml/2006/main">
+                  <a:graphicData uri="http://schemas.microsoft.com/office/word/2010/wordprocessingShape">
+                    <wps:wsp>
+                      <wps:cNvSpPr txBox="1"/>
+                      <wps:spPr>
+                        <a:xfrm>
+                          <a:off x="0" y="0"/>
+                          <a:ext cx="754380" cy="946150"/>
+                        </a:xfrm>
+                        <a:prstGeom prst="rect">
+                          <a:avLst/>
+                        </a:prstGeom>
+                        <a:noFill/>
+                        <a:ln w="6350">
+                          <a:noFill/>
+                        </a:ln>
+                      </wps:spPr>
+                      <wps:txbx>
+                        <w:txbxContent>
+                          <w:p>
+                            <w:pPr>
+                              <w:rPr>
+                                <w:color w:val="FFFFFF" w:themeColor="background1"/>
+                              </w:rPr>
+                            </w:pPr>
+                            <w:r>
+                              <w:rPr>
+                                <w:color w:val="FFFFFF" w:themeColor="background1"/>
+                              </w:rPr>
+                              <w:t>5</w:t>
+                            </w:r>
+                          </w:p>
+                        </w:txbxContent>
+                      </wps:txbx>
+                      <wps:bodyPr rot="0" spcFirstLastPara="0" vertOverflow="overflow" horzOverflow="overflow" vert="horz" wrap="square" lIns="91440" tIns="45720" rIns="91440" bIns="45720" numCol="1" spcCol="0" rtlCol="0" fromWordArt="0" anchor="t" anchorCtr="0" forceAA="0" compatLnSpc="1">
+                        <a:prstTxWarp prst="textNoShape">
+                          <a:avLst/>
+                        </a:prstTxWarp>
+                        <a:noAutofit/>
+                      </wps:bodyPr>
+                    </wps:wsp>
+                  </a:graphicData>
+                </a:graphic>
+                <wp14:sizeRelH relativeFrom="margin">
+                  <wp14:pctWidth>0</wp14:pctWidth>
+                </wp14:sizeRelH>
+                <wp14:sizeRelV relativeFrom="margin">
+                  <wp14:pctHeight>0</wp14:pctHeight>
+                </wp14:sizeRelV>
+              </wp:anchor>
+            </w:drawing>
+          </mc:Choice>
+          <mc:Fallback>
+            <w:pict>
+              <v:shape w14:anchorId="3A12A04E" id="_x0000_s1029" type="#_x0000_t202" style="position:absolute;left:0;text-align:left;margin-left:247.6pt;margin-top:40.85pt;width:59.4pt;height:74.5pt;z-index:-251646464;visibility:visible;mso-wrap-style:square;mso-width-percent:0;mso-height-percent:0;mso-wrap-distance-left:9pt;mso-wrap-distance-top:0;mso-wrap-distance-right:9pt;mso-wrap-distance-bottom:0;mso-position-horizontal:absolute;mso-position-horizontal-relative:text;mso-position-vertical:absolute;mso-position-vertical-relative:text;mso-width-percent:0;mso-height-percent:0;mso-width-relative:margin;mso-height-relative:margin;v-text-anchor:top" o:gfxdata="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" filled="f" stroked="f" strokeweight=".5pt">
+                <v:textbox>
+                  <w:txbxContent>
+                    <w:p>
+                      <w:pPr>
+                        <w:rPr>
+                          <w:color w:val="FFFFFF" w:themeColor="background1"/>
+                        </w:rPr>
+                      </w:pPr>
+                      <w:r>
+                        <w:rPr>
+                          <w:color w:val="FFFFFF" w:themeColor="background1"/>
+                        </w:rPr>
+                        <w:t>5</w:t>
+                      </w:r>
+                    </w:p>
+                  </w:txbxContent>
+                </v:textbox>
+                <w10:wrap type="tight"/>
+              </v:shape>
+            </w:pict>
+          </mc:Fallback>
+        </mc:AlternateContent>
+      </w:r>
+      <w:r>
+        <w:rPr>
+          <w:noProof/>
         </w:rPr>
         <w:drawing>
-          <wp:anchor distT="0" distB="0" distL="0" distR="0" simplePos="0" relativeHeight="251659776" behindDoc="1" locked="0" layoutInCell="1" allowOverlap="1" wp14:anchorId="41C961C0" wp14:editId="65A56779">
+          <wp:anchor distT="0" distB="0" distL="0" distR="0" simplePos="0" relativeHeight="251631104" behindDoc="1" locked="0" layoutInCell="1" allowOverlap="1" wp14:anchorId="41C961C0" wp14:editId="3E5675B7">
             <wp:simplePos x="0" y="0"/>
             <wp:positionH relativeFrom="page">
               <wp:posOffset>-15459</wp:posOffset>
@@ -4254,7 +4221,7 @@
         </w:rPr>
         <w:lastRenderedPageBreak/>
         <w:drawing>
-          <wp:anchor distT="0" distB="0" distL="0" distR="0" simplePos="0" relativeHeight="251647488" behindDoc="1" locked="0" layoutInCell="1" allowOverlap="1" wp14:anchorId="2EDF8726" wp14:editId="34B28137">
+          <wp:anchor distT="0" distB="0" distL="0" distR="0" simplePos="0" relativeHeight="251619840" behindDoc="1" locked="0" layoutInCell="1" allowOverlap="1" wp14:anchorId="2EDF8726" wp14:editId="3FC57A4E">
             <wp:simplePos x="0" y="0"/>
             <wp:positionH relativeFrom="page">
               <wp:posOffset>0</wp:posOffset>
@@ -4380,7 +4347,7 @@
         <mc:AlternateContent>
           <mc:Choice Requires="wps">
             <w:drawing>
-              <wp:anchor distT="0" distB="0" distL="0" distR="0" simplePos="0" relativeHeight="251665408" behindDoc="1" locked="0" layoutInCell="1" allowOverlap="1" wp14:anchorId="39F8BFEE" wp14:editId="693B47A8">
+              <wp:anchor distT="0" distB="0" distL="0" distR="0" simplePos="0" relativeHeight="251645440" behindDoc="1" locked="0" layoutInCell="1" allowOverlap="1" wp14:anchorId="39F8BFEE" wp14:editId="7ADF7585">
                 <wp:simplePos x="0" y="0"/>
                 <wp:positionH relativeFrom="page">
                   <wp:posOffset>920750</wp:posOffset>
@@ -4444,7 +4411,7 @@
           </mc:Choice>
           <mc:Fallback>
             <w:pict>
-              <v:shape w14:anchorId="55B72483" id="Graphic 16" o:spid="_x0000_s1026" style="position:absolute;margin-left:72.5pt;margin-top:11pt;width:480.25pt;height:.1pt;z-index:-251651072;visibility:visible;mso-wrap-style:square;mso-wrap-distance-left:0;mso-wrap-distance-top:0;mso-wrap-distance-right:0;mso-wrap-distance-bottom:0;mso-position-horizontal:absolute;mso-position-horizontal-relative:page;mso-position-vertical:absolute;mso-position-vertical-relative:text;v-text-anchor:top" coordsize="6099175,1270" o:gfxdata="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" path="m,l6099048,e" filled="f" strokecolor="white" strokeweight=".14036mm">
+              <v:shape w14:anchorId="2D0613A5" id="Graphic 16" o:spid="_x0000_s1026" style="position:absolute;margin-left:72.5pt;margin-top:11pt;width:480.25pt;height:.1pt;z-index:-251671040;visibility:visible;mso-wrap-style:square;mso-wrap-distance-left:0;mso-wrap-distance-top:0;mso-wrap-distance-right:0;mso-wrap-distance-bottom:0;mso-position-horizontal:absolute;mso-position-horizontal-relative:page;mso-position-vertical:absolute;mso-position-vertical-relative:text;v-text-anchor:top" coordsize="6099175,1270" o:gfxdata="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" path="m,l6099048,e" filled="f" strokecolor="white" strokeweight=".14036mm">
                 <v:path arrowok="t"/>
                 <w10:wrap type="topAndBottom" anchorx="page"/>
               </v:shape>
@@ -4601,21 +4568,12 @@
         </w:rPr>
         <w:t xml:space="preserve"> </w:t>
       </w:r>
-      <w:proofErr w:type="spellStart"/>
       <w:r>
         <w:rPr>
           <w:color w:val="FFFFFF"/>
           <w:spacing w:val="-12"/>
         </w:rPr>
-        <w:t>turbine_temperature</w:t>
-      </w:r>
-      <w:proofErr w:type="spellEnd"/>
-      <w:r>
-        <w:rPr>
-          <w:color w:val="FFFFFF"/>
-          <w:spacing w:val="-12"/>
-        </w:rPr>
-        <w:t xml:space="preserve"> </w:t>
+        <w:t xml:space="preserve">turbine_temperature </w:t>
       </w:r>
       <w:r>
         <w:rPr>
@@ -5943,17 +5901,8 @@
           <w:color w:val="FFFFFF"/>
           <w:spacing w:val="-2"/>
         </w:rPr>
-        <w:t>./</w:t>
-      </w:r>
-      <w:proofErr w:type="spellStart"/>
-      <w:r>
-        <w:rPr>
-          <w:color w:val="FFFFFF"/>
-          <w:spacing w:val="-2"/>
-        </w:rPr>
-        <w:t>obisidian</w:t>
-      </w:r>
-      <w:proofErr w:type="spellEnd"/>
+        <w:t>./obisidian</w:t>
+      </w:r>
     </w:p>
     <w:p>
       <w:pPr>
@@ -5982,7 +5931,6 @@
         </w:rPr>
         <w:t xml:space="preserve"> </w:t>
       </w:r>
-      <w:proofErr w:type="spellStart"/>
       <w:r>
         <w:rPr>
           <w:color w:val="FFFFFF"/>
@@ -5990,7 +5938,6 @@
         </w:rPr>
         <w:t>init_steam_turbine</w:t>
       </w:r>
-      <w:proofErr w:type="spellEnd"/>
     </w:p>
     <w:p>
       <w:pPr>
@@ -6019,7 +5966,6 @@
         </w:rPr>
         <w:t xml:space="preserve"> </w:t>
       </w:r>
-      <w:proofErr w:type="spellStart"/>
       <w:r>
         <w:rPr>
           <w:color w:val="FFFFFF"/>
@@ -6027,7 +5973,6 @@
         </w:rPr>
         <w:t>turbine_temperature</w:t>
       </w:r>
-      <w:proofErr w:type="spellEnd"/>
     </w:p>
     <w:p>
       <w:pPr>
@@ -6078,7 +6023,7 @@
           <w:sz w:val="16"/>
         </w:rPr>
         <w:drawing>
-          <wp:anchor distT="0" distB="0" distL="0" distR="0" simplePos="0" relativeHeight="251667456" behindDoc="1" locked="0" layoutInCell="1" allowOverlap="1" wp14:anchorId="5A3C7FA9" wp14:editId="7A7EB6AB">
+          <wp:anchor distT="0" distB="0" distL="0" distR="0" simplePos="0" relativeHeight="251647488" behindDoc="1" locked="0" layoutInCell="1" allowOverlap="1" wp14:anchorId="5A3C7FA9" wp14:editId="58C57415">
             <wp:simplePos x="0" y="0"/>
             <wp:positionH relativeFrom="page">
               <wp:posOffset>536575</wp:posOffset>
@@ -6508,7 +6453,115 @@
         <mc:AlternateContent>
           <mc:Choice Requires="wps">
             <w:drawing>
-              <wp:anchor distT="0" distB="0" distL="114300" distR="114300" simplePos="0" relativeHeight="251639808" behindDoc="1" locked="0" layoutInCell="1" allowOverlap="1" wp14:anchorId="41B02F49" wp14:editId="6FA174FC">
+              <wp:anchor distT="0" distB="0" distL="114300" distR="114300" simplePos="0" relativeHeight="251673088" behindDoc="1" locked="0" layoutInCell="1" allowOverlap="1" wp14:anchorId="3D80317D" wp14:editId="3F97F0A8">
+                <wp:simplePos x="0" y="0"/>
+                <wp:positionH relativeFrom="column">
+                  <wp:posOffset>3186755</wp:posOffset>
+                </wp:positionH>
+                <wp:positionV relativeFrom="paragraph">
+                  <wp:posOffset>1374273</wp:posOffset>
+                </wp:positionV>
+                <wp:extent cx="292100" cy="279400"/>
+                <wp:effectExtent l="0" t="0" r="0" b="6350"/>
+                <wp:wrapTight wrapText="bothSides">
+                  <wp:wrapPolygon edited="0">
+                    <wp:start x="4226" y="0"/>
+                    <wp:lineTo x="4226" y="20618"/>
+                    <wp:lineTo x="16904" y="20618"/>
+                    <wp:lineTo x="16904" y="0"/>
+                    <wp:lineTo x="4226" y="0"/>
+                  </wp:wrapPolygon>
+                </wp:wrapTight>
+                <wp:docPr id="31075382" name="Text Box 8"/>
+                <wp:cNvGraphicFramePr/>
+                <a:graphic xmlns:a="http://schemas.openxmlformats.org/drawingml/2006/main">
+                  <a:graphicData uri="http://schemas.microsoft.com/office/word/2010/wordprocessingShape">
+                    <wps:wsp>
+                      <wps:cNvSpPr txBox="1"/>
+                      <wps:spPr>
+                        <a:xfrm>
+                          <a:off x="0" y="0"/>
+                          <a:ext cx="292100" cy="279400"/>
+                        </a:xfrm>
+                        <a:prstGeom prst="rect">
+                          <a:avLst/>
+                        </a:prstGeom>
+                        <a:noFill/>
+                        <a:ln w="6350">
+                          <a:noFill/>
+                        </a:ln>
+                      </wps:spPr>
+                      <wps:txbx>
+                        <w:txbxContent>
+                          <w:p>
+                            <w:pPr>
+                              <w:rPr>
+                                <w:color w:val="FFFFFF" w:themeColor="background1"/>
+                              </w:rPr>
+                            </w:pPr>
+                            <w:r>
+                              <w:rPr>
+                                <w:color w:val="FFFFFF" w:themeColor="background1"/>
+                              </w:rPr>
+                              <w:t>6</w:t>
+                            </w:r>
+                          </w:p>
+                        </w:txbxContent>
+                      </wps:txbx>
+                      <wps:bodyPr rot="0" spcFirstLastPara="0" vertOverflow="overflow" horzOverflow="overflow" vert="horz" wrap="square" lIns="91440" tIns="45720" rIns="91440" bIns="45720" numCol="1" spcCol="0" rtlCol="0" fromWordArt="0" anchor="t" anchorCtr="0" forceAA="0" compatLnSpc="1">
+                        <a:prstTxWarp prst="textNoShape">
+                          <a:avLst/>
+                        </a:prstTxWarp>
+                        <a:noAutofit/>
+                      </wps:bodyPr>
+                    </wps:wsp>
+                  </a:graphicData>
+                </a:graphic>
+                <wp14:sizeRelH relativeFrom="margin">
+                  <wp14:pctWidth>0</wp14:pctWidth>
+                </wp14:sizeRelH>
+                <wp14:sizeRelV relativeFrom="margin">
+                  <wp14:pctHeight>0</wp14:pctHeight>
+                </wp14:sizeRelV>
+              </wp:anchor>
+            </w:drawing>
+          </mc:Choice>
+          <mc:Fallback>
+            <w:pict>
+              <v:shape w14:anchorId="3D80317D" id="_x0000_s1030" type="#_x0000_t202" style="position:absolute;left:0;text-align:left;margin-left:250.95pt;margin-top:108.2pt;width:23pt;height:22pt;z-index:-251643392;visibility:visible;mso-wrap-style:square;mso-width-percent:0;mso-height-percent:0;mso-wrap-distance-left:9pt;mso-wrap-distance-top:0;mso-wrap-distance-right:9pt;mso-wrap-distance-bottom:0;mso-position-horizontal:absolute;mso-position-horizontal-relative:text;mso-position-vertical:absolute;mso-position-vertical-relative:text;mso-width-percent:0;mso-height-percent:0;mso-width-relative:margin;mso-height-relative:margin;v-text-anchor:top" o:gfxdata="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" filled="f" stroked="f" strokeweight=".5pt">
+                <v:textbox>
+                  <w:txbxContent>
+                    <w:p>
+                      <w:pPr>
+                        <w:rPr>
+                          <w:color w:val="FFFFFF" w:themeColor="background1"/>
+                        </w:rPr>
+                      </w:pPr>
+                      <w:r>
+                        <w:rPr>
+                          <w:color w:val="FFFFFF" w:themeColor="background1"/>
+                        </w:rPr>
+                        <w:t>6</w:t>
+                      </w:r>
+                    </w:p>
+                  </w:txbxContent>
+                </v:textbox>
+                <w10:wrap type="tight"/>
+              </v:shape>
+            </w:pict>
+          </mc:Fallback>
+        </mc:AlternateContent>
+      </w:r>
+      <w:r>
+        <w:rPr>
+          <w:noProof/>
+          <w:color w:val="FFFFFF"/>
+          <w:spacing w:val="-4"/>
+        </w:rPr>
+        <mc:AlternateContent>
+          <mc:Choice Requires="wps">
+            <w:drawing>
+              <wp:anchor distT="0" distB="0" distL="114300" distR="114300" simplePos="0" relativeHeight="251641344" behindDoc="1" locked="0" layoutInCell="1" allowOverlap="1" wp14:anchorId="41B02F49" wp14:editId="64F5F17D">
                 <wp:simplePos x="0" y="0"/>
                 <wp:positionH relativeFrom="column">
                   <wp:posOffset>3187700</wp:posOffset>
@@ -6583,7 +6636,7 @@
           </mc:Choice>
           <mc:Fallback>
             <w:pict>
-              <v:shape w14:anchorId="41B02F49" id="_x0000_s1029" type="#_x0000_t202" style="position:absolute;left:0;text-align:left;margin-left:251pt;margin-top:104.95pt;width:23pt;height:22pt;z-index:-251676672;visibility:visible;mso-wrap-style:square;mso-width-percent:0;mso-height-percent:0;mso-wrap-distance-left:9pt;mso-wrap-distance-top:0;mso-wrap-distance-right:9pt;mso-wrap-distance-bottom:0;mso-position-horizontal:absolute;mso-position-horizontal-relative:text;mso-position-vertical:absolute;mso-position-vertical-relative:text;mso-width-percent:0;mso-height-percent:0;mso-width-relative:margin;mso-height-relative:margin;v-text-anchor:top" o:gfxdata="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" filled="f" stroked="f" strokeweight=".5pt">
+              <v:shape w14:anchorId="41B02F49" id="_x0000_s1031" type="#_x0000_t202" style="position:absolute;left:0;text-align:left;margin-left:251pt;margin-top:104.95pt;width:23pt;height:22pt;z-index:-251675136;visibility:visible;mso-wrap-style:square;mso-width-percent:0;mso-height-percent:0;mso-wrap-distance-left:9pt;mso-wrap-distance-top:0;mso-wrap-distance-right:9pt;mso-wrap-distance-bottom:0;mso-position-horizontal:absolute;mso-position-horizontal-relative:text;mso-position-vertical:absolute;mso-position-vertical-relative:text;mso-width-percent:0;mso-height-percent:0;mso-width-relative:margin;mso-height-relative:margin;v-text-anchor:top" o:gfxdata="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" filled="f" stroked="f" strokeweight=".5pt">
                 <v:textbox>
                   <w:txbxContent>
                     <w:p>
@@ -6804,7 +6857,7 @@
         <mc:AlternateContent>
           <mc:Choice Requires="wps">
             <w:drawing>
-              <wp:anchor distT="0" distB="0" distL="114300" distR="114300" simplePos="0" relativeHeight="251638272" behindDoc="1" locked="0" layoutInCell="1" allowOverlap="1" wp14:anchorId="142F26CB" wp14:editId="6976082F">
+              <wp:anchor distT="0" distB="0" distL="114300" distR="114300" simplePos="0" relativeHeight="251612672" behindDoc="1" locked="0" layoutInCell="1" allowOverlap="1" wp14:anchorId="142F26CB" wp14:editId="68EA9BC7">
                 <wp:simplePos x="0" y="0"/>
                 <wp:positionH relativeFrom="column">
                   <wp:posOffset>3187700</wp:posOffset>
@@ -6879,7 +6932,7 @@
           </mc:Choice>
           <mc:Fallback>
             <w:pict>
-              <v:shape w14:anchorId="142F26CB" id="_x0000_s1030" type="#_x0000_t202" style="position:absolute;left:0;text-align:left;margin-left:251pt;margin-top:69.6pt;width:23pt;height:22pt;z-index:-251678208;visibility:visible;mso-wrap-style:square;mso-width-percent:0;mso-height-percent:0;mso-wrap-distance-left:9pt;mso-wrap-distance-top:0;mso-wrap-distance-right:9pt;mso-wrap-distance-bottom:0;mso-position-horizontal:absolute;mso-position-horizontal-relative:text;mso-position-vertical:absolute;mso-position-vertical-relative:text;mso-width-percent:0;mso-height-percent:0;mso-width-relative:margin;mso-height-relative:margin;v-text-anchor:top" o:gfxdata="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" filled="f" stroked="f" strokeweight=".5pt">
+              <v:shape w14:anchorId="142F26CB" id="_x0000_s1032" type="#_x0000_t202" style="position:absolute;left:0;text-align:left;margin-left:251pt;margin-top:69.6pt;width:23pt;height:22pt;z-index:-251703808;visibility:visible;mso-wrap-style:square;mso-width-percent:0;mso-height-percent:0;mso-wrap-distance-left:9pt;mso-wrap-distance-top:0;mso-wrap-distance-right:9pt;mso-wrap-distance-bottom:0;mso-position-horizontal:absolute;mso-position-horizontal-relative:text;mso-position-vertical:absolute;mso-position-vertical-relative:text;mso-width-percent:0;mso-height-percent:0;mso-width-relative:margin;mso-height-relative:margin;v-text-anchor:top" o:gfxdata="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" filled="f" stroked="f" strokeweight=".5pt">
                 <v:textbox>
                   <w:txbxContent>
                     <w:p>
@@ -6908,7 +6961,7 @@
           <w:noProof/>
         </w:rPr>
         <w:drawing>
-          <wp:anchor distT="0" distB="0" distL="0" distR="0" simplePos="0" relativeHeight="251652096" behindDoc="1" locked="0" layoutInCell="1" allowOverlap="1" wp14:anchorId="08679E7C" wp14:editId="77769E11">
+          <wp:anchor distT="0" distB="0" distL="0" distR="0" simplePos="0" relativeHeight="251628032" behindDoc="1" locked="0" layoutInCell="1" allowOverlap="1" wp14:anchorId="08679E7C" wp14:editId="77DBE75C">
             <wp:simplePos x="0" y="0"/>
             <wp:positionH relativeFrom="page">
               <wp:posOffset>0</wp:posOffset>
@@ -6977,7 +7030,7 @@
           <w:color w:val="FFFFFF"/>
           <w:spacing w:val="-8"/>
         </w:rPr>
-        <w:t>5</w:t>
+        <w:t>4</w:t>
       </w:r>
       <w:r>
         <w:rPr>
@@ -7033,7 +7086,7 @@
         <mc:AlternateContent>
           <mc:Choice Requires="wps">
             <w:drawing>
-              <wp:anchor distT="0" distB="0" distL="0" distR="0" simplePos="0" relativeHeight="251671552" behindDoc="1" locked="0" layoutInCell="1" allowOverlap="1" wp14:anchorId="14F59EF1" wp14:editId="1D606FB4">
+              <wp:anchor distT="0" distB="0" distL="0" distR="0" simplePos="0" relativeHeight="251649536" behindDoc="1" locked="0" layoutInCell="1" allowOverlap="1" wp14:anchorId="14F59EF1" wp14:editId="2F2621AF">
                 <wp:simplePos x="0" y="0"/>
                 <wp:positionH relativeFrom="page">
                   <wp:posOffset>920750</wp:posOffset>
@@ -7097,7 +7150,7 @@
           </mc:Choice>
           <mc:Fallback>
             <w:pict>
-              <v:shape w14:anchorId="44E0DD3F" id="Graphic 26" o:spid="_x0000_s1026" style="position:absolute;margin-left:72.5pt;margin-top:17.05pt;width:480.25pt;height:.1pt;z-index:-251644928;visibility:visible;mso-wrap-style:square;mso-wrap-distance-left:0;mso-wrap-distance-top:0;mso-wrap-distance-right:0;mso-wrap-distance-bottom:0;mso-position-horizontal:absolute;mso-position-horizontal-relative:page;mso-position-vertical:absolute;mso-position-vertical-relative:text;v-text-anchor:top" coordsize="6099175,1270" o:gfxdata="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" path="m,l6099048,e" filled="f" strokecolor="white" strokeweight=".14036mm">
+              <v:shape w14:anchorId="781EC0C8" id="Graphic 26" o:spid="_x0000_s1026" style="position:absolute;margin-left:72.5pt;margin-top:17.05pt;width:480.25pt;height:.1pt;z-index:-251666944;visibility:visible;mso-wrap-style:square;mso-wrap-distance-left:0;mso-wrap-distance-top:0;mso-wrap-distance-right:0;mso-wrap-distance-bottom:0;mso-position-horizontal:absolute;mso-position-horizontal-relative:page;mso-position-vertical:absolute;mso-position-vertical-relative:text;v-text-anchor:top" coordsize="6099175,1270" o:gfxdata="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" path="m,l6099048,e" filled="f" strokecolor="white" strokeweight=".14036mm">
                 <v:path arrowok="t"/>
                 <w10:wrap type="topAndBottom" anchorx="page"/>
               </v:shape>
@@ -7244,21 +7297,12 @@
         </w:rPr>
         <w:t xml:space="preserve"> </w:t>
       </w:r>
-      <w:proofErr w:type="spellStart"/>
       <w:r>
         <w:rPr>
           <w:color w:val="FFFFFF"/>
           <w:spacing w:val="-6"/>
         </w:rPr>
-        <w:t>monitor_radiation_levels</w:t>
-      </w:r>
-      <w:proofErr w:type="spellEnd"/>
-      <w:r>
-        <w:rPr>
-          <w:color w:val="FFFFFF"/>
-          <w:spacing w:val="-6"/>
-        </w:rPr>
-        <w:t xml:space="preserve"> </w:t>
+        <w:t xml:space="preserve">monitor_radiation_levels </w:t>
       </w:r>
       <w:r>
         <w:rPr>
@@ -8187,7 +8231,6 @@
         </w:rPr>
         <w:t xml:space="preserve"> </w:t>
       </w:r>
-      <w:proofErr w:type="spellStart"/>
       <w:r>
         <w:rPr>
           <w:color w:val="FFFFFF"/>
@@ -8195,7 +8238,6 @@
         </w:rPr>
         <w:t>monitor_radiation_levels</w:t>
       </w:r>
-      <w:proofErr w:type="spellEnd"/>
     </w:p>
     <w:p>
       <w:pPr>
@@ -8316,7 +8358,7 @@
           <w:sz w:val="20"/>
         </w:rPr>
         <w:drawing>
-          <wp:anchor distT="0" distB="0" distL="0" distR="0" simplePos="0" relativeHeight="251672576" behindDoc="1" locked="0" layoutInCell="1" allowOverlap="1" wp14:anchorId="68181029" wp14:editId="17AA0DBB">
+          <wp:anchor distT="0" distB="0" distL="0" distR="0" simplePos="0" relativeHeight="251650560" behindDoc="1" locked="0" layoutInCell="1" allowOverlap="1" wp14:anchorId="68181029" wp14:editId="48708E05">
             <wp:simplePos x="0" y="0"/>
             <wp:positionH relativeFrom="page">
               <wp:posOffset>1817370</wp:posOffset>
@@ -8629,7 +8671,115 @@
         <mc:AlternateContent>
           <mc:Choice Requires="wps">
             <w:drawing>
-              <wp:anchor distT="0" distB="0" distL="114300" distR="114300" simplePos="0" relativeHeight="251640832" behindDoc="1" locked="0" layoutInCell="1" allowOverlap="1" wp14:anchorId="251AD782" wp14:editId="2011E474">
+              <wp:anchor distT="0" distB="0" distL="114300" distR="114300" simplePos="0" relativeHeight="251677184" behindDoc="1" locked="0" layoutInCell="1" allowOverlap="1" wp14:anchorId="6BC25113" wp14:editId="379AA9BE">
+                <wp:simplePos x="0" y="0"/>
+                <wp:positionH relativeFrom="column">
+                  <wp:posOffset>3186209</wp:posOffset>
+                </wp:positionH>
+                <wp:positionV relativeFrom="paragraph">
+                  <wp:posOffset>1592329</wp:posOffset>
+                </wp:positionV>
+                <wp:extent cx="292100" cy="279400"/>
+                <wp:effectExtent l="0" t="0" r="0" b="6350"/>
+                <wp:wrapTight wrapText="bothSides">
+                  <wp:wrapPolygon edited="0">
+                    <wp:start x="4226" y="0"/>
+                    <wp:lineTo x="4226" y="20618"/>
+                    <wp:lineTo x="16904" y="20618"/>
+                    <wp:lineTo x="16904" y="0"/>
+                    <wp:lineTo x="4226" y="0"/>
+                  </wp:wrapPolygon>
+                </wp:wrapTight>
+                <wp:docPr id="1754761958" name="Text Box 8"/>
+                <wp:cNvGraphicFramePr/>
+                <a:graphic xmlns:a="http://schemas.openxmlformats.org/drawingml/2006/main">
+                  <a:graphicData uri="http://schemas.microsoft.com/office/word/2010/wordprocessingShape">
+                    <wps:wsp>
+                      <wps:cNvSpPr txBox="1"/>
+                      <wps:spPr>
+                        <a:xfrm>
+                          <a:off x="0" y="0"/>
+                          <a:ext cx="292100" cy="279400"/>
+                        </a:xfrm>
+                        <a:prstGeom prst="rect">
+                          <a:avLst/>
+                        </a:prstGeom>
+                        <a:noFill/>
+                        <a:ln w="6350">
+                          <a:noFill/>
+                        </a:ln>
+                      </wps:spPr>
+                      <wps:txbx>
+                        <w:txbxContent>
+                          <w:p>
+                            <w:pPr>
+                              <w:rPr>
+                                <w:color w:val="FFFFFF" w:themeColor="background1"/>
+                              </w:rPr>
+                            </w:pPr>
+                            <w:r>
+                              <w:rPr>
+                                <w:color w:val="FFFFFF" w:themeColor="background1"/>
+                              </w:rPr>
+                              <w:t>7</w:t>
+                            </w:r>
+                          </w:p>
+                        </w:txbxContent>
+                      </wps:txbx>
+                      <wps:bodyPr rot="0" spcFirstLastPara="0" vertOverflow="overflow" horzOverflow="overflow" vert="horz" wrap="square" lIns="91440" tIns="45720" rIns="91440" bIns="45720" numCol="1" spcCol="0" rtlCol="0" fromWordArt="0" anchor="t" anchorCtr="0" forceAA="0" compatLnSpc="1">
+                        <a:prstTxWarp prst="textNoShape">
+                          <a:avLst/>
+                        </a:prstTxWarp>
+                        <a:noAutofit/>
+                      </wps:bodyPr>
+                    </wps:wsp>
+                  </a:graphicData>
+                </a:graphic>
+                <wp14:sizeRelH relativeFrom="margin">
+                  <wp14:pctWidth>0</wp14:pctWidth>
+                </wp14:sizeRelH>
+                <wp14:sizeRelV relativeFrom="margin">
+                  <wp14:pctHeight>0</wp14:pctHeight>
+                </wp14:sizeRelV>
+              </wp:anchor>
+            </w:drawing>
+          </mc:Choice>
+          <mc:Fallback>
+            <w:pict>
+              <v:shape w14:anchorId="6BC25113" id="_x0000_s1033" type="#_x0000_t202" style="position:absolute;left:0;text-align:left;margin-left:250.9pt;margin-top:125.4pt;width:23pt;height:22pt;z-index:-251639296;visibility:visible;mso-wrap-style:square;mso-width-percent:0;mso-height-percent:0;mso-wrap-distance-left:9pt;mso-wrap-distance-top:0;mso-wrap-distance-right:9pt;mso-wrap-distance-bottom:0;mso-position-horizontal:absolute;mso-position-horizontal-relative:text;mso-position-vertical:absolute;mso-position-vertical-relative:text;mso-width-percent:0;mso-height-percent:0;mso-width-relative:margin;mso-height-relative:margin;v-text-anchor:top" o:gfxdata="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" filled="f" stroked="f" strokeweight=".5pt">
+                <v:textbox>
+                  <w:txbxContent>
+                    <w:p>
+                      <w:pPr>
+                        <w:rPr>
+                          <w:color w:val="FFFFFF" w:themeColor="background1"/>
+                        </w:rPr>
+                      </w:pPr>
+                      <w:r>
+                        <w:rPr>
+                          <w:color w:val="FFFFFF" w:themeColor="background1"/>
+                        </w:rPr>
+                        <w:t>7</w:t>
+                      </w:r>
+                    </w:p>
+                  </w:txbxContent>
+                </v:textbox>
+                <w10:wrap type="tight"/>
+              </v:shape>
+            </w:pict>
+          </mc:Fallback>
+        </mc:AlternateContent>
+      </w:r>
+      <w:r>
+        <w:rPr>
+          <w:noProof/>
+          <w:color w:val="FFFFFF"/>
+          <w:spacing w:val="-4"/>
+        </w:rPr>
+        <mc:AlternateContent>
+          <mc:Choice Requires="wps">
+            <w:drawing>
+              <wp:anchor distT="0" distB="0" distL="114300" distR="114300" simplePos="0" relativeHeight="251642368" behindDoc="1" locked="0" layoutInCell="1" allowOverlap="1" wp14:anchorId="251AD782" wp14:editId="158B66FE">
                 <wp:simplePos x="0" y="0"/>
                 <wp:positionH relativeFrom="column">
                   <wp:posOffset>3187700</wp:posOffset>
@@ -8704,7 +8854,7 @@
           </mc:Choice>
           <mc:Fallback>
             <w:pict>
-              <v:shape w14:anchorId="251AD782" id="_x0000_s1031" type="#_x0000_t202" style="position:absolute;left:0;text-align:left;margin-left:251pt;margin-top:114.95pt;width:23pt;height:22pt;z-index:-251675648;visibility:visible;mso-wrap-style:square;mso-width-percent:0;mso-height-percent:0;mso-wrap-distance-left:9pt;mso-wrap-distance-top:0;mso-wrap-distance-right:9pt;mso-wrap-distance-bottom:0;mso-position-horizontal:absolute;mso-position-horizontal-relative:text;mso-position-vertical:absolute;mso-position-vertical-relative:text;mso-width-percent:0;mso-height-percent:0;mso-width-relative:margin;mso-height-relative:margin;v-text-anchor:top" o:gfxdata="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" filled="f" stroked="f" strokeweight=".5pt">
+              <v:shape w14:anchorId="251AD782" id="_x0000_s1034" type="#_x0000_t202" style="position:absolute;left:0;text-align:left;margin-left:251pt;margin-top:114.95pt;width:23pt;height:22pt;z-index:-251674112;visibility:visible;mso-wrap-style:square;mso-width-percent:0;mso-height-percent:0;mso-wrap-distance-left:9pt;mso-wrap-distance-top:0;mso-wrap-distance-right:9pt;mso-wrap-distance-bottom:0;mso-position-horizontal:absolute;mso-position-horizontal-relative:text;mso-position-vertical:absolute;mso-position-vertical-relative:text;mso-width-percent:0;mso-height-percent:0;mso-width-relative:margin;mso-height-relative:margin;v-text-anchor:top" o:gfxdata="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" filled="f" stroked="f" strokeweight=".5pt">
                 <v:textbox>
                   <w:txbxContent>
                     <w:p>
@@ -9030,7 +9180,7 @@
         </w:rPr>
         <w:lastRenderedPageBreak/>
         <w:drawing>
-          <wp:anchor distT="0" distB="0" distL="0" distR="0" simplePos="0" relativeHeight="251654144" behindDoc="1" locked="0" layoutInCell="1" allowOverlap="1" wp14:anchorId="3429B4EE" wp14:editId="7F068858">
+          <wp:anchor distT="0" distB="0" distL="0" distR="0" simplePos="0" relativeHeight="251630080" behindDoc="1" locked="0" layoutInCell="1" allowOverlap="1" wp14:anchorId="3429B4EE" wp14:editId="5FB67AC1">
             <wp:simplePos x="0" y="0"/>
             <wp:positionH relativeFrom="page">
               <wp:posOffset>0</wp:posOffset>
@@ -9101,7 +9251,7 @@
           <w:color w:val="FFFFFF"/>
           <w:spacing w:val="-8"/>
         </w:rPr>
-        <w:t>6</w:t>
+        <w:t>5</w:t>
       </w:r>
       <w:r>
         <w:rPr>
@@ -9113,6 +9263,13 @@
       <w:r>
         <w:rPr>
           <w:color w:val="FFFFFF"/>
+          <w:spacing w:val="-8"/>
+        </w:rPr>
+        <w:t xml:space="preserve"> Sensitive</w:t>
+      </w:r>
+      <w:r>
+        <w:rPr>
+          <w:color w:val="FFFFFF"/>
           <w:spacing w:val="-3"/>
         </w:rPr>
         <w:t xml:space="preserve"> </w:t>
@@ -9137,48 +9294,6 @@
           <w:spacing w:val="-8"/>
         </w:rPr>
         <w:t>Disclosure</w:t>
-      </w:r>
-      <w:r>
-        <w:rPr>
-          <w:color w:val="FFFFFF"/>
-          <w:spacing w:val="-12"/>
-        </w:rPr>
-        <w:t xml:space="preserve"> </w:t>
-      </w:r>
-      <w:r>
-        <w:rPr>
-          <w:color w:val="FFFFFF"/>
-          <w:spacing w:val="-8"/>
-        </w:rPr>
-        <w:t>via</w:t>
-      </w:r>
-      <w:r>
-        <w:rPr>
-          <w:color w:val="FFFFFF"/>
-          <w:spacing w:val="-17"/>
-        </w:rPr>
-        <w:t xml:space="preserve"> </w:t>
-      </w:r>
-      <w:r>
-        <w:rPr>
-          <w:color w:val="FFFFFF"/>
-          <w:spacing w:val="-8"/>
-        </w:rPr>
-        <w:t>Error</w:t>
-      </w:r>
-      <w:r>
-        <w:rPr>
-          <w:color w:val="FFFFFF"/>
-          <w:spacing w:val="-10"/>
-        </w:rPr>
-        <w:t xml:space="preserve"> </w:t>
-      </w:r>
-      <w:r>
-        <w:rPr>
-          <w:color w:val="FFFFFF"/>
-          <w:spacing w:val="-8"/>
-        </w:rPr>
-        <w:t>Messages</w:t>
       </w:r>
     </w:p>
     <w:p>
@@ -9199,7 +9314,7 @@
         <mc:AlternateContent>
           <mc:Choice Requires="wps">
             <w:drawing>
-              <wp:anchor distT="0" distB="0" distL="0" distR="0" simplePos="0" relativeHeight="251674624" behindDoc="1" locked="0" layoutInCell="1" allowOverlap="1" wp14:anchorId="3B2915AE" wp14:editId="59B9DDF3">
+              <wp:anchor distT="0" distB="0" distL="0" distR="0" simplePos="0" relativeHeight="251651584" behindDoc="1" locked="0" layoutInCell="1" allowOverlap="1" wp14:anchorId="3B2915AE" wp14:editId="0B88110F">
                 <wp:simplePos x="0" y="0"/>
                 <wp:positionH relativeFrom="page">
                   <wp:posOffset>920750</wp:posOffset>
@@ -9263,7 +9378,7 @@
           </mc:Choice>
           <mc:Fallback>
             <w:pict>
-              <v:shape w14:anchorId="497AC033" id="Graphic 29" o:spid="_x0000_s1026" style="position:absolute;margin-left:72.5pt;margin-top:13.7pt;width:480.25pt;height:.1pt;z-index:-251641856;visibility:visible;mso-wrap-style:square;mso-wrap-distance-left:0;mso-wrap-distance-top:0;mso-wrap-distance-right:0;mso-wrap-distance-bottom:0;mso-position-horizontal:absolute;mso-position-horizontal-relative:page;mso-position-vertical:absolute;mso-position-vertical-relative:text;v-text-anchor:top" coordsize="6099175,1270" o:gfxdata="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" path="m,l6099048,e" filled="f" strokecolor="white" strokeweight=".14036mm">
+              <v:shape w14:anchorId="33C6ABE0" id="Graphic 29" o:spid="_x0000_s1026" style="position:absolute;margin-left:72.5pt;margin-top:13.7pt;width:480.25pt;height:.1pt;z-index:-251664896;visibility:visible;mso-wrap-style:square;mso-wrap-distance-left:0;mso-wrap-distance-top:0;mso-wrap-distance-right:0;mso-wrap-distance-bottom:0;mso-position-horizontal:absolute;mso-position-horizontal-relative:page;mso-position-vertical:absolute;mso-position-vertical-relative:text;v-text-anchor:top" coordsize="6099175,1270" o:gfxdata="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" path="m,l6099048,e" filled="f" strokecolor="white" strokeweight=".14036mm">
                 <v:path arrowok="t"/>
                 <w10:wrap type="topAndBottom" anchorx="page"/>
               </v:shape>
@@ -9365,19 +9480,17 @@
         </w:rPr>
         <w:t xml:space="preserve"> </w:t>
       </w:r>
-      <w:proofErr w:type="spellStart"/>
-      <w:r>
-        <w:rPr>
-          <w:color w:val="FFFFFF"/>
-        </w:rPr>
-        <w:t>log_system_event</w:t>
-      </w:r>
-      <w:proofErr w:type="spellEnd"/>
-      <w:r>
-        <w:rPr>
-          <w:color w:val="FFFFFF"/>
-        </w:rPr>
-        <w:t xml:space="preserve"> Discovered in: Black-box</w:t>
+      <w:r>
+        <w:rPr>
+          <w:color w:val="FFFFFF"/>
+        </w:rPr>
+        <w:t xml:space="preserve">log_system_event Discovered in: </w:t>
+      </w:r>
+      <w:r>
+        <w:rPr>
+          <w:color w:val="FFFFFF"/>
+        </w:rPr>
+        <w:t>White-box</w:t>
       </w:r>
     </w:p>
     <w:p>
@@ -9402,333 +9515,84 @@
     <w:p>
       <w:pPr>
         <w:pStyle w:val="BodyText"/>
-        <w:spacing w:before="2"/>
-        <w:ind w:left="142" w:right="265"/>
-      </w:pPr>
-      <w:r>
-        <w:rPr>
-          <w:color w:val="FFFFFF"/>
-        </w:rPr>
-        <w:t>The</w:t>
-      </w:r>
-      <w:r>
-        <w:rPr>
-          <w:color w:val="FFFFFF"/>
-          <w:spacing w:val="-20"/>
-        </w:rPr>
-        <w:t xml:space="preserve"> </w:t>
-      </w:r>
-      <w:r>
-        <w:rPr>
-          <w:color w:val="FFFFFF"/>
-        </w:rPr>
-        <w:t>application</w:t>
-      </w:r>
-      <w:r>
-        <w:rPr>
-          <w:color w:val="FFFFFF"/>
-          <w:spacing w:val="-19"/>
-        </w:rPr>
-        <w:t xml:space="preserve"> </w:t>
-      </w:r>
-      <w:r>
-        <w:rPr>
-          <w:color w:val="FFFFFF"/>
-        </w:rPr>
-        <w:t>leaks</w:t>
-      </w:r>
-      <w:r>
-        <w:rPr>
-          <w:color w:val="FFFFFF"/>
-          <w:spacing w:val="-19"/>
-        </w:rPr>
-        <w:t xml:space="preserve"> </w:t>
-      </w:r>
-      <w:r>
-        <w:rPr>
-          <w:color w:val="FFFFFF"/>
-        </w:rPr>
-        <w:t>sensitive</w:t>
-      </w:r>
-      <w:r>
-        <w:rPr>
-          <w:color w:val="FFFFFF"/>
-          <w:spacing w:val="-20"/>
-        </w:rPr>
-        <w:t xml:space="preserve"> </w:t>
-      </w:r>
-      <w:r>
-        <w:rPr>
-          <w:color w:val="FFFFFF"/>
-        </w:rPr>
-        <w:t>path</w:t>
-      </w:r>
-      <w:r>
-        <w:rPr>
-          <w:color w:val="FFFFFF"/>
-          <w:spacing w:val="-19"/>
-        </w:rPr>
-        <w:t xml:space="preserve"> </w:t>
-      </w:r>
-      <w:r>
-        <w:rPr>
-          <w:color w:val="FFFFFF"/>
-        </w:rPr>
-        <w:t>information</w:t>
-      </w:r>
-      <w:r>
-        <w:rPr>
-          <w:color w:val="FFFFFF"/>
-          <w:spacing w:val="-20"/>
-        </w:rPr>
-        <w:t xml:space="preserve"> </w:t>
-      </w:r>
-      <w:r>
-        <w:rPr>
-          <w:color w:val="FFFFFF"/>
-        </w:rPr>
-        <w:t>by</w:t>
-      </w:r>
-      <w:r>
-        <w:rPr>
-          <w:color w:val="FFFFFF"/>
-          <w:spacing w:val="-19"/>
-        </w:rPr>
-        <w:t xml:space="preserve"> </w:t>
-      </w:r>
-      <w:r>
-        <w:rPr>
-          <w:color w:val="FFFFFF"/>
-        </w:rPr>
-        <w:t>outputting</w:t>
-      </w:r>
-      <w:r>
-        <w:rPr>
-          <w:color w:val="FFFFFF"/>
-          <w:spacing w:val="-19"/>
-        </w:rPr>
-        <w:t xml:space="preserve"> </w:t>
-      </w:r>
-      <w:r>
-        <w:rPr>
-          <w:color w:val="FFFFFF"/>
-        </w:rPr>
-        <w:t>direct</w:t>
-      </w:r>
-      <w:r>
-        <w:rPr>
-          <w:color w:val="FFFFFF"/>
-          <w:spacing w:val="-20"/>
-        </w:rPr>
-        <w:t xml:space="preserve"> </w:t>
-      </w:r>
-      <w:r>
-        <w:rPr>
-          <w:color w:val="FFFFFF"/>
-        </w:rPr>
-        <w:t>system</w:t>
-      </w:r>
-      <w:r>
-        <w:rPr>
-          <w:color w:val="FFFFFF"/>
-          <w:spacing w:val="-19"/>
-        </w:rPr>
-        <w:t xml:space="preserve"> </w:t>
-      </w:r>
-      <w:r>
-        <w:rPr>
-          <w:color w:val="FFFFFF"/>
-        </w:rPr>
-        <w:t>error</w:t>
-      </w:r>
-      <w:r>
-        <w:rPr>
-          <w:color w:val="FFFFFF"/>
-          <w:spacing w:val="-19"/>
-        </w:rPr>
-        <w:t xml:space="preserve"> </w:t>
-      </w:r>
-      <w:r>
-        <w:rPr>
-          <w:color w:val="FFFFFF"/>
-        </w:rPr>
-        <w:t>messages when</w:t>
-      </w:r>
-      <w:r>
-        <w:rPr>
-          <w:color w:val="FFFFFF"/>
-          <w:spacing w:val="-20"/>
-        </w:rPr>
-        <w:t xml:space="preserve"> </w:t>
-      </w:r>
-      <w:r>
-        <w:rPr>
-          <w:color w:val="FFFFFF"/>
-        </w:rPr>
-        <w:t>failing</w:t>
-      </w:r>
-      <w:r>
-        <w:rPr>
-          <w:color w:val="FFFFFF"/>
-          <w:spacing w:val="-19"/>
-        </w:rPr>
-        <w:t xml:space="preserve"> </w:t>
-      </w:r>
-      <w:r>
-        <w:rPr>
-          <w:color w:val="FFFFFF"/>
-        </w:rPr>
-        <w:t>to</w:t>
-      </w:r>
-      <w:r>
-        <w:rPr>
-          <w:color w:val="FFFFFF"/>
-          <w:spacing w:val="-19"/>
-        </w:rPr>
-        <w:t xml:space="preserve"> </w:t>
-      </w:r>
-      <w:r>
-        <w:rPr>
-          <w:color w:val="FFFFFF"/>
-        </w:rPr>
-        <w:t>access</w:t>
-      </w:r>
-      <w:r>
-        <w:rPr>
-          <w:color w:val="FFFFFF"/>
-          <w:spacing w:val="-20"/>
-        </w:rPr>
-        <w:t xml:space="preserve"> </w:t>
-      </w:r>
-      <w:r>
-        <w:rPr>
-          <w:color w:val="FFFFFF"/>
-        </w:rPr>
-        <w:t>files.</w:t>
-      </w:r>
-      <w:r>
-        <w:rPr>
-          <w:color w:val="FFFFFF"/>
-          <w:spacing w:val="-19"/>
-        </w:rPr>
-        <w:t xml:space="preserve"> </w:t>
-      </w:r>
-      <w:r>
-        <w:rPr>
-          <w:color w:val="FFFFFF"/>
-        </w:rPr>
-        <w:t>Specifically,</w:t>
-      </w:r>
-      <w:r>
-        <w:rPr>
-          <w:color w:val="FFFFFF"/>
-          <w:spacing w:val="-20"/>
-        </w:rPr>
-        <w:t xml:space="preserve"> </w:t>
-      </w:r>
-      <w:r>
-        <w:rPr>
-          <w:color w:val="FFFFFF"/>
-        </w:rPr>
-        <w:t>when</w:t>
-      </w:r>
-      <w:r>
-        <w:rPr>
-          <w:color w:val="FFFFFF"/>
-          <w:spacing w:val="-19"/>
-        </w:rPr>
-        <w:t xml:space="preserve"> </w:t>
-      </w:r>
-      <w:r>
-        <w:rPr>
-          <w:color w:val="FFFFFF"/>
-        </w:rPr>
-        <w:t>the</w:t>
-      </w:r>
-      <w:r>
-        <w:rPr>
-          <w:color w:val="FFFFFF"/>
-          <w:spacing w:val="-19"/>
-        </w:rPr>
-        <w:t xml:space="preserve"> </w:t>
-      </w:r>
-      <w:r>
-        <w:rPr>
-          <w:color w:val="FFFFFF"/>
-        </w:rPr>
-        <w:t>directory</w:t>
-      </w:r>
-      <w:r>
-        <w:rPr>
-          <w:color w:val="FFFFFF"/>
-          <w:spacing w:val="-20"/>
-        </w:rPr>
-        <w:t xml:space="preserve"> </w:t>
-      </w:r>
-      <w:r>
-        <w:rPr>
-          <w:color w:val="FFFFFF"/>
-        </w:rPr>
-        <w:t>Data</w:t>
-      </w:r>
-      <w:r>
-        <w:rPr>
-          <w:color w:val="FFFFFF"/>
-          <w:spacing w:val="-19"/>
-        </w:rPr>
-        <w:t xml:space="preserve"> </w:t>
-      </w:r>
-      <w:r>
-        <w:rPr>
-          <w:color w:val="FFFFFF"/>
-        </w:rPr>
-        <w:t>is</w:t>
-      </w:r>
-      <w:r>
-        <w:rPr>
-          <w:color w:val="FFFFFF"/>
-          <w:spacing w:val="-19"/>
-        </w:rPr>
-        <w:t xml:space="preserve"> </w:t>
-      </w:r>
-      <w:r>
-        <w:rPr>
-          <w:color w:val="FFFFFF"/>
-        </w:rPr>
-        <w:t>missing,</w:t>
-      </w:r>
-      <w:r>
-        <w:rPr>
-          <w:color w:val="FFFFFF"/>
-          <w:spacing w:val="-20"/>
-        </w:rPr>
-        <w:t xml:space="preserve"> </w:t>
-      </w:r>
-      <w:r>
-        <w:rPr>
-          <w:color w:val="FFFFFF"/>
-        </w:rPr>
-        <w:t>the</w:t>
-      </w:r>
-      <w:r>
-        <w:rPr>
-          <w:color w:val="FFFFFF"/>
-          <w:spacing w:val="-19"/>
-        </w:rPr>
-        <w:t xml:space="preserve"> </w:t>
-      </w:r>
-      <w:r>
-        <w:rPr>
-          <w:color w:val="FFFFFF"/>
-        </w:rPr>
-        <w:t xml:space="preserve">application </w:t>
-      </w:r>
-      <w:r>
-        <w:rPr>
-          <w:color w:val="FFFFFF"/>
-          <w:spacing w:val="-2"/>
-        </w:rPr>
-        <w:t>reveals</w:t>
+        <w:ind w:left="142"/>
+        <w:rPr>
+          <w:color w:val="FFFFFF" w:themeColor="background1"/>
+        </w:rPr>
+      </w:pPr>
+      <w:r>
+        <w:rPr>
+          <w:color w:val="FFFFFF" w:themeColor="background1"/>
+        </w:rPr>
+        <w:t xml:space="preserve">The </w:t>
+      </w:r>
+      <w:r>
+        <w:rPr>
+          <w:color w:val="FFFFFF" w:themeColor="background1"/>
+        </w:rPr>
+        <w:t>log_system_event function contains a logic flaw where sensitive information is written to an acces</w:t>
+      </w:r>
+      <w:r>
+        <w:rPr>
+          <w:color w:val="FFFFFF" w:themeColor="background1"/>
+        </w:rPr>
+        <w:t>s</w:t>
+      </w:r>
+      <w:r>
+        <w:rPr>
+          <w:color w:val="FFFFFF" w:themeColor="background1"/>
+        </w:rPr>
+        <w:t>ible log file if a specific string is present in the user input. The application uses strstr(input, “leak”) to monitor incom</w:t>
+      </w:r>
+      <w:r>
+        <w:rPr>
+          <w:color w:val="FFFFFF" w:themeColor="background1"/>
+        </w:rPr>
+        <w:t>ing commands</w:t>
+      </w:r>
+      <w:r>
+        <w:rPr>
+          <w:color w:val="FFFFFF" w:themeColor="background1"/>
+        </w:rPr>
+        <w:t>.</w:t>
+      </w:r>
+      <w:r>
+        <w:rPr>
+          <w:color w:val="FFFFFF" w:themeColor="background1"/>
+        </w:rPr>
+        <w:t xml:space="preserve"> If a user provides an input containing the word leak, the program displays sensitive information in the Data/system.log file.</w:t>
+      </w:r>
+    </w:p>
+    <w:p>
+      <w:pPr>
+        <w:pStyle w:val="BodyText"/>
+        <w:ind w:left="142"/>
+        <w:rPr>
+          <w:color w:val="FFFFFF" w:themeColor="background1"/>
+        </w:rPr>
+      </w:pPr>
+      <w:r>
+        <w:rPr>
+          <w:color w:val="FFFFFF" w:themeColor="background1"/>
+        </w:rPr>
+        <w:t xml:space="preserve"> </w:t>
+      </w:r>
+    </w:p>
+    <w:p>
+      <w:pPr>
+        <w:pStyle w:val="BodyText"/>
+        <w:ind w:left="142"/>
+        <w:rPr>
+          <w:color w:val="FFFFFF"/>
+          <w:spacing w:val="-2"/>
+        </w:rPr>
+      </w:pPr>
+      <w:r>
+        <w:rPr>
+          <w:color w:val="FFFFFF"/>
+          <w:spacing w:val="-2"/>
+        </w:rPr>
+        <w:t>Proof</w:t>
       </w:r>
       <w:r>
         <w:rPr>
@@ -9742,34 +9606,6 @@
           <w:color w:val="FFFFFF"/>
           <w:spacing w:val="-2"/>
         </w:rPr>
-        <w:t>the</w:t>
-      </w:r>
-      <w:r>
-        <w:rPr>
-          <w:color w:val="FFFFFF"/>
-          <w:spacing w:val="-17"/>
-        </w:rPr>
-        <w:t xml:space="preserve"> </w:t>
-      </w:r>
-      <w:r>
-        <w:rPr>
-          <w:color w:val="FFFFFF"/>
-          <w:spacing w:val="-2"/>
-        </w:rPr>
-        <w:t>location</w:t>
-      </w:r>
-      <w:r>
-        <w:rPr>
-          <w:color w:val="FFFFFF"/>
-          <w:spacing w:val="-17"/>
-        </w:rPr>
-        <w:t xml:space="preserve"> </w:t>
-      </w:r>
-      <w:r>
-        <w:rPr>
-          <w:color w:val="FFFFFF"/>
-          <w:spacing w:val="-2"/>
-        </w:rPr>
         <w:t>of</w:t>
       </w:r>
       <w:r>
@@ -9784,408 +9620,51 @@
           <w:color w:val="FFFFFF"/>
           <w:spacing w:val="-2"/>
         </w:rPr>
-        <w:t>its</w:t>
-      </w:r>
-      <w:r>
-        <w:rPr>
-          <w:color w:val="FFFFFF"/>
-          <w:spacing w:val="-17"/>
-        </w:rPr>
-        <w:t xml:space="preserve"> </w:t>
-      </w:r>
-      <w:r>
-        <w:rPr>
-          <w:color w:val="FFFFFF"/>
-          <w:spacing w:val="-2"/>
-        </w:rPr>
-        <w:t>log</w:t>
-      </w:r>
-      <w:r>
-        <w:rPr>
-          <w:color w:val="FFFFFF"/>
-          <w:spacing w:val="-18"/>
-        </w:rPr>
-        <w:t xml:space="preserve"> </w:t>
-      </w:r>
-      <w:r>
-        <w:rPr>
-          <w:color w:val="FFFFFF"/>
-          <w:spacing w:val="-2"/>
-        </w:rPr>
-        <w:t>file</w:t>
-      </w:r>
-      <w:r>
-        <w:rPr>
-          <w:color w:val="FFFFFF"/>
-          <w:spacing w:val="-17"/>
-        </w:rPr>
-        <w:t xml:space="preserve"> </w:t>
-      </w:r>
-      <w:r>
-        <w:rPr>
-          <w:color w:val="FFFFFF"/>
-          <w:spacing w:val="-2"/>
-        </w:rPr>
-        <w:t>(Data/system.log).</w:t>
-      </w:r>
-      <w:r>
-        <w:rPr>
-          <w:color w:val="FFFFFF"/>
-          <w:spacing w:val="-17"/>
-        </w:rPr>
-        <w:t xml:space="preserve"> </w:t>
-      </w:r>
-      <w:r>
-        <w:rPr>
-          <w:color w:val="FFFFFF"/>
-          <w:spacing w:val="-2"/>
-        </w:rPr>
-        <w:t>Because</w:t>
-      </w:r>
-      <w:r>
-        <w:rPr>
-          <w:color w:val="FFFFFF"/>
-          <w:spacing w:val="-18"/>
-        </w:rPr>
-        <w:t xml:space="preserve"> </w:t>
-      </w:r>
-      <w:r>
-        <w:rPr>
-          <w:color w:val="FFFFFF"/>
-          <w:spacing w:val="-2"/>
-        </w:rPr>
-        <w:t>the</w:t>
-      </w:r>
-      <w:r>
-        <w:rPr>
-          <w:color w:val="FFFFFF"/>
-          <w:spacing w:val="-17"/>
-        </w:rPr>
-        <w:t xml:space="preserve"> </w:t>
-      </w:r>
-      <w:r>
-        <w:rPr>
-          <w:color w:val="FFFFFF"/>
-          <w:spacing w:val="-2"/>
-        </w:rPr>
-        <w:t>program</w:t>
-      </w:r>
-      <w:r>
-        <w:rPr>
-          <w:color w:val="FFFFFF"/>
-          <w:spacing w:val="-17"/>
-        </w:rPr>
-        <w:t xml:space="preserve"> </w:t>
-      </w:r>
-      <w:r>
-        <w:rPr>
-          <w:color w:val="FFFFFF"/>
-          <w:spacing w:val="-2"/>
-        </w:rPr>
-        <w:t>doesn’t</w:t>
-      </w:r>
-      <w:r>
-        <w:rPr>
-          <w:color w:val="FFFFFF"/>
-          <w:spacing w:val="-18"/>
-        </w:rPr>
-        <w:t xml:space="preserve"> </w:t>
-      </w:r>
-      <w:r>
-        <w:rPr>
-          <w:color w:val="FFFFFF"/>
-          <w:spacing w:val="-2"/>
-        </w:rPr>
-        <w:t>use</w:t>
-      </w:r>
-      <w:r>
-        <w:rPr>
-          <w:color w:val="FFFFFF"/>
-          <w:spacing w:val="-17"/>
-        </w:rPr>
-        <w:t xml:space="preserve"> </w:t>
-      </w:r>
-      <w:r>
-        <w:rPr>
-          <w:color w:val="FFFFFF"/>
-          <w:spacing w:val="-2"/>
-        </w:rPr>
-        <w:t xml:space="preserve">generic </w:t>
-      </w:r>
-      <w:r>
-        <w:rPr>
-          <w:color w:val="FFFFFF"/>
-        </w:rPr>
-        <w:t>error</w:t>
-      </w:r>
-      <w:r>
-        <w:rPr>
-          <w:color w:val="FFFFFF"/>
-          <w:spacing w:val="-20"/>
-        </w:rPr>
-        <w:t xml:space="preserve"> </w:t>
-      </w:r>
-      <w:r>
-        <w:rPr>
-          <w:color w:val="FFFFFF"/>
-        </w:rPr>
-        <w:t>messages,</w:t>
-      </w:r>
-      <w:r>
-        <w:rPr>
-          <w:color w:val="FFFFFF"/>
-          <w:spacing w:val="-19"/>
-        </w:rPr>
-        <w:t xml:space="preserve"> </w:t>
-      </w:r>
-      <w:r>
-        <w:rPr>
-          <w:color w:val="FFFFFF"/>
-        </w:rPr>
-        <w:t>the</w:t>
-      </w:r>
-      <w:r>
-        <w:rPr>
-          <w:color w:val="FFFFFF"/>
-          <w:spacing w:val="-19"/>
-        </w:rPr>
-        <w:t xml:space="preserve"> </w:t>
-      </w:r>
-      <w:r>
-        <w:rPr>
-          <w:color w:val="FFFFFF"/>
-        </w:rPr>
-        <w:t>application</w:t>
-      </w:r>
-      <w:r>
-        <w:rPr>
-          <w:color w:val="FFFFFF"/>
-          <w:spacing w:val="-20"/>
-        </w:rPr>
-        <w:t xml:space="preserve"> </w:t>
-      </w:r>
-      <w:r>
-        <w:rPr>
-          <w:color w:val="FFFFFF"/>
-        </w:rPr>
-        <w:t>allows</w:t>
-      </w:r>
-      <w:r>
-        <w:rPr>
-          <w:color w:val="FFFFFF"/>
-          <w:spacing w:val="-18"/>
-        </w:rPr>
-        <w:t xml:space="preserve"> </w:t>
-      </w:r>
-      <w:r>
-        <w:rPr>
-          <w:color w:val="FFFFFF"/>
-        </w:rPr>
-        <w:t>any</w:t>
-      </w:r>
-      <w:r>
-        <w:rPr>
-          <w:color w:val="FFFFFF"/>
-          <w:spacing w:val="-16"/>
-        </w:rPr>
-        <w:t xml:space="preserve"> </w:t>
-      </w:r>
-      <w:r>
-        <w:rPr>
-          <w:color w:val="FFFFFF"/>
-        </w:rPr>
-        <w:t>user</w:t>
-      </w:r>
-      <w:r>
-        <w:rPr>
-          <w:color w:val="FFFFFF"/>
-          <w:spacing w:val="-18"/>
-        </w:rPr>
-        <w:t xml:space="preserve"> </w:t>
-      </w:r>
-      <w:r>
-        <w:rPr>
-          <w:color w:val="FFFFFF"/>
-        </w:rPr>
-        <w:t>to</w:t>
-      </w:r>
-      <w:r>
-        <w:rPr>
-          <w:color w:val="FFFFFF"/>
-          <w:spacing w:val="-19"/>
-        </w:rPr>
-        <w:t xml:space="preserve"> </w:t>
-      </w:r>
-      <w:r>
-        <w:rPr>
-          <w:color w:val="FFFFFF"/>
-        </w:rPr>
-        <w:t>see</w:t>
-      </w:r>
-      <w:r>
-        <w:rPr>
-          <w:color w:val="FFFFFF"/>
-          <w:spacing w:val="-20"/>
-        </w:rPr>
-        <w:t xml:space="preserve"> </w:t>
-      </w:r>
-      <w:r>
-        <w:rPr>
-          <w:color w:val="FFFFFF"/>
-        </w:rPr>
-        <w:t>the</w:t>
-      </w:r>
-      <w:r>
-        <w:rPr>
-          <w:color w:val="FFFFFF"/>
-          <w:spacing w:val="-16"/>
-        </w:rPr>
-        <w:t xml:space="preserve"> </w:t>
-      </w:r>
-      <w:r>
-        <w:rPr>
-          <w:color w:val="FFFFFF"/>
-        </w:rPr>
-        <w:t>internal</w:t>
-      </w:r>
-      <w:r>
-        <w:rPr>
-          <w:color w:val="FFFFFF"/>
-          <w:spacing w:val="-18"/>
-        </w:rPr>
-        <w:t xml:space="preserve"> </w:t>
-      </w:r>
-      <w:r>
-        <w:rPr>
-          <w:color w:val="FFFFFF"/>
-        </w:rPr>
-        <w:t>folder</w:t>
-      </w:r>
-      <w:r>
-        <w:rPr>
-          <w:color w:val="FFFFFF"/>
-          <w:spacing w:val="-18"/>
-        </w:rPr>
-        <w:t xml:space="preserve"> </w:t>
-      </w:r>
-      <w:r>
-        <w:rPr>
-          <w:color w:val="FFFFFF"/>
-        </w:rPr>
-        <w:t>structure</w:t>
-      </w:r>
-      <w:r>
-        <w:rPr>
-          <w:color w:val="FFFFFF"/>
-          <w:spacing w:val="-20"/>
-        </w:rPr>
-        <w:t xml:space="preserve"> </w:t>
-      </w:r>
-      <w:r>
-        <w:rPr>
-          <w:color w:val="FFFFFF"/>
-        </w:rPr>
-        <w:t>that</w:t>
-      </w:r>
-      <w:r>
-        <w:rPr>
-          <w:color w:val="FFFFFF"/>
-          <w:spacing w:val="-14"/>
-        </w:rPr>
-        <w:t xml:space="preserve"> </w:t>
-      </w:r>
-      <w:r>
-        <w:rPr>
-          <w:color w:val="FFFFFF"/>
-        </w:rPr>
-        <w:t>the program expects to find.</w:t>
-      </w:r>
-    </w:p>
-    <w:p>
-      <w:pPr>
-        <w:pStyle w:val="BodyText"/>
-        <w:spacing w:before="4"/>
-      </w:pPr>
+        <w:t>Concept:</w:t>
+      </w:r>
     </w:p>
     <w:p>
       <w:pPr>
         <w:pStyle w:val="BodyText"/>
         <w:ind w:left="142"/>
-      </w:pPr>
-      <w:r>
-        <w:rPr>
-          <w:color w:val="FFFFFF"/>
-          <w:spacing w:val="-2"/>
-        </w:rPr>
-        <w:t>Proof</w:t>
-      </w:r>
-      <w:r>
-        <w:rPr>
-          <w:color w:val="FFFFFF"/>
-          <w:spacing w:val="-18"/>
-        </w:rPr>
-        <w:t xml:space="preserve"> </w:t>
-      </w:r>
-      <w:r>
-        <w:rPr>
-          <w:color w:val="FFFFFF"/>
-          <w:spacing w:val="-2"/>
-        </w:rPr>
-        <w:t>of</w:t>
-      </w:r>
-      <w:r>
-        <w:rPr>
-          <w:color w:val="FFFFFF"/>
-          <w:spacing w:val="-18"/>
-        </w:rPr>
-        <w:t xml:space="preserve"> </w:t>
-      </w:r>
-      <w:r>
-        <w:rPr>
-          <w:color w:val="FFFFFF"/>
-          <w:spacing w:val="-2"/>
-        </w:rPr>
-        <w:t>Concept:</w:t>
-      </w:r>
-    </w:p>
-    <w:p>
-      <w:pPr>
-        <w:pStyle w:val="BodyText"/>
-        <w:spacing w:before="1"/>
-        <w:rPr>
-          <w:sz w:val="20"/>
+        <w:rPr>
+          <w:color w:val="FFFFFF"/>
+          <w:spacing w:val="-2"/>
+        </w:rPr>
+      </w:pPr>
+    </w:p>
+    <w:p>
+      <w:pPr>
+        <w:pStyle w:val="BodyText"/>
+        <w:ind w:left="3022"/>
+        <w:rPr>
+          <w:color w:val="FFFFFF"/>
+          <w:spacing w:val="-2"/>
         </w:rPr>
       </w:pPr>
       <w:r>
         <w:rPr>
           <w:noProof/>
-          <w:sz w:val="20"/>
+          <w:color w:val="FFFFFF"/>
+          <w:spacing w:val="-2"/>
         </w:rPr>
         <w:drawing>
-          <wp:anchor distT="0" distB="0" distL="0" distR="0" simplePos="0" relativeHeight="251675648" behindDoc="1" locked="0" layoutInCell="1" allowOverlap="1" wp14:anchorId="2E9CC301" wp14:editId="4A84A099">
-            <wp:simplePos x="0" y="0"/>
-            <wp:positionH relativeFrom="page">
-              <wp:posOffset>996950</wp:posOffset>
-            </wp:positionH>
-            <wp:positionV relativeFrom="paragraph">
-              <wp:posOffset>170618</wp:posOffset>
-            </wp:positionV>
-            <wp:extent cx="5281596" cy="2624423"/>
+          <wp:inline distT="0" distB="0" distL="0" distR="0" wp14:anchorId="36FD666C" wp14:editId="324F13DA">
+            <wp:extent cx="2063856" cy="539778"/>
             <wp:effectExtent l="0" t="0" r="0" b="0"/>
-            <wp:wrapTopAndBottom/>
-            <wp:docPr id="30" name="Image 30"/>
+            <wp:docPr id="153767106" name="Picture 1"/>
             <wp:cNvGraphicFramePr>
-              <a:graphicFrameLocks xmlns:a="http://schemas.openxmlformats.org/drawingml/2006/main"/>
+              <a:graphicFrameLocks xmlns:a="http://schemas.openxmlformats.org/drawingml/2006/main" noChangeAspect="1"/>
             </wp:cNvGraphicFramePr>
             <a:graphic xmlns:a="http://schemas.openxmlformats.org/drawingml/2006/main">
               <a:graphicData uri="http://schemas.openxmlformats.org/drawingml/2006/picture">
                 <pic:pic xmlns:pic="http://schemas.openxmlformats.org/drawingml/2006/picture">
                   <pic:nvPicPr>
-                    <pic:cNvPr id="30" name="Image 30"/>
+                    <pic:cNvPr id="153767106" name=""/>
                     <pic:cNvPicPr/>
                   </pic:nvPicPr>
                   <pic:blipFill>
-                    <a:blip r:embed="rId23" cstate="print"/>
+                    <a:blip r:embed="rId23"/>
                     <a:stretch>
                       <a:fillRect/>
                     </a:stretch>
@@ -10193,7 +9672,7 @@
                   <pic:spPr>
                     <a:xfrm>
                       <a:off x="0" y="0"/>
-                      <a:ext cx="5281596" cy="2624423"/>
+                      <a:ext cx="2063856" cy="539778"/>
                     </a:xfrm>
                     <a:prstGeom prst="rect">
                       <a:avLst/>
@@ -10202,7 +9681,85 @@
                 </pic:pic>
               </a:graphicData>
             </a:graphic>
-          </wp:anchor>
+          </wp:inline>
+        </w:drawing>
+      </w:r>
+    </w:p>
+    <w:p>
+      <w:pPr>
+        <w:pStyle w:val="BodyText"/>
+        <w:ind w:left="142"/>
+        <w:rPr>
+          <w:color w:val="FFFFFF"/>
+          <w:spacing w:val="-2"/>
+        </w:rPr>
+      </w:pPr>
+    </w:p>
+    <w:p>
+      <w:pPr>
+        <w:pStyle w:val="BodyText"/>
+        <w:ind w:left="142"/>
+      </w:pPr>
+      <w:r>
+        <w:rPr>
+          <w:color w:val="FFFFFF"/>
+          <w:spacing w:val="-2"/>
+        </w:rPr>
+        <w:tab/>
+      </w:r>
+      <w:r>
+        <w:rPr>
+          <w:color w:val="FFFFFF"/>
+          <w:spacing w:val="-2"/>
+        </w:rPr>
+        <w:tab/>
+      </w:r>
+      <w:r>
+        <w:rPr>
+          <w:color w:val="FFFFFF"/>
+          <w:spacing w:val="-2"/>
+        </w:rPr>
+        <w:tab/>
+      </w:r>
+      <w:r>
+        <w:rPr>
+          <w:noProof/>
+          <w:sz w:val="20"/>
+        </w:rPr>
+        <w:drawing>
+          <wp:inline distT="0" distB="0" distL="0" distR="0" wp14:anchorId="68F920EF" wp14:editId="3871603E">
+            <wp:extent cx="3619686" cy="1168460"/>
+            <wp:effectExtent l="0" t="0" r="0" b="0"/>
+            <wp:docPr id="1625689807" name="Picture 1"/>
+            <wp:cNvGraphicFramePr>
+              <a:graphicFrameLocks xmlns:a="http://schemas.openxmlformats.org/drawingml/2006/main" noChangeAspect="1"/>
+            </wp:cNvGraphicFramePr>
+            <a:graphic xmlns:a="http://schemas.openxmlformats.org/drawingml/2006/main">
+              <a:graphicData uri="http://schemas.openxmlformats.org/drawingml/2006/picture">
+                <pic:pic xmlns:pic="http://schemas.openxmlformats.org/drawingml/2006/picture">
+                  <pic:nvPicPr>
+                    <pic:cNvPr id="1625689807" name=""/>
+                    <pic:cNvPicPr/>
+                  </pic:nvPicPr>
+                  <pic:blipFill>
+                    <a:blip r:embed="rId24"/>
+                    <a:stretch>
+                      <a:fillRect/>
+                    </a:stretch>
+                  </pic:blipFill>
+                  <pic:spPr>
+                    <a:xfrm>
+                      <a:off x="0" y="0"/>
+                      <a:ext cx="3619686" cy="1168460"/>
+                    </a:xfrm>
+                    <a:prstGeom prst="rect">
+                      <a:avLst/>
+                    </a:prstGeom>
+                  </pic:spPr>
+                </pic:pic>
+              </a:graphicData>
+            </a:graphic>
+          </wp:inline>
         </w:drawing>
       </w:r>
     </w:p>
@@ -10241,7 +9798,115 @@
         <mc:AlternateContent>
           <mc:Choice Requires="wps">
             <w:drawing>
-              <wp:anchor distT="0" distB="0" distL="114300" distR="114300" simplePos="0" relativeHeight="251642880" behindDoc="1" locked="0" layoutInCell="1" allowOverlap="1" wp14:anchorId="08205297" wp14:editId="7024EF4D">
+              <wp:anchor distT="0" distB="0" distL="114300" distR="114300" simplePos="0" relativeHeight="251679232" behindDoc="1" locked="0" layoutInCell="1" allowOverlap="1" wp14:anchorId="45C60104" wp14:editId="035A2920">
+                <wp:simplePos x="0" y="0"/>
+                <wp:positionH relativeFrom="column">
+                  <wp:posOffset>3186755</wp:posOffset>
+                </wp:positionH>
+                <wp:positionV relativeFrom="paragraph">
+                  <wp:posOffset>3168222</wp:posOffset>
+                </wp:positionV>
+                <wp:extent cx="292100" cy="279400"/>
+                <wp:effectExtent l="0" t="0" r="0" b="6350"/>
+                <wp:wrapTight wrapText="bothSides">
+                  <wp:wrapPolygon edited="0">
+                    <wp:start x="4226" y="0"/>
+                    <wp:lineTo x="4226" y="20618"/>
+                    <wp:lineTo x="16904" y="20618"/>
+                    <wp:lineTo x="16904" y="0"/>
+                    <wp:lineTo x="4226" y="0"/>
+                  </wp:wrapPolygon>
+                </wp:wrapTight>
+                <wp:docPr id="126843830" name="Text Box 8"/>
+                <wp:cNvGraphicFramePr/>
+                <a:graphic xmlns:a="http://schemas.openxmlformats.org/drawingml/2006/main">
+                  <a:graphicData uri="http://schemas.microsoft.com/office/word/2010/wordprocessingShape">
+                    <wps:wsp>
+                      <wps:cNvSpPr txBox="1"/>
+                      <wps:spPr>
+                        <a:xfrm>
+                          <a:off x="0" y="0"/>
+                          <a:ext cx="292100" cy="279400"/>
+                        </a:xfrm>
+                        <a:prstGeom prst="rect">
+                          <a:avLst/>
+                        </a:prstGeom>
+                        <a:noFill/>
+                        <a:ln w="6350">
+                          <a:noFill/>
+                        </a:ln>
+                      </wps:spPr>
+                      <wps:txbx>
+                        <w:txbxContent>
+                          <w:p>
+                            <w:pPr>
+                              <w:rPr>
+                                <w:color w:val="FFFFFF" w:themeColor="background1"/>
+                              </w:rPr>
+                            </w:pPr>
+                            <w:r>
+                              <w:rPr>
+                                <w:color w:val="FFFFFF" w:themeColor="background1"/>
+                              </w:rPr>
+                              <w:t>8</w:t>
+                            </w:r>
+                          </w:p>
+                        </w:txbxContent>
+                      </wps:txbx>
+                      <wps:bodyPr rot="0" spcFirstLastPara="0" vertOverflow="overflow" horzOverflow="overflow" vert="horz" wrap="square" lIns="91440" tIns="45720" rIns="91440" bIns="45720" numCol="1" spcCol="0" rtlCol="0" fromWordArt="0" anchor="t" anchorCtr="0" forceAA="0" compatLnSpc="1">
+                        <a:prstTxWarp prst="textNoShape">
+                          <a:avLst/>
+                        </a:prstTxWarp>
+                        <a:noAutofit/>
+                      </wps:bodyPr>
+                    </wps:wsp>
+                  </a:graphicData>
+                </a:graphic>
+                <wp14:sizeRelH relativeFrom="margin">
+                  <wp14:pctWidth>0</wp14:pctWidth>
+                </wp14:sizeRelH>
+                <wp14:sizeRelV relativeFrom="margin">
+                  <wp14:pctHeight>0</wp14:pctHeight>
+                </wp14:sizeRelV>
+              </wp:anchor>
+            </w:drawing>
+          </mc:Choice>
+          <mc:Fallback>
+            <w:pict>
+              <v:shape w14:anchorId="45C60104" id="_x0000_s1035" type="#_x0000_t202" style="position:absolute;left:0;text-align:left;margin-left:250.95pt;margin-top:249.45pt;width:23pt;height:22pt;z-index:-251637248;visibility:visible;mso-wrap-style:square;mso-width-percent:0;mso-height-percent:0;mso-wrap-distance-left:9pt;mso-wrap-distance-top:0;mso-wrap-distance-right:9pt;mso-wrap-distance-bottom:0;mso-position-horizontal:absolute;mso-position-horizontal-relative:text;mso-position-vertical:absolute;mso-position-vertical-relative:text;mso-width-percent:0;mso-height-percent:0;mso-width-relative:margin;mso-height-relative:margin;v-text-anchor:top" o:gfxdata="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" filled="f" stroked="f" strokeweight=".5pt">
+                <v:textbox>
+                  <w:txbxContent>
+                    <w:p>
+                      <w:pPr>
+                        <w:rPr>
+                          <w:color w:val="FFFFFF" w:themeColor="background1"/>
+                        </w:rPr>
+                      </w:pPr>
+                      <w:r>
+                        <w:rPr>
+                          <w:color w:val="FFFFFF" w:themeColor="background1"/>
+                        </w:rPr>
+                        <w:t>8</w:t>
+                      </w:r>
+                    </w:p>
+                  </w:txbxContent>
+                </v:textbox>
+                <w10:wrap type="tight"/>
+              </v:shape>
+            </w:pict>
+          </mc:Fallback>
+        </mc:AlternateContent>
+      </w:r>
+      <w:r>
+        <w:rPr>
+          <w:noProof/>
+          <w:color w:val="FFFFFF"/>
+          <w:spacing w:val="-4"/>
+        </w:rPr>
+        <mc:AlternateContent>
+          <mc:Choice Requires="wps">
+            <w:drawing>
+              <wp:anchor distT="0" distB="0" distL="114300" distR="114300" simplePos="0" relativeHeight="251643392" behindDoc="1" locked="0" layoutInCell="1" allowOverlap="1" wp14:anchorId="08205297" wp14:editId="70A5875D">
                 <wp:simplePos x="0" y="0"/>
                 <wp:positionH relativeFrom="column">
                   <wp:posOffset>3119120</wp:posOffset>
@@ -10316,7 +9981,7 @@
           </mc:Choice>
           <mc:Fallback>
             <w:pict>
-              <v:shape w14:anchorId="08205297" id="_x0000_s1032" type="#_x0000_t202" style="position:absolute;left:0;text-align:left;margin-left:245.6pt;margin-top:178.9pt;width:34pt;height:20pt;z-index:-251673600;visibility:visible;mso-wrap-style:square;mso-width-percent:0;mso-height-percent:0;mso-wrap-distance-left:9pt;mso-wrap-distance-top:0;mso-wrap-distance-right:9pt;mso-wrap-distance-bottom:0;mso-position-horizontal:absolute;mso-position-horizontal-relative:text;mso-position-vertical:absolute;mso-position-vertical-relative:text;mso-width-percent:0;mso-height-percent:0;mso-width-relative:margin;mso-height-relative:margin;v-text-anchor:top" o:gfxdata="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" filled="f" stroked="f" strokeweight=".5pt">
+              <v:shape w14:anchorId="08205297" id="_x0000_s1036" type="#_x0000_t202" style="position:absolute;left:0;text-align:left;margin-left:245.6pt;margin-top:178.9pt;width:34pt;height:20pt;z-index:-251673088;visibility:visible;mso-wrap-style:square;mso-width-percent:0;mso-height-percent:0;mso-wrap-distance-left:9pt;mso-wrap-distance-top:0;mso-wrap-distance-right:9pt;mso-wrap-distance-bottom:0;mso-position-horizontal:absolute;mso-position-horizontal-relative:text;mso-position-vertical:absolute;mso-position-vertical-relative:text;mso-width-percent:0;mso-height-percent:0;mso-width-relative:margin;mso-height-relative:margin;v-text-anchor:top" o:gfxdata="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" filled="f" stroked="f" strokeweight=".5pt">
                 <v:textbox>
                   <w:txbxContent>
                     <w:p>
@@ -11004,7 +10669,7 @@
         </w:rPr>
         <w:lastRenderedPageBreak/>
         <w:drawing>
-          <wp:anchor distT="0" distB="0" distL="0" distR="0" simplePos="0" relativeHeight="251657216" behindDoc="1" locked="0" layoutInCell="1" allowOverlap="1" wp14:anchorId="2D3BCA30" wp14:editId="3DEFA780">
+          <wp:anchor distT="0" distB="0" distL="0" distR="0" simplePos="0" relativeHeight="251637248" behindDoc="1" locked="0" layoutInCell="1" allowOverlap="1" wp14:anchorId="2D3BCA30" wp14:editId="3241AF2B">
             <wp:simplePos x="0" y="0"/>
             <wp:positionH relativeFrom="page">
               <wp:posOffset>0</wp:posOffset>
@@ -11027,7 +10692,7 @@
                     <pic:cNvPicPr/>
                   </pic:nvPicPr>
                   <pic:blipFill>
-                    <a:blip r:embed="rId24" cstate="print"/>
+                    <a:blip r:embed="rId25" cstate="print"/>
                     <a:stretch>
                       <a:fillRect/>
                     </a:stretch>
@@ -11073,7 +10738,7 @@
           <w:color w:val="FFFFFF"/>
           <w:spacing w:val="-6"/>
         </w:rPr>
-        <w:t>7</w:t>
+        <w:t>6</w:t>
       </w:r>
       <w:r>
         <w:rPr>
@@ -11143,7 +10808,7 @@
         <mc:AlternateContent>
           <mc:Choice Requires="wps">
             <w:drawing>
-              <wp:anchor distT="0" distB="0" distL="0" distR="0" simplePos="0" relativeHeight="251676672" behindDoc="1" locked="0" layoutInCell="1" allowOverlap="1" wp14:anchorId="45F5F26B" wp14:editId="5D11E7F2">
+              <wp:anchor distT="0" distB="0" distL="0" distR="0" simplePos="0" relativeHeight="251652608" behindDoc="1" locked="0" layoutInCell="1" allowOverlap="1" wp14:anchorId="45F5F26B" wp14:editId="08B28C8A">
                 <wp:simplePos x="0" y="0"/>
                 <wp:positionH relativeFrom="page">
                   <wp:posOffset>539750</wp:posOffset>
@@ -11207,7 +10872,7 @@
           </mc:Choice>
           <mc:Fallback>
             <w:pict>
-              <v:shape w14:anchorId="51273F6E" id="Graphic 32" o:spid="_x0000_s1026" style="position:absolute;margin-left:42.5pt;margin-top:5.3pt;width:480.25pt;height:.1pt;z-index:-251639808;visibility:visible;mso-wrap-style:square;mso-wrap-distance-left:0;mso-wrap-distance-top:0;mso-wrap-distance-right:0;mso-wrap-distance-bottom:0;mso-position-horizontal:absolute;mso-position-horizontal-relative:page;mso-position-vertical:absolute;mso-position-vertical-relative:text;v-text-anchor:top" coordsize="6099175,1270" o:gfxdata="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" path="m,l6099048,e" filled="f" strokecolor="white" strokeweight=".14036mm">
+              <v:shape w14:anchorId="749BF65F" id="Graphic 32" o:spid="_x0000_s1026" style="position:absolute;margin-left:42.5pt;margin-top:5.3pt;width:480.25pt;height:.1pt;z-index:-251663872;visibility:visible;mso-wrap-style:square;mso-wrap-distance-left:0;mso-wrap-distance-top:0;mso-wrap-distance-right:0;mso-wrap-distance-bottom:0;mso-position-horizontal:absolute;mso-position-horizontal-relative:page;mso-position-vertical:absolute;mso-position-vertical-relative:text;v-text-anchor:top" coordsize="6099175,1270" o:gfxdata="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" path="m,l6099048,e" filled="f" strokecolor="white" strokeweight=".14036mm">
                 <v:path arrowok="t"/>
                 <w10:wrap type="topAndBottom" anchorx="page"/>
               </v:shape>
@@ -11307,21 +10972,12 @@
         </w:rPr>
         <w:t xml:space="preserve"> </w:t>
       </w:r>
-      <w:proofErr w:type="spellStart"/>
       <w:r>
         <w:rPr>
           <w:color w:val="FFFFFF"/>
           <w:spacing w:val="-6"/>
         </w:rPr>
-        <w:t>read_turbine_config</w:t>
-      </w:r>
-      <w:proofErr w:type="spellEnd"/>
-      <w:r>
-        <w:rPr>
-          <w:color w:val="FFFFFF"/>
-          <w:spacing w:val="-6"/>
-        </w:rPr>
-        <w:t xml:space="preserve"> </w:t>
+        <w:t xml:space="preserve">read_turbine_config </w:t>
       </w:r>
       <w:r>
         <w:rPr>
@@ -12128,7 +11784,7 @@
           <w:sz w:val="19"/>
         </w:rPr>
         <w:drawing>
-          <wp:anchor distT="0" distB="0" distL="0" distR="0" simplePos="0" relativeHeight="251677696" behindDoc="1" locked="0" layoutInCell="1" allowOverlap="1" wp14:anchorId="4D1CBD9E" wp14:editId="12FC0B01">
+          <wp:anchor distT="0" distB="0" distL="0" distR="0" simplePos="0" relativeHeight="251653632" behindDoc="1" locked="0" layoutInCell="1" allowOverlap="1" wp14:anchorId="4D1CBD9E" wp14:editId="37C36C6D">
             <wp:simplePos x="0" y="0"/>
             <wp:positionH relativeFrom="page">
               <wp:posOffset>1454150</wp:posOffset>
@@ -12151,7 +11807,7 @@
                     <pic:cNvPicPr/>
                   </pic:nvPicPr>
                   <pic:blipFill>
-                    <a:blip r:embed="rId25" cstate="print"/>
+                    <a:blip r:embed="rId26" cstate="print"/>
                     <a:stretch>
                       <a:fillRect/>
                     </a:stretch>
@@ -12177,7 +11833,7 @@
           <w:sz w:val="19"/>
         </w:rPr>
         <w:drawing>
-          <wp:anchor distT="0" distB="0" distL="0" distR="0" simplePos="0" relativeHeight="251678720" behindDoc="1" locked="0" layoutInCell="1" allowOverlap="1" wp14:anchorId="2A5E9BBF" wp14:editId="6A3EE1E7">
+          <wp:anchor distT="0" distB="0" distL="0" distR="0" simplePos="0" relativeHeight="251654656" behindDoc="1" locked="0" layoutInCell="1" allowOverlap="1" wp14:anchorId="2A5E9BBF" wp14:editId="2ECF6E46">
             <wp:simplePos x="0" y="0"/>
             <wp:positionH relativeFrom="page">
               <wp:posOffset>539750</wp:posOffset>
@@ -12200,7 +11856,7 @@
                     <pic:cNvPicPr/>
                   </pic:nvPicPr>
                   <pic:blipFill>
-                    <a:blip r:embed="rId26" cstate="print"/>
+                    <a:blip r:embed="rId27" cstate="print"/>
                     <a:stretch>
                       <a:fillRect/>
                     </a:stretch>
@@ -12264,7 +11920,115 @@
         <mc:AlternateContent>
           <mc:Choice Requires="wps">
             <w:drawing>
-              <wp:anchor distT="0" distB="0" distL="114300" distR="114300" simplePos="0" relativeHeight="251643904" behindDoc="1" locked="0" layoutInCell="1" allowOverlap="1" wp14:anchorId="786DD440" wp14:editId="53FD6351">
+              <wp:anchor distT="0" distB="0" distL="114300" distR="114300" simplePos="0" relativeHeight="251681280" behindDoc="1" locked="0" layoutInCell="1" allowOverlap="1" wp14:anchorId="67A5BB32" wp14:editId="6FA1DB65">
+                <wp:simplePos x="0" y="0"/>
+                <wp:positionH relativeFrom="column">
+                  <wp:posOffset>3186755</wp:posOffset>
+                </wp:positionH>
+                <wp:positionV relativeFrom="paragraph">
+                  <wp:posOffset>586991</wp:posOffset>
+                </wp:positionV>
+                <wp:extent cx="292100" cy="279400"/>
+                <wp:effectExtent l="0" t="0" r="0" b="6350"/>
+                <wp:wrapTight wrapText="bothSides">
+                  <wp:wrapPolygon edited="0">
+                    <wp:start x="4226" y="0"/>
+                    <wp:lineTo x="4226" y="20618"/>
+                    <wp:lineTo x="16904" y="20618"/>
+                    <wp:lineTo x="16904" y="0"/>
+                    <wp:lineTo x="4226" y="0"/>
+                  </wp:wrapPolygon>
+                </wp:wrapTight>
+                <wp:docPr id="162148004" name="Text Box 8"/>
+                <wp:cNvGraphicFramePr/>
+                <a:graphic xmlns:a="http://schemas.openxmlformats.org/drawingml/2006/main">
+                  <a:graphicData uri="http://schemas.microsoft.com/office/word/2010/wordprocessingShape">
+                    <wps:wsp>
+                      <wps:cNvSpPr txBox="1"/>
+                      <wps:spPr>
+                        <a:xfrm>
+                          <a:off x="0" y="0"/>
+                          <a:ext cx="292100" cy="279400"/>
+                        </a:xfrm>
+                        <a:prstGeom prst="rect">
+                          <a:avLst/>
+                        </a:prstGeom>
+                        <a:noFill/>
+                        <a:ln w="6350">
+                          <a:noFill/>
+                        </a:ln>
+                      </wps:spPr>
+                      <wps:txbx>
+                        <w:txbxContent>
+                          <w:p>
+                            <w:pPr>
+                              <w:rPr>
+                                <w:color w:val="FFFFFF" w:themeColor="background1"/>
+                              </w:rPr>
+                            </w:pPr>
+                            <w:r>
+                              <w:rPr>
+                                <w:color w:val="FFFFFF" w:themeColor="background1"/>
+                              </w:rPr>
+                              <w:t>9</w:t>
+                            </w:r>
+                          </w:p>
+                        </w:txbxContent>
+                      </wps:txbx>
+                      <wps:bodyPr rot="0" spcFirstLastPara="0" vertOverflow="overflow" horzOverflow="overflow" vert="horz" wrap="square" lIns="91440" tIns="45720" rIns="91440" bIns="45720" numCol="1" spcCol="0" rtlCol="0" fromWordArt="0" anchor="t" anchorCtr="0" forceAA="0" compatLnSpc="1">
+                        <a:prstTxWarp prst="textNoShape">
+                          <a:avLst/>
+                        </a:prstTxWarp>
+                        <a:noAutofit/>
+                      </wps:bodyPr>
+                    </wps:wsp>
+                  </a:graphicData>
+                </a:graphic>
+                <wp14:sizeRelH relativeFrom="margin">
+                  <wp14:pctWidth>0</wp14:pctWidth>
+                </wp14:sizeRelH>
+                <wp14:sizeRelV relativeFrom="margin">
+                  <wp14:pctHeight>0</wp14:pctHeight>
+                </wp14:sizeRelV>
+              </wp:anchor>
+            </w:drawing>
+          </mc:Choice>
+          <mc:Fallback>
+            <w:pict>
+              <v:shape w14:anchorId="67A5BB32" id="_x0000_s1037" type="#_x0000_t202" style="position:absolute;left:0;text-align:left;margin-left:250.95pt;margin-top:46.2pt;width:23pt;height:22pt;z-index:-251635200;visibility:visible;mso-wrap-style:square;mso-width-percent:0;mso-height-percent:0;mso-wrap-distance-left:9pt;mso-wrap-distance-top:0;mso-wrap-distance-right:9pt;mso-wrap-distance-bottom:0;mso-position-horizontal:absolute;mso-position-horizontal-relative:text;mso-position-vertical:absolute;mso-position-vertical-relative:text;mso-width-percent:0;mso-height-percent:0;mso-width-relative:margin;mso-height-relative:margin;v-text-anchor:top" o:gfxdata="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" filled="f" stroked="f" strokeweight=".5pt">
+                <v:textbox>
+                  <w:txbxContent>
+                    <w:p>
+                      <w:pPr>
+                        <w:rPr>
+                          <w:color w:val="FFFFFF" w:themeColor="background1"/>
+                        </w:rPr>
+                      </w:pPr>
+                      <w:r>
+                        <w:rPr>
+                          <w:color w:val="FFFFFF" w:themeColor="background1"/>
+                        </w:rPr>
+                        <w:t>9</w:t>
+                      </w:r>
+                    </w:p>
+                  </w:txbxContent>
+                </v:textbox>
+                <w10:wrap type="tight"/>
+              </v:shape>
+            </w:pict>
+          </mc:Fallback>
+        </mc:AlternateContent>
+      </w:r>
+      <w:r>
+        <w:rPr>
+          <w:noProof/>
+          <w:color w:val="FFFFFF"/>
+          <w:spacing w:val="-4"/>
+        </w:rPr>
+        <mc:AlternateContent>
+          <mc:Choice Requires="wps">
+            <w:drawing>
+              <wp:anchor distT="0" distB="0" distL="114300" distR="114300" simplePos="0" relativeHeight="251645440" behindDoc="1" locked="0" layoutInCell="1" allowOverlap="1" wp14:anchorId="786DD440" wp14:editId="06440F40">
                 <wp:simplePos x="0" y="0"/>
                 <wp:positionH relativeFrom="column">
                   <wp:posOffset>3131820</wp:posOffset>
@@ -12339,7 +12103,7 @@
           </mc:Choice>
           <mc:Fallback>
             <w:pict>
-              <v:shape w14:anchorId="786DD440" id="_x0000_s1033" type="#_x0000_t202" style="position:absolute;left:0;text-align:left;margin-left:246.6pt;margin-top:40.15pt;width:31pt;height:24pt;z-index:-251672576;visibility:visible;mso-wrap-style:square;mso-width-percent:0;mso-height-percent:0;mso-wrap-distance-left:9pt;mso-wrap-distance-top:0;mso-wrap-distance-right:9pt;mso-wrap-distance-bottom:0;mso-position-horizontal:absolute;mso-position-horizontal-relative:text;mso-position-vertical:absolute;mso-position-vertical-relative:text;mso-width-percent:0;mso-height-percent:0;mso-width-relative:margin;mso-height-relative:margin;v-text-anchor:top" o:gfxdata="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" filled="f" stroked="f" strokeweight=".5pt">
+              <v:shape w14:anchorId="786DD440" id="_x0000_s1038" type="#_x0000_t202" style="position:absolute;left:0;text-align:left;margin-left:246.6pt;margin-top:40.15pt;width:31pt;height:24pt;z-index:-251671040;visibility:visible;mso-wrap-style:square;mso-width-percent:0;mso-height-percent:0;mso-wrap-distance-left:9pt;mso-wrap-distance-top:0;mso-wrap-distance-right:9pt;mso-wrap-distance-bottom:0;mso-position-horizontal:absolute;mso-position-horizontal-relative:text;mso-position-vertical:absolute;mso-position-vertical-relative:text;mso-width-percent:0;mso-height-percent:0;mso-width-relative:margin;mso-height-relative:margin;v-text-anchor:top" o:gfxdata="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" filled="f" stroked="f" strokeweight=".5pt">
                 <v:textbox>
                   <w:txbxContent>
                     <w:p>
@@ -12665,7 +12429,7 @@
         </w:rPr>
         <w:lastRenderedPageBreak/>
         <w:drawing>
-          <wp:anchor distT="0" distB="0" distL="0" distR="0" simplePos="0" relativeHeight="251658240" behindDoc="1" locked="0" layoutInCell="1" allowOverlap="1" wp14:anchorId="6094449B" wp14:editId="2DF9A09C">
+          <wp:anchor distT="0" distB="0" distL="0" distR="0" simplePos="0" relativeHeight="251639296" behindDoc="1" locked="0" layoutInCell="1" allowOverlap="1" wp14:anchorId="6094449B" wp14:editId="6A79BB67">
             <wp:simplePos x="0" y="0"/>
             <wp:positionH relativeFrom="page">
               <wp:posOffset>0</wp:posOffset>
@@ -12688,7 +12452,7 @@
                     <pic:cNvPicPr/>
                   </pic:nvPicPr>
                   <pic:blipFill>
-                    <a:blip r:embed="rId27" cstate="print"/>
+                    <a:blip r:embed="rId28" cstate="print"/>
                     <a:stretch>
                       <a:fillRect/>
                     </a:stretch>
@@ -12744,7 +12508,7 @@
           <w:color w:val="FFFFFF"/>
           <w:spacing w:val="-8"/>
         </w:rPr>
-        <w:t>8</w:t>
+        <w:t>7</w:t>
       </w:r>
       <w:r>
         <w:rPr>
@@ -12815,7 +12579,7 @@
         <mc:AlternateContent>
           <mc:Choice Requires="wps">
             <w:drawing>
-              <wp:anchor distT="0" distB="0" distL="0" distR="0" simplePos="0" relativeHeight="251679744" behindDoc="1" locked="0" layoutInCell="1" allowOverlap="1" wp14:anchorId="5B7ACC2E" wp14:editId="096D5222">
+              <wp:anchor distT="0" distB="0" distL="0" distR="0" simplePos="0" relativeHeight="251655680" behindDoc="1" locked="0" layoutInCell="1" allowOverlap="1" wp14:anchorId="5B7ACC2E" wp14:editId="66C62E79">
                 <wp:simplePos x="0" y="0"/>
                 <wp:positionH relativeFrom="page">
                   <wp:posOffset>920750</wp:posOffset>
@@ -12879,7 +12643,7 @@
           </mc:Choice>
           <mc:Fallback>
             <w:pict>
-              <v:shape w14:anchorId="7FD928B5" id="Graphic 36" o:spid="_x0000_s1026" style="position:absolute;margin-left:72.5pt;margin-top:17.05pt;width:480.25pt;height:.1pt;z-index:-251636736;visibility:visible;mso-wrap-style:square;mso-wrap-distance-left:0;mso-wrap-distance-top:0;mso-wrap-distance-right:0;mso-wrap-distance-bottom:0;mso-position-horizontal:absolute;mso-position-horizontal-relative:page;mso-position-vertical:absolute;mso-position-vertical-relative:text;v-text-anchor:top" coordsize="6099175,1270" o:gfxdata="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" path="m,l6099048,e" filled="f" strokecolor="white" strokeweight=".14036mm">
+              <v:shape w14:anchorId="011A8A5A" id="Graphic 36" o:spid="_x0000_s1026" style="position:absolute;margin-left:72.5pt;margin-top:17.05pt;width:480.25pt;height:.1pt;z-index:-251660800;visibility:visible;mso-wrap-style:square;mso-wrap-distance-left:0;mso-wrap-distance-top:0;mso-wrap-distance-right:0;mso-wrap-distance-bottom:0;mso-position-horizontal:absolute;mso-position-horizontal-relative:page;mso-position-vertical:absolute;mso-position-vertical-relative:text;v-text-anchor:top" coordsize="6099175,1270" o:gfxdata="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" path="m,l6099048,e" filled="f" strokecolor="white" strokeweight=".14036mm">
                 <v:path arrowok="t"/>
                 <w10:wrap type="topAndBottom" anchorx="page"/>
               </v:shape>
@@ -12956,21 +12720,12 @@
         </w:rPr>
         <w:t xml:space="preserve"> </w:t>
       </w:r>
-      <w:proofErr w:type="spellStart"/>
       <w:r>
         <w:rPr>
           <w:color w:val="FFFFFF"/>
           <w:spacing w:val="-6"/>
         </w:rPr>
-        <w:t>set_reactor_power</w:t>
-      </w:r>
-      <w:proofErr w:type="spellEnd"/>
-      <w:r>
-        <w:rPr>
-          <w:color w:val="FFFFFF"/>
-          <w:spacing w:val="-6"/>
-        </w:rPr>
-        <w:t xml:space="preserve"> </w:t>
+        <w:t xml:space="preserve">set_reactor_power </w:t>
       </w:r>
       <w:r>
         <w:rPr>
@@ -13804,7 +13559,6 @@
         </w:rPr>
         <w:t xml:space="preserve"> </w:t>
       </w:r>
-      <w:proofErr w:type="spellStart"/>
       <w:r>
         <w:rPr>
           <w:color w:val="FFFFFF"/>
@@ -13812,7 +13566,6 @@
         </w:rPr>
         <w:t>set_reactor_power</w:t>
       </w:r>
-      <w:proofErr w:type="spellEnd"/>
     </w:p>
     <w:p>
       <w:pPr>
@@ -13904,7 +13657,7 @@
           <w:sz w:val="20"/>
         </w:rPr>
         <w:drawing>
-          <wp:anchor distT="0" distB="0" distL="0" distR="0" simplePos="0" relativeHeight="251680768" behindDoc="1" locked="0" layoutInCell="1" allowOverlap="1" wp14:anchorId="0F7CA56A" wp14:editId="41F49574">
+          <wp:anchor distT="0" distB="0" distL="0" distR="0" simplePos="0" relativeHeight="251656704" behindDoc="1" locked="0" layoutInCell="1" allowOverlap="1" wp14:anchorId="0F7CA56A" wp14:editId="38F8E742">
             <wp:simplePos x="0" y="0"/>
             <wp:positionH relativeFrom="page">
               <wp:posOffset>1895475</wp:posOffset>
@@ -13927,7 +13680,7 @@
                     <pic:cNvPicPr/>
                   </pic:nvPicPr>
                   <pic:blipFill>
-                    <a:blip r:embed="rId28" cstate="print"/>
+                    <a:blip r:embed="rId29" cstate="print"/>
                     <a:stretch>
                       <a:fillRect/>
                     </a:stretch>
@@ -14215,7 +13968,7 @@
         <mc:AlternateContent>
           <mc:Choice Requires="wps">
             <w:drawing>
-              <wp:anchor distT="0" distB="0" distL="114300" distR="114300" simplePos="0" relativeHeight="251644928" behindDoc="1" locked="0" layoutInCell="1" allowOverlap="1" wp14:anchorId="6F738B45" wp14:editId="3AD80E7E">
+              <wp:anchor distT="0" distB="0" distL="114300" distR="114300" simplePos="0" relativeHeight="251620864" behindDoc="1" locked="0" layoutInCell="1" allowOverlap="1" wp14:anchorId="6F738B45" wp14:editId="1FE90F14">
                 <wp:simplePos x="0" y="0"/>
                 <wp:positionH relativeFrom="column">
                   <wp:posOffset>3106420</wp:posOffset>
@@ -14290,7 +14043,7 @@
           </mc:Choice>
           <mc:Fallback>
             <w:pict>
-              <v:shape w14:anchorId="6F738B45" id="_x0000_s1034" type="#_x0000_t202" style="position:absolute;left:0;text-align:left;margin-left:244.6pt;margin-top:230.95pt;width:35pt;height:24pt;z-index:-251671552;visibility:visible;mso-wrap-style:square;mso-width-percent:0;mso-height-percent:0;mso-wrap-distance-left:9pt;mso-wrap-distance-top:0;mso-wrap-distance-right:9pt;mso-wrap-distance-bottom:0;mso-position-horizontal:absolute;mso-position-horizontal-relative:text;mso-position-vertical:absolute;mso-position-vertical-relative:text;mso-width-percent:0;mso-height-percent:0;mso-width-relative:margin;mso-height-relative:margin;v-text-anchor:top" o:gfxdata="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" filled="f" stroked="f" strokeweight=".5pt">
+              <v:shape w14:anchorId="6F738B45" id="_x0000_s1039" type="#_x0000_t202" style="position:absolute;left:0;text-align:left;margin-left:244.6pt;margin-top:230.95pt;width:35pt;height:24pt;z-index:-251695616;visibility:visible;mso-wrap-style:square;mso-width-percent:0;mso-height-percent:0;mso-wrap-distance-left:9pt;mso-wrap-distance-top:0;mso-wrap-distance-right:9pt;mso-wrap-distance-bottom:0;mso-position-horizontal:absolute;mso-position-horizontal-relative:text;mso-position-vertical:absolute;mso-position-vertical-relative:text;mso-width-percent:0;mso-height-percent:0;mso-width-relative:margin;mso-height-relative:margin;v-text-anchor:top" o:gfxdata="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" filled="f" stroked="f" strokeweight=".5pt">
                 <v:textbox>
                   <w:txbxContent>
                     <w:p>
@@ -14674,6 +14427,114 @@
           <w:sz w:val="20"/>
         </w:rPr>
       </w:pPr>
+      <w:r>
+        <w:rPr>
+          <w:noProof/>
+          <w:color w:val="FFFFFF"/>
+          <w:spacing w:val="-4"/>
+        </w:rPr>
+        <mc:AlternateContent>
+          <mc:Choice Requires="wps">
+            <w:drawing>
+              <wp:anchor distT="0" distB="0" distL="114300" distR="114300" simplePos="0" relativeHeight="251683328" behindDoc="1" locked="0" layoutInCell="1" allowOverlap="1" wp14:anchorId="0298A635" wp14:editId="17C48FF0">
+                <wp:simplePos x="0" y="0"/>
+                <wp:positionH relativeFrom="column">
+                  <wp:posOffset>3154680</wp:posOffset>
+                </wp:positionH>
+                <wp:positionV relativeFrom="paragraph">
+                  <wp:posOffset>59690</wp:posOffset>
+                </wp:positionV>
+                <wp:extent cx="457200" cy="257810"/>
+                <wp:effectExtent l="0" t="0" r="0" b="0"/>
+                <wp:wrapTight wrapText="bothSides">
+                  <wp:wrapPolygon edited="0">
+                    <wp:start x="2700" y="0"/>
+                    <wp:lineTo x="2700" y="19153"/>
+                    <wp:lineTo x="18900" y="19153"/>
+                    <wp:lineTo x="18900" y="0"/>
+                    <wp:lineTo x="2700" y="0"/>
+                  </wp:wrapPolygon>
+                </wp:wrapTight>
+                <wp:docPr id="2066028003" name="Text Box 8"/>
+                <wp:cNvGraphicFramePr/>
+                <a:graphic xmlns:a="http://schemas.openxmlformats.org/drawingml/2006/main">
+                  <a:graphicData uri="http://schemas.microsoft.com/office/word/2010/wordprocessingShape">
+                    <wps:wsp>
+                      <wps:cNvSpPr txBox="1"/>
+                      <wps:spPr>
+                        <a:xfrm>
+                          <a:off x="0" y="0"/>
+                          <a:ext cx="457200" cy="257810"/>
+                        </a:xfrm>
+                        <a:prstGeom prst="rect">
+                          <a:avLst/>
+                        </a:prstGeom>
+                        <a:noFill/>
+                        <a:ln w="6350">
+                          <a:noFill/>
+                        </a:ln>
+                      </wps:spPr>
+                      <wps:txbx>
+                        <w:txbxContent>
+                          <w:p>
+                            <w:pPr>
+                              <w:rPr>
+                                <w:color w:val="FFFFFF" w:themeColor="background1"/>
+                              </w:rPr>
+                            </w:pPr>
+                            <w:r>
+                              <w:rPr>
+                                <w:color w:val="FFFFFF" w:themeColor="background1"/>
+                              </w:rPr>
+                              <w:t>10</w:t>
+                            </w:r>
+                          </w:p>
+                        </w:txbxContent>
+                      </wps:txbx>
+                      <wps:bodyPr rot="0" spcFirstLastPara="0" vertOverflow="overflow" horzOverflow="overflow" vert="horz" wrap="square" lIns="91440" tIns="45720" rIns="91440" bIns="45720" numCol="1" spcCol="0" rtlCol="0" fromWordArt="0" anchor="t" anchorCtr="0" forceAA="0" compatLnSpc="1">
+                        <a:prstTxWarp prst="textNoShape">
+                          <a:avLst/>
+                        </a:prstTxWarp>
+                        <a:noAutofit/>
+                      </wps:bodyPr>
+                    </wps:wsp>
+                  </a:graphicData>
+                </a:graphic>
+                <wp14:sizeRelH relativeFrom="margin">
+                  <wp14:pctWidth>0</wp14:pctWidth>
+                </wp14:sizeRelH>
+                <wp14:sizeRelV relativeFrom="margin">
+                  <wp14:pctHeight>0</wp14:pctHeight>
+                </wp14:sizeRelV>
+              </wp:anchor>
+            </w:drawing>
+          </mc:Choice>
+          <mc:Fallback>
+            <w:pict>
+              <v:shape w14:anchorId="0298A635" id="_x0000_s1040" type="#_x0000_t202" style="position:absolute;margin-left:248.4pt;margin-top:4.7pt;width:36pt;height:20.3pt;z-index:-251633152;visibility:visible;mso-wrap-style:square;mso-width-percent:0;mso-height-percent:0;mso-wrap-distance-left:9pt;mso-wrap-distance-top:0;mso-wrap-distance-right:9pt;mso-wrap-distance-bottom:0;mso-position-horizontal:absolute;mso-position-horizontal-relative:text;mso-position-vertical:absolute;mso-position-vertical-relative:text;mso-width-percent:0;mso-height-percent:0;mso-width-relative:margin;mso-height-relative:margin;v-text-anchor:top" o:gfxdata="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" filled="f" stroked="f" strokeweight=".5pt">
+                <v:textbox>
+                  <w:txbxContent>
+                    <w:p>
+                      <w:pPr>
+                        <w:rPr>
+                          <w:color w:val="FFFFFF" w:themeColor="background1"/>
+                        </w:rPr>
+                      </w:pPr>
+                      <w:r>
+                        <w:rPr>
+                          <w:color w:val="FFFFFF" w:themeColor="background1"/>
+                        </w:rPr>
+                        <w:t>10</w:t>
+                      </w:r>
+                    </w:p>
+                  </w:txbxContent>
+                </v:textbox>
+                <w10:wrap type="tight"/>
+              </v:shape>
+            </w:pict>
+          </mc:Fallback>
+        </mc:AlternateContent>
+      </w:r>
     </w:p>
     <w:p>
       <w:pPr>
@@ -14763,7 +14624,7 @@
         </w:rPr>
         <w:lastRenderedPageBreak/>
         <w:drawing>
-          <wp:anchor distT="0" distB="0" distL="0" distR="0" simplePos="0" relativeHeight="251656704" behindDoc="1" locked="0" layoutInCell="1" allowOverlap="1" wp14:anchorId="06222DD3" wp14:editId="5C93429B">
+          <wp:anchor distT="0" distB="0" distL="0" distR="0" simplePos="0" relativeHeight="251624960" behindDoc="1" locked="0" layoutInCell="1" allowOverlap="1" wp14:anchorId="06222DD3" wp14:editId="7F3009FA">
             <wp:simplePos x="0" y="0"/>
             <wp:positionH relativeFrom="page">
               <wp:posOffset>-157480</wp:posOffset>
@@ -14786,7 +14647,7 @@
                     <pic:cNvPicPr/>
                   </pic:nvPicPr>
                   <pic:blipFill>
-                    <a:blip r:embed="rId27" cstate="print"/>
+                    <a:blip r:embed="rId28" cstate="print"/>
                     <a:stretch>
                       <a:fillRect/>
                     </a:stretch>
@@ -14838,7 +14699,7 @@
           <w:color w:val="FFFFFF"/>
           <w:spacing w:val="-8"/>
         </w:rPr>
-        <w:t>9</w:t>
+        <w:t>8</w:t>
       </w:r>
       <w:r>
         <w:rPr>
@@ -14880,7 +14741,7 @@
         <mc:AlternateContent>
           <mc:Choice Requires="wps">
             <w:drawing>
-              <wp:anchor distT="0" distB="0" distL="0" distR="0" simplePos="0" relativeHeight="251650560" behindDoc="1" locked="0" layoutInCell="1" allowOverlap="1" wp14:anchorId="7587BEF9" wp14:editId="1C9AF06F">
+              <wp:anchor distT="0" distB="0" distL="0" distR="0" simplePos="0" relativeHeight="251621888" behindDoc="1" locked="0" layoutInCell="1" allowOverlap="1" wp14:anchorId="7587BEF9" wp14:editId="7C5C499F">
                 <wp:simplePos x="0" y="0"/>
                 <wp:positionH relativeFrom="page">
                   <wp:posOffset>920750</wp:posOffset>
@@ -14944,7 +14805,7 @@
           </mc:Choice>
           <mc:Fallback>
             <w:pict>
-              <v:shape w14:anchorId="3601D347" id="Graphic 36" o:spid="_x0000_s1026" style="position:absolute;margin-left:72.5pt;margin-top:17.05pt;width:480.25pt;height:.1pt;z-index:-251665920;visibility:visible;mso-wrap-style:square;mso-wrap-distance-left:0;mso-wrap-distance-top:0;mso-wrap-distance-right:0;mso-wrap-distance-bottom:0;mso-position-horizontal:absolute;mso-position-horizontal-relative:page;mso-position-vertical:absolute;mso-position-vertical-relative:text;v-text-anchor:top" coordsize="6099175,1270" o:gfxdata="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" path="m,l6099048,e" filled="f" strokecolor="white" strokeweight=".14036mm">
+              <v:shape w14:anchorId="70B8028C" id="Graphic 36" o:spid="_x0000_s1026" style="position:absolute;margin-left:72.5pt;margin-top:17.05pt;width:480.25pt;height:.1pt;z-index:-251694592;visibility:visible;mso-wrap-style:square;mso-wrap-distance-left:0;mso-wrap-distance-top:0;mso-wrap-distance-right:0;mso-wrap-distance-bottom:0;mso-position-horizontal:absolute;mso-position-horizontal-relative:page;mso-position-vertical:absolute;mso-position-vertical-relative:text;v-text-anchor:top" coordsize="6099175,1270" o:gfxdata="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" path="m,l6099048,e" filled="f" strokecolor="white" strokeweight=".14036mm">
                 <v:path arrowok="t"/>
                 <w10:wrap type="topAndBottom" anchorx="page"/>
               </v:shape>
@@ -15114,23 +14975,7 @@
           <w:color w:val="FFFFFF"/>
           <w:spacing w:val="-2"/>
         </w:rPr>
-        <w:t xml:space="preserve">pplied data directly to an output function (such as </w:t>
-      </w:r>
-      <w:proofErr w:type="spellStart"/>
-      <w:r>
-        <w:rPr>
-          <w:color w:val="FFFFFF"/>
-          <w:spacing w:val="-2"/>
-        </w:rPr>
-        <w:t>printf</w:t>
-      </w:r>
-      <w:proofErr w:type="spellEnd"/>
-      <w:r>
-        <w:rPr>
-          <w:color w:val="FFFFFF"/>
-          <w:spacing w:val="-2"/>
-        </w:rPr>
-        <w:t>()) without a format string. This allows an attacker to write format specifiers, which the application then interprets as instructions to read from the stack.</w:t>
+        <w:t>pplied data directly to an output function (such as printf()) without a format string. This allows an attacker to write format specifiers, which the application then interprets as instructions to read from the stack.</w:t>
       </w:r>
     </w:p>
     <w:p>
@@ -15207,7 +15052,7 @@
           <w:noProof/>
         </w:rPr>
         <w:drawing>
-          <wp:inline distT="0" distB="0" distL="0" distR="0" wp14:anchorId="38C58AC0" wp14:editId="0D68C710">
+          <wp:inline distT="0" distB="0" distL="0" distR="0" wp14:anchorId="38C58AC0" wp14:editId="39B0F0FA">
             <wp:extent cx="3791479" cy="1019317"/>
             <wp:effectExtent l="0" t="0" r="0" b="9525"/>
             <wp:docPr id="248673858" name="Picture 1"/>
@@ -15222,7 +15067,7 @@
                     <pic:cNvPicPr/>
                   </pic:nvPicPr>
                   <pic:blipFill>
-                    <a:blip r:embed="rId29"/>
+                    <a:blip r:embed="rId30"/>
                     <a:stretch>
                       <a:fillRect/>
                     </a:stretch>
@@ -15509,6 +15354,126 @@
           <w:color w:val="FFFFFF" w:themeColor="background1"/>
         </w:rPr>
       </w:pPr>
+      <w:r>
+        <w:rPr>
+          <w:noProof/>
+          <w:color w:val="FFFFFF"/>
+          <w:spacing w:val="-4"/>
+        </w:rPr>
+        <mc:AlternateContent>
+          <mc:Choice Requires="wps">
+            <w:drawing>
+              <wp:anchor distT="0" distB="0" distL="114300" distR="114300" simplePos="0" relativeHeight="251685376" behindDoc="1" locked="0" layoutInCell="1" allowOverlap="1" wp14:anchorId="234F322C" wp14:editId="7472EEF8">
+                <wp:simplePos x="0" y="0"/>
+                <wp:positionH relativeFrom="column">
+                  <wp:posOffset>3059164</wp:posOffset>
+                </wp:positionH>
+                <wp:positionV relativeFrom="paragraph">
+                  <wp:posOffset>124445</wp:posOffset>
+                </wp:positionV>
+                <wp:extent cx="457200" cy="257810"/>
+                <wp:effectExtent l="0" t="0" r="0" b="0"/>
+                <wp:wrapTight wrapText="bothSides">
+                  <wp:wrapPolygon edited="0">
+                    <wp:start x="2700" y="0"/>
+                    <wp:lineTo x="2700" y="19153"/>
+                    <wp:lineTo x="18900" y="19153"/>
+                    <wp:lineTo x="18900" y="0"/>
+                    <wp:lineTo x="2700" y="0"/>
+                  </wp:wrapPolygon>
+                </wp:wrapTight>
+                <wp:docPr id="998911930" name="Text Box 8"/>
+                <wp:cNvGraphicFramePr/>
+                <a:graphic xmlns:a="http://schemas.openxmlformats.org/drawingml/2006/main">
+                  <a:graphicData uri="http://schemas.microsoft.com/office/word/2010/wordprocessingShape">
+                    <wps:wsp>
+                      <wps:cNvSpPr txBox="1"/>
+                      <wps:spPr>
+                        <a:xfrm>
+                          <a:off x="0" y="0"/>
+                          <a:ext cx="457200" cy="257810"/>
+                        </a:xfrm>
+                        <a:prstGeom prst="rect">
+                          <a:avLst/>
+                        </a:prstGeom>
+                        <a:noFill/>
+                        <a:ln w="6350">
+                          <a:noFill/>
+                        </a:ln>
+                      </wps:spPr>
+                      <wps:txbx>
+                        <w:txbxContent>
+                          <w:p>
+                            <w:pPr>
+                              <w:rPr>
+                                <w:color w:val="FFFFFF" w:themeColor="background1"/>
+                              </w:rPr>
+                            </w:pPr>
+                            <w:r>
+                              <w:rPr>
+                                <w:color w:val="FFFFFF" w:themeColor="background1"/>
+                              </w:rPr>
+                              <w:t>1</w:t>
+                            </w:r>
+                            <w:r>
+                              <w:rPr>
+                                <w:color w:val="FFFFFF" w:themeColor="background1"/>
+                              </w:rPr>
+                              <w:t>1</w:t>
+                            </w:r>
+                          </w:p>
+                        </w:txbxContent>
+                      </wps:txbx>
+                      <wps:bodyPr rot="0" spcFirstLastPara="0" vertOverflow="overflow" horzOverflow="overflow" vert="horz" wrap="square" lIns="91440" tIns="45720" rIns="91440" bIns="45720" numCol="1" spcCol="0" rtlCol="0" fromWordArt="0" anchor="t" anchorCtr="0" forceAA="0" compatLnSpc="1">
+                        <a:prstTxWarp prst="textNoShape">
+                          <a:avLst/>
+                        </a:prstTxWarp>
+                        <a:noAutofit/>
+                      </wps:bodyPr>
+                    </wps:wsp>
+                  </a:graphicData>
+                </a:graphic>
+                <wp14:sizeRelH relativeFrom="margin">
+                  <wp14:pctWidth>0</wp14:pctWidth>
+                </wp14:sizeRelH>
+                <wp14:sizeRelV relativeFrom="margin">
+                  <wp14:pctHeight>0</wp14:pctHeight>
+                </wp14:sizeRelV>
+              </wp:anchor>
+            </w:drawing>
+          </mc:Choice>
+          <mc:Fallback>
+            <w:pict>
+              <v:shape w14:anchorId="234F322C" id="_x0000_s1041" type="#_x0000_t202" style="position:absolute;margin-left:240.9pt;margin-top:9.8pt;width:36pt;height:20.3pt;z-index:-251631104;visibility:visible;mso-wrap-style:square;mso-width-percent:0;mso-height-percent:0;mso-wrap-distance-left:9pt;mso-wrap-distance-top:0;mso-wrap-distance-right:9pt;mso-wrap-distance-bottom:0;mso-position-horizontal:absolute;mso-position-horizontal-relative:text;mso-position-vertical:absolute;mso-position-vertical-relative:text;mso-width-percent:0;mso-height-percent:0;mso-width-relative:margin;mso-height-relative:margin;v-text-anchor:top" o:gfxdata="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" filled="f" stroked="f" strokeweight=".5pt">
+                <v:textbox>
+                  <w:txbxContent>
+                    <w:p>
+                      <w:pPr>
+                        <w:rPr>
+                          <w:color w:val="FFFFFF" w:themeColor="background1"/>
+                        </w:rPr>
+                      </w:pPr>
+                      <w:r>
+                        <w:rPr>
+                          <w:color w:val="FFFFFF" w:themeColor="background1"/>
+                        </w:rPr>
+                        <w:t>1</w:t>
+                      </w:r>
+                      <w:r>
+                        <w:rPr>
+                          <w:color w:val="FFFFFF" w:themeColor="background1"/>
+                        </w:rPr>
+                        <w:t>1</w:t>
+                      </w:r>
+                    </w:p>
+                  </w:txbxContent>
+                </v:textbox>
+                <w10:wrap type="tight"/>
+              </v:shape>
+            </w:pict>
+          </mc:Fallback>
+        </mc:AlternateContent>
+      </w:r>
     </w:p>
     <w:p>
       <w:pPr>
@@ -15595,7 +15560,7 @@
         </w:rPr>
         <w:lastRenderedPageBreak/>
         <w:drawing>
-          <wp:anchor distT="0" distB="0" distL="0" distR="0" simplePos="0" relativeHeight="251642368" behindDoc="1" locked="0" layoutInCell="1" allowOverlap="1" wp14:anchorId="2F3B752E" wp14:editId="4FBA4FFF">
+          <wp:anchor distT="0" distB="0" distL="0" distR="0" simplePos="0" relativeHeight="251613696" behindDoc="1" locked="0" layoutInCell="1" allowOverlap="1" wp14:anchorId="2F3B752E" wp14:editId="01FAD26F">
             <wp:simplePos x="0" y="0"/>
             <wp:positionH relativeFrom="page">
               <wp:posOffset>5080</wp:posOffset>
@@ -15618,7 +15583,7 @@
                     <pic:cNvPicPr/>
                   </pic:nvPicPr>
                   <pic:blipFill>
-                    <a:blip r:embed="rId27" cstate="print"/>
+                    <a:blip r:embed="rId28" cstate="print"/>
                     <a:stretch>
                       <a:fillRect/>
                     </a:stretch>
@@ -15646,7 +15611,7 @@
           <w:szCs w:val="24"/>
         </w:rPr>
         <w:drawing>
-          <wp:anchor distT="0" distB="0" distL="0" distR="0" simplePos="0" relativeHeight="251645440" behindDoc="1" locked="0" layoutInCell="1" allowOverlap="1" wp14:anchorId="0DAE6348" wp14:editId="2850895D">
+          <wp:anchor distT="0" distB="0" distL="0" distR="0" simplePos="0" relativeHeight="251616768" behindDoc="1" locked="0" layoutInCell="1" allowOverlap="1" wp14:anchorId="0DAE6348" wp14:editId="6547055C">
             <wp:simplePos x="0" y="0"/>
             <wp:positionH relativeFrom="page">
               <wp:posOffset>2540</wp:posOffset>
@@ -15669,7 +15634,7 @@
                     <pic:cNvPicPr/>
                   </pic:nvPicPr>
                   <pic:blipFill>
-                    <a:blip r:embed="rId27" cstate="print"/>
+                    <a:blip r:embed="rId28" cstate="print"/>
                     <a:stretch>
                       <a:fillRect/>
                     </a:stretch>
@@ -15714,7 +15679,7 @@
           <w:sz w:val="24"/>
           <w:szCs w:val="24"/>
         </w:rPr>
-        <w:t>#1</w:t>
+        <w:t>#</w:t>
       </w:r>
       <w:r>
         <w:rPr>
@@ -15724,7 +15689,7 @@
           <w:sz w:val="24"/>
           <w:szCs w:val="24"/>
         </w:rPr>
-        <w:t>0</w:t>
+        <w:t>9</w:t>
       </w:r>
       <w:r>
         <w:rPr>
@@ -15775,7 +15740,7 @@
         <mc:AlternateContent>
           <mc:Choice Requires="wps">
             <w:drawing>
-              <wp:anchor distT="0" distB="0" distL="0" distR="0" simplePos="0" relativeHeight="251651072" behindDoc="1" locked="0" layoutInCell="1" allowOverlap="1" wp14:anchorId="6FA87FC8" wp14:editId="3F13D8F2">
+              <wp:anchor distT="0" distB="0" distL="0" distR="0" simplePos="0" relativeHeight="251625984" behindDoc="1" locked="0" layoutInCell="1" allowOverlap="1" wp14:anchorId="6FA87FC8" wp14:editId="69DA542B">
                 <wp:simplePos x="0" y="0"/>
                 <wp:positionH relativeFrom="page">
                   <wp:posOffset>920750</wp:posOffset>
@@ -15839,7 +15804,7 @@
           </mc:Choice>
           <mc:Fallback>
             <w:pict>
-              <v:shape w14:anchorId="016F8871" id="Graphic 36" o:spid="_x0000_s1026" style="position:absolute;margin-left:72.5pt;margin-top:17.05pt;width:480.25pt;height:.1pt;z-index:-251665408;visibility:visible;mso-wrap-style:square;mso-wrap-distance-left:0;mso-wrap-distance-top:0;mso-wrap-distance-right:0;mso-wrap-distance-bottom:0;mso-position-horizontal:absolute;mso-position-horizontal-relative:page;mso-position-vertical:absolute;mso-position-vertical-relative:text;v-text-anchor:top" coordsize="6099175,1270" o:gfxdata="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" path="m,l6099048,e" filled="f" strokecolor="white" strokeweight=".14036mm">
+              <v:shape w14:anchorId="3E969E40" id="Graphic 36" o:spid="_x0000_s1026" style="position:absolute;margin-left:72.5pt;margin-top:17.05pt;width:480.25pt;height:.1pt;z-index:-251690496;visibility:visible;mso-wrap-style:square;mso-wrap-distance-left:0;mso-wrap-distance-top:0;mso-wrap-distance-right:0;mso-wrap-distance-bottom:0;mso-position-horizontal:absolute;mso-position-horizontal-relative:page;mso-position-vertical:absolute;mso-position-vertical-relative:text;v-text-anchor:top" coordsize="6099175,1270" o:gfxdata="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" path="m,l6099048,e" filled="f" strokecolor="white" strokeweight=".14036mm">
                 <v:path arrowok="t"/>
                 <w10:wrap type="topAndBottom" anchorx="page"/>
               </v:shape>
@@ -15934,21 +15899,12 @@
         </w:rPr>
         <w:t xml:space="preserve"> </w:t>
       </w:r>
-      <w:proofErr w:type="spellStart"/>
       <w:r>
         <w:rPr>
           <w:color w:val="FFFFFF"/>
           <w:spacing w:val="-6"/>
         </w:rPr>
-        <w:t>run_turbine</w:t>
-      </w:r>
-      <w:proofErr w:type="spellEnd"/>
-      <w:r>
-        <w:rPr>
-          <w:color w:val="FFFFFF"/>
-          <w:spacing w:val="-6"/>
-        </w:rPr>
-        <w:t xml:space="preserve"> command</w:t>
+        <w:t>run_turbine command</w:t>
       </w:r>
     </w:p>
     <w:p>
@@ -16001,23 +15957,7 @@
           <w:color w:val="FFFFFF"/>
           <w:spacing w:val="-2"/>
         </w:rPr>
-        <w:t xml:space="preserve">The </w:t>
-      </w:r>
-      <w:proofErr w:type="spellStart"/>
-      <w:r>
-        <w:rPr>
-          <w:color w:val="FFFFFF"/>
-          <w:spacing w:val="-2"/>
-        </w:rPr>
-        <w:t>run_turbine</w:t>
-      </w:r>
-      <w:proofErr w:type="spellEnd"/>
-      <w:r>
-        <w:rPr>
-          <w:color w:val="FFFFFF"/>
-          <w:spacing w:val="-2"/>
-        </w:rPr>
-        <w:t xml:space="preserve"> command contains a logic flaw in its input validation. The application explicitly states that it only accepts values between 0 and 15. For a higher value, the program displays a proper error message. However,</w:t>
+        <w:t>The run_turbine command contains a logic flaw in its input validation. The application explicitly states that it only accepts values between 0 and 15. For a higher value, the program displays a proper error message. However,</w:t>
       </w:r>
       <w:r>
         <w:rPr>
@@ -16139,7 +16079,7 @@
                     <pic:cNvPicPr/>
                   </pic:nvPicPr>
                   <pic:blipFill>
-                    <a:blip r:embed="rId30"/>
+                    <a:blip r:embed="rId31"/>
                     <a:stretch>
                       <a:fillRect/>
                     </a:stretch>
@@ -16182,7 +16122,7 @@
           <w:noProof/>
         </w:rPr>
         <w:drawing>
-          <wp:inline distT="0" distB="0" distL="0" distR="0" wp14:anchorId="117B57BB" wp14:editId="73169480">
+          <wp:inline distT="0" distB="0" distL="0" distR="0" wp14:anchorId="117B57BB" wp14:editId="563DAA06">
             <wp:extent cx="5278510" cy="2985321"/>
             <wp:effectExtent l="0" t="0" r="0" b="5715"/>
             <wp:docPr id="1704464177" name="Picture 1"/>
@@ -16197,7 +16137,7 @@
                     <pic:cNvPicPr/>
                   </pic:nvPicPr>
                   <pic:blipFill>
-                    <a:blip r:embed="rId31"/>
+                    <a:blip r:embed="rId32"/>
                     <a:stretch>
                       <a:fillRect/>
                     </a:stretch>
@@ -16307,6 +16247,126 @@
           <w:sz w:val="20"/>
         </w:rPr>
       </w:pPr>
+      <w:r>
+        <w:rPr>
+          <w:noProof/>
+          <w:color w:val="FFFFFF"/>
+          <w:spacing w:val="-4"/>
+        </w:rPr>
+        <mc:AlternateContent>
+          <mc:Choice Requires="wps">
+            <w:drawing>
+              <wp:anchor distT="0" distB="0" distL="114300" distR="114300" simplePos="0" relativeHeight="251688448" behindDoc="1" locked="0" layoutInCell="1" allowOverlap="1" wp14:anchorId="669FBD81" wp14:editId="3FE75066">
+                <wp:simplePos x="0" y="0"/>
+                <wp:positionH relativeFrom="column">
+                  <wp:posOffset>3110230</wp:posOffset>
+                </wp:positionH>
+                <wp:positionV relativeFrom="paragraph">
+                  <wp:posOffset>53975</wp:posOffset>
+                </wp:positionV>
+                <wp:extent cx="457200" cy="257810"/>
+                <wp:effectExtent l="0" t="0" r="0" b="0"/>
+                <wp:wrapTight wrapText="bothSides">
+                  <wp:wrapPolygon edited="0">
+                    <wp:start x="2700" y="0"/>
+                    <wp:lineTo x="2700" y="19153"/>
+                    <wp:lineTo x="18900" y="19153"/>
+                    <wp:lineTo x="18900" y="0"/>
+                    <wp:lineTo x="2700" y="0"/>
+                  </wp:wrapPolygon>
+                </wp:wrapTight>
+                <wp:docPr id="1696612253" name="Text Box 8"/>
+                <wp:cNvGraphicFramePr/>
+                <a:graphic xmlns:a="http://schemas.openxmlformats.org/drawingml/2006/main">
+                  <a:graphicData uri="http://schemas.microsoft.com/office/word/2010/wordprocessingShape">
+                    <wps:wsp>
+                      <wps:cNvSpPr txBox="1"/>
+                      <wps:spPr>
+                        <a:xfrm>
+                          <a:off x="0" y="0"/>
+                          <a:ext cx="457200" cy="257810"/>
+                        </a:xfrm>
+                        <a:prstGeom prst="rect">
+                          <a:avLst/>
+                        </a:prstGeom>
+                        <a:noFill/>
+                        <a:ln w="6350">
+                          <a:noFill/>
+                        </a:ln>
+                      </wps:spPr>
+                      <wps:txbx>
+                        <w:txbxContent>
+                          <w:p>
+                            <w:pPr>
+                              <w:rPr>
+                                <w:color w:val="FFFFFF" w:themeColor="background1"/>
+                              </w:rPr>
+                            </w:pPr>
+                            <w:r>
+                              <w:rPr>
+                                <w:color w:val="FFFFFF" w:themeColor="background1"/>
+                              </w:rPr>
+                              <w:t>1</w:t>
+                            </w:r>
+                            <w:r>
+                              <w:rPr>
+                                <w:color w:val="FFFFFF" w:themeColor="background1"/>
+                              </w:rPr>
+                              <w:t>2</w:t>
+                            </w:r>
+                          </w:p>
+                        </w:txbxContent>
+                      </wps:txbx>
+                      <wps:bodyPr rot="0" spcFirstLastPara="0" vertOverflow="overflow" horzOverflow="overflow" vert="horz" wrap="square" lIns="91440" tIns="45720" rIns="91440" bIns="45720" numCol="1" spcCol="0" rtlCol="0" fromWordArt="0" anchor="t" anchorCtr="0" forceAA="0" compatLnSpc="1">
+                        <a:prstTxWarp prst="textNoShape">
+                          <a:avLst/>
+                        </a:prstTxWarp>
+                        <a:noAutofit/>
+                      </wps:bodyPr>
+                    </wps:wsp>
+                  </a:graphicData>
+                </a:graphic>
+                <wp14:sizeRelH relativeFrom="margin">
+                  <wp14:pctWidth>0</wp14:pctWidth>
+                </wp14:sizeRelH>
+                <wp14:sizeRelV relativeFrom="margin">
+                  <wp14:pctHeight>0</wp14:pctHeight>
+                </wp14:sizeRelV>
+              </wp:anchor>
+            </w:drawing>
+          </mc:Choice>
+          <mc:Fallback>
+            <w:pict>
+              <v:shape w14:anchorId="669FBD81" id="_x0000_s1042" type="#_x0000_t202" style="position:absolute;left:0;text-align:left;margin-left:244.9pt;margin-top:4.25pt;width:36pt;height:20.3pt;z-index:-251628032;visibility:visible;mso-wrap-style:square;mso-width-percent:0;mso-height-percent:0;mso-wrap-distance-left:9pt;mso-wrap-distance-top:0;mso-wrap-distance-right:9pt;mso-wrap-distance-bottom:0;mso-position-horizontal:absolute;mso-position-horizontal-relative:text;mso-position-vertical:absolute;mso-position-vertical-relative:text;mso-width-percent:0;mso-height-percent:0;mso-width-relative:margin;mso-height-relative:margin;v-text-anchor:top" o:gfxdata="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" filled="f" stroked="f" strokeweight=".5pt">
+                <v:textbox>
+                  <w:txbxContent>
+                    <w:p>
+                      <w:pPr>
+                        <w:rPr>
+                          <w:color w:val="FFFFFF" w:themeColor="background1"/>
+                        </w:rPr>
+                      </w:pPr>
+                      <w:r>
+                        <w:rPr>
+                          <w:color w:val="FFFFFF" w:themeColor="background1"/>
+                        </w:rPr>
+                        <w:t>1</w:t>
+                      </w:r>
+                      <w:r>
+                        <w:rPr>
+                          <w:color w:val="FFFFFF" w:themeColor="background1"/>
+                        </w:rPr>
+                        <w:t>2</w:t>
+                      </w:r>
+                    </w:p>
+                  </w:txbxContent>
+                </v:textbox>
+                <w10:wrap type="tight"/>
+              </v:shape>
+            </w:pict>
+          </mc:Fallback>
+        </mc:AlternateContent>
+      </w:r>
     </w:p>
     <w:p>
       <w:pPr>
@@ -16348,7 +16408,7 @@
           <w:noProof/>
         </w:rPr>
         <w:drawing>
-          <wp:anchor distT="0" distB="0" distL="0" distR="0" simplePos="0" relativeHeight="251656192" behindDoc="1" locked="0" layoutInCell="1" allowOverlap="1" wp14:anchorId="760E606A" wp14:editId="5D09041D">
+          <wp:anchor distT="0" distB="0" distL="0" distR="0" simplePos="0" relativeHeight="251632128" behindDoc="1" locked="0" layoutInCell="1" allowOverlap="1" wp14:anchorId="760E606A" wp14:editId="058D118C">
             <wp:simplePos x="0" y="0"/>
             <wp:positionH relativeFrom="page">
               <wp:posOffset>5080</wp:posOffset>
@@ -16371,7 +16431,7 @@
                     <pic:cNvPicPr/>
                   </pic:nvPicPr>
                   <pic:blipFill>
-                    <a:blip r:embed="rId27" cstate="print"/>
+                    <a:blip r:embed="rId28" cstate="print"/>
                     <a:stretch>
                       <a:fillRect/>
                     </a:stretch>
@@ -16417,13 +16477,13 @@
         </w:rPr>
         <w:lastRenderedPageBreak/>
         <w:drawing>
-          <wp:anchor distT="0" distB="0" distL="0" distR="0" simplePos="0" relativeHeight="251663872" behindDoc="1" locked="0" layoutInCell="1" allowOverlap="1" wp14:anchorId="28EB03A1" wp14:editId="2238DCE3">
+          <wp:anchor distT="0" distB="0" distL="0" distR="0" simplePos="0" relativeHeight="251641344" behindDoc="1" locked="0" layoutInCell="1" allowOverlap="1" wp14:anchorId="28EB03A1" wp14:editId="6A4B112F">
             <wp:simplePos x="0" y="0"/>
             <wp:positionH relativeFrom="page">
-              <wp:posOffset>23911</wp:posOffset>
+              <wp:posOffset>-1905</wp:posOffset>
             </wp:positionH>
             <wp:positionV relativeFrom="page">
-              <wp:posOffset>3481</wp:posOffset>
+              <wp:posOffset>3175</wp:posOffset>
             </wp:positionV>
             <wp:extent cx="7558913" cy="10692383"/>
             <wp:effectExtent l="0" t="0" r="0" b="0"/>
@@ -16440,7 +16500,7 @@
                     <pic:cNvPicPr/>
                   </pic:nvPicPr>
                   <pic:blipFill>
-                    <a:blip r:embed="rId27" cstate="print"/>
+                    <a:blip r:embed="rId28" cstate="print"/>
                     <a:stretch>
                       <a:fillRect/>
                     </a:stretch>
@@ -16486,7 +16546,7 @@
           <w:color w:val="FFFFFF"/>
           <w:spacing w:val="-8"/>
         </w:rPr>
-        <w:t>1</w:t>
+        <w:t>0</w:t>
       </w:r>
       <w:r>
         <w:rPr>
@@ -16528,7 +16588,7 @@
         <mc:AlternateContent>
           <mc:Choice Requires="wps">
             <w:drawing>
-              <wp:anchor distT="0" distB="0" distL="0" distR="0" simplePos="0" relativeHeight="251652608" behindDoc="1" locked="0" layoutInCell="1" allowOverlap="1" wp14:anchorId="30C4C041" wp14:editId="38A996C0">
+              <wp:anchor distT="0" distB="0" distL="0" distR="0" simplePos="0" relativeHeight="251622912" behindDoc="1" locked="0" layoutInCell="1" allowOverlap="1" wp14:anchorId="30C4C041" wp14:editId="4A47AA49">
                 <wp:simplePos x="0" y="0"/>
                 <wp:positionH relativeFrom="page">
                   <wp:posOffset>920750</wp:posOffset>
@@ -16592,7 +16652,7 @@
           </mc:Choice>
           <mc:Fallback>
             <w:pict>
-              <v:shape w14:anchorId="642FAB1B" id="Graphic 36" o:spid="_x0000_s1026" style="position:absolute;margin-left:72.5pt;margin-top:17.05pt;width:480.25pt;height:.1pt;z-index:-251663872;visibility:visible;mso-wrap-style:square;mso-wrap-distance-left:0;mso-wrap-distance-top:0;mso-wrap-distance-right:0;mso-wrap-distance-bottom:0;mso-position-horizontal:absolute;mso-position-horizontal-relative:page;mso-position-vertical:absolute;mso-position-vertical-relative:text;v-text-anchor:top" coordsize="6099175,1270" o:gfxdata="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" path="m,l6099048,e" filled="f" strokecolor="white" strokeweight=".14036mm">
+              <v:shape w14:anchorId="3045441D" id="Graphic 36" o:spid="_x0000_s1026" style="position:absolute;margin-left:72.5pt;margin-top:17.05pt;width:480.25pt;height:.1pt;z-index:-251693568;visibility:visible;mso-wrap-style:square;mso-wrap-distance-left:0;mso-wrap-distance-top:0;mso-wrap-distance-right:0;mso-wrap-distance-bottom:0;mso-position-horizontal:absolute;mso-position-horizontal-relative:page;mso-position-vertical:absolute;mso-position-vertical-relative:text;v-text-anchor:top" coordsize="6099175,1270" o:gfxdata="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" path="m,l6099048,e" filled="f" strokecolor="white" strokeweight=".14036mm">
                 <v:path arrowok="t"/>
                 <w10:wrap type="topAndBottom" anchorx="page"/>
               </v:shape>
@@ -16668,7 +16728,6 @@
         </w:rPr>
         <w:t xml:space="preserve"> </w:t>
       </w:r>
-      <w:proofErr w:type="spellStart"/>
       <w:r>
         <w:rPr>
           <w:color w:val="FFFFFF"/>
@@ -16676,7 +16735,6 @@
         </w:rPr>
         <w:t>turbine_remote_access</w:t>
       </w:r>
-      <w:proofErr w:type="spellEnd"/>
     </w:p>
     <w:p>
       <w:pPr>
@@ -16728,23 +16786,7 @@
           <w:color w:val="FFFFFF"/>
           <w:spacing w:val="-2"/>
         </w:rPr>
-        <w:t xml:space="preserve">When the </w:t>
-      </w:r>
-      <w:proofErr w:type="spellStart"/>
-      <w:r>
-        <w:rPr>
-          <w:color w:val="FFFFFF"/>
-          <w:spacing w:val="-2"/>
-        </w:rPr>
-        <w:t>turbine_remote_access</w:t>
-      </w:r>
-      <w:proofErr w:type="spellEnd"/>
-      <w:r>
-        <w:rPr>
-          <w:color w:val="FFFFFF"/>
-          <w:spacing w:val="-2"/>
-        </w:rPr>
-        <w:t xml:space="preserve"> runs, the program creates a temporary file in the Data/ folder. Although it is a temporary file and the application deletes it after the command ends, the file is still viewable while the function runs.</w:t>
+        <w:t>When the turbine_remote_access runs, the program creates a temporary file in the Data/ folder. Although it is a temporary file and the application deletes it after the command ends, the file is still viewable while the function runs.</w:t>
       </w:r>
     </w:p>
     <w:p>
@@ -16821,7 +16863,7 @@
           <w:noProof/>
         </w:rPr>
         <w:drawing>
-          <wp:inline distT="0" distB="0" distL="0" distR="0" wp14:anchorId="5DB67CC7" wp14:editId="3CDDD5A7">
+          <wp:inline distT="0" distB="0" distL="0" distR="0" wp14:anchorId="5DB67CC7" wp14:editId="6AE6F331">
             <wp:extent cx="4096322" cy="1390844"/>
             <wp:effectExtent l="0" t="0" r="0" b="0"/>
             <wp:docPr id="1006906121" name="Picture 1"/>
@@ -16836,7 +16878,7 @@
                     <pic:cNvPicPr/>
                   </pic:nvPicPr>
                   <pic:blipFill>
-                    <a:blip r:embed="rId32"/>
+                    <a:blip r:embed="rId33"/>
                     <a:stretch>
                       <a:fillRect/>
                     </a:stretch>
@@ -17137,6 +17179,126 @@
           <w:sz w:val="20"/>
         </w:rPr>
       </w:pPr>
+      <w:r>
+        <w:rPr>
+          <w:noProof/>
+          <w:color w:val="FFFFFF"/>
+          <w:spacing w:val="-4"/>
+        </w:rPr>
+        <mc:AlternateContent>
+          <mc:Choice Requires="wps">
+            <w:drawing>
+              <wp:anchor distT="0" distB="0" distL="114300" distR="114300" simplePos="0" relativeHeight="251690496" behindDoc="1" locked="0" layoutInCell="1" allowOverlap="1" wp14:anchorId="3247BB3C" wp14:editId="461BECC7">
+                <wp:simplePos x="0" y="0"/>
+                <wp:positionH relativeFrom="column">
+                  <wp:posOffset>3106420</wp:posOffset>
+                </wp:positionH>
+                <wp:positionV relativeFrom="paragraph">
+                  <wp:posOffset>14605</wp:posOffset>
+                </wp:positionV>
+                <wp:extent cx="457200" cy="257810"/>
+                <wp:effectExtent l="0" t="0" r="0" b="0"/>
+                <wp:wrapTight wrapText="bothSides">
+                  <wp:wrapPolygon edited="0">
+                    <wp:start x="2700" y="0"/>
+                    <wp:lineTo x="2700" y="19153"/>
+                    <wp:lineTo x="18900" y="19153"/>
+                    <wp:lineTo x="18900" y="0"/>
+                    <wp:lineTo x="2700" y="0"/>
+                  </wp:wrapPolygon>
+                </wp:wrapTight>
+                <wp:docPr id="30298375" name="Text Box 8"/>
+                <wp:cNvGraphicFramePr/>
+                <a:graphic xmlns:a="http://schemas.openxmlformats.org/drawingml/2006/main">
+                  <a:graphicData uri="http://schemas.microsoft.com/office/word/2010/wordprocessingShape">
+                    <wps:wsp>
+                      <wps:cNvSpPr txBox="1"/>
+                      <wps:spPr>
+                        <a:xfrm>
+                          <a:off x="0" y="0"/>
+                          <a:ext cx="457200" cy="257810"/>
+                        </a:xfrm>
+                        <a:prstGeom prst="rect">
+                          <a:avLst/>
+                        </a:prstGeom>
+                        <a:noFill/>
+                        <a:ln w="6350">
+                          <a:noFill/>
+                        </a:ln>
+                      </wps:spPr>
+                      <wps:txbx>
+                        <w:txbxContent>
+                          <w:p>
+                            <w:pPr>
+                              <w:rPr>
+                                <w:color w:val="FFFFFF" w:themeColor="background1"/>
+                              </w:rPr>
+                            </w:pPr>
+                            <w:r>
+                              <w:rPr>
+                                <w:color w:val="FFFFFF" w:themeColor="background1"/>
+                              </w:rPr>
+                              <w:t>1</w:t>
+                            </w:r>
+                            <w:r>
+                              <w:rPr>
+                                <w:color w:val="FFFFFF" w:themeColor="background1"/>
+                              </w:rPr>
+                              <w:t>3</w:t>
+                            </w:r>
+                          </w:p>
+                        </w:txbxContent>
+                      </wps:txbx>
+                      <wps:bodyPr rot="0" spcFirstLastPara="0" vertOverflow="overflow" horzOverflow="overflow" vert="horz" wrap="square" lIns="91440" tIns="45720" rIns="91440" bIns="45720" numCol="1" spcCol="0" rtlCol="0" fromWordArt="0" anchor="t" anchorCtr="0" forceAA="0" compatLnSpc="1">
+                        <a:prstTxWarp prst="textNoShape">
+                          <a:avLst/>
+                        </a:prstTxWarp>
+                        <a:noAutofit/>
+                      </wps:bodyPr>
+                    </wps:wsp>
+                  </a:graphicData>
+                </a:graphic>
+                <wp14:sizeRelH relativeFrom="margin">
+                  <wp14:pctWidth>0</wp14:pctWidth>
+                </wp14:sizeRelH>
+                <wp14:sizeRelV relativeFrom="margin">
+                  <wp14:pctHeight>0</wp14:pctHeight>
+                </wp14:sizeRelV>
+              </wp:anchor>
+            </w:drawing>
+          </mc:Choice>
+          <mc:Fallback>
+            <w:pict>
+              <v:shape w14:anchorId="3247BB3C" id="_x0000_s1043" type="#_x0000_t202" style="position:absolute;margin-left:244.6pt;margin-top:1.15pt;width:36pt;height:20.3pt;z-index:-251625984;visibility:visible;mso-wrap-style:square;mso-width-percent:0;mso-height-percent:0;mso-wrap-distance-left:9pt;mso-wrap-distance-top:0;mso-wrap-distance-right:9pt;mso-wrap-distance-bottom:0;mso-position-horizontal:absolute;mso-position-horizontal-relative:text;mso-position-vertical:absolute;mso-position-vertical-relative:text;mso-width-percent:0;mso-height-percent:0;mso-width-relative:margin;mso-height-relative:margin;v-text-anchor:top" o:gfxdata="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" filled="f" stroked="f" strokeweight=".5pt">
+                <v:textbox>
+                  <w:txbxContent>
+                    <w:p>
+                      <w:pPr>
+                        <w:rPr>
+                          <w:color w:val="FFFFFF" w:themeColor="background1"/>
+                        </w:rPr>
+                      </w:pPr>
+                      <w:r>
+                        <w:rPr>
+                          <w:color w:val="FFFFFF" w:themeColor="background1"/>
+                        </w:rPr>
+                        <w:t>1</w:t>
+                      </w:r>
+                      <w:r>
+                        <w:rPr>
+                          <w:color w:val="FFFFFF" w:themeColor="background1"/>
+                        </w:rPr>
+                        <w:t>3</w:t>
+                      </w:r>
+                    </w:p>
+                  </w:txbxContent>
+                </v:textbox>
+                <w10:wrap type="tight"/>
+              </v:shape>
+            </w:pict>
+          </mc:Fallback>
+        </mc:AlternateContent>
+      </w:r>
     </w:p>
     <w:p>
       <w:pPr>
@@ -17207,35 +17369,28 @@
           <w:spacing w:val="-8"/>
         </w:rPr>
         <w:lastRenderedPageBreak/>
-        <w:t>V</w:t>
+        <w:t>Vulnerability</w:t>
+      </w:r>
+      <w:r>
+        <w:rPr>
+          <w:color w:val="FFFFFF"/>
+          <w:spacing w:val="-10"/>
+        </w:rPr>
+        <w:t xml:space="preserve"> </w:t>
       </w:r>
       <w:r>
         <w:rPr>
           <w:color w:val="FFFFFF"/>
           <w:spacing w:val="-8"/>
         </w:rPr>
-        <w:t>ulnerability</w:t>
-      </w:r>
-      <w:r>
-        <w:rPr>
-          <w:color w:val="FFFFFF"/>
-          <w:spacing w:val="-10"/>
-        </w:rPr>
-        <w:t xml:space="preserve"> </w:t>
+        <w:t>#1</w:t>
       </w:r>
       <w:r>
         <w:rPr>
           <w:color w:val="FFFFFF"/>
           <w:spacing w:val="-8"/>
         </w:rPr>
-        <w:t>#1</w:t>
-      </w:r>
-      <w:r>
-        <w:rPr>
-          <w:color w:val="FFFFFF"/>
-          <w:spacing w:val="-8"/>
-        </w:rPr>
-        <w:t>2</w:t>
+        <w:t>1</w:t>
       </w:r>
       <w:r>
         <w:rPr>
@@ -17277,7 +17432,7 @@
         <mc:AlternateContent>
           <mc:Choice Requires="wps">
             <w:drawing>
-              <wp:anchor distT="0" distB="0" distL="0" distR="0" simplePos="0" relativeHeight="251667968" behindDoc="1" locked="0" layoutInCell="1" allowOverlap="1" wp14:anchorId="2168B1FB" wp14:editId="38DE9AC3">
+              <wp:anchor distT="0" distB="0" distL="0" distR="0" simplePos="0" relativeHeight="251644416" behindDoc="1" locked="0" layoutInCell="1" allowOverlap="1" wp14:anchorId="2168B1FB" wp14:editId="47AF7DA3">
                 <wp:simplePos x="0" y="0"/>
                 <wp:positionH relativeFrom="page">
                   <wp:posOffset>920750</wp:posOffset>
@@ -17341,7 +17496,7 @@
           </mc:Choice>
           <mc:Fallback>
             <w:pict>
-              <v:shape w14:anchorId="6B2C7A96" id="Graphic 36" o:spid="_x0000_s1026" style="position:absolute;margin-left:72.5pt;margin-top:17.05pt;width:480.25pt;height:.1pt;z-index:-251648512;visibility:visible;mso-wrap-style:square;mso-wrap-distance-left:0;mso-wrap-distance-top:0;mso-wrap-distance-right:0;mso-wrap-distance-bottom:0;mso-position-horizontal:absolute;mso-position-horizontal-relative:page;mso-position-vertical:absolute;mso-position-vertical-relative:text;v-text-anchor:top" coordsize="6099175,1270" o:gfxdata="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" path="m,l6099048,e" filled="f" strokecolor="white" strokeweight=".14036mm">
+              <v:shape w14:anchorId="2100DE4F" id="Graphic 36" o:spid="_x0000_s1026" style="position:absolute;margin-left:72.5pt;margin-top:17.05pt;width:480.25pt;height:.1pt;z-index:-251672064;visibility:visible;mso-wrap-style:square;mso-wrap-distance-left:0;mso-wrap-distance-top:0;mso-wrap-distance-right:0;mso-wrap-distance-bottom:0;mso-position-horizontal:absolute;mso-position-horizontal-relative:page;mso-position-vertical:absolute;mso-position-vertical-relative:text;v-text-anchor:top" coordsize="6099175,1270" o:gfxdata="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" path="m,l6099048,e" filled="f" strokecolor="white" strokeweight=".14036mm">
                 <v:path arrowok="t"/>
                 <w10:wrap type="topAndBottom" anchorx="page"/>
               </v:shape>
@@ -17390,13 +17545,7 @@
         <w:rPr>
           <w:color w:val="FFFFFF"/>
         </w:rPr>
-        <w:t xml:space="preserve">Type: </w:t>
-      </w:r>
-      <w:r>
-        <w:rPr>
-          <w:color w:val="FFFFFF"/>
-        </w:rPr>
-        <w:t>Improper Access Control</w:t>
+        <w:t>Type: Improper Access Control</w:t>
       </w:r>
       <w:r>
         <w:rPr>
@@ -17429,21 +17578,12 @@
         </w:rPr>
         <w:t xml:space="preserve"> </w:t>
       </w:r>
-      <w:proofErr w:type="spellStart"/>
       <w:r>
         <w:rPr>
           <w:color w:val="FFFFFF"/>
           <w:spacing w:val="-6"/>
         </w:rPr>
-        <w:t>run_diagnostic</w:t>
-      </w:r>
-      <w:proofErr w:type="spellEnd"/>
-      <w:r>
-        <w:rPr>
-          <w:color w:val="FFFFFF"/>
-          <w:spacing w:val="-6"/>
-        </w:rPr>
-        <w:t xml:space="preserve"> command</w:t>
+        <w:t>run_diagnostic command</w:t>
       </w:r>
     </w:p>
     <w:p>
@@ -17456,19 +17596,7 @@
         <w:rPr>
           <w:color w:val="FFFFFF"/>
         </w:rPr>
-        <w:t xml:space="preserve">Discovered in: </w:t>
-      </w:r>
-      <w:r>
-        <w:rPr>
-          <w:color w:val="FFFFFF"/>
-        </w:rPr>
-        <w:t>White</w:t>
-      </w:r>
-      <w:r>
-        <w:rPr>
-          <w:color w:val="FFFFFF"/>
-        </w:rPr>
-        <w:t>-box</w:t>
+        <w:t>Discovered in: White-box</w:t>
       </w:r>
     </w:p>
     <w:p>
@@ -17508,62 +17636,14 @@
           <w:color w:val="FFFFFF"/>
           <w:spacing w:val="-2"/>
         </w:rPr>
-        <w:t xml:space="preserve">The </w:t>
-      </w:r>
-      <w:proofErr w:type="spellStart"/>
-      <w:r>
-        <w:rPr>
-          <w:color w:val="FFFFFF"/>
-          <w:spacing w:val="-2"/>
-        </w:rPr>
-        <w:t>run_diagnostic</w:t>
-      </w:r>
-      <w:proofErr w:type="spellEnd"/>
-      <w:r>
-        <w:rPr>
-          <w:color w:val="FFFFFF"/>
-          <w:spacing w:val="-2"/>
-        </w:rPr>
-        <w:t xml:space="preserve"> command provides an integrated </w:t>
-      </w:r>
-      <w:r>
-        <w:rPr>
-          <w:color w:val="FFFFFF"/>
-          <w:spacing w:val="-2"/>
-        </w:rPr>
-        <w:t>diagnostic interface. While the advanced mode operates correctly by assigning an integer address to the integer pointer (data = &amp;</w:t>
-      </w:r>
-      <w:proofErr w:type="spellStart"/>
-      <w:r>
-        <w:rPr>
-          <w:color w:val="FFFFFF"/>
-          <w:spacing w:val="-2"/>
-        </w:rPr>
-        <w:t>diagnostic_code</w:t>
-      </w:r>
-      <w:proofErr w:type="spellEnd"/>
-      <w:r>
-        <w:rPr>
-          <w:color w:val="FFFFFF"/>
-          <w:spacing w:val="-2"/>
-        </w:rPr>
-        <w:t>), the debug mode introduces a Type Confusion vulnerability. In this mode, the program forces the memory address of a character array (</w:t>
-      </w:r>
-      <w:proofErr w:type="spellStart"/>
-      <w:r>
-        <w:rPr>
-          <w:color w:val="FFFFFF"/>
-          <w:spacing w:val="-2"/>
-        </w:rPr>
-        <w:t>sensitive_data</w:t>
-      </w:r>
-      <w:proofErr w:type="spellEnd"/>
-      <w:r>
-        <w:rPr>
-          <w:color w:val="FFFFFF"/>
-          <w:spacing w:val="-2"/>
-        </w:rPr>
-        <w:t xml:space="preserve">) into the same data pointer. Because the application fails to implement authorization checks and re-casts the pointer back to a string during output, it leaks hardcoded information </w:t>
+        <w:t xml:space="preserve">The run_diagnostic command provides an integrated </w:t>
+      </w:r>
+      <w:r>
+        <w:rPr>
+          <w:color w:val="FFFFFF"/>
+          <w:spacing w:val="-2"/>
+        </w:rPr>
+        <w:t xml:space="preserve">diagnostic interface. While the advanced mode operates correctly by assigning an integer address to the integer pointer (data = &amp;diagnostic_code), the debug mode introduces a Type Confusion vulnerability. In this mode, the program forces the memory address of a character array (sensitive_data) into the same data pointer. Because the application fails to implement authorization checks and re-casts the pointer back to a string during output, it leaks hardcoded information </w:t>
       </w:r>
       <w:r>
         <w:rPr>
@@ -17648,6 +17728,9 @@
         <w:ind w:left="1582" w:firstLine="578"/>
       </w:pPr>
       <w:r>
+        <w:rPr>
+          <w:noProof/>
+        </w:rPr>
         <w:drawing>
           <wp:inline distT="0" distB="0" distL="0" distR="0" wp14:anchorId="19ABEEF1" wp14:editId="73FA40F5">
             <wp:extent cx="3873699" cy="1187511"/>
@@ -17664,7 +17747,7 @@
                     <pic:cNvPicPr/>
                   </pic:nvPicPr>
                   <pic:blipFill>
-                    <a:blip r:embed="rId33"/>
+                    <a:blip r:embed="rId34"/>
                     <a:stretch>
                       <a:fillRect/>
                     </a:stretch>
@@ -17873,7 +17956,7 @@
           <w:noProof/>
         </w:rPr>
         <w:drawing>
-          <wp:anchor distT="0" distB="0" distL="0" distR="0" simplePos="0" relativeHeight="251665920" behindDoc="1" locked="0" layoutInCell="1" allowOverlap="1" wp14:anchorId="0BB6C11F" wp14:editId="6A32C5E4">
+          <wp:anchor distT="0" distB="0" distL="0" distR="0" simplePos="0" relativeHeight="251643392" behindDoc="1" locked="0" layoutInCell="1" allowOverlap="1" wp14:anchorId="0BB6C11F" wp14:editId="54347F9D">
             <wp:simplePos x="0" y="0"/>
             <wp:positionH relativeFrom="page">
               <wp:posOffset>2540</wp:posOffset>
@@ -17896,7 +17979,7 @@
                     <pic:cNvPicPr/>
                   </pic:nvPicPr>
                   <pic:blipFill>
-                    <a:blip r:embed="rId27" cstate="print"/>
+                    <a:blip r:embed="rId28" cstate="print"/>
                     <a:stretch>
                       <a:fillRect/>
                     </a:stretch>
@@ -17970,6 +18053,126 @@
           <w:sz w:val="20"/>
         </w:rPr>
       </w:pPr>
+      <w:r>
+        <w:rPr>
+          <w:noProof/>
+          <w:color w:val="FFFFFF"/>
+          <w:spacing w:val="-4"/>
+        </w:rPr>
+        <mc:AlternateContent>
+          <mc:Choice Requires="wps">
+            <w:drawing>
+              <wp:anchor distT="0" distB="0" distL="114300" distR="114300" simplePos="0" relativeHeight="251693568" behindDoc="1" locked="0" layoutInCell="1" allowOverlap="1" wp14:anchorId="091FB25B" wp14:editId="6FFAA599">
+                <wp:simplePos x="0" y="0"/>
+                <wp:positionH relativeFrom="column">
+                  <wp:posOffset>3157220</wp:posOffset>
+                </wp:positionH>
+                <wp:positionV relativeFrom="paragraph">
+                  <wp:posOffset>17145</wp:posOffset>
+                </wp:positionV>
+                <wp:extent cx="457200" cy="257810"/>
+                <wp:effectExtent l="0" t="0" r="0" b="0"/>
+                <wp:wrapTight wrapText="bothSides">
+                  <wp:wrapPolygon edited="0">
+                    <wp:start x="2700" y="0"/>
+                    <wp:lineTo x="2700" y="19153"/>
+                    <wp:lineTo x="18900" y="19153"/>
+                    <wp:lineTo x="18900" y="0"/>
+                    <wp:lineTo x="2700" y="0"/>
+                  </wp:wrapPolygon>
+                </wp:wrapTight>
+                <wp:docPr id="1839681389" name="Text Box 8"/>
+                <wp:cNvGraphicFramePr/>
+                <a:graphic xmlns:a="http://schemas.openxmlformats.org/drawingml/2006/main">
+                  <a:graphicData uri="http://schemas.microsoft.com/office/word/2010/wordprocessingShape">
+                    <wps:wsp>
+                      <wps:cNvSpPr txBox="1"/>
+                      <wps:spPr>
+                        <a:xfrm>
+                          <a:off x="0" y="0"/>
+                          <a:ext cx="457200" cy="257810"/>
+                        </a:xfrm>
+                        <a:prstGeom prst="rect">
+                          <a:avLst/>
+                        </a:prstGeom>
+                        <a:noFill/>
+                        <a:ln w="6350">
+                          <a:noFill/>
+                        </a:ln>
+                      </wps:spPr>
+                      <wps:txbx>
+                        <w:txbxContent>
+                          <w:p>
+                            <w:pPr>
+                              <w:rPr>
+                                <w:color w:val="FFFFFF" w:themeColor="background1"/>
+                              </w:rPr>
+                            </w:pPr>
+                            <w:r>
+                              <w:rPr>
+                                <w:color w:val="FFFFFF" w:themeColor="background1"/>
+                              </w:rPr>
+                              <w:t>1</w:t>
+                            </w:r>
+                            <w:r>
+                              <w:rPr>
+                                <w:color w:val="FFFFFF" w:themeColor="background1"/>
+                              </w:rPr>
+                              <w:t>4</w:t>
+                            </w:r>
+                          </w:p>
+                        </w:txbxContent>
+                      </wps:txbx>
+                      <wps:bodyPr rot="0" spcFirstLastPara="0" vertOverflow="overflow" horzOverflow="overflow" vert="horz" wrap="square" lIns="91440" tIns="45720" rIns="91440" bIns="45720" numCol="1" spcCol="0" rtlCol="0" fromWordArt="0" anchor="t" anchorCtr="0" forceAA="0" compatLnSpc="1">
+                        <a:prstTxWarp prst="textNoShape">
+                          <a:avLst/>
+                        </a:prstTxWarp>
+                        <a:noAutofit/>
+                      </wps:bodyPr>
+                    </wps:wsp>
+                  </a:graphicData>
+                </a:graphic>
+                <wp14:sizeRelH relativeFrom="margin">
+                  <wp14:pctWidth>0</wp14:pctWidth>
+                </wp14:sizeRelH>
+                <wp14:sizeRelV relativeFrom="margin">
+                  <wp14:pctHeight>0</wp14:pctHeight>
+                </wp14:sizeRelV>
+              </wp:anchor>
+            </w:drawing>
+          </mc:Choice>
+          <mc:Fallback>
+            <w:pict>
+              <v:shape w14:anchorId="091FB25B" id="_x0000_s1044" type="#_x0000_t202" style="position:absolute;margin-left:248.6pt;margin-top:1.35pt;width:36pt;height:20.3pt;z-index:-251622912;visibility:visible;mso-wrap-style:square;mso-width-percent:0;mso-height-percent:0;mso-wrap-distance-left:9pt;mso-wrap-distance-top:0;mso-wrap-distance-right:9pt;mso-wrap-distance-bottom:0;mso-position-horizontal:absolute;mso-position-horizontal-relative:text;mso-position-vertical:absolute;mso-position-vertical-relative:text;mso-width-percent:0;mso-height-percent:0;mso-width-relative:margin;mso-height-relative:margin;v-text-anchor:top" o:gfxdata="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" filled="f" stroked="f" strokeweight=".5pt">
+                <v:textbox>
+                  <w:txbxContent>
+                    <w:p>
+                      <w:pPr>
+                        <w:rPr>
+                          <w:color w:val="FFFFFF" w:themeColor="background1"/>
+                        </w:rPr>
+                      </w:pPr>
+                      <w:r>
+                        <w:rPr>
+                          <w:color w:val="FFFFFF" w:themeColor="background1"/>
+                        </w:rPr>
+                        <w:t>1</w:t>
+                      </w:r>
+                      <w:r>
+                        <w:rPr>
+                          <w:color w:val="FFFFFF" w:themeColor="background1"/>
+                        </w:rPr>
+                        <w:t>4</w:t>
+                      </w:r>
+                    </w:p>
+                  </w:txbxContent>
+                </v:textbox>
+                <w10:wrap type="tight"/>
+              </v:shape>
+            </w:pict>
+          </mc:Fallback>
+        </mc:AlternateContent>
+      </w:r>
     </w:p>
     <w:p>
       <w:pPr>
@@ -18036,39 +18239,80 @@
       </w:pPr>
       <w:r>
         <w:rPr>
+          <w:noProof/>
+        </w:rPr>
+        <w:lastRenderedPageBreak/>
+        <w:drawing>
+          <wp:anchor distT="0" distB="0" distL="0" distR="0" simplePos="0" relativeHeight="251658752" behindDoc="1" locked="0" layoutInCell="1" allowOverlap="1" wp14:anchorId="4CACB373" wp14:editId="28CB4C84">
+            <wp:simplePos x="0" y="0"/>
+            <wp:positionH relativeFrom="page">
+              <wp:posOffset>-7620</wp:posOffset>
+            </wp:positionH>
+            <wp:positionV relativeFrom="page">
+              <wp:posOffset>-20976</wp:posOffset>
+            </wp:positionV>
+            <wp:extent cx="7558913" cy="10692383"/>
+            <wp:effectExtent l="0" t="0" r="0" b="0"/>
+            <wp:wrapNone/>
+            <wp:docPr id="165843769" name="Image 35"/>
+            <wp:cNvGraphicFramePr>
+              <a:graphicFrameLocks xmlns:a="http://schemas.openxmlformats.org/drawingml/2006/main"/>
+            </wp:cNvGraphicFramePr>
+            <a:graphic xmlns:a="http://schemas.openxmlformats.org/drawingml/2006/main">
+              <a:graphicData uri="http://schemas.openxmlformats.org/drawingml/2006/picture">
+                <pic:pic xmlns:pic="http://schemas.openxmlformats.org/drawingml/2006/picture">
+                  <pic:nvPicPr>
+                    <pic:cNvPr id="35" name="Image 35"/>
+                    <pic:cNvPicPr/>
+                  </pic:nvPicPr>
+                  <pic:blipFill>
+                    <a:blip r:embed="rId28" cstate="print"/>
+                    <a:stretch>
+                      <a:fillRect/>
+                    </a:stretch>
+                  </pic:blipFill>
+                  <pic:spPr>
+                    <a:xfrm>
+                      <a:off x="0" y="0"/>
+                      <a:ext cx="7558913" cy="10692383"/>
+                    </a:xfrm>
+                    <a:prstGeom prst="rect">
+                      <a:avLst/>
+                    </a:prstGeom>
+                  </pic:spPr>
+                </pic:pic>
+              </a:graphicData>
+            </a:graphic>
+          </wp:anchor>
+        </w:drawing>
+      </w:r>
+      <w:r>
+        <w:rPr>
           <w:color w:val="FFFFFF"/>
           <w:spacing w:val="-8"/>
         </w:rPr>
-        <w:lastRenderedPageBreak/>
-        <w:t>V</w:t>
+        <w:t>Vulnerability</w:t>
+      </w:r>
+      <w:r>
+        <w:rPr>
+          <w:color w:val="FFFFFF"/>
+          <w:spacing w:val="-10"/>
+        </w:rPr>
+        <w:t xml:space="preserve"> </w:t>
       </w:r>
       <w:r>
         <w:rPr>
           <w:color w:val="FFFFFF"/>
           <w:spacing w:val="-8"/>
         </w:rPr>
-        <w:t>ulnerability</w:t>
-      </w:r>
-      <w:r>
-        <w:rPr>
-          <w:color w:val="FFFFFF"/>
-          <w:spacing w:val="-10"/>
-        </w:rPr>
-        <w:t xml:space="preserve"> </w:t>
+        <w:t>#1</w:t>
       </w:r>
       <w:r>
         <w:rPr>
           <w:color w:val="FFFFFF"/>
           <w:spacing w:val="-8"/>
         </w:rPr>
-        <w:t>#1</w:t>
-      </w:r>
-      <w:r>
-        <w:rPr>
-          <w:color w:val="FFFFFF"/>
-          <w:spacing w:val="-8"/>
-        </w:rPr>
-        <w:t>3</w:t>
+        <w:t>2</w:t>
       </w:r>
       <w:r>
         <w:rPr>
@@ -18103,7 +18347,7 @@
         <mc:AlternateContent>
           <mc:Choice Requires="wps">
             <w:drawing>
-              <wp:anchor distT="0" distB="0" distL="0" distR="0" simplePos="0" relativeHeight="251672064" behindDoc="1" locked="0" layoutInCell="1" allowOverlap="1" wp14:anchorId="5C15E8DB" wp14:editId="71DD8164">
+              <wp:anchor distT="0" distB="0" distL="0" distR="0" simplePos="0" relativeHeight="251648512" behindDoc="1" locked="0" layoutInCell="1" allowOverlap="1" wp14:anchorId="5C15E8DB" wp14:editId="54CC202B">
                 <wp:simplePos x="0" y="0"/>
                 <wp:positionH relativeFrom="page">
                   <wp:posOffset>920750</wp:posOffset>
@@ -18167,7 +18411,7 @@
           </mc:Choice>
           <mc:Fallback>
             <w:pict>
-              <v:shape w14:anchorId="3C3FF44F" id="Graphic 36" o:spid="_x0000_s1026" style="position:absolute;margin-left:72.5pt;margin-top:17.05pt;width:480.25pt;height:.1pt;z-index:-251644416;visibility:visible;mso-wrap-style:square;mso-wrap-distance-left:0;mso-wrap-distance-top:0;mso-wrap-distance-right:0;mso-wrap-distance-bottom:0;mso-position-horizontal:absolute;mso-position-horizontal-relative:page;mso-position-vertical:absolute;mso-position-vertical-relative:text;v-text-anchor:top" coordsize="6099175,1270" o:gfxdata="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" path="m,l6099048,e" filled="f" strokecolor="white" strokeweight=".14036mm">
+              <v:shape w14:anchorId="32A807AA" id="Graphic 36" o:spid="_x0000_s1026" style="position:absolute;margin-left:72.5pt;margin-top:17.05pt;width:480.25pt;height:.1pt;z-index:-251667968;visibility:visible;mso-wrap-style:square;mso-wrap-distance-left:0;mso-wrap-distance-top:0;mso-wrap-distance-right:0;mso-wrap-distance-bottom:0;mso-position-horizontal:absolute;mso-position-horizontal-relative:page;mso-position-vertical:absolute;mso-position-vertical-relative:text;v-text-anchor:top" coordsize="6099175,1270" o:gfxdata="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" path="m,l6099048,e" filled="f" strokecolor="white" strokeweight=".14036mm">
                 <v:path arrowok="t"/>
                 <w10:wrap type="topAndBottom" anchorx="page"/>
               </v:shape>
@@ -18193,14 +18437,7 @@
           <w:color w:val="FFFFFF"/>
           <w:w w:val="80"/>
         </w:rPr>
-        <w:t xml:space="preserve">: </w:t>
-      </w:r>
-      <w:r>
-        <w:rPr>
-          <w:color w:val="FFFFFF"/>
-          <w:w w:val="80"/>
-        </w:rPr>
-        <w:t>High</w:t>
+        <w:t>: High</w:t>
       </w:r>
     </w:p>
     <w:p>
@@ -18216,13 +18453,7 @@
         <w:rPr>
           <w:color w:val="FFFFFF"/>
         </w:rPr>
-        <w:t xml:space="preserve">Type: </w:t>
-      </w:r>
-      <w:r>
-        <w:rPr>
-          <w:color w:val="FFFFFF"/>
-        </w:rPr>
-        <w:t>Use-After-Free (UAF)</w:t>
+        <w:t>Type: Use-After-Free (UAF)</w:t>
       </w:r>
     </w:p>
     <w:p>
@@ -18247,23 +18478,7 @@
           <w:color w:val="FFFFFF"/>
           <w:spacing w:val="-29"/>
         </w:rPr>
-        <w:t xml:space="preserve"> </w:t>
-      </w:r>
-      <w:proofErr w:type="spellStart"/>
-      <w:r>
-        <w:rPr>
-          <w:color w:val="FFFFFF"/>
-          <w:spacing w:val="-29"/>
-        </w:rPr>
-        <w:t>check_cooling_pressure</w:t>
-      </w:r>
-      <w:proofErr w:type="spellEnd"/>
-      <w:r>
-        <w:rPr>
-          <w:color w:val="FFFFFF"/>
-          <w:spacing w:val="-29"/>
-        </w:rPr>
-        <w:t xml:space="preserve"> </w:t>
+        <w:t xml:space="preserve"> check_cooling_pressure </w:t>
       </w:r>
       <w:r>
         <w:rPr>
@@ -18323,46 +18538,14 @@
           <w:color w:val="FFFFFF"/>
           <w:spacing w:val="-2"/>
         </w:rPr>
-        <w:t xml:space="preserve">The </w:t>
-      </w:r>
-      <w:proofErr w:type="spellStart"/>
-      <w:r>
-        <w:rPr>
-          <w:color w:val="FFFFFF"/>
-          <w:spacing w:val="-2"/>
-        </w:rPr>
-        <w:t>check_cooling_pressure</w:t>
-      </w:r>
-      <w:proofErr w:type="spellEnd"/>
-      <w:r>
-        <w:rPr>
-          <w:color w:val="FFFFFF"/>
-          <w:spacing w:val="-2"/>
-        </w:rPr>
-        <w:t xml:space="preserve"> function suffers from a Use-After-Free vulnerability. The pointer data, which initially contains the string “Pressure OK”, is released with free(). Because the application does not nullify the pointer, it creates a dangling pointer that the application uses to perform logic checks.</w:t>
-      </w:r>
-      <w:r>
-        <w:rPr>
-          <w:color w:val="FFFFFF"/>
-          <w:spacing w:val="-2"/>
-        </w:rPr>
-        <w:t xml:space="preserve"> When the program reaches if (</w:t>
-      </w:r>
-      <w:proofErr w:type="spellStart"/>
-      <w:r>
-        <w:rPr>
-          <w:color w:val="FFFFFF"/>
-          <w:spacing w:val="-2"/>
-        </w:rPr>
-        <w:t>strcmp</w:t>
-      </w:r>
-      <w:proofErr w:type="spellEnd"/>
-      <w:r>
-        <w:rPr>
-          <w:color w:val="FFFFFF"/>
-          <w:spacing w:val="-2"/>
-        </w:rPr>
-        <w:t>(data, “Pressure OK”)) statement, it performs a comparison using overwritten memory. Since the memory at the data address is corrupted after being freed, the comparison with “Pressure OK” fails and return non-zero. Since any non-zero is considered true, the application displays sensitive information.</w:t>
+        <w:t>The check_cooling_pressure function suffers from a Use-After-Free vulnerability. The pointer data, which initially contains the string “Pressure OK”, is released with free(). Because the application does not nullify the pointer, it creates a dangling pointer that the application uses to perform logic checks.</w:t>
+      </w:r>
+      <w:r>
+        <w:rPr>
+          <w:color w:val="FFFFFF"/>
+          <w:spacing w:val="-2"/>
+        </w:rPr>
+        <w:t xml:space="preserve"> When the program reaches if (strcmp(data, “Pressure OK”)) statement, it performs a comparison using overwritten memory. Since the memory at the data address is corrupted after being freed, the comparison with “Pressure OK” fails and return non-zero. Since any non-zero is considered true, the application displays sensitive information.</w:t>
       </w:r>
     </w:p>
     <w:p>
@@ -18386,11 +18569,12 @@
       </w:pPr>
       <w:r>
         <w:rPr>
+          <w:noProof/>
           <w:color w:val="FFFFFF"/>
           <w:spacing w:val="-2"/>
         </w:rPr>
         <w:drawing>
-          <wp:inline distT="0" distB="0" distL="0" distR="0" wp14:anchorId="5087E562" wp14:editId="0877B38D">
+          <wp:inline distT="0" distB="0" distL="0" distR="0" wp14:anchorId="5087E562" wp14:editId="0A2E6867">
             <wp:extent cx="4273770" cy="971600"/>
             <wp:effectExtent l="0" t="0" r="0" b="0"/>
             <wp:docPr id="856531515" name="Picture 1"/>
@@ -18405,7 +18589,7 @@
                     <pic:cNvPicPr/>
                   </pic:nvPicPr>
                   <pic:blipFill>
-                    <a:blip r:embed="rId34"/>
+                    <a:blip r:embed="rId35"/>
                     <a:stretch>
                       <a:fillRect/>
                     </a:stretch>
@@ -18501,8 +18685,11 @@
         <w:ind w:left="1582" w:firstLine="578"/>
       </w:pPr>
       <w:r>
+        <w:rPr>
+          <w:noProof/>
+        </w:rPr>
         <w:drawing>
-          <wp:inline distT="0" distB="0" distL="0" distR="0" wp14:anchorId="7216926E" wp14:editId="66FC7274">
+          <wp:inline distT="0" distB="0" distL="0" distR="0" wp14:anchorId="7216926E" wp14:editId="0FC36AC9">
             <wp:extent cx="3168813" cy="1847945"/>
             <wp:effectExtent l="0" t="0" r="0" b="0"/>
             <wp:docPr id="228921297" name="Picture 1"/>
@@ -18517,7 +18704,7 @@
                     <pic:cNvPicPr/>
                   </pic:nvPicPr>
                   <pic:blipFill>
-                    <a:blip r:embed="rId35"/>
+                    <a:blip r:embed="rId36"/>
                     <a:stretch>
                       <a:fillRect/>
                     </a:stretch>
@@ -18576,6 +18763,914 @@
     </w:p>
     <w:p>
       <w:pPr>
+        <w:pStyle w:val="BodyText"/>
+        <w:spacing w:before="1"/>
+        <w:rPr>
+          <w:color w:val="FFFFFF" w:themeColor="background1"/>
+        </w:rPr>
+      </w:pPr>
+    </w:p>
+    <w:p>
+      <w:pPr>
+        <w:pStyle w:val="BodyText"/>
+        <w:spacing w:before="1"/>
+        <w:rPr>
+          <w:color w:val="FFFFFF" w:themeColor="background1"/>
+        </w:rPr>
+      </w:pPr>
+    </w:p>
+    <w:p>
+      <w:pPr>
+        <w:pStyle w:val="BodyText"/>
+        <w:spacing w:before="1"/>
+        <w:rPr>
+          <w:color w:val="FFFFFF" w:themeColor="background1"/>
+        </w:rPr>
+      </w:pPr>
+    </w:p>
+    <w:p>
+      <w:pPr>
+        <w:pStyle w:val="BodyText"/>
+        <w:spacing w:before="1"/>
+        <w:rPr>
+          <w:color w:val="FFFFFF" w:themeColor="background1"/>
+        </w:rPr>
+      </w:pPr>
+    </w:p>
+    <w:p>
+      <w:pPr>
+        <w:pStyle w:val="BodyText"/>
+        <w:spacing w:before="1"/>
+        <w:rPr>
+          <w:color w:val="FFFFFF" w:themeColor="background1"/>
+        </w:rPr>
+      </w:pPr>
+    </w:p>
+    <w:p>
+      <w:pPr>
+        <w:pStyle w:val="BodyText"/>
+        <w:spacing w:before="1"/>
+        <w:rPr>
+          <w:color w:val="FFFFFF" w:themeColor="background1"/>
+        </w:rPr>
+      </w:pPr>
+    </w:p>
+    <w:p>
+      <w:pPr>
+        <w:pStyle w:val="BodyText"/>
+        <w:spacing w:before="1"/>
+        <w:rPr>
+          <w:color w:val="FFFFFF" w:themeColor="background1"/>
+        </w:rPr>
+      </w:pPr>
+    </w:p>
+    <w:p>
+      <w:pPr>
+        <w:pStyle w:val="BodyText"/>
+        <w:spacing w:before="1"/>
+        <w:rPr>
+          <w:color w:val="FFFFFF" w:themeColor="background1"/>
+        </w:rPr>
+      </w:pPr>
+      <w:r>
+        <w:rPr>
+          <w:noProof/>
+          <w:color w:val="FFFFFF"/>
+          <w:spacing w:val="-4"/>
+        </w:rPr>
+        <mc:AlternateContent>
+          <mc:Choice Requires="wps">
+            <w:drawing>
+              <wp:anchor distT="0" distB="0" distL="114300" distR="114300" simplePos="0" relativeHeight="251698688" behindDoc="1" locked="0" layoutInCell="1" allowOverlap="1" wp14:anchorId="390F97EA" wp14:editId="129260D9">
+                <wp:simplePos x="0" y="0"/>
+                <wp:positionH relativeFrom="column">
+                  <wp:posOffset>3093720</wp:posOffset>
+                </wp:positionH>
+                <wp:positionV relativeFrom="paragraph">
+                  <wp:posOffset>62230</wp:posOffset>
+                </wp:positionV>
+                <wp:extent cx="457200" cy="257810"/>
+                <wp:effectExtent l="0" t="0" r="0" b="0"/>
+                <wp:wrapTight wrapText="bothSides">
+                  <wp:wrapPolygon edited="0">
+                    <wp:start x="2700" y="0"/>
+                    <wp:lineTo x="2700" y="19153"/>
+                    <wp:lineTo x="18900" y="19153"/>
+                    <wp:lineTo x="18900" y="0"/>
+                    <wp:lineTo x="2700" y="0"/>
+                  </wp:wrapPolygon>
+                </wp:wrapTight>
+                <wp:docPr id="225526994" name="Text Box 8"/>
+                <wp:cNvGraphicFramePr/>
+                <a:graphic xmlns:a="http://schemas.openxmlformats.org/drawingml/2006/main">
+                  <a:graphicData uri="http://schemas.microsoft.com/office/word/2010/wordprocessingShape">
+                    <wps:wsp>
+                      <wps:cNvSpPr txBox="1"/>
+                      <wps:spPr>
+                        <a:xfrm>
+                          <a:off x="0" y="0"/>
+                          <a:ext cx="457200" cy="257810"/>
+                        </a:xfrm>
+                        <a:prstGeom prst="rect">
+                          <a:avLst/>
+                        </a:prstGeom>
+                        <a:noFill/>
+                        <a:ln w="6350">
+                          <a:noFill/>
+                        </a:ln>
+                      </wps:spPr>
+                      <wps:txbx>
+                        <w:txbxContent>
+                          <w:p>
+                            <w:pPr>
+                              <w:rPr>
+                                <w:color w:val="FFFFFF" w:themeColor="background1"/>
+                              </w:rPr>
+                            </w:pPr>
+                            <w:r>
+                              <w:rPr>
+                                <w:color w:val="FFFFFF" w:themeColor="background1"/>
+                              </w:rPr>
+                              <w:t>1</w:t>
+                            </w:r>
+                            <w:r>
+                              <w:rPr>
+                                <w:color w:val="FFFFFF" w:themeColor="background1"/>
+                              </w:rPr>
+                              <w:t>5</w:t>
+                            </w:r>
+                          </w:p>
+                        </w:txbxContent>
+                      </wps:txbx>
+                      <wps:bodyPr rot="0" spcFirstLastPara="0" vertOverflow="overflow" horzOverflow="overflow" vert="horz" wrap="square" lIns="91440" tIns="45720" rIns="91440" bIns="45720" numCol="1" spcCol="0" rtlCol="0" fromWordArt="0" anchor="t" anchorCtr="0" forceAA="0" compatLnSpc="1">
+                        <a:prstTxWarp prst="textNoShape">
+                          <a:avLst/>
+                        </a:prstTxWarp>
+                        <a:noAutofit/>
+                      </wps:bodyPr>
+                    </wps:wsp>
+                  </a:graphicData>
+                </a:graphic>
+                <wp14:sizeRelH relativeFrom="margin">
+                  <wp14:pctWidth>0</wp14:pctWidth>
+                </wp14:sizeRelH>
+                <wp14:sizeRelV relativeFrom="margin">
+                  <wp14:pctHeight>0</wp14:pctHeight>
+                </wp14:sizeRelV>
+              </wp:anchor>
+            </w:drawing>
+          </mc:Choice>
+          <mc:Fallback>
+            <w:pict>
+              <v:shape w14:anchorId="390F97EA" id="_x0000_s1045" type="#_x0000_t202" style="position:absolute;margin-left:243.6pt;margin-top:4.9pt;width:36pt;height:20.3pt;z-index:-251617792;visibility:visible;mso-wrap-style:square;mso-width-percent:0;mso-height-percent:0;mso-wrap-distance-left:9pt;mso-wrap-distance-top:0;mso-wrap-distance-right:9pt;mso-wrap-distance-bottom:0;mso-position-horizontal:absolute;mso-position-horizontal-relative:text;mso-position-vertical:absolute;mso-position-vertical-relative:text;mso-width-percent:0;mso-height-percent:0;mso-width-relative:margin;mso-height-relative:margin;v-text-anchor:top" o:gfxdata="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" filled="f" stroked="f" strokeweight=".5pt">
+                <v:textbox>
+                  <w:txbxContent>
+                    <w:p>
+                      <w:pPr>
+                        <w:rPr>
+                          <w:color w:val="FFFFFF" w:themeColor="background1"/>
+                        </w:rPr>
+                      </w:pPr>
+                      <w:r>
+                        <w:rPr>
+                          <w:color w:val="FFFFFF" w:themeColor="background1"/>
+                        </w:rPr>
+                        <w:t>1</w:t>
+                      </w:r>
+                      <w:r>
+                        <w:rPr>
+                          <w:color w:val="FFFFFF" w:themeColor="background1"/>
+                        </w:rPr>
+                        <w:t>5</w:t>
+                      </w:r>
+                    </w:p>
+                  </w:txbxContent>
+                </v:textbox>
+                <w10:wrap type="tight"/>
+              </v:shape>
+            </w:pict>
+          </mc:Fallback>
+        </mc:AlternateContent>
+      </w:r>
+    </w:p>
+    <w:p>
+      <w:pPr>
+        <w:pStyle w:val="BodyText"/>
+        <w:spacing w:before="1"/>
+        <w:rPr>
+          <w:color w:val="FFFFFF" w:themeColor="background1"/>
+        </w:rPr>
+      </w:pPr>
+    </w:p>
+    <w:p>
+      <w:pPr>
+        <w:pStyle w:val="BodyText"/>
+        <w:spacing w:before="1"/>
+        <w:rPr>
+          <w:color w:val="FFFFFF" w:themeColor="background1"/>
+        </w:rPr>
+      </w:pPr>
+    </w:p>
+    <w:p>
+      <w:pPr>
+        <w:pStyle w:val="BodyText"/>
+        <w:spacing w:before="1"/>
+        <w:rPr>
+          <w:color w:val="FFFFFF" w:themeColor="background1"/>
+        </w:rPr>
+      </w:pPr>
+    </w:p>
+    <w:p>
+      <w:pPr>
+        <w:pStyle w:val="BodyText"/>
+        <w:spacing w:before="1"/>
+        <w:rPr>
+          <w:color w:val="FFFFFF" w:themeColor="background1"/>
+        </w:rPr>
+      </w:pPr>
+    </w:p>
+    <w:p>
+      <w:pPr>
+        <w:pStyle w:val="BodyText"/>
+        <w:spacing w:before="1"/>
+        <w:rPr>
+          <w:color w:val="FFFFFF" w:themeColor="background1"/>
+        </w:rPr>
+      </w:pPr>
+    </w:p>
+    <w:p>
+      <w:pPr>
+        <w:pStyle w:val="BodyText"/>
+        <w:spacing w:before="1"/>
+        <w:rPr>
+          <w:color w:val="FFFFFF" w:themeColor="background1"/>
+        </w:rPr>
+      </w:pPr>
+    </w:p>
+    <w:p>
+      <w:pPr>
+        <w:pStyle w:val="BodyText"/>
+        <w:spacing w:before="1"/>
+        <w:rPr>
+          <w:color w:val="FFFFFF" w:themeColor="background1"/>
+        </w:rPr>
+      </w:pPr>
+    </w:p>
+    <w:p>
+      <w:pPr>
+        <w:pStyle w:val="Heading2"/>
+        <w:ind w:left="809"/>
+        <w:rPr>
+          <w:color w:val="FFFFFF"/>
+          <w:spacing w:val="-8"/>
+        </w:rPr>
+      </w:pPr>
+      <w:r>
+        <w:rPr>
+          <w:color w:val="FFFFFF"/>
+          <w:spacing w:val="-8"/>
+        </w:rPr>
+        <w:lastRenderedPageBreak/>
+        <w:t>Vulnerability</w:t>
+      </w:r>
+      <w:r>
+        <w:rPr>
+          <w:color w:val="FFFFFF"/>
+          <w:spacing w:val="-10"/>
+        </w:rPr>
+        <w:t xml:space="preserve"> </w:t>
+      </w:r>
+      <w:r>
+        <w:rPr>
+          <w:color w:val="FFFFFF"/>
+          <w:spacing w:val="-8"/>
+        </w:rPr>
+        <w:t>#1</w:t>
+      </w:r>
+      <w:r>
+        <w:rPr>
+          <w:color w:val="FFFFFF"/>
+          <w:spacing w:val="-8"/>
+        </w:rPr>
+        <w:t>3</w:t>
+      </w:r>
+      <w:r>
+        <w:rPr>
+          <w:color w:val="FFFFFF"/>
+          <w:spacing w:val="-8"/>
+        </w:rPr>
+        <w:t>:  Sensitive Data Exposure</w:t>
+      </w:r>
+    </w:p>
+    <w:p>
+      <w:pPr>
+        <w:pStyle w:val="BodyText"/>
+        <w:spacing w:before="35"/>
+        <w:rPr>
+          <w:rFonts w:ascii="Arial Black"/>
+          <w:sz w:val="20"/>
+        </w:rPr>
+      </w:pPr>
+      <w:r>
+        <w:rPr>
+          <w:rFonts w:ascii="Arial Black"/>
+          <w:noProof/>
+          <w:sz w:val="20"/>
+        </w:rPr>
+        <mc:AlternateContent>
+          <mc:Choice Requires="wps">
+            <w:drawing>
+              <wp:anchor distT="0" distB="0" distL="0" distR="0" simplePos="0" relativeHeight="251659776" behindDoc="1" locked="0" layoutInCell="1" allowOverlap="1" wp14:anchorId="3E1D62CA" wp14:editId="0863B481">
+                <wp:simplePos x="0" y="0"/>
+                <wp:positionH relativeFrom="page">
+                  <wp:posOffset>920750</wp:posOffset>
+                </wp:positionH>
+                <wp:positionV relativeFrom="paragraph">
+                  <wp:posOffset>216638</wp:posOffset>
+                </wp:positionV>
+                <wp:extent cx="6099175" cy="1270"/>
+                <wp:effectExtent l="0" t="0" r="0" b="0"/>
+                <wp:wrapTopAndBottom/>
+                <wp:docPr id="625596912" name="Graphic 36"/>
+                <wp:cNvGraphicFramePr>
+                  <a:graphicFrameLocks xmlns:a="http://schemas.openxmlformats.org/drawingml/2006/main"/>
+                </wp:cNvGraphicFramePr>
+                <a:graphic xmlns:a="http://schemas.openxmlformats.org/drawingml/2006/main">
+                  <a:graphicData uri="http://schemas.microsoft.com/office/word/2010/wordprocessingShape">
+                    <wps:wsp>
+                      <wps:cNvSpPr>
+                        <a:spLocks/>
+                      </wps:cNvSpPr>
+                      <wps:spPr>
+                        <a:xfrm>
+                          <a:off x="0" y="0"/>
+                          <a:ext cx="6099175" cy="1270"/>
+                        </a:xfrm>
+                        <a:custGeom>
+                          <a:avLst/>
+                          <a:gdLst/>
+                          <a:ahLst/>
+                          <a:cxnLst/>
+                          <a:rect l="l" t="t" r="r" b="b"/>
+                          <a:pathLst>
+                            <a:path w="6099175">
+                              <a:moveTo>
+                                <a:pt x="0" y="0"/>
+                              </a:moveTo>
+                              <a:lnTo>
+                                <a:pt x="6099048" y="0"/>
+                              </a:lnTo>
+                            </a:path>
+                          </a:pathLst>
+                        </a:custGeom>
+                        <a:ln w="5053">
+                          <a:solidFill>
+                            <a:srgbClr val="FFFFFF"/>
+                          </a:solidFill>
+                          <a:prstDash val="solid"/>
+                        </a:ln>
+                      </wps:spPr>
+                      <wps:bodyPr wrap="square" lIns="0" tIns="0" rIns="0" bIns="0" rtlCol="0">
+                        <a:prstTxWarp prst="textNoShape">
+                          <a:avLst/>
+                        </a:prstTxWarp>
+                        <a:noAutofit/>
+                      </wps:bodyPr>
+                    </wps:wsp>
+                  </a:graphicData>
+                </a:graphic>
+              </wp:anchor>
+            </w:drawing>
+          </mc:Choice>
+          <mc:Fallback>
+            <w:pict>
+              <v:shape w14:anchorId="678082E4" id="Graphic 36" o:spid="_x0000_s1026" style="position:absolute;margin-left:72.5pt;margin-top:17.05pt;width:480.25pt;height:.1pt;z-index:-251656704;visibility:visible;mso-wrap-style:square;mso-wrap-distance-left:0;mso-wrap-distance-top:0;mso-wrap-distance-right:0;mso-wrap-distance-bottom:0;mso-position-horizontal:absolute;mso-position-horizontal-relative:page;mso-position-vertical:absolute;mso-position-vertical-relative:text;v-text-anchor:top" coordsize="6099175,1270" o:gfxdata="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" path="m,l6099048,e" filled="f" strokecolor="white" strokeweight=".14036mm">
+                <v:path arrowok="t"/>
+                <w10:wrap type="topAndBottom" anchorx="page"/>
+              </v:shape>
+            </w:pict>
+          </mc:Fallback>
+        </mc:AlternateContent>
+      </w:r>
+    </w:p>
+    <w:p>
+      <w:pPr>
+        <w:pStyle w:val="BodyText"/>
+        <w:spacing w:before="281"/>
+        <w:ind w:left="142"/>
+      </w:pPr>
+      <w:r>
+        <w:rPr>
+          <w:color w:val="FFFFFF"/>
+        </w:rPr>
+        <w:t>Severity</w:t>
+      </w:r>
+      <w:r>
+        <w:rPr>
+          <w:color w:val="FFFFFF"/>
+          <w:w w:val="80"/>
+        </w:rPr>
+        <w:t>: Medium</w:t>
+      </w:r>
+    </w:p>
+    <w:p>
+      <w:pPr>
+        <w:pStyle w:val="BodyText"/>
+        <w:spacing w:before="6" w:line="244" w:lineRule="auto"/>
+        <w:ind w:left="142" w:right="5817"/>
+        <w:rPr>
+          <w:color w:val="FFFFFF"/>
+        </w:rPr>
+      </w:pPr>
+      <w:r>
+        <w:rPr>
+          <w:color w:val="FFFFFF"/>
+        </w:rPr>
+        <w:t>Type: Information Disclosure</w:t>
+      </w:r>
+    </w:p>
+    <w:p>
+      <w:pPr>
+        <w:pStyle w:val="BodyText"/>
+        <w:spacing w:before="6" w:line="244" w:lineRule="auto"/>
+        <w:ind w:left="142" w:right="5817"/>
+        <w:rPr>
+          <w:color w:val="FFFFFF"/>
+          <w:spacing w:val="-6"/>
+        </w:rPr>
+      </w:pPr>
+      <w:r>
+        <w:rPr>
+          <w:color w:val="FFFFFF"/>
+          <w:spacing w:val="-6"/>
+        </w:rPr>
+        <w:t>Location:</w:t>
+      </w:r>
+      <w:r>
+        <w:rPr>
+          <w:color w:val="FFFFFF"/>
+          <w:spacing w:val="-29"/>
+        </w:rPr>
+        <w:t xml:space="preserve"> </w:t>
+      </w:r>
+      <w:r>
+        <w:rPr>
+          <w:color w:val="FFFFFF"/>
+          <w:spacing w:val="-29"/>
+        </w:rPr>
+        <w:t xml:space="preserve">simulate_meltdown </w:t>
+      </w:r>
+      <w:r>
+        <w:rPr>
+          <w:color w:val="FFFFFF"/>
+          <w:spacing w:val="-6"/>
+        </w:rPr>
+        <w:t>command</w:t>
+      </w:r>
+    </w:p>
+    <w:p>
+      <w:pPr>
+        <w:pStyle w:val="BodyText"/>
+        <w:spacing w:before="6" w:line="244" w:lineRule="auto"/>
+        <w:ind w:left="142" w:right="5817"/>
+      </w:pPr>
+      <w:r>
+        <w:rPr>
+          <w:color w:val="FFFFFF"/>
+        </w:rPr>
+        <w:t>Discovered in: White-box</w:t>
+      </w:r>
+    </w:p>
+    <w:p>
+      <w:pPr>
+        <w:pStyle w:val="BodyText"/>
+        <w:spacing w:before="33"/>
+      </w:pPr>
+    </w:p>
+    <w:p>
+      <w:pPr>
+        <w:pStyle w:val="BodyText"/>
+        <w:ind w:left="142"/>
+        <w:rPr>
+          <w:color w:val="FFFFFF"/>
+          <w:spacing w:val="-2"/>
+        </w:rPr>
+      </w:pPr>
+      <w:r>
+        <w:rPr>
+          <w:color w:val="FFFFFF"/>
+          <w:spacing w:val="-2"/>
+        </w:rPr>
+        <w:t>Description:</w:t>
+      </w:r>
+    </w:p>
+    <w:p>
+      <w:pPr>
+        <w:pStyle w:val="BodyText"/>
+        <w:ind w:left="142"/>
+        <w:rPr>
+          <w:color w:val="FFFFFF"/>
+          <w:spacing w:val="-2"/>
+        </w:rPr>
+      </w:pPr>
+      <w:r>
+        <w:rPr>
+          <w:color w:val="FFFFFF"/>
+          <w:spacing w:val="-2"/>
+        </w:rPr>
+        <w:t>The simulate_meltdown function contains a logical flow that leaks sensitive information when the system enters a meltdown state. The vulnerability resides in the error-handling logic: when a random_number variable is smaller than 5, the application triggers a “Critical Error” message. The program prints the hardcoded secret_code directly to the standard output.</w:t>
+      </w:r>
+    </w:p>
+    <w:p>
+      <w:pPr>
+        <w:pStyle w:val="BodyText"/>
+        <w:spacing w:before="1"/>
+        <w:ind w:left="142"/>
+        <w:rPr>
+          <w:color w:val="FFFFFF"/>
+          <w:spacing w:val="-2"/>
+        </w:rPr>
+      </w:pPr>
+    </w:p>
+    <w:p>
+      <w:pPr>
+        <w:pStyle w:val="BodyText"/>
+        <w:spacing w:before="1"/>
+        <w:ind w:left="142"/>
+        <w:rPr>
+          <w:color w:val="FFFFFF"/>
+          <w:spacing w:val="-2"/>
+        </w:rPr>
+      </w:pPr>
+      <w:r>
+        <w:rPr>
+          <w:color w:val="FFFFFF"/>
+          <w:spacing w:val="-2"/>
+        </w:rPr>
+        <w:t>Proof</w:t>
+      </w:r>
+      <w:r>
+        <w:rPr>
+          <w:color w:val="FFFFFF"/>
+          <w:spacing w:val="-18"/>
+        </w:rPr>
+        <w:t xml:space="preserve"> </w:t>
+      </w:r>
+      <w:r>
+        <w:rPr>
+          <w:color w:val="FFFFFF"/>
+          <w:spacing w:val="-2"/>
+        </w:rPr>
+        <w:t>of</w:t>
+      </w:r>
+      <w:r>
+        <w:rPr>
+          <w:color w:val="FFFFFF"/>
+          <w:spacing w:val="-18"/>
+        </w:rPr>
+        <w:t xml:space="preserve"> </w:t>
+      </w:r>
+      <w:r>
+        <w:rPr>
+          <w:color w:val="FFFFFF"/>
+          <w:spacing w:val="-2"/>
+        </w:rPr>
+        <w:t>Concept:</w:t>
+      </w:r>
+    </w:p>
+    <w:p>
+      <w:pPr>
+        <w:pStyle w:val="BodyText"/>
+        <w:spacing w:before="1"/>
+        <w:ind w:left="142"/>
+        <w:rPr>
+          <w:color w:val="FFFFFF"/>
+          <w:spacing w:val="-2"/>
+        </w:rPr>
+      </w:pPr>
+    </w:p>
+    <w:p>
+      <w:pPr>
+        <w:pStyle w:val="BodyText"/>
+        <w:spacing w:before="1"/>
+        <w:ind w:left="1582" w:firstLine="578"/>
+      </w:pPr>
+      <w:r>
+        <w:rPr>
+          <w:noProof/>
+        </w:rPr>
+        <w:drawing>
+          <wp:inline distT="0" distB="0" distL="0" distR="0" wp14:anchorId="1377D61E" wp14:editId="692C5A5C">
+            <wp:extent cx="3626036" cy="3930852"/>
+            <wp:effectExtent l="0" t="0" r="0" b="0"/>
+            <wp:docPr id="584713384" name="Picture 1"/>
+            <wp:cNvGraphicFramePr>
+              <a:graphicFrameLocks xmlns:a="http://schemas.openxmlformats.org/drawingml/2006/main" noChangeAspect="1"/>
+            </wp:cNvGraphicFramePr>
+            <a:graphic xmlns:a="http://schemas.openxmlformats.org/drawingml/2006/main">
+              <a:graphicData uri="http://schemas.openxmlformats.org/drawingml/2006/picture">
+                <pic:pic xmlns:pic="http://schemas.openxmlformats.org/drawingml/2006/picture">
+                  <pic:nvPicPr>
+                    <pic:cNvPr id="584713384" name=""/>
+                    <pic:cNvPicPr/>
+                  </pic:nvPicPr>
+                  <pic:blipFill>
+                    <a:blip r:embed="rId37"/>
+                    <a:stretch>
+                      <a:fillRect/>
+                    </a:stretch>
+                  </pic:blipFill>
+                  <pic:spPr>
+                    <a:xfrm>
+                      <a:off x="0" y="0"/>
+                      <a:ext cx="3626036" cy="3930852"/>
+                    </a:xfrm>
+                    <a:prstGeom prst="rect">
+                      <a:avLst/>
+                    </a:prstGeom>
+                  </pic:spPr>
+                </pic:pic>
+              </a:graphicData>
+            </a:graphic>
+          </wp:inline>
+        </w:drawing>
+      </w:r>
+    </w:p>
+    <w:p>
+      <w:pPr>
+        <w:pStyle w:val="BodyText"/>
+        <w:spacing w:before="1"/>
+      </w:pPr>
+    </w:p>
+    <w:p>
+      <w:pPr>
+        <w:pStyle w:val="BodyText"/>
+        <w:spacing w:before="1"/>
+        <w:rPr>
+          <w:color w:val="FFFFFF" w:themeColor="background1"/>
+        </w:rPr>
+      </w:pPr>
+      <w:r>
+        <w:rPr>
+          <w:color w:val="FFFFFF" w:themeColor="background1"/>
+        </w:rPr>
+        <w:t>Impact:</w:t>
+      </w:r>
+    </w:p>
+    <w:p>
+      <w:pPr>
+        <w:pStyle w:val="BodyText"/>
+        <w:spacing w:before="1"/>
+        <w:rPr>
+          <w:color w:val="FFFFFF" w:themeColor="background1"/>
+        </w:rPr>
+      </w:pPr>
+      <w:r>
+        <w:rPr>
+          <w:color w:val="FFFFFF" w:themeColor="background1"/>
+        </w:rPr>
+        <w:t>The data exposure provides an attacker with a credential which may be used in order to bypass future security checks.</w:t>
+      </w:r>
+    </w:p>
+    <w:p>
+      <w:pPr>
+        <w:pStyle w:val="BodyText"/>
+        <w:spacing w:before="1"/>
+        <w:rPr>
+          <w:color w:val="FFFFFF" w:themeColor="background1"/>
+        </w:rPr>
+      </w:pPr>
+    </w:p>
+    <w:p>
+      <w:pPr>
+        <w:pStyle w:val="BodyText"/>
+        <w:spacing w:before="1"/>
+        <w:rPr>
+          <w:color w:val="FFFFFF" w:themeColor="background1"/>
+        </w:rPr>
+      </w:pPr>
+    </w:p>
+    <w:p>
+      <w:pPr>
+        <w:pStyle w:val="BodyText"/>
+        <w:spacing w:before="1"/>
+        <w:rPr>
+          <w:color w:val="FFFFFF" w:themeColor="background1"/>
+        </w:rPr>
+      </w:pPr>
+    </w:p>
+    <w:p>
+      <w:pPr>
+        <w:pStyle w:val="BodyText"/>
+        <w:spacing w:before="1"/>
+        <w:rPr>
+          <w:color w:val="FFFFFF" w:themeColor="background1"/>
+        </w:rPr>
+      </w:pPr>
+    </w:p>
+    <w:p>
+      <w:pPr>
+        <w:pStyle w:val="BodyText"/>
+        <w:spacing w:before="1"/>
+        <w:rPr>
+          <w:color w:val="FFFFFF" w:themeColor="background1"/>
+        </w:rPr>
+      </w:pPr>
+    </w:p>
+    <w:p>
+      <w:pPr>
+        <w:pStyle w:val="BodyText"/>
+        <w:spacing w:before="1"/>
+        <w:rPr>
+          <w:color w:val="FFFFFF" w:themeColor="background1"/>
+        </w:rPr>
+      </w:pPr>
+    </w:p>
+    <w:p>
+      <w:pPr>
+        <w:pStyle w:val="BodyText"/>
+        <w:spacing w:before="1"/>
+        <w:rPr>
+          <w:color w:val="FFFFFF" w:themeColor="background1"/>
+        </w:rPr>
+      </w:pPr>
+    </w:p>
+    <w:p>
+      <w:pPr>
+        <w:pStyle w:val="BodyText"/>
+        <w:spacing w:before="1"/>
+        <w:rPr>
+          <w:color w:val="FFFFFF" w:themeColor="background1"/>
+        </w:rPr>
+      </w:pPr>
+      <w:r>
+        <w:rPr>
+          <w:noProof/>
+          <w:color w:val="FFFFFF"/>
+          <w:spacing w:val="-4"/>
+        </w:rPr>
+        <mc:AlternateContent>
+          <mc:Choice Requires="wps">
+            <w:drawing>
+              <wp:anchor distT="0" distB="0" distL="114300" distR="114300" simplePos="0" relativeHeight="251701760" behindDoc="1" locked="0" layoutInCell="1" allowOverlap="1" wp14:anchorId="7A48E9D4" wp14:editId="22AC7C79">
+                <wp:simplePos x="0" y="0"/>
+                <wp:positionH relativeFrom="column">
+                  <wp:posOffset>3106420</wp:posOffset>
+                </wp:positionH>
+                <wp:positionV relativeFrom="paragraph">
+                  <wp:posOffset>8255</wp:posOffset>
+                </wp:positionV>
+                <wp:extent cx="457200" cy="257810"/>
+                <wp:effectExtent l="0" t="0" r="0" b="0"/>
+                <wp:wrapTight wrapText="bothSides">
+                  <wp:wrapPolygon edited="0">
+                    <wp:start x="2700" y="0"/>
+                    <wp:lineTo x="2700" y="19153"/>
+                    <wp:lineTo x="18900" y="19153"/>
+                    <wp:lineTo x="18900" y="0"/>
+                    <wp:lineTo x="2700" y="0"/>
+                  </wp:wrapPolygon>
+                </wp:wrapTight>
+                <wp:docPr id="1035844770" name="Text Box 8"/>
+                <wp:cNvGraphicFramePr/>
+                <a:graphic xmlns:a="http://schemas.openxmlformats.org/drawingml/2006/main">
+                  <a:graphicData uri="http://schemas.microsoft.com/office/word/2010/wordprocessingShape">
+                    <wps:wsp>
+                      <wps:cNvSpPr txBox="1"/>
+                      <wps:spPr>
+                        <a:xfrm>
+                          <a:off x="0" y="0"/>
+                          <a:ext cx="457200" cy="257810"/>
+                        </a:xfrm>
+                        <a:prstGeom prst="rect">
+                          <a:avLst/>
+                        </a:prstGeom>
+                        <a:noFill/>
+                        <a:ln w="6350">
+                          <a:noFill/>
+                        </a:ln>
+                      </wps:spPr>
+                      <wps:txbx>
+                        <w:txbxContent>
+                          <w:p>
+                            <w:pPr>
+                              <w:rPr>
+                                <w:color w:val="FFFFFF" w:themeColor="background1"/>
+                              </w:rPr>
+                            </w:pPr>
+                            <w:r>
+                              <w:rPr>
+                                <w:color w:val="FFFFFF" w:themeColor="background1"/>
+                              </w:rPr>
+                              <w:t>1</w:t>
+                            </w:r>
+                            <w:r>
+                              <w:rPr>
+                                <w:color w:val="FFFFFF" w:themeColor="background1"/>
+                              </w:rPr>
+                              <w:t>6</w:t>
+                            </w:r>
+                          </w:p>
+                        </w:txbxContent>
+                      </wps:txbx>
+                      <wps:bodyPr rot="0" spcFirstLastPara="0" vertOverflow="overflow" horzOverflow="overflow" vert="horz" wrap="square" lIns="91440" tIns="45720" rIns="91440" bIns="45720" numCol="1" spcCol="0" rtlCol="0" fromWordArt="0" anchor="t" anchorCtr="0" forceAA="0" compatLnSpc="1">
+                        <a:prstTxWarp prst="textNoShape">
+                          <a:avLst/>
+                        </a:prstTxWarp>
+                        <a:noAutofit/>
+                      </wps:bodyPr>
+                    </wps:wsp>
+                  </a:graphicData>
+                </a:graphic>
+                <wp14:sizeRelH relativeFrom="margin">
+                  <wp14:pctWidth>0</wp14:pctWidth>
+                </wp14:sizeRelH>
+                <wp14:sizeRelV relativeFrom="margin">
+                  <wp14:pctHeight>0</wp14:pctHeight>
+                </wp14:sizeRelV>
+              </wp:anchor>
+            </w:drawing>
+          </mc:Choice>
+          <mc:Fallback>
+            <w:pict>
+              <v:shape w14:anchorId="7A48E9D4" id="_x0000_s1046" type="#_x0000_t202" style="position:absolute;margin-left:244.6pt;margin-top:.65pt;width:36pt;height:20.3pt;z-index:-251614720;visibility:visible;mso-wrap-style:square;mso-width-percent:0;mso-height-percent:0;mso-wrap-distance-left:9pt;mso-wrap-distance-top:0;mso-wrap-distance-right:9pt;mso-wrap-distance-bottom:0;mso-position-horizontal:absolute;mso-position-horizontal-relative:text;mso-position-vertical:absolute;mso-position-vertical-relative:text;mso-width-percent:0;mso-height-percent:0;mso-width-relative:margin;mso-height-relative:margin;v-text-anchor:top" o:gfxdata="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" filled="f" stroked="f" strokeweight=".5pt">
+                <v:textbox>
+                  <w:txbxContent>
+                    <w:p>
+                      <w:pPr>
+                        <w:rPr>
+                          <w:color w:val="FFFFFF" w:themeColor="background1"/>
+                        </w:rPr>
+                      </w:pPr>
+                      <w:r>
+                        <w:rPr>
+                          <w:color w:val="FFFFFF" w:themeColor="background1"/>
+                        </w:rPr>
+                        <w:t>1</w:t>
+                      </w:r>
+                      <w:r>
+                        <w:rPr>
+                          <w:color w:val="FFFFFF" w:themeColor="background1"/>
+                        </w:rPr>
+                        <w:t>6</w:t>
+                      </w:r>
+                    </w:p>
+                  </w:txbxContent>
+                </v:textbox>
+                <w10:wrap type="tight"/>
+              </v:shape>
+            </w:pict>
+          </mc:Fallback>
+        </mc:AlternateContent>
+      </w:r>
+    </w:p>
+    <w:p>
+      <w:pPr>
+        <w:pStyle w:val="BodyText"/>
+        <w:spacing w:before="1"/>
+        <w:rPr>
+          <w:color w:val="FFFFFF" w:themeColor="background1"/>
+        </w:rPr>
+      </w:pPr>
+    </w:p>
+    <w:p>
+      <w:pPr>
+        <w:pStyle w:val="BodyText"/>
+        <w:spacing w:before="1"/>
+        <w:rPr>
+          <w:color w:val="FFFFFF" w:themeColor="background1"/>
+        </w:rPr>
+      </w:pPr>
+    </w:p>
+    <w:p>
+      <w:pPr>
+        <w:pStyle w:val="BodyText"/>
+        <w:spacing w:before="1"/>
+        <w:rPr>
+          <w:color w:val="FFFFFF" w:themeColor="background1"/>
+        </w:rPr>
+      </w:pPr>
+    </w:p>
+    <w:p>
+      <w:pPr>
+        <w:pStyle w:val="BodyText"/>
+        <w:spacing w:before="1"/>
+        <w:rPr>
+          <w:color w:val="FFFFFF" w:themeColor="background1"/>
+        </w:rPr>
+      </w:pPr>
+    </w:p>
+    <w:p>
+      <w:pPr>
+        <w:pStyle w:val="BodyText"/>
+        <w:spacing w:before="1"/>
+        <w:rPr>
+          <w:color w:val="FFFFFF" w:themeColor="background1"/>
+        </w:rPr>
+      </w:pPr>
+    </w:p>
+    <w:p>
+      <w:pPr>
         <w:spacing w:line="266" w:lineRule="exact"/>
         <w:rPr>
           <w:color w:val="FFFFFF" w:themeColor="background1"/>
@@ -18587,7 +19682,7 @@
           <w:noProof/>
         </w:rPr>
         <w:drawing>
-          <wp:anchor distT="0" distB="0" distL="0" distR="0" simplePos="0" relativeHeight="251670016" behindDoc="1" locked="0" layoutInCell="1" allowOverlap="1" wp14:anchorId="36F98503" wp14:editId="4EE40A00">
+          <wp:anchor distT="0" distB="0" distL="0" distR="0" simplePos="0" relativeHeight="251646464" behindDoc="1" locked="0" layoutInCell="1" allowOverlap="1" wp14:anchorId="36F98503" wp14:editId="0B113B8C">
             <wp:simplePos x="0" y="0"/>
             <wp:positionH relativeFrom="page">
               <wp:posOffset>2540</wp:posOffset>
@@ -18610,7 +19705,7 @@
                     <pic:cNvPicPr/>
                   </pic:nvPicPr>
                   <pic:blipFill>
-                    <a:blip r:embed="rId27" cstate="print"/>
+                    <a:blip r:embed="rId28" cstate="print"/>
                     <a:stretch>
                       <a:fillRect/>
                     </a:stretch>
@@ -18645,6 +19740,605 @@
           <w:sz w:val="20"/>
         </w:rPr>
       </w:pPr>
+      <w:r>
+        <w:rPr>
+          <w:noProof/>
+        </w:rPr>
+        <w:lastRenderedPageBreak/>
+        <w:drawing>
+          <wp:anchor distT="0" distB="0" distL="0" distR="0" simplePos="0" relativeHeight="251661824" behindDoc="1" locked="0" layoutInCell="1" allowOverlap="1" wp14:anchorId="73989EE7" wp14:editId="4391370A">
+            <wp:simplePos x="0" y="0"/>
+            <wp:positionH relativeFrom="page">
+              <wp:posOffset>-635</wp:posOffset>
+            </wp:positionH>
+            <wp:positionV relativeFrom="page">
+              <wp:posOffset>0</wp:posOffset>
+            </wp:positionV>
+            <wp:extent cx="7558913" cy="10692383"/>
+            <wp:effectExtent l="0" t="0" r="0" b="0"/>
+            <wp:wrapNone/>
+            <wp:docPr id="113626978" name="Image 35"/>
+            <wp:cNvGraphicFramePr>
+              <a:graphicFrameLocks xmlns:a="http://schemas.openxmlformats.org/drawingml/2006/main"/>
+            </wp:cNvGraphicFramePr>
+            <a:graphic xmlns:a="http://schemas.openxmlformats.org/drawingml/2006/main">
+              <a:graphicData uri="http://schemas.openxmlformats.org/drawingml/2006/picture">
+                <pic:pic xmlns:pic="http://schemas.openxmlformats.org/drawingml/2006/picture">
+                  <pic:nvPicPr>
+                    <pic:cNvPr id="35" name="Image 35"/>
+                    <pic:cNvPicPr/>
+                  </pic:nvPicPr>
+                  <pic:blipFill>
+                    <a:blip r:embed="rId28" cstate="print"/>
+                    <a:stretch>
+                      <a:fillRect/>
+                    </a:stretch>
+                  </pic:blipFill>
+                  <pic:spPr>
+                    <a:xfrm>
+                      <a:off x="0" y="0"/>
+                      <a:ext cx="7558913" cy="10692383"/>
+                    </a:xfrm>
+                    <a:prstGeom prst="rect">
+                      <a:avLst/>
+                    </a:prstGeom>
+                  </pic:spPr>
+                </pic:pic>
+              </a:graphicData>
+            </a:graphic>
+          </wp:anchor>
+        </w:drawing>
+      </w:r>
+    </w:p>
+    <w:p>
+      <w:pPr>
+        <w:pStyle w:val="Heading2"/>
+        <w:ind w:left="809"/>
+        <w:rPr>
+          <w:color w:val="FFFFFF"/>
+          <w:spacing w:val="-8"/>
+        </w:rPr>
+      </w:pPr>
+      <w:r>
+        <w:rPr>
+          <w:color w:val="FFFFFF"/>
+          <w:spacing w:val="-8"/>
+        </w:rPr>
+        <w:t>Vulnerability</w:t>
+      </w:r>
+      <w:r>
+        <w:rPr>
+          <w:color w:val="FFFFFF"/>
+          <w:spacing w:val="-10"/>
+        </w:rPr>
+        <w:t xml:space="preserve"> </w:t>
+      </w:r>
+      <w:r>
+        <w:rPr>
+          <w:color w:val="FFFFFF"/>
+          <w:spacing w:val="-8"/>
+        </w:rPr>
+        <w:t xml:space="preserve">#14: Logical Gap in Input Validation </w:t>
+      </w:r>
+    </w:p>
+    <w:p>
+      <w:pPr>
+        <w:pStyle w:val="BodyText"/>
+        <w:spacing w:before="35"/>
+        <w:rPr>
+          <w:rFonts w:ascii="Arial Black"/>
+          <w:sz w:val="20"/>
+        </w:rPr>
+      </w:pPr>
+      <w:r>
+        <w:rPr>
+          <w:rFonts w:ascii="Arial Black"/>
+          <w:noProof/>
+          <w:sz w:val="20"/>
+        </w:rPr>
+        <mc:AlternateContent>
+          <mc:Choice Requires="wps">
+            <w:drawing>
+              <wp:anchor distT="0" distB="0" distL="0" distR="0" simplePos="0" relativeHeight="251662848" behindDoc="1" locked="0" layoutInCell="1" allowOverlap="1" wp14:anchorId="051EBA8F" wp14:editId="7036625F">
+                <wp:simplePos x="0" y="0"/>
+                <wp:positionH relativeFrom="page">
+                  <wp:posOffset>920750</wp:posOffset>
+                </wp:positionH>
+                <wp:positionV relativeFrom="paragraph">
+                  <wp:posOffset>216638</wp:posOffset>
+                </wp:positionV>
+                <wp:extent cx="6099175" cy="1270"/>
+                <wp:effectExtent l="0" t="0" r="0" b="0"/>
+                <wp:wrapTopAndBottom/>
+                <wp:docPr id="1446241079" name="Graphic 36"/>
+                <wp:cNvGraphicFramePr>
+                  <a:graphicFrameLocks xmlns:a="http://schemas.openxmlformats.org/drawingml/2006/main"/>
+                </wp:cNvGraphicFramePr>
+                <a:graphic xmlns:a="http://schemas.openxmlformats.org/drawingml/2006/main">
+                  <a:graphicData uri="http://schemas.microsoft.com/office/word/2010/wordprocessingShape">
+                    <wps:wsp>
+                      <wps:cNvSpPr>
+                        <a:spLocks/>
+                      </wps:cNvSpPr>
+                      <wps:spPr>
+                        <a:xfrm>
+                          <a:off x="0" y="0"/>
+                          <a:ext cx="6099175" cy="1270"/>
+                        </a:xfrm>
+                        <a:custGeom>
+                          <a:avLst/>
+                          <a:gdLst/>
+                          <a:ahLst/>
+                          <a:cxnLst/>
+                          <a:rect l="l" t="t" r="r" b="b"/>
+                          <a:pathLst>
+                            <a:path w="6099175">
+                              <a:moveTo>
+                                <a:pt x="0" y="0"/>
+                              </a:moveTo>
+                              <a:lnTo>
+                                <a:pt x="6099048" y="0"/>
+                              </a:lnTo>
+                            </a:path>
+                          </a:pathLst>
+                        </a:custGeom>
+                        <a:ln w="5053">
+                          <a:solidFill>
+                            <a:srgbClr val="FFFFFF"/>
+                          </a:solidFill>
+                          <a:prstDash val="solid"/>
+                        </a:ln>
+                      </wps:spPr>
+                      <wps:bodyPr wrap="square" lIns="0" tIns="0" rIns="0" bIns="0" rtlCol="0">
+                        <a:prstTxWarp prst="textNoShape">
+                          <a:avLst/>
+                        </a:prstTxWarp>
+                        <a:noAutofit/>
+                      </wps:bodyPr>
+                    </wps:wsp>
+                  </a:graphicData>
+                </a:graphic>
+              </wp:anchor>
+            </w:drawing>
+          </mc:Choice>
+          <mc:Fallback>
+            <w:pict>
+              <v:shape w14:anchorId="01829983" id="Graphic 36" o:spid="_x0000_s1026" style="position:absolute;margin-left:72.5pt;margin-top:17.05pt;width:480.25pt;height:.1pt;z-index:-251653632;visibility:visible;mso-wrap-style:square;mso-wrap-distance-left:0;mso-wrap-distance-top:0;mso-wrap-distance-right:0;mso-wrap-distance-bottom:0;mso-position-horizontal:absolute;mso-position-horizontal-relative:page;mso-position-vertical:absolute;mso-position-vertical-relative:text;v-text-anchor:top" coordsize="6099175,1270" o:gfxdata="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" path="m,l6099048,e" filled="f" strokecolor="white" strokeweight=".14036mm">
+                <v:path arrowok="t"/>
+                <w10:wrap type="topAndBottom" anchorx="page"/>
+              </v:shape>
+            </w:pict>
+          </mc:Fallback>
+        </mc:AlternateContent>
+      </w:r>
+    </w:p>
+    <w:p>
+      <w:pPr>
+        <w:pStyle w:val="BodyText"/>
+        <w:spacing w:before="281"/>
+        <w:ind w:left="142"/>
+      </w:pPr>
+      <w:r>
+        <w:rPr>
+          <w:color w:val="FFFFFF"/>
+        </w:rPr>
+        <w:t>Severity</w:t>
+      </w:r>
+      <w:r>
+        <w:rPr>
+          <w:color w:val="FFFFFF"/>
+          <w:w w:val="80"/>
+        </w:rPr>
+        <w:t>: Medium</w:t>
+      </w:r>
+    </w:p>
+    <w:p>
+      <w:pPr>
+        <w:pStyle w:val="BodyText"/>
+        <w:spacing w:before="6" w:line="244" w:lineRule="auto"/>
+        <w:ind w:left="142" w:right="5817"/>
+        <w:rPr>
+          <w:color w:val="FFFFFF"/>
+        </w:rPr>
+      </w:pPr>
+      <w:r>
+        <w:rPr>
+          <w:color w:val="FFFFFF"/>
+        </w:rPr>
+        <w:t>Type: Information Disclosure</w:t>
+      </w:r>
+    </w:p>
+    <w:p>
+      <w:pPr>
+        <w:pStyle w:val="BodyText"/>
+        <w:spacing w:before="6" w:line="244" w:lineRule="auto"/>
+        <w:ind w:left="142" w:right="5817"/>
+        <w:rPr>
+          <w:color w:val="FFFFFF"/>
+          <w:spacing w:val="-6"/>
+        </w:rPr>
+      </w:pPr>
+      <w:r>
+        <w:rPr>
+          <w:color w:val="FFFFFF"/>
+          <w:spacing w:val="-6"/>
+        </w:rPr>
+        <w:t>Location:</w:t>
+      </w:r>
+      <w:r>
+        <w:rPr>
+          <w:color w:val="FFFFFF"/>
+          <w:spacing w:val="-29"/>
+        </w:rPr>
+        <w:t xml:space="preserve"> </w:t>
+      </w:r>
+      <w:r>
+        <w:rPr>
+          <w:color w:val="FFFFFF"/>
+          <w:spacing w:val="-29"/>
+        </w:rPr>
+        <w:t xml:space="preserve">load_fuel_rods </w:t>
+      </w:r>
+      <w:r>
+        <w:rPr>
+          <w:color w:val="FFFFFF"/>
+          <w:spacing w:val="-6"/>
+        </w:rPr>
+        <w:t>command</w:t>
+      </w:r>
+    </w:p>
+    <w:p>
+      <w:pPr>
+        <w:pStyle w:val="BodyText"/>
+        <w:spacing w:before="6" w:line="244" w:lineRule="auto"/>
+        <w:ind w:left="142" w:right="5817"/>
+      </w:pPr>
+      <w:r>
+        <w:rPr>
+          <w:color w:val="FFFFFF"/>
+        </w:rPr>
+        <w:t>Discovered in: White-box</w:t>
+      </w:r>
+    </w:p>
+    <w:p>
+      <w:pPr>
+        <w:pStyle w:val="BodyText"/>
+        <w:spacing w:before="33"/>
+      </w:pPr>
+    </w:p>
+    <w:p>
+      <w:pPr>
+        <w:pStyle w:val="BodyText"/>
+        <w:ind w:left="142"/>
+        <w:rPr>
+          <w:color w:val="FFFFFF"/>
+          <w:spacing w:val="-2"/>
+        </w:rPr>
+      </w:pPr>
+      <w:r>
+        <w:rPr>
+          <w:color w:val="FFFFFF"/>
+          <w:spacing w:val="-2"/>
+        </w:rPr>
+        <w:t>Description:</w:t>
+      </w:r>
+    </w:p>
+    <w:p>
+      <w:pPr>
+        <w:pStyle w:val="BodyText"/>
+        <w:ind w:left="142"/>
+        <w:rPr>
+          <w:color w:val="FFFFFF"/>
+          <w:spacing w:val="-2"/>
+        </w:rPr>
+      </w:pPr>
+      <w:r>
+        <w:rPr>
+          <w:color w:val="FFFFFF"/>
+          <w:spacing w:val="-2"/>
+        </w:rPr>
+        <w:t>The load_fuel_rods function has an incomplete conditional flaw. The input validation uses an if / else if statement that explicitly handles cases where the input is greater than 10 or between 1 and 9. However, it fails to account for the value</w:t>
+      </w:r>
+      <w:r>
+        <w:rPr>
+          <w:color w:val="FFFFFF"/>
+          <w:spacing w:val="-2"/>
+        </w:rPr>
+        <w:t>s of 0 and</w:t>
+      </w:r>
+      <w:r>
+        <w:rPr>
+          <w:color w:val="FFFFFF"/>
+          <w:spacing w:val="-2"/>
+        </w:rPr>
+        <w:t xml:space="preserve"> 10. When the user input is </w:t>
+      </w:r>
+      <w:r>
+        <w:rPr>
+          <w:color w:val="FFFFFF"/>
+          <w:spacing w:val="-2"/>
+        </w:rPr>
+        <w:t>0/</w:t>
+      </w:r>
+      <w:r>
+        <w:rPr>
+          <w:color w:val="FFFFFF"/>
+          <w:spacing w:val="-2"/>
+        </w:rPr>
+        <w:t xml:space="preserve">10, the program bypasses </w:t>
+      </w:r>
+      <w:r>
+        <w:rPr>
+          <w:color w:val="FFFFFF"/>
+          <w:spacing w:val="-2"/>
+        </w:rPr>
+        <w:t xml:space="preserve">the if / else if statements and displays hardcoded sensitive code. </w:t>
+      </w:r>
+    </w:p>
+    <w:p>
+      <w:pPr>
+        <w:pStyle w:val="BodyText"/>
+        <w:spacing w:before="1"/>
+        <w:ind w:left="142"/>
+        <w:rPr>
+          <w:color w:val="FFFFFF"/>
+          <w:spacing w:val="-2"/>
+        </w:rPr>
+      </w:pPr>
+    </w:p>
+    <w:p>
+      <w:pPr>
+        <w:pStyle w:val="BodyText"/>
+        <w:spacing w:before="1"/>
+        <w:ind w:left="142"/>
+        <w:rPr>
+          <w:color w:val="FFFFFF"/>
+          <w:spacing w:val="-2"/>
+        </w:rPr>
+      </w:pPr>
+      <w:r>
+        <w:rPr>
+          <w:color w:val="FFFFFF"/>
+          <w:spacing w:val="-2"/>
+        </w:rPr>
+        <w:t>Proof</w:t>
+      </w:r>
+      <w:r>
+        <w:rPr>
+          <w:color w:val="FFFFFF"/>
+          <w:spacing w:val="-18"/>
+        </w:rPr>
+        <w:t xml:space="preserve"> </w:t>
+      </w:r>
+      <w:r>
+        <w:rPr>
+          <w:color w:val="FFFFFF"/>
+          <w:spacing w:val="-2"/>
+        </w:rPr>
+        <w:t>of</w:t>
+      </w:r>
+      <w:r>
+        <w:rPr>
+          <w:color w:val="FFFFFF"/>
+          <w:spacing w:val="-18"/>
+        </w:rPr>
+        <w:t xml:space="preserve"> </w:t>
+      </w:r>
+      <w:r>
+        <w:rPr>
+          <w:color w:val="FFFFFF"/>
+          <w:spacing w:val="-2"/>
+        </w:rPr>
+        <w:t>Concept:</w:t>
+      </w:r>
+    </w:p>
+    <w:p>
+      <w:pPr>
+        <w:pStyle w:val="BodyText"/>
+        <w:spacing w:before="1"/>
+        <w:ind w:left="142"/>
+        <w:rPr>
+          <w:color w:val="FFFFFF"/>
+          <w:spacing w:val="-2"/>
+        </w:rPr>
+      </w:pPr>
+    </w:p>
+    <w:p>
+      <w:pPr>
+        <w:pStyle w:val="BodyText"/>
+        <w:spacing w:before="1"/>
+        <w:ind w:left="1582" w:firstLine="578"/>
+        <w:rPr>
+          <w:color w:val="FFFFFF"/>
+          <w:spacing w:val="-2"/>
+        </w:rPr>
+      </w:pPr>
+      <w:r>
+        <w:rPr>
+          <w:noProof/>
+          <w:color w:val="FFFFFF"/>
+          <w:spacing w:val="-2"/>
+        </w:rPr>
+        <w:drawing>
+          <wp:inline distT="0" distB="0" distL="0" distR="0" wp14:anchorId="01F319AE" wp14:editId="662CD59E">
+            <wp:extent cx="3619686" cy="1054154"/>
+            <wp:effectExtent l="0" t="0" r="0" b="0"/>
+            <wp:docPr id="1698327194" name="Picture 1"/>
+            <wp:cNvGraphicFramePr>
+              <a:graphicFrameLocks xmlns:a="http://schemas.openxmlformats.org/drawingml/2006/main" noChangeAspect="1"/>
+            </wp:cNvGraphicFramePr>
+            <a:graphic xmlns:a="http://schemas.openxmlformats.org/drawingml/2006/main">
+              <a:graphicData uri="http://schemas.openxmlformats.org/drawingml/2006/picture">
+                <pic:pic xmlns:pic="http://schemas.openxmlformats.org/drawingml/2006/picture">
+                  <pic:nvPicPr>
+                    <pic:cNvPr id="1698327194" name=""/>
+                    <pic:cNvPicPr/>
+                  </pic:nvPicPr>
+                  <pic:blipFill>
+                    <a:blip r:embed="rId38"/>
+                    <a:stretch>
+                      <a:fillRect/>
+                    </a:stretch>
+                  </pic:blipFill>
+                  <pic:spPr>
+                    <a:xfrm>
+                      <a:off x="0" y="0"/>
+                      <a:ext cx="3619686" cy="1054154"/>
+                    </a:xfrm>
+                    <a:prstGeom prst="rect">
+                      <a:avLst/>
+                    </a:prstGeom>
+                  </pic:spPr>
+                </pic:pic>
+              </a:graphicData>
+            </a:graphic>
+          </wp:inline>
+        </w:drawing>
+      </w:r>
+    </w:p>
+    <w:p>
+      <w:pPr>
+        <w:pStyle w:val="BodyText"/>
+        <w:spacing w:before="1"/>
+        <w:ind w:left="142"/>
+        <w:rPr>
+          <w:color w:val="FFFFFF"/>
+          <w:spacing w:val="-2"/>
+        </w:rPr>
+      </w:pPr>
+    </w:p>
+    <w:p>
+      <w:pPr>
+        <w:pStyle w:val="BodyText"/>
+        <w:spacing w:before="1"/>
+        <w:ind w:left="1582" w:firstLine="578"/>
+      </w:pPr>
+      <w:r>
+        <w:rPr>
+          <w:noProof/>
+        </w:rPr>
+        <w:drawing>
+          <wp:inline distT="0" distB="0" distL="0" distR="0" wp14:anchorId="7992C049" wp14:editId="38FF1988">
+            <wp:extent cx="3695890" cy="1054154"/>
+            <wp:effectExtent l="0" t="0" r="0" b="0"/>
+            <wp:docPr id="2084063935" name="Picture 1"/>
+            <wp:cNvGraphicFramePr>
+              <a:graphicFrameLocks xmlns:a="http://schemas.openxmlformats.org/drawingml/2006/main" noChangeAspect="1"/>
+            </wp:cNvGraphicFramePr>
+            <a:graphic xmlns:a="http://schemas.openxmlformats.org/drawingml/2006/main">
+              <a:graphicData uri="http://schemas.openxmlformats.org/drawingml/2006/picture">
+                <pic:pic xmlns:pic="http://schemas.openxmlformats.org/drawingml/2006/picture">
+                  <pic:nvPicPr>
+                    <pic:cNvPr id="2084063935" name=""/>
+                    <pic:cNvPicPr/>
+                  </pic:nvPicPr>
+                  <pic:blipFill>
+                    <a:blip r:embed="rId39"/>
+                    <a:stretch>
+                      <a:fillRect/>
+                    </a:stretch>
+                  </pic:blipFill>
+                  <pic:spPr>
+                    <a:xfrm>
+                      <a:off x="0" y="0"/>
+                      <a:ext cx="3695890" cy="1054154"/>
+                    </a:xfrm>
+                    <a:prstGeom prst="rect">
+                      <a:avLst/>
+                    </a:prstGeom>
+                  </pic:spPr>
+                </pic:pic>
+              </a:graphicData>
+            </a:graphic>
+          </wp:inline>
+        </w:drawing>
+      </w:r>
+    </w:p>
+    <w:p>
+      <w:pPr>
+        <w:pStyle w:val="BodyText"/>
+        <w:spacing w:before="1"/>
+      </w:pPr>
+    </w:p>
+    <w:p>
+      <w:pPr>
+        <w:pStyle w:val="BodyText"/>
+        <w:spacing w:before="1"/>
+        <w:rPr>
+          <w:color w:val="FFFFFF" w:themeColor="background1"/>
+        </w:rPr>
+      </w:pPr>
+      <w:r>
+        <w:rPr>
+          <w:color w:val="FFFFFF" w:themeColor="background1"/>
+        </w:rPr>
+        <w:t>Impact:</w:t>
+      </w:r>
+    </w:p>
+    <w:p>
+      <w:pPr>
+        <w:pStyle w:val="BodyText"/>
+        <w:spacing w:before="1"/>
+        <w:rPr>
+          <w:color w:val="FFFFFF" w:themeColor="background1"/>
+        </w:rPr>
+      </w:pPr>
+      <w:r>
+        <w:rPr>
+          <w:color w:val="FFFFFF" w:themeColor="background1"/>
+        </w:rPr>
+        <w:t>The data exposure provides an attacker with a credential which may be used in order to bypass future security checks. By identifying gaps in the program’s logic, an attacker can access sensitive code that was indented to be protected.</w:t>
+      </w:r>
+    </w:p>
+    <w:p>
+      <w:pPr>
+        <w:pStyle w:val="BodyText"/>
+        <w:spacing w:before="1"/>
+        <w:rPr>
+          <w:color w:val="FFFFFF" w:themeColor="background1"/>
+        </w:rPr>
+      </w:pPr>
+      <w:r>
+        <w:rPr>
+          <w:noProof/>
+          <w:color w:val="FFFFFF" w:themeColor="background1"/>
+        </w:rPr>
+        <w:drawing>
+          <wp:inline distT="0" distB="0" distL="0" distR="0" wp14:anchorId="4426E5D1" wp14:editId="5A82DCF8">
+            <wp:extent cx="2076557" cy="2006703"/>
+            <wp:effectExtent l="0" t="0" r="0" b="0"/>
+            <wp:docPr id="994597617" name="Picture 1"/>
+            <wp:cNvGraphicFramePr>
+              <a:graphicFrameLocks xmlns:a="http://schemas.openxmlformats.org/drawingml/2006/main" noChangeAspect="1"/>
+            </wp:cNvGraphicFramePr>
+            <a:graphic xmlns:a="http://schemas.openxmlformats.org/drawingml/2006/main">
+              <a:graphicData uri="http://schemas.openxmlformats.org/drawingml/2006/picture">
+                <pic:pic xmlns:pic="http://schemas.openxmlformats.org/drawingml/2006/picture">
+                  <pic:nvPicPr>
+                    <pic:cNvPr id="994597617" name=""/>
+                    <pic:cNvPicPr/>
+                  </pic:nvPicPr>
+                  <pic:blipFill>
+                    <a:blip r:embed="rId40"/>
+                    <a:stretch>
+                      <a:fillRect/>
+                    </a:stretch>
+                  </pic:blipFill>
+                  <pic:spPr>
+                    <a:xfrm>
+                      <a:off x="0" y="0"/>
+                      <a:ext cx="2076557" cy="2006703"/>
+                    </a:xfrm>
+                    <a:prstGeom prst="rect">
+                      <a:avLst/>
+                    </a:prstGeom>
+                  </pic:spPr>
+                </pic:pic>
+              </a:graphicData>
+            </a:graphic>
+          </wp:inline>
+        </w:drawing>
+      </w:r>
     </w:p>
     <w:p>
       <w:pPr>
@@ -18672,6 +20366,126 @@
           <w:sz w:val="20"/>
         </w:rPr>
       </w:pPr>
+      <w:r>
+        <w:rPr>
+          <w:noProof/>
+          <w:color w:val="FFFFFF"/>
+          <w:spacing w:val="-4"/>
+        </w:rPr>
+        <mc:AlternateContent>
+          <mc:Choice Requires="wps">
+            <w:drawing>
+              <wp:anchor distT="0" distB="0" distL="114300" distR="114300" simplePos="0" relativeHeight="251703808" behindDoc="1" locked="0" layoutInCell="1" allowOverlap="1" wp14:anchorId="0F64DD55" wp14:editId="4C9F76CD">
+                <wp:simplePos x="0" y="0"/>
+                <wp:positionH relativeFrom="column">
+                  <wp:posOffset>3097530</wp:posOffset>
+                </wp:positionH>
+                <wp:positionV relativeFrom="paragraph">
+                  <wp:posOffset>76003</wp:posOffset>
+                </wp:positionV>
+                <wp:extent cx="457200" cy="257810"/>
+                <wp:effectExtent l="0" t="0" r="0" b="4445"/>
+                <wp:wrapTight wrapText="bothSides">
+                  <wp:wrapPolygon edited="0">
+                    <wp:start x="2700" y="0"/>
+                    <wp:lineTo x="2700" y="19153"/>
+                    <wp:lineTo x="18900" y="19153"/>
+                    <wp:lineTo x="18900" y="0"/>
+                    <wp:lineTo x="2700" y="0"/>
+                  </wp:wrapPolygon>
+                </wp:wrapTight>
+                <wp:docPr id="211349562" name="Text Box 8"/>
+                <wp:cNvGraphicFramePr/>
+                <a:graphic xmlns:a="http://schemas.openxmlformats.org/drawingml/2006/main">
+                  <a:graphicData uri="http://schemas.microsoft.com/office/word/2010/wordprocessingShape">
+                    <wps:wsp>
+                      <wps:cNvSpPr txBox="1"/>
+                      <wps:spPr>
+                        <a:xfrm>
+                          <a:off x="0" y="0"/>
+                          <a:ext cx="457200" cy="257810"/>
+                        </a:xfrm>
+                        <a:prstGeom prst="rect">
+                          <a:avLst/>
+                        </a:prstGeom>
+                        <a:noFill/>
+                        <a:ln w="6350">
+                          <a:noFill/>
+                        </a:ln>
+                      </wps:spPr>
+                      <wps:txbx>
+                        <w:txbxContent>
+                          <w:p>
+                            <w:pPr>
+                              <w:rPr>
+                                <w:color w:val="FFFFFF" w:themeColor="background1"/>
+                              </w:rPr>
+                            </w:pPr>
+                            <w:r>
+                              <w:rPr>
+                                <w:color w:val="FFFFFF" w:themeColor="background1"/>
+                              </w:rPr>
+                              <w:t>1</w:t>
+                            </w:r>
+                            <w:r>
+                              <w:rPr>
+                                <w:color w:val="FFFFFF" w:themeColor="background1"/>
+                              </w:rPr>
+                              <w:t>7</w:t>
+                            </w:r>
+                          </w:p>
+                        </w:txbxContent>
+                      </wps:txbx>
+                      <wps:bodyPr rot="0" spcFirstLastPara="0" vertOverflow="overflow" horzOverflow="overflow" vert="horz" wrap="square" lIns="91440" tIns="45720" rIns="91440" bIns="45720" numCol="1" spcCol="0" rtlCol="0" fromWordArt="0" anchor="t" anchorCtr="0" forceAA="0" compatLnSpc="1">
+                        <a:prstTxWarp prst="textNoShape">
+                          <a:avLst/>
+                        </a:prstTxWarp>
+                        <a:noAutofit/>
+                      </wps:bodyPr>
+                    </wps:wsp>
+                  </a:graphicData>
+                </a:graphic>
+                <wp14:sizeRelH relativeFrom="margin">
+                  <wp14:pctWidth>0</wp14:pctWidth>
+                </wp14:sizeRelH>
+                <wp14:sizeRelV relativeFrom="margin">
+                  <wp14:pctHeight>0</wp14:pctHeight>
+                </wp14:sizeRelV>
+              </wp:anchor>
+            </w:drawing>
+          </mc:Choice>
+          <mc:Fallback>
+            <w:pict>
+              <v:shape w14:anchorId="0F64DD55" id="_x0000_s1047" type="#_x0000_t202" style="position:absolute;margin-left:243.9pt;margin-top:6pt;width:36pt;height:20.3pt;z-index:-251612672;visibility:visible;mso-wrap-style:square;mso-width-percent:0;mso-height-percent:0;mso-wrap-distance-left:9pt;mso-wrap-distance-top:0;mso-wrap-distance-right:9pt;mso-wrap-distance-bottom:0;mso-position-horizontal:absolute;mso-position-horizontal-relative:text;mso-position-vertical:absolute;mso-position-vertical-relative:text;mso-width-percent:0;mso-height-percent:0;mso-width-relative:margin;mso-height-relative:margin;v-text-anchor:top" o:gfxdata="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" filled="f" stroked="f" strokeweight=".5pt">
+                <v:textbox>
+                  <w:txbxContent>
+                    <w:p>
+                      <w:pPr>
+                        <w:rPr>
+                          <w:color w:val="FFFFFF" w:themeColor="background1"/>
+                        </w:rPr>
+                      </w:pPr>
+                      <w:r>
+                        <w:rPr>
+                          <w:color w:val="FFFFFF" w:themeColor="background1"/>
+                        </w:rPr>
+                        <w:t>1</w:t>
+                      </w:r>
+                      <w:r>
+                        <w:rPr>
+                          <w:color w:val="FFFFFF" w:themeColor="background1"/>
+                        </w:rPr>
+                        <w:t>7</w:t>
+                      </w:r>
+                    </w:p>
+                  </w:txbxContent>
+                </v:textbox>
+                <w10:wrap type="tight"/>
+              </v:shape>
+            </w:pict>
+          </mc:Fallback>
+        </mc:AlternateContent>
+      </w:r>
     </w:p>
     <w:p>
       <w:pPr>
@@ -18730,7 +20544,7 @@
         </w:rPr>
         <w:lastRenderedPageBreak/>
         <w:drawing>
-          <wp:anchor distT="0" distB="0" distL="0" distR="0" simplePos="0" relativeHeight="251660288" behindDoc="1" locked="0" layoutInCell="1" allowOverlap="1" wp14:anchorId="7EC8678A" wp14:editId="186F2E85">
+          <wp:anchor distT="0" distB="0" distL="0" distR="0" simplePos="0" relativeHeight="251661824" behindDoc="1" locked="0" layoutInCell="1" allowOverlap="1" wp14:anchorId="7EC8678A" wp14:editId="0733C72C">
             <wp:simplePos x="0" y="0"/>
             <wp:positionH relativeFrom="page">
               <wp:posOffset>0</wp:posOffset>
@@ -18753,7 +20567,7 @@
                     <pic:cNvPicPr/>
                   </pic:nvPicPr>
                   <pic:blipFill>
-                    <a:blip r:embed="rId36" cstate="print"/>
+                    <a:blip r:embed="rId41" cstate="print"/>
                     <a:stretch>
                       <a:fillRect/>
                     </a:stretch>
@@ -19000,7 +20814,7 @@
           <w:sz w:val="20"/>
         </w:rPr>
         <w:drawing>
-          <wp:anchor distT="0" distB="0" distL="0" distR="0" simplePos="0" relativeHeight="251681792" behindDoc="1" locked="0" layoutInCell="1" allowOverlap="1" wp14:anchorId="4E8DC9FD" wp14:editId="5F165855">
+          <wp:anchor distT="0" distB="0" distL="0" distR="0" simplePos="0" relativeHeight="251681280" behindDoc="1" locked="0" layoutInCell="1" allowOverlap="1" wp14:anchorId="4E8DC9FD" wp14:editId="4FA2BFBE">
             <wp:simplePos x="0" y="0"/>
             <wp:positionH relativeFrom="page">
               <wp:posOffset>2108835</wp:posOffset>
@@ -20141,7 +21955,6 @@
   <w:style w:type="character" w:default="1" w:styleId="DefaultParagraphFont">
     <w:name w:val="Default Paragraph Font"/>
     <w:uiPriority w:val="1"/>
-    <w:semiHidden/>
     <w:unhideWhenUsed/>
   </w:style>
   <w:style w:type="table" w:default="1" w:styleId="TableNormal">

--- a/Report-white-box.docx
+++ b/Report-white-box.docx
@@ -18,7 +18,7 @@
           <w:sz w:val="20"/>
         </w:rPr>
         <w:drawing>
-          <wp:anchor distT="0" distB="0" distL="0" distR="0" simplePos="0" relativeHeight="251648512" behindDoc="1" locked="0" layoutInCell="1" allowOverlap="1" wp14:anchorId="6D6E5415" wp14:editId="1FC947E5">
+          <wp:anchor distT="0" distB="0" distL="0" distR="0" simplePos="0" relativeHeight="251658240" behindDoc="1" locked="0" layoutInCell="1" allowOverlap="1" wp14:anchorId="6D6E5415" wp14:editId="1FC947E5">
             <wp:simplePos x="0" y="0"/>
             <wp:positionH relativeFrom="page">
               <wp:posOffset>0</wp:posOffset>
@@ -204,7 +204,7 @@
           <w:sz w:val="20"/>
         </w:rPr>
         <w:drawing>
-          <wp:anchor distT="0" distB="0" distL="0" distR="0" simplePos="0" relativeHeight="251663872" behindDoc="1" locked="0" layoutInCell="1" allowOverlap="1" wp14:anchorId="7A9B853D" wp14:editId="286D8332">
+          <wp:anchor distT="0" distB="0" distL="0" distR="0" simplePos="0" relativeHeight="251674624" behindDoc="1" locked="0" layoutInCell="1" allowOverlap="1" wp14:anchorId="7A9B853D" wp14:editId="286D8332">
             <wp:simplePos x="0" y="0"/>
             <wp:positionH relativeFrom="page">
               <wp:posOffset>1492885</wp:posOffset>
@@ -279,7 +279,7 @@
         </w:rPr>
         <w:lastRenderedPageBreak/>
         <w:drawing>
-          <wp:anchor distT="0" distB="0" distL="0" distR="0" simplePos="0" relativeHeight="251649536" behindDoc="1" locked="0" layoutInCell="1" allowOverlap="1" wp14:anchorId="0B180A8E" wp14:editId="0C7C9C7D">
+          <wp:anchor distT="0" distB="0" distL="0" distR="0" simplePos="0" relativeHeight="251660288" behindDoc="1" locked="0" layoutInCell="1" allowOverlap="1" wp14:anchorId="0B180A8E" wp14:editId="0C7C9C7D">
             <wp:simplePos x="0" y="0"/>
             <wp:positionH relativeFrom="page">
               <wp:posOffset>0</wp:posOffset>
@@ -1263,7 +1263,7 @@
         <mc:AlternateContent>
           <mc:Choice Requires="wps">
             <w:drawing>
-              <wp:anchor distT="0" distB="0" distL="114300" distR="114300" simplePos="0" relativeHeight="251664896" behindDoc="0" locked="0" layoutInCell="1" allowOverlap="1" wp14:anchorId="064E682B" wp14:editId="11351FEB">
+              <wp:anchor distT="0" distB="0" distL="114300" distR="114300" simplePos="0" relativeHeight="251675648" behindDoc="0" locked="0" layoutInCell="1" allowOverlap="1" wp14:anchorId="064E682B" wp14:editId="11351FEB">
                 <wp:simplePos x="0" y="0"/>
                 <wp:positionH relativeFrom="column">
                   <wp:posOffset>3280573</wp:posOffset>
@@ -1334,7 +1334,7 @@
                 <v:stroke joinstyle="miter"/>
                 <v:path gradientshapeok="t" o:connecttype="rect"/>
               </v:shapetype>
-              <v:shape id="Text Box 8" o:spid="_x0000_s1026" type="#_x0000_t202" style="position:absolute;margin-left:258.3pt;margin-top:54.05pt;width:23pt;height:22pt;z-index:251664896;visibility:visible;mso-wrap-style:square;mso-width-percent:0;mso-height-percent:0;mso-wrap-distance-left:9pt;mso-wrap-distance-top:0;mso-wrap-distance-right:9pt;mso-wrap-distance-bottom:0;mso-position-horizontal:absolute;mso-position-horizontal-relative:text;mso-position-vertical:absolute;mso-position-vertical-relative:text;mso-width-percent:0;mso-height-percent:0;mso-width-relative:margin;mso-height-relative:margin;v-text-anchor:top" o:gfxdata="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" filled="f" stroked="f" strokeweight=".5pt">
+              <v:shape id="Text Box 8" o:spid="_x0000_s1026" type="#_x0000_t202" style="position:absolute;margin-left:258.3pt;margin-top:54.05pt;width:23pt;height:22pt;z-index:251675648;visibility:visible;mso-wrap-style:square;mso-width-percent:0;mso-height-percent:0;mso-wrap-distance-left:9pt;mso-wrap-distance-top:0;mso-wrap-distance-right:9pt;mso-wrap-distance-bottom:0;mso-position-horizontal:absolute;mso-position-horizontal-relative:text;mso-position-vertical:absolute;mso-position-vertical-relative:text;mso-width-percent:0;mso-height-percent:0;mso-width-relative:margin;mso-height-relative:margin;v-text-anchor:top" o:gfxdata="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" filled="f" stroked="f" strokeweight=".5pt">
                 <v:textbox>
                   <w:txbxContent>
                     <w:p>
@@ -1379,7 +1379,7 @@
         </w:rPr>
         <w:lastRenderedPageBreak/>
         <w:drawing>
-          <wp:anchor distT="0" distB="0" distL="0" distR="0" simplePos="0" relativeHeight="251631104" behindDoc="1" locked="0" layoutInCell="1" allowOverlap="1" wp14:anchorId="73E28B6B" wp14:editId="03216EDD">
+          <wp:anchor distT="0" distB="0" distL="0" distR="0" simplePos="0" relativeHeight="251636736" behindDoc="1" locked="0" layoutInCell="1" allowOverlap="1" wp14:anchorId="73E28B6B" wp14:editId="03216EDD">
             <wp:simplePos x="0" y="0"/>
             <wp:positionH relativeFrom="page">
               <wp:posOffset>0</wp:posOffset>
@@ -1489,7 +1489,7 @@
         <mc:AlternateContent>
           <mc:Choice Requires="wps">
             <w:drawing>
-              <wp:anchor distT="0" distB="0" distL="0" distR="0" simplePos="0" relativeHeight="251633152" behindDoc="1" locked="0" layoutInCell="1" allowOverlap="1" wp14:anchorId="365633E4" wp14:editId="786679F3">
+              <wp:anchor distT="0" distB="0" distL="0" distR="0" simplePos="0" relativeHeight="251640832" behindDoc="1" locked="0" layoutInCell="1" allowOverlap="1" wp14:anchorId="365633E4" wp14:editId="786679F3">
                 <wp:simplePos x="0" y="0"/>
                 <wp:positionH relativeFrom="page">
                   <wp:posOffset>920750</wp:posOffset>
@@ -1553,7 +1553,7 @@
           </mc:Choice>
           <mc:Fallback>
             <w:pict>
-              <v:shape w14:anchorId="3EA4B73C" id="Graphic 7" o:spid="_x0000_s1026" style="position:absolute;margin-left:72.5pt;margin-top:13.5pt;width:480.25pt;height:.1pt;z-index:-251683328;visibility:visible;mso-wrap-style:square;mso-wrap-distance-left:0;mso-wrap-distance-top:0;mso-wrap-distance-right:0;mso-wrap-distance-bottom:0;mso-position-horizontal:absolute;mso-position-horizontal-relative:page;mso-position-vertical:absolute;mso-position-vertical-relative:text;v-text-anchor:top" coordsize="6099175,1270" o:gfxdata="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" path="m,l6099048,e" filled="f" strokecolor="white" strokeweight=".14036mm">
+              <v:shape w14:anchorId="1D32F3DE" id="Graphic 7" o:spid="_x0000_s1026" style="position:absolute;margin-left:72.5pt;margin-top:13.5pt;width:480.25pt;height:.1pt;z-index:-251675648;visibility:visible;mso-wrap-style:square;mso-wrap-distance-left:0;mso-wrap-distance-top:0;mso-wrap-distance-right:0;mso-wrap-distance-bottom:0;mso-position-horizontal:absolute;mso-position-horizontal-relative:page;mso-position-vertical:absolute;mso-position-vertical-relative:text;v-text-anchor:top" coordsize="6099175,1270" o:gfxdata="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" path="m,l6099048,e" filled="f" strokecolor="white" strokeweight=".14036mm">
                 <v:path arrowok="t"/>
                 <w10:wrap type="topAndBottom" anchorx="page"/>
               </v:shape>
@@ -2359,7 +2359,7 @@
           <w:sz w:val="19"/>
         </w:rPr>
         <w:drawing>
-          <wp:anchor distT="0" distB="0" distL="0" distR="0" simplePos="0" relativeHeight="251635200" behindDoc="1" locked="0" layoutInCell="1" allowOverlap="1" wp14:anchorId="4C3CBDED" wp14:editId="0E615C30">
+          <wp:anchor distT="0" distB="0" distL="0" distR="0" simplePos="0" relativeHeight="251641856" behindDoc="1" locked="0" layoutInCell="1" allowOverlap="1" wp14:anchorId="4C3CBDED" wp14:editId="0E615C30">
             <wp:simplePos x="0" y="0"/>
             <wp:positionH relativeFrom="page">
               <wp:posOffset>539750</wp:posOffset>
@@ -2483,7 +2483,7 @@
           <w:sz w:val="19"/>
         </w:rPr>
         <w:drawing>
-          <wp:anchor distT="0" distB="0" distL="0" distR="0" simplePos="0" relativeHeight="251636224" behindDoc="1" locked="0" layoutInCell="1" allowOverlap="1" wp14:anchorId="628A372C" wp14:editId="481A491F">
+          <wp:anchor distT="0" distB="0" distL="0" distR="0" simplePos="0" relativeHeight="251643904" behindDoc="1" locked="0" layoutInCell="1" allowOverlap="1" wp14:anchorId="628A372C" wp14:editId="481A491F">
             <wp:simplePos x="0" y="0"/>
             <wp:positionH relativeFrom="page">
               <wp:posOffset>539750</wp:posOffset>
@@ -2565,7 +2565,7 @@
         <mc:AlternateContent>
           <mc:Choice Requires="wps">
             <w:drawing>
-              <wp:anchor distT="0" distB="0" distL="114300" distR="114300" simplePos="0" relativeHeight="251637248" behindDoc="0" locked="0" layoutInCell="1" allowOverlap="1" wp14:anchorId="6D270FD2" wp14:editId="3BFD58B4">
+              <wp:anchor distT="0" distB="0" distL="114300" distR="114300" simplePos="0" relativeHeight="251645952" behindDoc="0" locked="0" layoutInCell="1" allowOverlap="1" wp14:anchorId="6D270FD2" wp14:editId="3BFD58B4">
                 <wp:simplePos x="0" y="0"/>
                 <wp:positionH relativeFrom="column">
                   <wp:posOffset>3284220</wp:posOffset>
@@ -2632,7 +2632,7 @@
           </mc:Choice>
           <mc:Fallback>
             <w:pict>
-              <v:shape w14:anchorId="6D270FD2" id="_x0000_s1027" type="#_x0000_t202" style="position:absolute;margin-left:258.6pt;margin-top:167.3pt;width:23pt;height:22pt;z-index:251637248;visibility:visible;mso-wrap-style:square;mso-width-percent:0;mso-height-percent:0;mso-wrap-distance-left:9pt;mso-wrap-distance-top:0;mso-wrap-distance-right:9pt;mso-wrap-distance-bottom:0;mso-position-horizontal:absolute;mso-position-horizontal-relative:text;mso-position-vertical:absolute;mso-position-vertical-relative:text;mso-width-percent:0;mso-height-percent:0;mso-width-relative:margin;mso-height-relative:margin;v-text-anchor:top" o:gfxdata="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" filled="f" stroked="f" strokeweight=".5pt">
+              <v:shape w14:anchorId="6D270FD2" id="_x0000_s1027" type="#_x0000_t202" style="position:absolute;margin-left:258.6pt;margin-top:167.3pt;width:23pt;height:22pt;z-index:251645952;visibility:visible;mso-wrap-style:square;mso-width-percent:0;mso-height-percent:0;mso-wrap-distance-left:9pt;mso-wrap-distance-top:0;mso-wrap-distance-right:9pt;mso-wrap-distance-bottom:0;mso-position-horizontal:absolute;mso-position-horizontal-relative:text;mso-position-vertical:absolute;mso-position-vertical-relative:text;mso-width-percent:0;mso-height-percent:0;mso-width-relative:margin;mso-height-relative:margin;v-text-anchor:top" o:gfxdata="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" filled="f" stroked="f" strokeweight=".5pt">
                 <v:textbox>
                   <w:txbxContent>
                     <w:p>
@@ -2661,7 +2661,7 @@
           <w:sz w:val="19"/>
         </w:rPr>
         <w:drawing>
-          <wp:anchor distT="0" distB="0" distL="0" distR="0" simplePos="0" relativeHeight="251665920" behindDoc="1" locked="0" layoutInCell="1" allowOverlap="1" wp14:anchorId="49FC9FF7" wp14:editId="4A5F149B">
+          <wp:anchor distT="0" distB="0" distL="0" distR="0" simplePos="0" relativeHeight="251676672" behindDoc="1" locked="0" layoutInCell="1" allowOverlap="1" wp14:anchorId="49FC9FF7" wp14:editId="4A5F149B">
             <wp:simplePos x="0" y="0"/>
             <wp:positionH relativeFrom="page">
               <wp:posOffset>539750</wp:posOffset>
@@ -2730,7 +2730,7 @@
         </w:rPr>
         <w:lastRenderedPageBreak/>
         <w:drawing>
-          <wp:anchor distT="0" distB="0" distL="0" distR="0" simplePos="0" relativeHeight="251632128" behindDoc="1" locked="0" layoutInCell="1" allowOverlap="1" wp14:anchorId="1D9E8925" wp14:editId="1E3B6876">
+          <wp:anchor distT="0" distB="0" distL="0" distR="0" simplePos="0" relativeHeight="251638784" behindDoc="1" locked="0" layoutInCell="1" allowOverlap="1" wp14:anchorId="1D9E8925" wp14:editId="1E3B6876">
             <wp:simplePos x="0" y="0"/>
             <wp:positionH relativeFrom="page">
               <wp:posOffset>0</wp:posOffset>
@@ -3402,7 +3402,7 @@
         <mc:AlternateContent>
           <mc:Choice Requires="wps">
             <w:drawing>
-              <wp:anchor distT="0" distB="0" distL="114300" distR="114300" simplePos="0" relativeHeight="251615744" behindDoc="1" locked="0" layoutInCell="1" allowOverlap="1" wp14:anchorId="21B20395" wp14:editId="724C89E1">
+              <wp:anchor distT="0" distB="0" distL="114300" distR="114300" simplePos="0" relativeHeight="251626496" behindDoc="1" locked="0" layoutInCell="1" allowOverlap="1" wp14:anchorId="21B20395" wp14:editId="724C89E1">
                 <wp:simplePos x="0" y="0"/>
                 <wp:positionH relativeFrom="column">
                   <wp:posOffset>3182620</wp:posOffset>
@@ -3477,7 +3477,7 @@
           </mc:Choice>
           <mc:Fallback>
             <w:pict>
-              <v:shape w14:anchorId="21B20395" id="_x0000_s1028" type="#_x0000_t202" style="position:absolute;left:0;text-align:left;margin-left:250.6pt;margin-top:.4pt;width:23pt;height:22pt;z-index:-251700736;visibility:visible;mso-wrap-style:square;mso-width-percent:0;mso-height-percent:0;mso-wrap-distance-left:9pt;mso-wrap-distance-top:0;mso-wrap-distance-right:9pt;mso-wrap-distance-bottom:0;mso-position-horizontal:absolute;mso-position-horizontal-relative:text;mso-position-vertical:absolute;mso-position-vertical-relative:text;mso-width-percent:0;mso-height-percent:0;mso-width-relative:margin;mso-height-relative:margin;v-text-anchor:top" o:gfxdata="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" filled="f" stroked="f" strokeweight=".5pt">
+              <v:shape w14:anchorId="21B20395" id="_x0000_s1028" type="#_x0000_t202" style="position:absolute;left:0;text-align:left;margin-left:250.6pt;margin-top:.4pt;width:23pt;height:22pt;z-index:-251689984;visibility:visible;mso-wrap-style:square;mso-width-percent:0;mso-height-percent:0;mso-wrap-distance-left:9pt;mso-wrap-distance-top:0;mso-wrap-distance-right:9pt;mso-wrap-distance-bottom:0;mso-position-horizontal:absolute;mso-position-horizontal-relative:text;mso-position-vertical:absolute;mso-position-vertical-relative:text;mso-width-percent:0;mso-height-percent:0;mso-width-relative:margin;mso-height-relative:margin;v-text-anchor:top" o:gfxdata="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" filled="f" stroked="f" strokeweight=".5pt">
                 <v:textbox>
                   <w:txbxContent>
                     <w:p>
@@ -3625,7 +3625,7 @@
         <mc:AlternateContent>
           <mc:Choice Requires="wps">
             <w:drawing>
-              <wp:anchor distT="0" distB="0" distL="0" distR="0" simplePos="0" relativeHeight="251635200" behindDoc="1" locked="0" layoutInCell="1" allowOverlap="1" wp14:anchorId="658BC9B3" wp14:editId="686C93C3">
+              <wp:anchor distT="0" distB="0" distL="0" distR="0" simplePos="0" relativeHeight="251642880" behindDoc="1" locked="0" layoutInCell="1" allowOverlap="1" wp14:anchorId="658BC9B3" wp14:editId="686C93C3">
                 <wp:simplePos x="0" y="0"/>
                 <wp:positionH relativeFrom="page">
                   <wp:posOffset>920750</wp:posOffset>
@@ -3689,7 +3689,7 @@
           </mc:Choice>
           <mc:Fallback>
             <w:pict>
-              <v:shape w14:anchorId="1284831E" id="Graphic 36" o:spid="_x0000_s1026" style="position:absolute;margin-left:72.5pt;margin-top:17.05pt;width:480.25pt;height:.1pt;z-index:-251681280;visibility:visible;mso-wrap-style:square;mso-wrap-distance-left:0;mso-wrap-distance-top:0;mso-wrap-distance-right:0;mso-wrap-distance-bottom:0;mso-position-horizontal:absolute;mso-position-horizontal-relative:page;mso-position-vertical:absolute;mso-position-vertical-relative:text;v-text-anchor:top" coordsize="6099175,1270" o:gfxdata="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" path="m,l6099048,e" filled="f" strokecolor="white" strokeweight=".14036mm">
+              <v:shape w14:anchorId="7E0FFC16" id="Graphic 36" o:spid="_x0000_s1026" style="position:absolute;margin-left:72.5pt;margin-top:17.05pt;width:480.25pt;height:.1pt;z-index:-251673600;visibility:visible;mso-wrap-style:square;mso-wrap-distance-left:0;mso-wrap-distance-top:0;mso-wrap-distance-right:0;mso-wrap-distance-bottom:0;mso-position-horizontal:absolute;mso-position-horizontal-relative:page;mso-position-vertical:absolute;mso-position-vertical-relative:text;v-text-anchor:top" coordsize="6099175,1270" o:gfxdata="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" path="m,l6099048,e" filled="f" strokecolor="white" strokeweight=".14036mm">
                 <v:path arrowok="t"/>
                 <w10:wrap type="topAndBottom" anchorx="page"/>
               </v:shape>
@@ -4047,7 +4047,7 @@
         <mc:AlternateContent>
           <mc:Choice Requires="wps">
             <w:drawing>
-              <wp:anchor distT="0" distB="0" distL="114300" distR="114300" simplePos="0" relativeHeight="251670016" behindDoc="1" locked="0" layoutInCell="1" allowOverlap="1" wp14:anchorId="3A12A04E" wp14:editId="0FFF247B">
+              <wp:anchor distT="0" distB="0" distL="114300" distR="114300" simplePos="0" relativeHeight="251677696" behindDoc="1" locked="0" layoutInCell="1" allowOverlap="1" wp14:anchorId="3A12A04E" wp14:editId="0FFF247B">
                 <wp:simplePos x="0" y="0"/>
                 <wp:positionH relativeFrom="column">
                   <wp:posOffset>3144225</wp:posOffset>
@@ -4122,7 +4122,7 @@
           </mc:Choice>
           <mc:Fallback>
             <w:pict>
-              <v:shape w14:anchorId="3A12A04E" id="_x0000_s1029" type="#_x0000_t202" style="position:absolute;left:0;text-align:left;margin-left:247.6pt;margin-top:40.85pt;width:59.4pt;height:74.5pt;z-index:-251646464;visibility:visible;mso-wrap-style:square;mso-width-percent:0;mso-height-percent:0;mso-wrap-distance-left:9pt;mso-wrap-distance-top:0;mso-wrap-distance-right:9pt;mso-wrap-distance-bottom:0;mso-position-horizontal:absolute;mso-position-horizontal-relative:text;mso-position-vertical:absolute;mso-position-vertical-relative:text;mso-width-percent:0;mso-height-percent:0;mso-width-relative:margin;mso-height-relative:margin;v-text-anchor:top" o:gfxdata="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" filled="f" stroked="f" strokeweight=".5pt">
+              <v:shape w14:anchorId="3A12A04E" id="_x0000_s1029" type="#_x0000_t202" style="position:absolute;left:0;text-align:left;margin-left:247.6pt;margin-top:40.85pt;width:59.4pt;height:74.5pt;z-index:-251638784;visibility:visible;mso-wrap-style:square;mso-width-percent:0;mso-height-percent:0;mso-wrap-distance-left:9pt;mso-wrap-distance-top:0;mso-wrap-distance-right:9pt;mso-wrap-distance-bottom:0;mso-position-horizontal:absolute;mso-position-horizontal-relative:text;mso-position-vertical:absolute;mso-position-vertical-relative:text;mso-width-percent:0;mso-height-percent:0;mso-width-relative:margin;mso-height-relative:margin;v-text-anchor:top" o:gfxdata="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" filled="f" stroked="f" strokeweight=".5pt">
                 <v:textbox>
                   <w:txbxContent>
                     <w:p>
@@ -4151,7 +4151,7 @@
           <w:noProof/>
         </w:rPr>
         <w:drawing>
-          <wp:anchor distT="0" distB="0" distL="0" distR="0" simplePos="0" relativeHeight="251631104" behindDoc="1" locked="0" layoutInCell="1" allowOverlap="1" wp14:anchorId="41C961C0" wp14:editId="3E5675B7">
+          <wp:anchor distT="0" distB="0" distL="0" distR="0" simplePos="0" relativeHeight="251637760" behindDoc="1" locked="0" layoutInCell="1" allowOverlap="1" wp14:anchorId="41C961C0" wp14:editId="3E5675B7">
             <wp:simplePos x="0" y="0"/>
             <wp:positionH relativeFrom="page">
               <wp:posOffset>-15459</wp:posOffset>
@@ -4221,7 +4221,7 @@
         </w:rPr>
         <w:lastRenderedPageBreak/>
         <w:drawing>
-          <wp:anchor distT="0" distB="0" distL="0" distR="0" simplePos="0" relativeHeight="251619840" behindDoc="1" locked="0" layoutInCell="1" allowOverlap="1" wp14:anchorId="2EDF8726" wp14:editId="3FC57A4E">
+          <wp:anchor distT="0" distB="0" distL="0" distR="0" simplePos="0" relativeHeight="251628544" behindDoc="1" locked="0" layoutInCell="1" allowOverlap="1" wp14:anchorId="2EDF8726" wp14:editId="3FC57A4E">
             <wp:simplePos x="0" y="0"/>
             <wp:positionH relativeFrom="page">
               <wp:posOffset>0</wp:posOffset>
@@ -4347,7 +4347,7 @@
         <mc:AlternateContent>
           <mc:Choice Requires="wps">
             <w:drawing>
-              <wp:anchor distT="0" distB="0" distL="0" distR="0" simplePos="0" relativeHeight="251645440" behindDoc="1" locked="0" layoutInCell="1" allowOverlap="1" wp14:anchorId="39F8BFEE" wp14:editId="7ADF7585">
+              <wp:anchor distT="0" distB="0" distL="0" distR="0" simplePos="0" relativeHeight="251654144" behindDoc="1" locked="0" layoutInCell="1" allowOverlap="1" wp14:anchorId="39F8BFEE" wp14:editId="7ADF7585">
                 <wp:simplePos x="0" y="0"/>
                 <wp:positionH relativeFrom="page">
                   <wp:posOffset>920750</wp:posOffset>
@@ -4411,7 +4411,7 @@
           </mc:Choice>
           <mc:Fallback>
             <w:pict>
-              <v:shape w14:anchorId="2D0613A5" id="Graphic 16" o:spid="_x0000_s1026" style="position:absolute;margin-left:72.5pt;margin-top:11pt;width:480.25pt;height:.1pt;z-index:-251671040;visibility:visible;mso-wrap-style:square;mso-wrap-distance-left:0;mso-wrap-distance-top:0;mso-wrap-distance-right:0;mso-wrap-distance-bottom:0;mso-position-horizontal:absolute;mso-position-horizontal-relative:page;mso-position-vertical:absolute;mso-position-vertical-relative:text;v-text-anchor:top" coordsize="6099175,1270" o:gfxdata="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" path="m,l6099048,e" filled="f" strokecolor="white" strokeweight=".14036mm">
+              <v:shape w14:anchorId="61EE737D" id="Graphic 16" o:spid="_x0000_s1026" style="position:absolute;margin-left:72.5pt;margin-top:11pt;width:480.25pt;height:.1pt;z-index:-251662336;visibility:visible;mso-wrap-style:square;mso-wrap-distance-left:0;mso-wrap-distance-top:0;mso-wrap-distance-right:0;mso-wrap-distance-bottom:0;mso-position-horizontal:absolute;mso-position-horizontal-relative:page;mso-position-vertical:absolute;mso-position-vertical-relative:text;v-text-anchor:top" coordsize="6099175,1270" o:gfxdata="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" path="m,l6099048,e" filled="f" strokecolor="white" strokeweight=".14036mm">
                 <v:path arrowok="t"/>
                 <w10:wrap type="topAndBottom" anchorx="page"/>
               </v:shape>
@@ -6023,7 +6023,7 @@
           <w:sz w:val="16"/>
         </w:rPr>
         <w:drawing>
-          <wp:anchor distT="0" distB="0" distL="0" distR="0" simplePos="0" relativeHeight="251647488" behindDoc="1" locked="0" layoutInCell="1" allowOverlap="1" wp14:anchorId="5A3C7FA9" wp14:editId="58C57415">
+          <wp:anchor distT="0" distB="0" distL="0" distR="0" simplePos="0" relativeHeight="251657216" behindDoc="1" locked="0" layoutInCell="1" allowOverlap="1" wp14:anchorId="5A3C7FA9" wp14:editId="58C57415">
             <wp:simplePos x="0" y="0"/>
             <wp:positionH relativeFrom="page">
               <wp:posOffset>536575</wp:posOffset>
@@ -6453,7 +6453,7 @@
         <mc:AlternateContent>
           <mc:Choice Requires="wps">
             <w:drawing>
-              <wp:anchor distT="0" distB="0" distL="114300" distR="114300" simplePos="0" relativeHeight="251673088" behindDoc="1" locked="0" layoutInCell="1" allowOverlap="1" wp14:anchorId="3D80317D" wp14:editId="3F97F0A8">
+              <wp:anchor distT="0" distB="0" distL="114300" distR="114300" simplePos="0" relativeHeight="251678720" behindDoc="1" locked="0" layoutInCell="1" allowOverlap="1" wp14:anchorId="3D80317D" wp14:editId="3F97F0A8">
                 <wp:simplePos x="0" y="0"/>
                 <wp:positionH relativeFrom="column">
                   <wp:posOffset>3186755</wp:posOffset>
@@ -6528,7 +6528,7 @@
           </mc:Choice>
           <mc:Fallback>
             <w:pict>
-              <v:shape w14:anchorId="3D80317D" id="_x0000_s1030" type="#_x0000_t202" style="position:absolute;left:0;text-align:left;margin-left:250.95pt;margin-top:108.2pt;width:23pt;height:22pt;z-index:-251643392;visibility:visible;mso-wrap-style:square;mso-width-percent:0;mso-height-percent:0;mso-wrap-distance-left:9pt;mso-wrap-distance-top:0;mso-wrap-distance-right:9pt;mso-wrap-distance-bottom:0;mso-position-horizontal:absolute;mso-position-horizontal-relative:text;mso-position-vertical:absolute;mso-position-vertical-relative:text;mso-width-percent:0;mso-height-percent:0;mso-width-relative:margin;mso-height-relative:margin;v-text-anchor:top" o:gfxdata="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" filled="f" stroked="f" strokeweight=".5pt">
+              <v:shape w14:anchorId="3D80317D" id="_x0000_s1030" type="#_x0000_t202" style="position:absolute;left:0;text-align:left;margin-left:250.95pt;margin-top:108.2pt;width:23pt;height:22pt;z-index:-251637760;visibility:visible;mso-wrap-style:square;mso-width-percent:0;mso-height-percent:0;mso-wrap-distance-left:9pt;mso-wrap-distance-top:0;mso-wrap-distance-right:9pt;mso-wrap-distance-bottom:0;mso-position-horizontal:absolute;mso-position-horizontal-relative:text;mso-position-vertical:absolute;mso-position-vertical-relative:text;mso-width-percent:0;mso-height-percent:0;mso-width-relative:margin;mso-height-relative:margin;v-text-anchor:top" o:gfxdata="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" filled="f" stroked="f" strokeweight=".5pt">
                 <v:textbox>
                   <w:txbxContent>
                     <w:p>
@@ -6561,7 +6561,7 @@
         <mc:AlternateContent>
           <mc:Choice Requires="wps">
             <w:drawing>
-              <wp:anchor distT="0" distB="0" distL="114300" distR="114300" simplePos="0" relativeHeight="251641344" behindDoc="1" locked="0" layoutInCell="1" allowOverlap="1" wp14:anchorId="41B02F49" wp14:editId="64F5F17D">
+              <wp:anchor distT="0" distB="0" distL="114300" distR="114300" simplePos="0" relativeHeight="251648000" behindDoc="1" locked="0" layoutInCell="1" allowOverlap="1" wp14:anchorId="41B02F49" wp14:editId="64F5F17D">
                 <wp:simplePos x="0" y="0"/>
                 <wp:positionH relativeFrom="column">
                   <wp:posOffset>3187700</wp:posOffset>
@@ -6636,7 +6636,7 @@
           </mc:Choice>
           <mc:Fallback>
             <w:pict>
-              <v:shape w14:anchorId="41B02F49" id="_x0000_s1031" type="#_x0000_t202" style="position:absolute;left:0;text-align:left;margin-left:251pt;margin-top:104.95pt;width:23pt;height:22pt;z-index:-251675136;visibility:visible;mso-wrap-style:square;mso-width-percent:0;mso-height-percent:0;mso-wrap-distance-left:9pt;mso-wrap-distance-top:0;mso-wrap-distance-right:9pt;mso-wrap-distance-bottom:0;mso-position-horizontal:absolute;mso-position-horizontal-relative:text;mso-position-vertical:absolute;mso-position-vertical-relative:text;mso-width-percent:0;mso-height-percent:0;mso-width-relative:margin;mso-height-relative:margin;v-text-anchor:top" o:gfxdata="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" filled="f" stroked="f" strokeweight=".5pt">
+              <v:shape w14:anchorId="41B02F49" id="_x0000_s1031" type="#_x0000_t202" style="position:absolute;left:0;text-align:left;margin-left:251pt;margin-top:104.95pt;width:23pt;height:22pt;z-index:-251668480;visibility:visible;mso-wrap-style:square;mso-width-percent:0;mso-height-percent:0;mso-wrap-distance-left:9pt;mso-wrap-distance-top:0;mso-wrap-distance-right:9pt;mso-wrap-distance-bottom:0;mso-position-horizontal:absolute;mso-position-horizontal-relative:text;mso-position-vertical:absolute;mso-position-vertical-relative:text;mso-width-percent:0;mso-height-percent:0;mso-width-relative:margin;mso-height-relative:margin;v-text-anchor:top" o:gfxdata="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" filled="f" stroked="f" strokeweight=".5pt">
                 <v:textbox>
                   <w:txbxContent>
                     <w:p>
@@ -6857,7 +6857,7 @@
         <mc:AlternateContent>
           <mc:Choice Requires="wps">
             <w:drawing>
-              <wp:anchor distT="0" distB="0" distL="114300" distR="114300" simplePos="0" relativeHeight="251612672" behindDoc="1" locked="0" layoutInCell="1" allowOverlap="1" wp14:anchorId="142F26CB" wp14:editId="68EA9BC7">
+              <wp:anchor distT="0" distB="0" distL="114300" distR="114300" simplePos="0" relativeHeight="251624448" behindDoc="1" locked="0" layoutInCell="1" allowOverlap="1" wp14:anchorId="142F26CB" wp14:editId="68EA9BC7">
                 <wp:simplePos x="0" y="0"/>
                 <wp:positionH relativeFrom="column">
                   <wp:posOffset>3187700</wp:posOffset>
@@ -6932,7 +6932,7 @@
           </mc:Choice>
           <mc:Fallback>
             <w:pict>
-              <v:shape w14:anchorId="142F26CB" id="_x0000_s1032" type="#_x0000_t202" style="position:absolute;left:0;text-align:left;margin-left:251pt;margin-top:69.6pt;width:23pt;height:22pt;z-index:-251703808;visibility:visible;mso-wrap-style:square;mso-width-percent:0;mso-height-percent:0;mso-wrap-distance-left:9pt;mso-wrap-distance-top:0;mso-wrap-distance-right:9pt;mso-wrap-distance-bottom:0;mso-position-horizontal:absolute;mso-position-horizontal-relative:text;mso-position-vertical:absolute;mso-position-vertical-relative:text;mso-width-percent:0;mso-height-percent:0;mso-width-relative:margin;mso-height-relative:margin;v-text-anchor:top" o:gfxdata="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" filled="f" stroked="f" strokeweight=".5pt">
+              <v:shape w14:anchorId="142F26CB" id="_x0000_s1032" type="#_x0000_t202" style="position:absolute;left:0;text-align:left;margin-left:251pt;margin-top:69.6pt;width:23pt;height:22pt;z-index:-251692032;visibility:visible;mso-wrap-style:square;mso-width-percent:0;mso-height-percent:0;mso-wrap-distance-left:9pt;mso-wrap-distance-top:0;mso-wrap-distance-right:9pt;mso-wrap-distance-bottom:0;mso-position-horizontal:absolute;mso-position-horizontal-relative:text;mso-position-vertical:absolute;mso-position-vertical-relative:text;mso-width-percent:0;mso-height-percent:0;mso-width-relative:margin;mso-height-relative:margin;v-text-anchor:top" o:gfxdata="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" filled="f" stroked="f" strokeweight=".5pt">
                 <v:textbox>
                   <w:txbxContent>
                     <w:p>
@@ -6961,7 +6961,7 @@
           <w:noProof/>
         </w:rPr>
         <w:drawing>
-          <wp:anchor distT="0" distB="0" distL="0" distR="0" simplePos="0" relativeHeight="251628032" behindDoc="1" locked="0" layoutInCell="1" allowOverlap="1" wp14:anchorId="08679E7C" wp14:editId="77DBE75C">
+          <wp:anchor distT="0" distB="0" distL="0" distR="0" simplePos="0" relativeHeight="251634688" behindDoc="1" locked="0" layoutInCell="1" allowOverlap="1" wp14:anchorId="08679E7C" wp14:editId="77DBE75C">
             <wp:simplePos x="0" y="0"/>
             <wp:positionH relativeFrom="page">
               <wp:posOffset>0</wp:posOffset>
@@ -7086,7 +7086,7 @@
         <mc:AlternateContent>
           <mc:Choice Requires="wps">
             <w:drawing>
-              <wp:anchor distT="0" distB="0" distL="0" distR="0" simplePos="0" relativeHeight="251649536" behindDoc="1" locked="0" layoutInCell="1" allowOverlap="1" wp14:anchorId="14F59EF1" wp14:editId="2F2621AF">
+              <wp:anchor distT="0" distB="0" distL="0" distR="0" simplePos="0" relativeHeight="251661312" behindDoc="1" locked="0" layoutInCell="1" allowOverlap="1" wp14:anchorId="14F59EF1" wp14:editId="2F2621AF">
                 <wp:simplePos x="0" y="0"/>
                 <wp:positionH relativeFrom="page">
                   <wp:posOffset>920750</wp:posOffset>
@@ -7150,7 +7150,7 @@
           </mc:Choice>
           <mc:Fallback>
             <w:pict>
-              <v:shape w14:anchorId="781EC0C8" id="Graphic 26" o:spid="_x0000_s1026" style="position:absolute;margin-left:72.5pt;margin-top:17.05pt;width:480.25pt;height:.1pt;z-index:-251666944;visibility:visible;mso-wrap-style:square;mso-wrap-distance-left:0;mso-wrap-distance-top:0;mso-wrap-distance-right:0;mso-wrap-distance-bottom:0;mso-position-horizontal:absolute;mso-position-horizontal-relative:page;mso-position-vertical:absolute;mso-position-vertical-relative:text;v-text-anchor:top" coordsize="6099175,1270" o:gfxdata="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" path="m,l6099048,e" filled="f" strokecolor="white" strokeweight=".14036mm">
+              <v:shape w14:anchorId="5D75F4B0" id="Graphic 26" o:spid="_x0000_s1026" style="position:absolute;margin-left:72.5pt;margin-top:17.05pt;width:480.25pt;height:.1pt;z-index:-251655168;visibility:visible;mso-wrap-style:square;mso-wrap-distance-left:0;mso-wrap-distance-top:0;mso-wrap-distance-right:0;mso-wrap-distance-bottom:0;mso-position-horizontal:absolute;mso-position-horizontal-relative:page;mso-position-vertical:absolute;mso-position-vertical-relative:text;v-text-anchor:top" coordsize="6099175,1270" o:gfxdata="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" path="m,l6099048,e" filled="f" strokecolor="white" strokeweight=".14036mm">
                 <v:path arrowok="t"/>
                 <w10:wrap type="topAndBottom" anchorx="page"/>
               </v:shape>
@@ -8358,7 +8358,7 @@
           <w:sz w:val="20"/>
         </w:rPr>
         <w:drawing>
-          <wp:anchor distT="0" distB="0" distL="0" distR="0" simplePos="0" relativeHeight="251650560" behindDoc="1" locked="0" layoutInCell="1" allowOverlap="1" wp14:anchorId="68181029" wp14:editId="48708E05">
+          <wp:anchor distT="0" distB="0" distL="0" distR="0" simplePos="0" relativeHeight="251662336" behindDoc="1" locked="0" layoutInCell="1" allowOverlap="1" wp14:anchorId="68181029" wp14:editId="48708E05">
             <wp:simplePos x="0" y="0"/>
             <wp:positionH relativeFrom="page">
               <wp:posOffset>1817370</wp:posOffset>
@@ -8671,7 +8671,7 @@
         <mc:AlternateContent>
           <mc:Choice Requires="wps">
             <w:drawing>
-              <wp:anchor distT="0" distB="0" distL="114300" distR="114300" simplePos="0" relativeHeight="251677184" behindDoc="1" locked="0" layoutInCell="1" allowOverlap="1" wp14:anchorId="6BC25113" wp14:editId="379AA9BE">
+              <wp:anchor distT="0" distB="0" distL="114300" distR="114300" simplePos="0" relativeHeight="251679744" behindDoc="1" locked="0" layoutInCell="1" allowOverlap="1" wp14:anchorId="6BC25113" wp14:editId="379AA9BE">
                 <wp:simplePos x="0" y="0"/>
                 <wp:positionH relativeFrom="column">
                   <wp:posOffset>3186209</wp:posOffset>
@@ -8746,7 +8746,7 @@
           </mc:Choice>
           <mc:Fallback>
             <w:pict>
-              <v:shape w14:anchorId="6BC25113" id="_x0000_s1033" type="#_x0000_t202" style="position:absolute;left:0;text-align:left;margin-left:250.9pt;margin-top:125.4pt;width:23pt;height:22pt;z-index:-251639296;visibility:visible;mso-wrap-style:square;mso-width-percent:0;mso-height-percent:0;mso-wrap-distance-left:9pt;mso-wrap-distance-top:0;mso-wrap-distance-right:9pt;mso-wrap-distance-bottom:0;mso-position-horizontal:absolute;mso-position-horizontal-relative:text;mso-position-vertical:absolute;mso-position-vertical-relative:text;mso-width-percent:0;mso-height-percent:0;mso-width-relative:margin;mso-height-relative:margin;v-text-anchor:top" o:gfxdata="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" filled="f" stroked="f" strokeweight=".5pt">
+              <v:shape w14:anchorId="6BC25113" id="_x0000_s1033" type="#_x0000_t202" style="position:absolute;left:0;text-align:left;margin-left:250.9pt;margin-top:125.4pt;width:23pt;height:22pt;z-index:-251636736;visibility:visible;mso-wrap-style:square;mso-width-percent:0;mso-height-percent:0;mso-wrap-distance-left:9pt;mso-wrap-distance-top:0;mso-wrap-distance-right:9pt;mso-wrap-distance-bottom:0;mso-position-horizontal:absolute;mso-position-horizontal-relative:text;mso-position-vertical:absolute;mso-position-vertical-relative:text;mso-width-percent:0;mso-height-percent:0;mso-width-relative:margin;mso-height-relative:margin;v-text-anchor:top" o:gfxdata="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" filled="f" stroked="f" strokeweight=".5pt">
                 <v:textbox>
                   <w:txbxContent>
                     <w:p>
@@ -8779,7 +8779,7 @@
         <mc:AlternateContent>
           <mc:Choice Requires="wps">
             <w:drawing>
-              <wp:anchor distT="0" distB="0" distL="114300" distR="114300" simplePos="0" relativeHeight="251642368" behindDoc="1" locked="0" layoutInCell="1" allowOverlap="1" wp14:anchorId="251AD782" wp14:editId="158B66FE">
+              <wp:anchor distT="0" distB="0" distL="114300" distR="114300" simplePos="0" relativeHeight="251650048" behindDoc="1" locked="0" layoutInCell="1" allowOverlap="1" wp14:anchorId="251AD782" wp14:editId="158B66FE">
                 <wp:simplePos x="0" y="0"/>
                 <wp:positionH relativeFrom="column">
                   <wp:posOffset>3187700</wp:posOffset>
@@ -8854,7 +8854,7 @@
           </mc:Choice>
           <mc:Fallback>
             <w:pict>
-              <v:shape w14:anchorId="251AD782" id="_x0000_s1034" type="#_x0000_t202" style="position:absolute;left:0;text-align:left;margin-left:251pt;margin-top:114.95pt;width:23pt;height:22pt;z-index:-251674112;visibility:visible;mso-wrap-style:square;mso-width-percent:0;mso-height-percent:0;mso-wrap-distance-left:9pt;mso-wrap-distance-top:0;mso-wrap-distance-right:9pt;mso-wrap-distance-bottom:0;mso-position-horizontal:absolute;mso-position-horizontal-relative:text;mso-position-vertical:absolute;mso-position-vertical-relative:text;mso-width-percent:0;mso-height-percent:0;mso-width-relative:margin;mso-height-relative:margin;v-text-anchor:top" o:gfxdata="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" filled="f" stroked="f" strokeweight=".5pt">
+              <v:shape w14:anchorId="251AD782" id="_x0000_s1034" type="#_x0000_t202" style="position:absolute;left:0;text-align:left;margin-left:251pt;margin-top:114.95pt;width:23pt;height:22pt;z-index:-251666432;visibility:visible;mso-wrap-style:square;mso-width-percent:0;mso-height-percent:0;mso-wrap-distance-left:9pt;mso-wrap-distance-top:0;mso-wrap-distance-right:9pt;mso-wrap-distance-bottom:0;mso-position-horizontal:absolute;mso-position-horizontal-relative:text;mso-position-vertical:absolute;mso-position-vertical-relative:text;mso-width-percent:0;mso-height-percent:0;mso-width-relative:margin;mso-height-relative:margin;v-text-anchor:top" o:gfxdata="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" filled="f" stroked="f" strokeweight=".5pt">
                 <v:textbox>
                   <w:txbxContent>
                     <w:p>
@@ -9180,7 +9180,7 @@
         </w:rPr>
         <w:lastRenderedPageBreak/>
         <w:drawing>
-          <wp:anchor distT="0" distB="0" distL="0" distR="0" simplePos="0" relativeHeight="251630080" behindDoc="1" locked="0" layoutInCell="1" allowOverlap="1" wp14:anchorId="3429B4EE" wp14:editId="5FB67AC1">
+          <wp:anchor distT="0" distB="0" distL="0" distR="0" simplePos="0" relativeHeight="251635712" behindDoc="1" locked="0" layoutInCell="1" allowOverlap="1" wp14:anchorId="3429B4EE" wp14:editId="5FB67AC1">
             <wp:simplePos x="0" y="0"/>
             <wp:positionH relativeFrom="page">
               <wp:posOffset>0</wp:posOffset>
@@ -9314,7 +9314,7 @@
         <mc:AlternateContent>
           <mc:Choice Requires="wps">
             <w:drawing>
-              <wp:anchor distT="0" distB="0" distL="0" distR="0" simplePos="0" relativeHeight="251651584" behindDoc="1" locked="0" layoutInCell="1" allowOverlap="1" wp14:anchorId="3B2915AE" wp14:editId="0B88110F">
+              <wp:anchor distT="0" distB="0" distL="0" distR="0" simplePos="0" relativeHeight="251663360" behindDoc="1" locked="0" layoutInCell="1" allowOverlap="1" wp14:anchorId="3B2915AE" wp14:editId="0B88110F">
                 <wp:simplePos x="0" y="0"/>
                 <wp:positionH relativeFrom="page">
                   <wp:posOffset>920750</wp:posOffset>
@@ -9378,7 +9378,7 @@
           </mc:Choice>
           <mc:Fallback>
             <w:pict>
-              <v:shape w14:anchorId="33C6ABE0" id="Graphic 29" o:spid="_x0000_s1026" style="position:absolute;margin-left:72.5pt;margin-top:13.7pt;width:480.25pt;height:.1pt;z-index:-251664896;visibility:visible;mso-wrap-style:square;mso-wrap-distance-left:0;mso-wrap-distance-top:0;mso-wrap-distance-right:0;mso-wrap-distance-bottom:0;mso-position-horizontal:absolute;mso-position-horizontal-relative:page;mso-position-vertical:absolute;mso-position-vertical-relative:text;v-text-anchor:top" coordsize="6099175,1270" o:gfxdata="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" path="m,l6099048,e" filled="f" strokecolor="white" strokeweight=".14036mm">
+              <v:shape w14:anchorId="18CC41F2" id="Graphic 29" o:spid="_x0000_s1026" style="position:absolute;margin-left:72.5pt;margin-top:13.7pt;width:480.25pt;height:.1pt;z-index:-251653120;visibility:visible;mso-wrap-style:square;mso-wrap-distance-left:0;mso-wrap-distance-top:0;mso-wrap-distance-right:0;mso-wrap-distance-bottom:0;mso-position-horizontal:absolute;mso-position-horizontal-relative:page;mso-position-vertical:absolute;mso-position-vertical-relative:text;v-text-anchor:top" coordsize="6099175,1270" o:gfxdata="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" path="m,l6099048,e" filled="f" strokecolor="white" strokeweight=".14036mm">
                 <v:path arrowok="t"/>
                 <w10:wrap type="topAndBottom" anchorx="page"/>
               </v:shape>
@@ -9798,7 +9798,7 @@
         <mc:AlternateContent>
           <mc:Choice Requires="wps">
             <w:drawing>
-              <wp:anchor distT="0" distB="0" distL="114300" distR="114300" simplePos="0" relativeHeight="251679232" behindDoc="1" locked="0" layoutInCell="1" allowOverlap="1" wp14:anchorId="45C60104" wp14:editId="035A2920">
+              <wp:anchor distT="0" distB="0" distL="114300" distR="114300" simplePos="0" relativeHeight="251680768" behindDoc="1" locked="0" layoutInCell="1" allowOverlap="1" wp14:anchorId="45C60104" wp14:editId="035A2920">
                 <wp:simplePos x="0" y="0"/>
                 <wp:positionH relativeFrom="column">
                   <wp:posOffset>3186755</wp:posOffset>
@@ -9873,7 +9873,7 @@
           </mc:Choice>
           <mc:Fallback>
             <w:pict>
-              <v:shape w14:anchorId="45C60104" id="_x0000_s1035" type="#_x0000_t202" style="position:absolute;left:0;text-align:left;margin-left:250.95pt;margin-top:249.45pt;width:23pt;height:22pt;z-index:-251637248;visibility:visible;mso-wrap-style:square;mso-width-percent:0;mso-height-percent:0;mso-wrap-distance-left:9pt;mso-wrap-distance-top:0;mso-wrap-distance-right:9pt;mso-wrap-distance-bottom:0;mso-position-horizontal:absolute;mso-position-horizontal-relative:text;mso-position-vertical:absolute;mso-position-vertical-relative:text;mso-width-percent:0;mso-height-percent:0;mso-width-relative:margin;mso-height-relative:margin;v-text-anchor:top" o:gfxdata="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" filled="f" stroked="f" strokeweight=".5pt">
+              <v:shape w14:anchorId="45C60104" id="_x0000_s1035" type="#_x0000_t202" style="position:absolute;left:0;text-align:left;margin-left:250.95pt;margin-top:249.45pt;width:23pt;height:22pt;z-index:-251635712;visibility:visible;mso-wrap-style:square;mso-width-percent:0;mso-height-percent:0;mso-wrap-distance-left:9pt;mso-wrap-distance-top:0;mso-wrap-distance-right:9pt;mso-wrap-distance-bottom:0;mso-position-horizontal:absolute;mso-position-horizontal-relative:text;mso-position-vertical:absolute;mso-position-vertical-relative:text;mso-width-percent:0;mso-height-percent:0;mso-width-relative:margin;mso-height-relative:margin;v-text-anchor:top" o:gfxdata="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" filled="f" stroked="f" strokeweight=".5pt">
                 <v:textbox>
                   <w:txbxContent>
                     <w:p>
@@ -9906,7 +9906,7 @@
         <mc:AlternateContent>
           <mc:Choice Requires="wps">
             <w:drawing>
-              <wp:anchor distT="0" distB="0" distL="114300" distR="114300" simplePos="0" relativeHeight="251643392" behindDoc="1" locked="0" layoutInCell="1" allowOverlap="1" wp14:anchorId="08205297" wp14:editId="70A5875D">
+              <wp:anchor distT="0" distB="0" distL="114300" distR="114300" simplePos="0" relativeHeight="251652096" behindDoc="1" locked="0" layoutInCell="1" allowOverlap="1" wp14:anchorId="08205297" wp14:editId="70A5875D">
                 <wp:simplePos x="0" y="0"/>
                 <wp:positionH relativeFrom="column">
                   <wp:posOffset>3119120</wp:posOffset>
@@ -9981,7 +9981,7 @@
           </mc:Choice>
           <mc:Fallback>
             <w:pict>
-              <v:shape w14:anchorId="08205297" id="_x0000_s1036" type="#_x0000_t202" style="position:absolute;left:0;text-align:left;margin-left:245.6pt;margin-top:178.9pt;width:34pt;height:20pt;z-index:-251673088;visibility:visible;mso-wrap-style:square;mso-width-percent:0;mso-height-percent:0;mso-wrap-distance-left:9pt;mso-wrap-distance-top:0;mso-wrap-distance-right:9pt;mso-wrap-distance-bottom:0;mso-position-horizontal:absolute;mso-position-horizontal-relative:text;mso-position-vertical:absolute;mso-position-vertical-relative:text;mso-width-percent:0;mso-height-percent:0;mso-width-relative:margin;mso-height-relative:margin;v-text-anchor:top" o:gfxdata="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" filled="f" stroked="f" strokeweight=".5pt">
+              <v:shape w14:anchorId="08205297" id="_x0000_s1036" type="#_x0000_t202" style="position:absolute;left:0;text-align:left;margin-left:245.6pt;margin-top:178.9pt;width:34pt;height:20pt;z-index:-251664384;visibility:visible;mso-wrap-style:square;mso-width-percent:0;mso-height-percent:0;mso-wrap-distance-left:9pt;mso-wrap-distance-top:0;mso-wrap-distance-right:9pt;mso-wrap-distance-bottom:0;mso-position-horizontal:absolute;mso-position-horizontal-relative:text;mso-position-vertical:absolute;mso-position-vertical-relative:text;mso-width-percent:0;mso-height-percent:0;mso-width-relative:margin;mso-height-relative:margin;v-text-anchor:top" o:gfxdata="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" filled="f" stroked="f" strokeweight=".5pt">
                 <v:textbox>
                   <w:txbxContent>
                     <w:p>
@@ -10669,7 +10669,7 @@
         </w:rPr>
         <w:lastRenderedPageBreak/>
         <w:drawing>
-          <wp:anchor distT="0" distB="0" distL="0" distR="0" simplePos="0" relativeHeight="251637248" behindDoc="1" locked="0" layoutInCell="1" allowOverlap="1" wp14:anchorId="2D3BCA30" wp14:editId="3241AF2B">
+          <wp:anchor distT="0" distB="0" distL="0" distR="0" simplePos="0" relativeHeight="251644928" behindDoc="1" locked="0" layoutInCell="1" allowOverlap="1" wp14:anchorId="2D3BCA30" wp14:editId="3241AF2B">
             <wp:simplePos x="0" y="0"/>
             <wp:positionH relativeFrom="page">
               <wp:posOffset>0</wp:posOffset>
@@ -10808,7 +10808,7 @@
         <mc:AlternateContent>
           <mc:Choice Requires="wps">
             <w:drawing>
-              <wp:anchor distT="0" distB="0" distL="0" distR="0" simplePos="0" relativeHeight="251652608" behindDoc="1" locked="0" layoutInCell="1" allowOverlap="1" wp14:anchorId="45F5F26B" wp14:editId="08B28C8A">
+              <wp:anchor distT="0" distB="0" distL="0" distR="0" simplePos="0" relativeHeight="251664384" behindDoc="1" locked="0" layoutInCell="1" allowOverlap="1" wp14:anchorId="45F5F26B" wp14:editId="08B28C8A">
                 <wp:simplePos x="0" y="0"/>
                 <wp:positionH relativeFrom="page">
                   <wp:posOffset>539750</wp:posOffset>
@@ -10872,7 +10872,7 @@
           </mc:Choice>
           <mc:Fallback>
             <w:pict>
-              <v:shape w14:anchorId="749BF65F" id="Graphic 32" o:spid="_x0000_s1026" style="position:absolute;margin-left:42.5pt;margin-top:5.3pt;width:480.25pt;height:.1pt;z-index:-251663872;visibility:visible;mso-wrap-style:square;mso-wrap-distance-left:0;mso-wrap-distance-top:0;mso-wrap-distance-right:0;mso-wrap-distance-bottom:0;mso-position-horizontal:absolute;mso-position-horizontal-relative:page;mso-position-vertical:absolute;mso-position-vertical-relative:text;v-text-anchor:top" coordsize="6099175,1270" o:gfxdata="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" path="m,l6099048,e" filled="f" strokecolor="white" strokeweight=".14036mm">
+              <v:shape w14:anchorId="627710A5" id="Graphic 32" o:spid="_x0000_s1026" style="position:absolute;margin-left:42.5pt;margin-top:5.3pt;width:480.25pt;height:.1pt;z-index:-251652096;visibility:visible;mso-wrap-style:square;mso-wrap-distance-left:0;mso-wrap-distance-top:0;mso-wrap-distance-right:0;mso-wrap-distance-bottom:0;mso-position-horizontal:absolute;mso-position-horizontal-relative:page;mso-position-vertical:absolute;mso-position-vertical-relative:text;v-text-anchor:top" coordsize="6099175,1270" o:gfxdata="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" path="m,l6099048,e" filled="f" strokecolor="white" strokeweight=".14036mm">
                 <v:path arrowok="t"/>
                 <w10:wrap type="topAndBottom" anchorx="page"/>
               </v:shape>
@@ -11784,7 +11784,7 @@
           <w:sz w:val="19"/>
         </w:rPr>
         <w:drawing>
-          <wp:anchor distT="0" distB="0" distL="0" distR="0" simplePos="0" relativeHeight="251653632" behindDoc="1" locked="0" layoutInCell="1" allowOverlap="1" wp14:anchorId="4D1CBD9E" wp14:editId="37C36C6D">
+          <wp:anchor distT="0" distB="0" distL="0" distR="0" simplePos="0" relativeHeight="251665408" behindDoc="1" locked="0" layoutInCell="1" allowOverlap="1" wp14:anchorId="4D1CBD9E" wp14:editId="37C36C6D">
             <wp:simplePos x="0" y="0"/>
             <wp:positionH relativeFrom="page">
               <wp:posOffset>1454150</wp:posOffset>
@@ -11833,7 +11833,7 @@
           <w:sz w:val="19"/>
         </w:rPr>
         <w:drawing>
-          <wp:anchor distT="0" distB="0" distL="0" distR="0" simplePos="0" relativeHeight="251654656" behindDoc="1" locked="0" layoutInCell="1" allowOverlap="1" wp14:anchorId="2A5E9BBF" wp14:editId="2ECF6E46">
+          <wp:anchor distT="0" distB="0" distL="0" distR="0" simplePos="0" relativeHeight="251666432" behindDoc="1" locked="0" layoutInCell="1" allowOverlap="1" wp14:anchorId="2A5E9BBF" wp14:editId="2ECF6E46">
             <wp:simplePos x="0" y="0"/>
             <wp:positionH relativeFrom="page">
               <wp:posOffset>539750</wp:posOffset>
@@ -11920,7 +11920,7 @@
         <mc:AlternateContent>
           <mc:Choice Requires="wps">
             <w:drawing>
-              <wp:anchor distT="0" distB="0" distL="114300" distR="114300" simplePos="0" relativeHeight="251681280" behindDoc="1" locked="0" layoutInCell="1" allowOverlap="1" wp14:anchorId="67A5BB32" wp14:editId="6FA1DB65">
+              <wp:anchor distT="0" distB="0" distL="114300" distR="114300" simplePos="0" relativeHeight="251682816" behindDoc="1" locked="0" layoutInCell="1" allowOverlap="1" wp14:anchorId="67A5BB32" wp14:editId="6FA1DB65">
                 <wp:simplePos x="0" y="0"/>
                 <wp:positionH relativeFrom="column">
                   <wp:posOffset>3186755</wp:posOffset>
@@ -11995,7 +11995,7 @@
           </mc:Choice>
           <mc:Fallback>
             <w:pict>
-              <v:shape w14:anchorId="67A5BB32" id="_x0000_s1037" type="#_x0000_t202" style="position:absolute;left:0;text-align:left;margin-left:250.95pt;margin-top:46.2pt;width:23pt;height:22pt;z-index:-251635200;visibility:visible;mso-wrap-style:square;mso-width-percent:0;mso-height-percent:0;mso-wrap-distance-left:9pt;mso-wrap-distance-top:0;mso-wrap-distance-right:9pt;mso-wrap-distance-bottom:0;mso-position-horizontal:absolute;mso-position-horizontal-relative:text;mso-position-vertical:absolute;mso-position-vertical-relative:text;mso-width-percent:0;mso-height-percent:0;mso-width-relative:margin;mso-height-relative:margin;v-text-anchor:top" o:gfxdata="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" filled="f" stroked="f" strokeweight=".5pt">
+              <v:shape w14:anchorId="67A5BB32" id="_x0000_s1037" type="#_x0000_t202" style="position:absolute;left:0;text-align:left;margin-left:250.95pt;margin-top:46.2pt;width:23pt;height:22pt;z-index:-251633664;visibility:visible;mso-wrap-style:square;mso-width-percent:0;mso-height-percent:0;mso-wrap-distance-left:9pt;mso-wrap-distance-top:0;mso-wrap-distance-right:9pt;mso-wrap-distance-bottom:0;mso-position-horizontal:absolute;mso-position-horizontal-relative:text;mso-position-vertical:absolute;mso-position-vertical-relative:text;mso-width-percent:0;mso-height-percent:0;mso-width-relative:margin;mso-height-relative:margin;v-text-anchor:top" o:gfxdata="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" filled="f" stroked="f" strokeweight=".5pt">
                 <v:textbox>
                   <w:txbxContent>
                     <w:p>
@@ -12028,7 +12028,7 @@
         <mc:AlternateContent>
           <mc:Choice Requires="wps">
             <w:drawing>
-              <wp:anchor distT="0" distB="0" distL="114300" distR="114300" simplePos="0" relativeHeight="251645440" behindDoc="1" locked="0" layoutInCell="1" allowOverlap="1" wp14:anchorId="786DD440" wp14:editId="06440F40">
+              <wp:anchor distT="0" distB="0" distL="114300" distR="114300" simplePos="0" relativeHeight="251655168" behindDoc="1" locked="0" layoutInCell="1" allowOverlap="1" wp14:anchorId="786DD440" wp14:editId="06440F40">
                 <wp:simplePos x="0" y="0"/>
                 <wp:positionH relativeFrom="column">
                   <wp:posOffset>3131820</wp:posOffset>
@@ -12103,7 +12103,7 @@
           </mc:Choice>
           <mc:Fallback>
             <w:pict>
-              <v:shape w14:anchorId="786DD440" id="_x0000_s1038" type="#_x0000_t202" style="position:absolute;left:0;text-align:left;margin-left:246.6pt;margin-top:40.15pt;width:31pt;height:24pt;z-index:-251671040;visibility:visible;mso-wrap-style:square;mso-width-percent:0;mso-height-percent:0;mso-wrap-distance-left:9pt;mso-wrap-distance-top:0;mso-wrap-distance-right:9pt;mso-wrap-distance-bottom:0;mso-position-horizontal:absolute;mso-position-horizontal-relative:text;mso-position-vertical:absolute;mso-position-vertical-relative:text;mso-width-percent:0;mso-height-percent:0;mso-width-relative:margin;mso-height-relative:margin;v-text-anchor:top" o:gfxdata="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" filled="f" stroked="f" strokeweight=".5pt">
+              <v:shape w14:anchorId="786DD440" id="_x0000_s1038" type="#_x0000_t202" style="position:absolute;left:0;text-align:left;margin-left:246.6pt;margin-top:40.15pt;width:31pt;height:24pt;z-index:-251661312;visibility:visible;mso-wrap-style:square;mso-width-percent:0;mso-height-percent:0;mso-wrap-distance-left:9pt;mso-wrap-distance-top:0;mso-wrap-distance-right:9pt;mso-wrap-distance-bottom:0;mso-position-horizontal:absolute;mso-position-horizontal-relative:text;mso-position-vertical:absolute;mso-position-vertical-relative:text;mso-width-percent:0;mso-height-percent:0;mso-width-relative:margin;mso-height-relative:margin;v-text-anchor:top" o:gfxdata="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" filled="f" stroked="f" strokeweight=".5pt">
                 <v:textbox>
                   <w:txbxContent>
                     <w:p>
@@ -12429,7 +12429,7 @@
         </w:rPr>
         <w:lastRenderedPageBreak/>
         <w:drawing>
-          <wp:anchor distT="0" distB="0" distL="0" distR="0" simplePos="0" relativeHeight="251639296" behindDoc="1" locked="0" layoutInCell="1" allowOverlap="1" wp14:anchorId="6094449B" wp14:editId="6A79BB67">
+          <wp:anchor distT="0" distB="0" distL="0" distR="0" simplePos="0" relativeHeight="251646976" behindDoc="1" locked="0" layoutInCell="1" allowOverlap="1" wp14:anchorId="6094449B" wp14:editId="6A79BB67">
             <wp:simplePos x="0" y="0"/>
             <wp:positionH relativeFrom="page">
               <wp:posOffset>0</wp:posOffset>
@@ -12579,7 +12579,7 @@
         <mc:AlternateContent>
           <mc:Choice Requires="wps">
             <w:drawing>
-              <wp:anchor distT="0" distB="0" distL="0" distR="0" simplePos="0" relativeHeight="251655680" behindDoc="1" locked="0" layoutInCell="1" allowOverlap="1" wp14:anchorId="5B7ACC2E" wp14:editId="66C62E79">
+              <wp:anchor distT="0" distB="0" distL="0" distR="0" simplePos="0" relativeHeight="251667456" behindDoc="1" locked="0" layoutInCell="1" allowOverlap="1" wp14:anchorId="5B7ACC2E" wp14:editId="66C62E79">
                 <wp:simplePos x="0" y="0"/>
                 <wp:positionH relativeFrom="page">
                   <wp:posOffset>920750</wp:posOffset>
@@ -12643,7 +12643,7 @@
           </mc:Choice>
           <mc:Fallback>
             <w:pict>
-              <v:shape w14:anchorId="011A8A5A" id="Graphic 36" o:spid="_x0000_s1026" style="position:absolute;margin-left:72.5pt;margin-top:17.05pt;width:480.25pt;height:.1pt;z-index:-251660800;visibility:visible;mso-wrap-style:square;mso-wrap-distance-left:0;mso-wrap-distance-top:0;mso-wrap-distance-right:0;mso-wrap-distance-bottom:0;mso-position-horizontal:absolute;mso-position-horizontal-relative:page;mso-position-vertical:absolute;mso-position-vertical-relative:text;v-text-anchor:top" coordsize="6099175,1270" o:gfxdata="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" path="m,l6099048,e" filled="f" strokecolor="white" strokeweight=".14036mm">
+              <v:shape w14:anchorId="09D9643C" id="Graphic 36" o:spid="_x0000_s1026" style="position:absolute;margin-left:72.5pt;margin-top:17.05pt;width:480.25pt;height:.1pt;z-index:-251649024;visibility:visible;mso-wrap-style:square;mso-wrap-distance-left:0;mso-wrap-distance-top:0;mso-wrap-distance-right:0;mso-wrap-distance-bottom:0;mso-position-horizontal:absolute;mso-position-horizontal-relative:page;mso-position-vertical:absolute;mso-position-vertical-relative:text;v-text-anchor:top" coordsize="6099175,1270" o:gfxdata="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" path="m,l6099048,e" filled="f" strokecolor="white" strokeweight=".14036mm">
                 <v:path arrowok="t"/>
                 <w10:wrap type="topAndBottom" anchorx="page"/>
               </v:shape>
@@ -12690,7 +12690,19 @@
         <w:rPr>
           <w:color w:val="FFFFFF"/>
         </w:rPr>
-        <w:t xml:space="preserve">Type: Improper Input Validation </w:t>
+        <w:t xml:space="preserve">Type: </w:t>
+      </w:r>
+      <w:r>
+        <w:rPr>
+          <w:color w:val="FFFFFF"/>
+        </w:rPr>
+        <w:t xml:space="preserve">Integer Overflow / </w:t>
+      </w:r>
+      <w:r>
+        <w:rPr>
+          <w:color w:val="FFFFFF"/>
+        </w:rPr>
+        <w:t xml:space="preserve">Improper Input Validation </w:t>
       </w:r>
       <w:r>
         <w:rPr>
@@ -12731,7 +12743,13 @@
         <w:rPr>
           <w:color w:val="FFFFFF"/>
         </w:rPr>
-        <w:t>Discovered in: Black-box</w:t>
+        <w:t xml:space="preserve">Discovered in: </w:t>
+      </w:r>
+      <w:r>
+        <w:rPr>
+          <w:color w:val="FFFFFF"/>
+        </w:rPr>
+        <w:t>White-box</w:t>
       </w:r>
     </w:p>
     <w:p>
@@ -12757,698 +12775,18 @@
       <w:pPr>
         <w:pStyle w:val="BodyText"/>
         <w:spacing w:before="2"/>
-        <w:ind w:left="142" w:right="152"/>
-      </w:pPr>
-      <w:r>
-        <w:rPr>
-          <w:color w:val="FFFFFF"/>
-          <w:spacing w:val="-2"/>
-        </w:rPr>
-        <w:t>The</w:t>
-      </w:r>
-      <w:r>
-        <w:rPr>
-          <w:color w:val="FFFFFF"/>
-          <w:spacing w:val="-18"/>
-        </w:rPr>
-        <w:t xml:space="preserve"> </w:t>
-      </w:r>
-      <w:r>
-        <w:rPr>
-          <w:color w:val="FFFFFF"/>
-          <w:spacing w:val="-2"/>
-        </w:rPr>
-        <w:t>function</w:t>
-      </w:r>
-      <w:r>
-        <w:rPr>
-          <w:color w:val="FFFFFF"/>
-          <w:spacing w:val="-17"/>
-        </w:rPr>
-        <w:t xml:space="preserve"> </w:t>
-      </w:r>
-      <w:r>
-        <w:rPr>
-          <w:color w:val="FFFFFF"/>
-          <w:spacing w:val="-2"/>
-        </w:rPr>
-        <w:t>is</w:t>
-      </w:r>
-      <w:r>
-        <w:rPr>
-          <w:color w:val="FFFFFF"/>
-          <w:spacing w:val="-17"/>
-        </w:rPr>
-        <w:t xml:space="preserve"> </w:t>
-      </w:r>
-      <w:r>
-        <w:rPr>
-          <w:color w:val="FFFFFF"/>
-          <w:spacing w:val="-2"/>
-        </w:rPr>
-        <w:t>not</w:t>
-      </w:r>
-      <w:r>
-        <w:rPr>
-          <w:color w:val="FFFFFF"/>
-          <w:spacing w:val="-18"/>
-        </w:rPr>
-        <w:t xml:space="preserve"> </w:t>
-      </w:r>
-      <w:r>
-        <w:rPr>
-          <w:color w:val="FFFFFF"/>
-          <w:spacing w:val="-2"/>
-        </w:rPr>
-        <w:t>consistent</w:t>
-      </w:r>
-      <w:r>
-        <w:rPr>
-          <w:color w:val="FFFFFF"/>
-          <w:spacing w:val="-17"/>
-        </w:rPr>
-        <w:t xml:space="preserve"> </w:t>
-      </w:r>
-      <w:r>
-        <w:rPr>
-          <w:color w:val="FFFFFF"/>
-          <w:spacing w:val="-2"/>
-        </w:rPr>
-        <w:t>in</w:t>
-      </w:r>
-      <w:r>
-        <w:rPr>
-          <w:color w:val="FFFFFF"/>
-          <w:spacing w:val="-18"/>
-        </w:rPr>
-        <w:t xml:space="preserve"> </w:t>
-      </w:r>
-      <w:r>
-        <w:rPr>
-          <w:color w:val="FFFFFF"/>
-          <w:spacing w:val="-2"/>
-        </w:rPr>
-        <w:t>validating</w:t>
-      </w:r>
-      <w:r>
-        <w:rPr>
-          <w:color w:val="FFFFFF"/>
-          <w:spacing w:val="-17"/>
-        </w:rPr>
-        <w:t xml:space="preserve"> </w:t>
-      </w:r>
-      <w:r>
-        <w:rPr>
-          <w:color w:val="FFFFFF"/>
-          <w:spacing w:val="-2"/>
-        </w:rPr>
-        <w:t>user</w:t>
-      </w:r>
-      <w:r>
-        <w:rPr>
-          <w:color w:val="FFFFFF"/>
-          <w:spacing w:val="-17"/>
-        </w:rPr>
-        <w:t xml:space="preserve"> </w:t>
-      </w:r>
-      <w:r>
-        <w:rPr>
-          <w:color w:val="FFFFFF"/>
-          <w:spacing w:val="-2"/>
-        </w:rPr>
-        <w:t>input</w:t>
-      </w:r>
-      <w:r>
-        <w:rPr>
-          <w:color w:val="FFFFFF"/>
-          <w:spacing w:val="-18"/>
-        </w:rPr>
-        <w:t xml:space="preserve"> </w:t>
-      </w:r>
-      <w:r>
-        <w:rPr>
-          <w:color w:val="FFFFFF"/>
-          <w:spacing w:val="-2"/>
-        </w:rPr>
-        <w:t>for</w:t>
-      </w:r>
-      <w:r>
-        <w:rPr>
-          <w:color w:val="FFFFFF"/>
-          <w:spacing w:val="-17"/>
-        </w:rPr>
-        <w:t xml:space="preserve"> </w:t>
-      </w:r>
-      <w:r>
-        <w:rPr>
-          <w:color w:val="FFFFFF"/>
-          <w:spacing w:val="-2"/>
-        </w:rPr>
-        <w:t>the</w:t>
-      </w:r>
-      <w:r>
-        <w:rPr>
-          <w:color w:val="FFFFFF"/>
-          <w:spacing w:val="-17"/>
-        </w:rPr>
-        <w:t xml:space="preserve"> </w:t>
-      </w:r>
-      <w:r>
-        <w:rPr>
-          <w:color w:val="FFFFFF"/>
-          <w:spacing w:val="-2"/>
-        </w:rPr>
-        <w:t>reactor</w:t>
-      </w:r>
-      <w:r>
-        <w:rPr>
-          <w:color w:val="FFFFFF"/>
-          <w:spacing w:val="-18"/>
-        </w:rPr>
-        <w:t xml:space="preserve"> </w:t>
-      </w:r>
-      <w:r>
-        <w:rPr>
-          <w:color w:val="FFFFFF"/>
-          <w:spacing w:val="-2"/>
-        </w:rPr>
-        <w:t>power.</w:t>
-      </w:r>
-      <w:r>
-        <w:rPr>
-          <w:color w:val="FFFFFF"/>
-          <w:spacing w:val="-14"/>
-        </w:rPr>
-        <w:t xml:space="preserve"> </w:t>
-      </w:r>
-      <w:r>
-        <w:rPr>
-          <w:color w:val="FFFFFF"/>
-          <w:spacing w:val="-2"/>
-        </w:rPr>
-        <w:t>It</w:t>
-      </w:r>
-      <w:r>
-        <w:rPr>
-          <w:color w:val="FFFFFF"/>
-          <w:spacing w:val="-17"/>
-        </w:rPr>
-        <w:t xml:space="preserve"> </w:t>
-      </w:r>
-      <w:r>
-        <w:rPr>
-          <w:color w:val="FFFFFF"/>
-          <w:spacing w:val="-2"/>
-        </w:rPr>
-        <w:t>recognizes</w:t>
-      </w:r>
-      <w:r>
-        <w:rPr>
-          <w:color w:val="FFFFFF"/>
-          <w:spacing w:val="-18"/>
-        </w:rPr>
-        <w:t xml:space="preserve"> </w:t>
-      </w:r>
-      <w:r>
-        <w:rPr>
-          <w:color w:val="FFFFFF"/>
-          <w:spacing w:val="-2"/>
-        </w:rPr>
-        <w:t xml:space="preserve">that, </w:t>
-      </w:r>
-      <w:r>
-        <w:rPr>
-          <w:color w:val="FFFFFF"/>
-        </w:rPr>
-        <w:t>if</w:t>
-      </w:r>
-      <w:r>
-        <w:rPr>
-          <w:color w:val="FFFFFF"/>
-          <w:spacing w:val="-14"/>
-        </w:rPr>
-        <w:t xml:space="preserve"> </w:t>
-      </w:r>
-      <w:r>
-        <w:rPr>
-          <w:color w:val="FFFFFF"/>
-        </w:rPr>
-        <w:t>the</w:t>
-      </w:r>
-      <w:r>
-        <w:rPr>
-          <w:color w:val="FFFFFF"/>
-          <w:spacing w:val="-20"/>
-        </w:rPr>
-        <w:t xml:space="preserve"> </w:t>
-      </w:r>
-      <w:r>
-        <w:rPr>
-          <w:color w:val="FFFFFF"/>
-        </w:rPr>
-        <w:t>provided</w:t>
-      </w:r>
-      <w:r>
-        <w:rPr>
-          <w:color w:val="FFFFFF"/>
-          <w:spacing w:val="-15"/>
-        </w:rPr>
-        <w:t xml:space="preserve"> </w:t>
-      </w:r>
-      <w:r>
-        <w:rPr>
-          <w:color w:val="FFFFFF"/>
-        </w:rPr>
-        <w:t>number</w:t>
-      </w:r>
-      <w:r>
-        <w:rPr>
-          <w:color w:val="FFFFFF"/>
-          <w:spacing w:val="-11"/>
-        </w:rPr>
-        <w:t xml:space="preserve"> </w:t>
-      </w:r>
-      <w:r>
-        <w:rPr>
-          <w:color w:val="FFFFFF"/>
-        </w:rPr>
-        <w:t>is</w:t>
-      </w:r>
-      <w:r>
-        <w:rPr>
-          <w:color w:val="FFFFFF"/>
-          <w:spacing w:val="-17"/>
-        </w:rPr>
-        <w:t xml:space="preserve"> </w:t>
-      </w:r>
-      <w:r>
-        <w:rPr>
-          <w:color w:val="FFFFFF"/>
-        </w:rPr>
-        <w:t>smaller</w:t>
-      </w:r>
-      <w:r>
-        <w:rPr>
-          <w:color w:val="FFFFFF"/>
-          <w:spacing w:val="-15"/>
-        </w:rPr>
-        <w:t xml:space="preserve"> </w:t>
-      </w:r>
-      <w:r>
-        <w:rPr>
-          <w:color w:val="FFFFFF"/>
-        </w:rPr>
-        <w:t>than</w:t>
-      </w:r>
-      <w:r>
-        <w:rPr>
-          <w:color w:val="FFFFFF"/>
-          <w:spacing w:val="-18"/>
-        </w:rPr>
-        <w:t xml:space="preserve"> </w:t>
-      </w:r>
-      <w:r>
-        <w:rPr>
-          <w:color w:val="FFFFFF"/>
-        </w:rPr>
-        <w:t>-1000,</w:t>
-      </w:r>
-      <w:r>
-        <w:rPr>
-          <w:color w:val="FFFFFF"/>
-          <w:spacing w:val="-16"/>
-        </w:rPr>
-        <w:t xml:space="preserve"> </w:t>
-      </w:r>
-      <w:r>
-        <w:rPr>
-          <w:color w:val="FFFFFF"/>
-        </w:rPr>
-        <w:t>the</w:t>
-      </w:r>
-      <w:r>
-        <w:rPr>
-          <w:color w:val="FFFFFF"/>
-          <w:spacing w:val="-20"/>
-        </w:rPr>
-        <w:t xml:space="preserve"> </w:t>
-      </w:r>
-      <w:r>
-        <w:rPr>
-          <w:color w:val="FFFFFF"/>
-        </w:rPr>
-        <w:t>power</w:t>
-      </w:r>
-      <w:r>
-        <w:rPr>
-          <w:color w:val="FFFFFF"/>
-          <w:spacing w:val="-10"/>
-        </w:rPr>
-        <w:t xml:space="preserve"> </w:t>
-      </w:r>
-      <w:r>
-        <w:rPr>
-          <w:color w:val="FFFFFF"/>
-        </w:rPr>
-        <w:t>is</w:t>
-      </w:r>
-      <w:r>
-        <w:rPr>
-          <w:color w:val="FFFFFF"/>
-          <w:spacing w:val="-17"/>
-        </w:rPr>
-        <w:t xml:space="preserve"> </w:t>
-      </w:r>
-      <w:r>
-        <w:rPr>
-          <w:color w:val="FFFFFF"/>
-        </w:rPr>
-        <w:t>set</w:t>
-      </w:r>
-      <w:r>
-        <w:rPr>
-          <w:color w:val="FFFFFF"/>
-          <w:spacing w:val="-13"/>
-        </w:rPr>
-        <w:t xml:space="preserve"> </w:t>
-      </w:r>
-      <w:r>
-        <w:rPr>
-          <w:color w:val="FFFFFF"/>
-        </w:rPr>
-        <w:t>to</w:t>
-      </w:r>
-      <w:r>
-        <w:rPr>
-          <w:color w:val="FFFFFF"/>
-          <w:spacing w:val="-17"/>
-        </w:rPr>
-        <w:t xml:space="preserve"> </w:t>
-      </w:r>
-      <w:r>
-        <w:rPr>
-          <w:color w:val="FFFFFF"/>
-        </w:rPr>
-        <w:t>an</w:t>
-      </w:r>
-      <w:r>
-        <w:rPr>
-          <w:color w:val="FFFFFF"/>
-          <w:spacing w:val="-13"/>
-        </w:rPr>
-        <w:t xml:space="preserve"> </w:t>
-      </w:r>
-      <w:r>
-        <w:rPr>
-          <w:color w:val="FFFFFF"/>
-        </w:rPr>
-        <w:t>invalid</w:t>
-      </w:r>
-      <w:r>
-        <w:rPr>
-          <w:color w:val="FFFFFF"/>
-          <w:spacing w:val="-11"/>
-        </w:rPr>
-        <w:t xml:space="preserve"> </w:t>
-      </w:r>
-      <w:r>
-        <w:rPr>
-          <w:color w:val="FFFFFF"/>
-        </w:rPr>
-        <w:t>value.</w:t>
-      </w:r>
-      <w:r>
-        <w:rPr>
-          <w:color w:val="FFFFFF"/>
-          <w:spacing w:val="-16"/>
-        </w:rPr>
-        <w:t xml:space="preserve"> </w:t>
-      </w:r>
-      <w:r>
-        <w:rPr>
-          <w:color w:val="FFFFFF"/>
-        </w:rPr>
-        <w:t>However, allowing</w:t>
-      </w:r>
-      <w:r>
-        <w:rPr>
-          <w:color w:val="FFFFFF"/>
-          <w:spacing w:val="-15"/>
-        </w:rPr>
-        <w:t xml:space="preserve"> </w:t>
-      </w:r>
-      <w:r>
-        <w:rPr>
-          <w:color w:val="FFFFFF"/>
-        </w:rPr>
-        <w:t>the</w:t>
-      </w:r>
-      <w:r>
-        <w:rPr>
-          <w:color w:val="FFFFFF"/>
-          <w:spacing w:val="-19"/>
-        </w:rPr>
-        <w:t xml:space="preserve"> </w:t>
-      </w:r>
-      <w:r>
-        <w:rPr>
-          <w:color w:val="FFFFFF"/>
-        </w:rPr>
-        <w:t>user</w:t>
-      </w:r>
-      <w:r>
-        <w:rPr>
-          <w:color w:val="FFFFFF"/>
-          <w:spacing w:val="-15"/>
-        </w:rPr>
-        <w:t xml:space="preserve"> </w:t>
-      </w:r>
-      <w:r>
-        <w:rPr>
-          <w:color w:val="FFFFFF"/>
-        </w:rPr>
-        <w:t>to</w:t>
-      </w:r>
-      <w:r>
-        <w:rPr>
-          <w:color w:val="FFFFFF"/>
-          <w:spacing w:val="-16"/>
-        </w:rPr>
-        <w:t xml:space="preserve"> </w:t>
-      </w:r>
-      <w:r>
-        <w:rPr>
-          <w:color w:val="FFFFFF"/>
-        </w:rPr>
-        <w:t>actually</w:t>
-      </w:r>
-      <w:r>
-        <w:rPr>
-          <w:color w:val="FFFFFF"/>
-          <w:spacing w:val="-14"/>
-        </w:rPr>
-        <w:t xml:space="preserve"> </w:t>
-      </w:r>
-      <w:r>
-        <w:rPr>
-          <w:color w:val="FFFFFF"/>
-        </w:rPr>
-        <w:t>introduce</w:t>
-      </w:r>
-      <w:r>
-        <w:rPr>
-          <w:color w:val="FFFFFF"/>
-          <w:spacing w:val="-18"/>
-        </w:rPr>
-        <w:t xml:space="preserve"> </w:t>
-      </w:r>
-      <w:r>
-        <w:rPr>
-          <w:color w:val="FFFFFF"/>
-        </w:rPr>
-        <w:t>such</w:t>
-      </w:r>
-      <w:r>
-        <w:rPr>
-          <w:color w:val="FFFFFF"/>
-          <w:spacing w:val="-17"/>
-        </w:rPr>
-        <w:t xml:space="preserve"> </w:t>
-      </w:r>
-      <w:r>
-        <w:rPr>
-          <w:color w:val="FFFFFF"/>
-        </w:rPr>
-        <w:t>a</w:t>
-      </w:r>
-      <w:r>
-        <w:rPr>
-          <w:color w:val="FFFFFF"/>
-          <w:spacing w:val="-11"/>
-        </w:rPr>
-        <w:t xml:space="preserve"> </w:t>
-      </w:r>
-      <w:r>
-        <w:rPr>
-          <w:color w:val="FFFFFF"/>
-        </w:rPr>
-        <w:t>number</w:t>
-      </w:r>
-      <w:r>
-        <w:rPr>
-          <w:color w:val="FFFFFF"/>
-          <w:spacing w:val="-15"/>
-        </w:rPr>
-        <w:t xml:space="preserve"> </w:t>
-      </w:r>
-      <w:r>
-        <w:rPr>
-          <w:color w:val="FFFFFF"/>
-        </w:rPr>
-        <w:t>leads</w:t>
-      </w:r>
-      <w:r>
-        <w:rPr>
-          <w:color w:val="FFFFFF"/>
-          <w:spacing w:val="-16"/>
-        </w:rPr>
-        <w:t xml:space="preserve"> </w:t>
-      </w:r>
-      <w:r>
-        <w:rPr>
-          <w:color w:val="FFFFFF"/>
-        </w:rPr>
-        <w:t>to</w:t>
-      </w:r>
-      <w:r>
-        <w:rPr>
-          <w:color w:val="FFFFFF"/>
-          <w:spacing w:val="-16"/>
-        </w:rPr>
-        <w:t xml:space="preserve"> </w:t>
-      </w:r>
-      <w:r>
-        <w:rPr>
-          <w:color w:val="FFFFFF"/>
-        </w:rPr>
-        <w:t>a</w:t>
-      </w:r>
-      <w:r>
-        <w:rPr>
-          <w:color w:val="FFFFFF"/>
-          <w:spacing w:val="-15"/>
-        </w:rPr>
-        <w:t xml:space="preserve"> </w:t>
-      </w:r>
-      <w:r>
-        <w:rPr>
-          <w:color w:val="FFFFFF"/>
-        </w:rPr>
-        <w:t>meltdown,</w:t>
-      </w:r>
-      <w:r>
-        <w:rPr>
-          <w:color w:val="FFFFFF"/>
-          <w:spacing w:val="-16"/>
-        </w:rPr>
-        <w:t xml:space="preserve"> </w:t>
-      </w:r>
-      <w:r>
-        <w:rPr>
-          <w:color w:val="FFFFFF"/>
-        </w:rPr>
-        <w:t>which</w:t>
-      </w:r>
-      <w:r>
-        <w:rPr>
-          <w:color w:val="FFFFFF"/>
-          <w:spacing w:val="-17"/>
-        </w:rPr>
-        <w:t xml:space="preserve"> </w:t>
-      </w:r>
-      <w:r>
-        <w:rPr>
-          <w:color w:val="FFFFFF"/>
-        </w:rPr>
-        <w:t>would otherwise</w:t>
-      </w:r>
-      <w:r>
-        <w:rPr>
-          <w:color w:val="FFFFFF"/>
-          <w:spacing w:val="-2"/>
-        </w:rPr>
-        <w:t xml:space="preserve"> </w:t>
-      </w:r>
-      <w:r>
-        <w:rPr>
-          <w:color w:val="FFFFFF"/>
-        </w:rPr>
-        <w:t>only</w:t>
-      </w:r>
-      <w:r>
-        <w:rPr>
-          <w:color w:val="FFFFFF"/>
-          <w:spacing w:val="-7"/>
-        </w:rPr>
-        <w:t xml:space="preserve"> </w:t>
-      </w:r>
-      <w:r>
-        <w:rPr>
-          <w:color w:val="FFFFFF"/>
-        </w:rPr>
-        <w:t>be</w:t>
-      </w:r>
-      <w:r>
-        <w:rPr>
-          <w:color w:val="FFFFFF"/>
-          <w:spacing w:val="-2"/>
-        </w:rPr>
-        <w:t xml:space="preserve"> </w:t>
-      </w:r>
-      <w:r>
-        <w:rPr>
-          <w:color w:val="FFFFFF"/>
-        </w:rPr>
-        <w:t>made</w:t>
-      </w:r>
-      <w:r>
-        <w:rPr>
-          <w:color w:val="FFFFFF"/>
-          <w:spacing w:val="-8"/>
-        </w:rPr>
-        <w:t xml:space="preserve"> </w:t>
-      </w:r>
-      <w:r>
-        <w:rPr>
-          <w:color w:val="FFFFFF"/>
-        </w:rPr>
-        <w:t>possible</w:t>
-      </w:r>
-      <w:r>
-        <w:rPr>
-          <w:color w:val="FFFFFF"/>
-          <w:spacing w:val="-8"/>
-        </w:rPr>
-        <w:t xml:space="preserve"> </w:t>
-      </w:r>
-      <w:r>
-        <w:rPr>
-          <w:color w:val="FFFFFF"/>
-        </w:rPr>
-        <w:t>by an</w:t>
-      </w:r>
-      <w:r>
-        <w:rPr>
-          <w:color w:val="FFFFFF"/>
-          <w:spacing w:val="-6"/>
-        </w:rPr>
-        <w:t xml:space="preserve"> </w:t>
-      </w:r>
-      <w:r>
-        <w:rPr>
-          <w:color w:val="FFFFFF"/>
-        </w:rPr>
-        <w:t>admin.</w:t>
+        <w:ind w:left="142"/>
+        <w:rPr>
+          <w:color w:val="FFFFFF"/>
+          <w:spacing w:val="-2"/>
+        </w:rPr>
+      </w:pPr>
+      <w:r>
+        <w:rPr>
+          <w:color w:val="FFFFFF"/>
+          <w:spacing w:val="-2"/>
+        </w:rPr>
+        <w:t>The function contains a critical vulnerability regarding the handling of signed integers. The program uses a 32-bit signed integer for the power level. The program contains an explicit check that, instead of rejecting dangerous input, triggers an emergency shutdown if the addition exceeds the maximum capacity of the integer.</w:t>
       </w:r>
     </w:p>
     <w:p>
@@ -13598,49 +12936,7 @@
           <w:color w:val="FFFFFF"/>
           <w:spacing w:val="-6"/>
         </w:rPr>
-        <w:t>a</w:t>
-      </w:r>
-      <w:r>
-        <w:rPr>
-          <w:color w:val="FFFFFF"/>
-          <w:spacing w:val="-12"/>
-        </w:rPr>
-        <w:t xml:space="preserve"> </w:t>
-      </w:r>
-      <w:r>
-        <w:rPr>
-          <w:color w:val="FFFFFF"/>
-          <w:spacing w:val="-6"/>
-        </w:rPr>
-        <w:t>number smaller</w:t>
-      </w:r>
-      <w:r>
-        <w:rPr>
-          <w:color w:val="FFFFFF"/>
-          <w:spacing w:val="-7"/>
-        </w:rPr>
-        <w:t xml:space="preserve"> </w:t>
-      </w:r>
-      <w:r>
-        <w:rPr>
-          <w:color w:val="FFFFFF"/>
-          <w:spacing w:val="-6"/>
-        </w:rPr>
-        <w:t>than</w:t>
-      </w:r>
-      <w:r>
-        <w:rPr>
-          <w:color w:val="FFFFFF"/>
-          <w:spacing w:val="-12"/>
-        </w:rPr>
-        <w:t xml:space="preserve"> </w:t>
-      </w:r>
-      <w:r>
-        <w:rPr>
-          <w:color w:val="FFFFFF"/>
-          <w:spacing w:val="-6"/>
-        </w:rPr>
-        <w:t>-1000</w:t>
+        <w:t>2147483647 (maximum value for a signed 32-bit int)</w:t>
       </w:r>
     </w:p>
     <w:p>
@@ -13657,7 +12953,7 @@
           <w:sz w:val="20"/>
         </w:rPr>
         <w:drawing>
-          <wp:anchor distT="0" distB="0" distL="0" distR="0" simplePos="0" relativeHeight="251656704" behindDoc="1" locked="0" layoutInCell="1" allowOverlap="1" wp14:anchorId="0F7CA56A" wp14:editId="38F8E742">
+          <wp:anchor distT="0" distB="0" distL="0" distR="0" simplePos="0" relativeHeight="251668480" behindDoc="1" locked="0" layoutInCell="1" allowOverlap="1" wp14:anchorId="0F7CA56A" wp14:editId="38F8E742">
             <wp:simplePos x="0" y="0"/>
             <wp:positionH relativeFrom="page">
               <wp:posOffset>1895475</wp:posOffset>
@@ -13968,7 +13264,7 @@
         <mc:AlternateContent>
           <mc:Choice Requires="wps">
             <w:drawing>
-              <wp:anchor distT="0" distB="0" distL="114300" distR="114300" simplePos="0" relativeHeight="251620864" behindDoc="1" locked="0" layoutInCell="1" allowOverlap="1" wp14:anchorId="6F738B45" wp14:editId="1FE90F14">
+              <wp:anchor distT="0" distB="0" distL="114300" distR="114300" simplePos="0" relativeHeight="251629568" behindDoc="1" locked="0" layoutInCell="1" allowOverlap="1" wp14:anchorId="6F738B45" wp14:editId="1FE90F14">
                 <wp:simplePos x="0" y="0"/>
                 <wp:positionH relativeFrom="column">
                   <wp:posOffset>3106420</wp:posOffset>
@@ -14043,7 +13339,7 @@
           </mc:Choice>
           <mc:Fallback>
             <w:pict>
-              <v:shape w14:anchorId="6F738B45" id="_x0000_s1039" type="#_x0000_t202" style="position:absolute;left:0;text-align:left;margin-left:244.6pt;margin-top:230.95pt;width:35pt;height:24pt;z-index:-251695616;visibility:visible;mso-wrap-style:square;mso-width-percent:0;mso-height-percent:0;mso-wrap-distance-left:9pt;mso-wrap-distance-top:0;mso-wrap-distance-right:9pt;mso-wrap-distance-bottom:0;mso-position-horizontal:absolute;mso-position-horizontal-relative:text;mso-position-vertical:absolute;mso-position-vertical-relative:text;mso-width-percent:0;mso-height-percent:0;mso-width-relative:margin;mso-height-relative:margin;v-text-anchor:top" o:gfxdata="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" filled="f" stroked="f" strokeweight=".5pt">
+              <v:shape w14:anchorId="6F738B45" id="_x0000_s1039" type="#_x0000_t202" style="position:absolute;left:0;text-align:left;margin-left:244.6pt;margin-top:230.95pt;width:35pt;height:24pt;z-index:-251686912;visibility:visible;mso-wrap-style:square;mso-width-percent:0;mso-height-percent:0;mso-wrap-distance-left:9pt;mso-wrap-distance-top:0;mso-wrap-distance-right:9pt;mso-wrap-distance-bottom:0;mso-position-horizontal:absolute;mso-position-horizontal-relative:text;mso-position-vertical:absolute;mso-position-vertical-relative:text;mso-width-percent:0;mso-height-percent:0;mso-width-relative:margin;mso-height-relative:margin;v-text-anchor:top" o:gfxdata="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" filled="f" stroked="f" strokeweight=".5pt">
                 <v:textbox>
                   <w:txbxContent>
                     <w:p>
@@ -14436,7 +13732,7 @@
         <mc:AlternateContent>
           <mc:Choice Requires="wps">
             <w:drawing>
-              <wp:anchor distT="0" distB="0" distL="114300" distR="114300" simplePos="0" relativeHeight="251683328" behindDoc="1" locked="0" layoutInCell="1" allowOverlap="1" wp14:anchorId="0298A635" wp14:editId="17C48FF0">
+              <wp:anchor distT="0" distB="0" distL="114300" distR="114300" simplePos="0" relativeHeight="251683840" behindDoc="1" locked="0" layoutInCell="1" allowOverlap="1" wp14:anchorId="0298A635" wp14:editId="17C48FF0">
                 <wp:simplePos x="0" y="0"/>
                 <wp:positionH relativeFrom="column">
                   <wp:posOffset>3154680</wp:posOffset>
@@ -14511,7 +13807,7 @@
           </mc:Choice>
           <mc:Fallback>
             <w:pict>
-              <v:shape w14:anchorId="0298A635" id="_x0000_s1040" type="#_x0000_t202" style="position:absolute;margin-left:248.4pt;margin-top:4.7pt;width:36pt;height:20.3pt;z-index:-251633152;visibility:visible;mso-wrap-style:square;mso-width-percent:0;mso-height-percent:0;mso-wrap-distance-left:9pt;mso-wrap-distance-top:0;mso-wrap-distance-right:9pt;mso-wrap-distance-bottom:0;mso-position-horizontal:absolute;mso-position-horizontal-relative:text;mso-position-vertical:absolute;mso-position-vertical-relative:text;mso-width-percent:0;mso-height-percent:0;mso-width-relative:margin;mso-height-relative:margin;v-text-anchor:top" o:gfxdata="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" filled="f" stroked="f" strokeweight=".5pt">
+              <v:shape w14:anchorId="0298A635" id="_x0000_s1040" type="#_x0000_t202" style="position:absolute;margin-left:248.4pt;margin-top:4.7pt;width:36pt;height:20.3pt;z-index:-251632640;visibility:visible;mso-wrap-style:square;mso-width-percent:0;mso-height-percent:0;mso-wrap-distance-left:9pt;mso-wrap-distance-top:0;mso-wrap-distance-right:9pt;mso-wrap-distance-bottom:0;mso-position-horizontal:absolute;mso-position-horizontal-relative:text;mso-position-vertical:absolute;mso-position-vertical-relative:text;mso-width-percent:0;mso-height-percent:0;mso-width-relative:margin;mso-height-relative:margin;v-text-anchor:top" o:gfxdata="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" filled="f" stroked="f" strokeweight=".5pt">
                 <v:textbox>
                   <w:txbxContent>
                     <w:p>
@@ -14622,9 +13918,8 @@
         <w:rPr>
           <w:noProof/>
         </w:rPr>
-        <w:lastRenderedPageBreak/>
         <w:drawing>
-          <wp:anchor distT="0" distB="0" distL="0" distR="0" simplePos="0" relativeHeight="251624960" behindDoc="1" locked="0" layoutInCell="1" allowOverlap="1" wp14:anchorId="06222DD3" wp14:editId="7F3009FA">
+          <wp:anchor distT="0" distB="0" distL="0" distR="0" simplePos="0" relativeHeight="251632640" behindDoc="1" locked="0" layoutInCell="1" allowOverlap="1" wp14:anchorId="06222DD3" wp14:editId="7F3009FA">
             <wp:simplePos x="0" y="0"/>
             <wp:positionH relativeFrom="page">
               <wp:posOffset>-157480</wp:posOffset>
@@ -14741,7 +14036,7 @@
         <mc:AlternateContent>
           <mc:Choice Requires="wps">
             <w:drawing>
-              <wp:anchor distT="0" distB="0" distL="0" distR="0" simplePos="0" relativeHeight="251621888" behindDoc="1" locked="0" layoutInCell="1" allowOverlap="1" wp14:anchorId="7587BEF9" wp14:editId="7C5C499F">
+              <wp:anchor distT="0" distB="0" distL="0" distR="0" simplePos="0" relativeHeight="251630592" behindDoc="1" locked="0" layoutInCell="1" allowOverlap="1" wp14:anchorId="7587BEF9" wp14:editId="7C5C499F">
                 <wp:simplePos x="0" y="0"/>
                 <wp:positionH relativeFrom="page">
                   <wp:posOffset>920750</wp:posOffset>
@@ -14805,7 +14100,7 @@
           </mc:Choice>
           <mc:Fallback>
             <w:pict>
-              <v:shape w14:anchorId="70B8028C" id="Graphic 36" o:spid="_x0000_s1026" style="position:absolute;margin-left:72.5pt;margin-top:17.05pt;width:480.25pt;height:.1pt;z-index:-251694592;visibility:visible;mso-wrap-style:square;mso-wrap-distance-left:0;mso-wrap-distance-top:0;mso-wrap-distance-right:0;mso-wrap-distance-bottom:0;mso-position-horizontal:absolute;mso-position-horizontal-relative:page;mso-position-vertical:absolute;mso-position-vertical-relative:text;v-text-anchor:top" coordsize="6099175,1270" o:gfxdata="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" path="m,l6099048,e" filled="f" strokecolor="white" strokeweight=".14036mm">
+              <v:shape w14:anchorId="13BFCB1A" id="Graphic 36" o:spid="_x0000_s1026" style="position:absolute;margin-left:72.5pt;margin-top:17.05pt;width:480.25pt;height:.1pt;z-index:-251685888;visibility:visible;mso-wrap-style:square;mso-wrap-distance-left:0;mso-wrap-distance-top:0;mso-wrap-distance-right:0;mso-wrap-distance-bottom:0;mso-position-horizontal:absolute;mso-position-horizontal-relative:page;mso-position-vertical:absolute;mso-position-vertical-relative:text;v-text-anchor:top" coordsize="6099175,1270" o:gfxdata="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" path="m,l6099048,e" filled="f" strokecolor="white" strokeweight=".14036mm">
                 <v:path arrowok="t"/>
                 <w10:wrap type="topAndBottom" anchorx="page"/>
               </v:shape>
@@ -15363,7 +14658,7 @@
         <mc:AlternateContent>
           <mc:Choice Requires="wps">
             <w:drawing>
-              <wp:anchor distT="0" distB="0" distL="114300" distR="114300" simplePos="0" relativeHeight="251685376" behindDoc="1" locked="0" layoutInCell="1" allowOverlap="1" wp14:anchorId="234F322C" wp14:editId="7472EEF8">
+              <wp:anchor distT="0" distB="0" distL="114300" distR="114300" simplePos="0" relativeHeight="251684864" behindDoc="1" locked="0" layoutInCell="1" allowOverlap="1" wp14:anchorId="234F322C" wp14:editId="7472EEF8">
                 <wp:simplePos x="0" y="0"/>
                 <wp:positionH relativeFrom="column">
                   <wp:posOffset>3059164</wp:posOffset>
@@ -15413,13 +14708,7 @@
                               <w:rPr>
                                 <w:color w:val="FFFFFF" w:themeColor="background1"/>
                               </w:rPr>
-                              <w:t>1</w:t>
-                            </w:r>
-                            <w:r>
-                              <w:rPr>
-                                <w:color w:val="FFFFFF" w:themeColor="background1"/>
-                              </w:rPr>
-                              <w:t>1</w:t>
+                              <w:t>11</w:t>
                             </w:r>
                           </w:p>
                         </w:txbxContent>
@@ -15444,7 +14733,7 @@
           </mc:Choice>
           <mc:Fallback>
             <w:pict>
-              <v:shape w14:anchorId="234F322C" id="_x0000_s1041" type="#_x0000_t202" style="position:absolute;margin-left:240.9pt;margin-top:9.8pt;width:36pt;height:20.3pt;z-index:-251631104;visibility:visible;mso-wrap-style:square;mso-width-percent:0;mso-height-percent:0;mso-wrap-distance-left:9pt;mso-wrap-distance-top:0;mso-wrap-distance-right:9pt;mso-wrap-distance-bottom:0;mso-position-horizontal:absolute;mso-position-horizontal-relative:text;mso-position-vertical:absolute;mso-position-vertical-relative:text;mso-width-percent:0;mso-height-percent:0;mso-width-relative:margin;mso-height-relative:margin;v-text-anchor:top" o:gfxdata="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" filled="f" stroked="f" strokeweight=".5pt">
+              <v:shape w14:anchorId="234F322C" id="_x0000_s1041" type="#_x0000_t202" style="position:absolute;margin-left:240.9pt;margin-top:9.8pt;width:36pt;height:20.3pt;z-index:-251631616;visibility:visible;mso-wrap-style:square;mso-width-percent:0;mso-height-percent:0;mso-wrap-distance-left:9pt;mso-wrap-distance-top:0;mso-wrap-distance-right:9pt;mso-wrap-distance-bottom:0;mso-position-horizontal:absolute;mso-position-horizontal-relative:text;mso-position-vertical:absolute;mso-position-vertical-relative:text;mso-width-percent:0;mso-height-percent:0;mso-width-relative:margin;mso-height-relative:margin;v-text-anchor:top" o:gfxdata="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" filled="f" stroked="f" strokeweight=".5pt">
                 <v:textbox>
                   <w:txbxContent>
                     <w:p>
@@ -15457,13 +14746,7 @@
                         <w:rPr>
                           <w:color w:val="FFFFFF" w:themeColor="background1"/>
                         </w:rPr>
-                        <w:t>1</w:t>
-                      </w:r>
-                      <w:r>
-                        <w:rPr>
-                          <w:color w:val="FFFFFF" w:themeColor="background1"/>
-                        </w:rPr>
-                        <w:t>1</w:t>
+                        <w:t>11</w:t>
                       </w:r>
                     </w:p>
                   </w:txbxContent>
@@ -15558,9 +14841,8 @@
           <w:sz w:val="24"/>
           <w:szCs w:val="24"/>
         </w:rPr>
-        <w:lastRenderedPageBreak/>
         <w:drawing>
-          <wp:anchor distT="0" distB="0" distL="0" distR="0" simplePos="0" relativeHeight="251613696" behindDoc="1" locked="0" layoutInCell="1" allowOverlap="1" wp14:anchorId="2F3B752E" wp14:editId="01FAD26F">
+          <wp:anchor distT="0" distB="0" distL="0" distR="0" simplePos="0" relativeHeight="251625472" behindDoc="1" locked="0" layoutInCell="1" allowOverlap="1" wp14:anchorId="2F3B752E" wp14:editId="01FAD26F">
             <wp:simplePos x="0" y="0"/>
             <wp:positionH relativeFrom="page">
               <wp:posOffset>5080</wp:posOffset>
@@ -15611,7 +14893,7 @@
           <w:szCs w:val="24"/>
         </w:rPr>
         <w:drawing>
-          <wp:anchor distT="0" distB="0" distL="0" distR="0" simplePos="0" relativeHeight="251616768" behindDoc="1" locked="0" layoutInCell="1" allowOverlap="1" wp14:anchorId="0DAE6348" wp14:editId="6547055C">
+          <wp:anchor distT="0" distB="0" distL="0" distR="0" simplePos="0" relativeHeight="251627520" behindDoc="1" locked="0" layoutInCell="1" allowOverlap="1" wp14:anchorId="0DAE6348" wp14:editId="6547055C">
             <wp:simplePos x="0" y="0"/>
             <wp:positionH relativeFrom="page">
               <wp:posOffset>2540</wp:posOffset>
@@ -15740,7 +15022,7 @@
         <mc:AlternateContent>
           <mc:Choice Requires="wps">
             <w:drawing>
-              <wp:anchor distT="0" distB="0" distL="0" distR="0" simplePos="0" relativeHeight="251625984" behindDoc="1" locked="0" layoutInCell="1" allowOverlap="1" wp14:anchorId="6FA87FC8" wp14:editId="69DA542B">
+              <wp:anchor distT="0" distB="0" distL="0" distR="0" simplePos="0" relativeHeight="251633664" behindDoc="1" locked="0" layoutInCell="1" allowOverlap="1" wp14:anchorId="6FA87FC8" wp14:editId="69DA542B">
                 <wp:simplePos x="0" y="0"/>
                 <wp:positionH relativeFrom="page">
                   <wp:posOffset>920750</wp:posOffset>
@@ -15804,7 +15086,7 @@
           </mc:Choice>
           <mc:Fallback>
             <w:pict>
-              <v:shape w14:anchorId="3E969E40" id="Graphic 36" o:spid="_x0000_s1026" style="position:absolute;margin-left:72.5pt;margin-top:17.05pt;width:480.25pt;height:.1pt;z-index:-251690496;visibility:visible;mso-wrap-style:square;mso-wrap-distance-left:0;mso-wrap-distance-top:0;mso-wrap-distance-right:0;mso-wrap-distance-bottom:0;mso-position-horizontal:absolute;mso-position-horizontal-relative:page;mso-position-vertical:absolute;mso-position-vertical-relative:text;v-text-anchor:top" coordsize="6099175,1270" o:gfxdata="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" path="m,l6099048,e" filled="f" strokecolor="white" strokeweight=".14036mm">
+              <v:shape w14:anchorId="5B969A78" id="Graphic 36" o:spid="_x0000_s1026" style="position:absolute;margin-left:72.5pt;margin-top:17.05pt;width:480.25pt;height:.1pt;z-index:-251682816;visibility:visible;mso-wrap-style:square;mso-wrap-distance-left:0;mso-wrap-distance-top:0;mso-wrap-distance-right:0;mso-wrap-distance-bottom:0;mso-position-horizontal:absolute;mso-position-horizontal-relative:page;mso-position-vertical:absolute;mso-position-vertical-relative:text;v-text-anchor:top" coordsize="6099175,1270" o:gfxdata="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" path="m,l6099048,e" filled="f" strokecolor="white" strokeweight=".14036mm">
                 <v:path arrowok="t"/>
                 <w10:wrap type="topAndBottom" anchorx="page"/>
               </v:shape>
@@ -16256,7 +15538,7 @@
         <mc:AlternateContent>
           <mc:Choice Requires="wps">
             <w:drawing>
-              <wp:anchor distT="0" distB="0" distL="114300" distR="114300" simplePos="0" relativeHeight="251688448" behindDoc="1" locked="0" layoutInCell="1" allowOverlap="1" wp14:anchorId="669FBD81" wp14:editId="3FE75066">
+              <wp:anchor distT="0" distB="0" distL="114300" distR="114300" simplePos="0" relativeHeight="251685888" behindDoc="1" locked="0" layoutInCell="1" allowOverlap="1" wp14:anchorId="669FBD81" wp14:editId="3FE75066">
                 <wp:simplePos x="0" y="0"/>
                 <wp:positionH relativeFrom="column">
                   <wp:posOffset>3110230</wp:posOffset>
@@ -16306,13 +15588,7 @@
                               <w:rPr>
                                 <w:color w:val="FFFFFF" w:themeColor="background1"/>
                               </w:rPr>
-                              <w:t>1</w:t>
-                            </w:r>
-                            <w:r>
-                              <w:rPr>
-                                <w:color w:val="FFFFFF" w:themeColor="background1"/>
-                              </w:rPr>
-                              <w:t>2</w:t>
+                              <w:t>12</w:t>
                             </w:r>
                           </w:p>
                         </w:txbxContent>
@@ -16337,7 +15613,7 @@
           </mc:Choice>
           <mc:Fallback>
             <w:pict>
-              <v:shape w14:anchorId="669FBD81" id="_x0000_s1042" type="#_x0000_t202" style="position:absolute;left:0;text-align:left;margin-left:244.9pt;margin-top:4.25pt;width:36pt;height:20.3pt;z-index:-251628032;visibility:visible;mso-wrap-style:square;mso-width-percent:0;mso-height-percent:0;mso-wrap-distance-left:9pt;mso-wrap-distance-top:0;mso-wrap-distance-right:9pt;mso-wrap-distance-bottom:0;mso-position-horizontal:absolute;mso-position-horizontal-relative:text;mso-position-vertical:absolute;mso-position-vertical-relative:text;mso-width-percent:0;mso-height-percent:0;mso-width-relative:margin;mso-height-relative:margin;v-text-anchor:top" o:gfxdata="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" filled="f" stroked="f" strokeweight=".5pt">
+              <v:shape w14:anchorId="669FBD81" id="_x0000_s1042" type="#_x0000_t202" style="position:absolute;left:0;text-align:left;margin-left:244.9pt;margin-top:4.25pt;width:36pt;height:20.3pt;z-index:-251630592;visibility:visible;mso-wrap-style:square;mso-width-percent:0;mso-height-percent:0;mso-wrap-distance-left:9pt;mso-wrap-distance-top:0;mso-wrap-distance-right:9pt;mso-wrap-distance-bottom:0;mso-position-horizontal:absolute;mso-position-horizontal-relative:text;mso-position-vertical:absolute;mso-position-vertical-relative:text;mso-width-percent:0;mso-height-percent:0;mso-width-relative:margin;mso-height-relative:margin;v-text-anchor:top" o:gfxdata="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" filled="f" stroked="f" strokeweight=".5pt">
                 <v:textbox>
                   <w:txbxContent>
                     <w:p>
@@ -16350,13 +15626,7 @@
                         <w:rPr>
                           <w:color w:val="FFFFFF" w:themeColor="background1"/>
                         </w:rPr>
-                        <w:t>1</w:t>
-                      </w:r>
-                      <w:r>
-                        <w:rPr>
-                          <w:color w:val="FFFFFF" w:themeColor="background1"/>
-                        </w:rPr>
-                        <w:t>2</w:t>
+                        <w:t>12</w:t>
                       </w:r>
                     </w:p>
                   </w:txbxContent>
@@ -16408,7 +15678,7 @@
           <w:noProof/>
         </w:rPr>
         <w:drawing>
-          <wp:anchor distT="0" distB="0" distL="0" distR="0" simplePos="0" relativeHeight="251632128" behindDoc="1" locked="0" layoutInCell="1" allowOverlap="1" wp14:anchorId="760E606A" wp14:editId="058D118C">
+          <wp:anchor distT="0" distB="0" distL="0" distR="0" simplePos="0" relativeHeight="251639808" behindDoc="1" locked="0" layoutInCell="1" allowOverlap="1" wp14:anchorId="760E606A" wp14:editId="058D118C">
             <wp:simplePos x="0" y="0"/>
             <wp:positionH relativeFrom="page">
               <wp:posOffset>5080</wp:posOffset>
@@ -16477,7 +15747,7 @@
         </w:rPr>
         <w:lastRenderedPageBreak/>
         <w:drawing>
-          <wp:anchor distT="0" distB="0" distL="0" distR="0" simplePos="0" relativeHeight="251641344" behindDoc="1" locked="0" layoutInCell="1" allowOverlap="1" wp14:anchorId="28EB03A1" wp14:editId="6A4B112F">
+          <wp:anchor distT="0" distB="0" distL="0" distR="0" simplePos="0" relativeHeight="251649024" behindDoc="1" locked="0" layoutInCell="1" allowOverlap="1" wp14:anchorId="28EB03A1" wp14:editId="6A4B112F">
             <wp:simplePos x="0" y="0"/>
             <wp:positionH relativeFrom="page">
               <wp:posOffset>-1905</wp:posOffset>
@@ -16588,7 +15858,7 @@
         <mc:AlternateContent>
           <mc:Choice Requires="wps">
             <w:drawing>
-              <wp:anchor distT="0" distB="0" distL="0" distR="0" simplePos="0" relativeHeight="251622912" behindDoc="1" locked="0" layoutInCell="1" allowOverlap="1" wp14:anchorId="30C4C041" wp14:editId="4A47AA49">
+              <wp:anchor distT="0" distB="0" distL="0" distR="0" simplePos="0" relativeHeight="251631616" behindDoc="1" locked="0" layoutInCell="1" allowOverlap="1" wp14:anchorId="30C4C041" wp14:editId="4A47AA49">
                 <wp:simplePos x="0" y="0"/>
                 <wp:positionH relativeFrom="page">
                   <wp:posOffset>920750</wp:posOffset>
@@ -16652,7 +15922,7 @@
           </mc:Choice>
           <mc:Fallback>
             <w:pict>
-              <v:shape w14:anchorId="3045441D" id="Graphic 36" o:spid="_x0000_s1026" style="position:absolute;margin-left:72.5pt;margin-top:17.05pt;width:480.25pt;height:.1pt;z-index:-251693568;visibility:visible;mso-wrap-style:square;mso-wrap-distance-left:0;mso-wrap-distance-top:0;mso-wrap-distance-right:0;mso-wrap-distance-bottom:0;mso-position-horizontal:absolute;mso-position-horizontal-relative:page;mso-position-vertical:absolute;mso-position-vertical-relative:text;v-text-anchor:top" coordsize="6099175,1270" o:gfxdata="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" path="m,l6099048,e" filled="f" strokecolor="white" strokeweight=".14036mm">
+              <v:shape w14:anchorId="196513BB" id="Graphic 36" o:spid="_x0000_s1026" style="position:absolute;margin-left:72.5pt;margin-top:17.05pt;width:480.25pt;height:.1pt;z-index:-251684864;visibility:visible;mso-wrap-style:square;mso-wrap-distance-left:0;mso-wrap-distance-top:0;mso-wrap-distance-right:0;mso-wrap-distance-bottom:0;mso-position-horizontal:absolute;mso-position-horizontal-relative:page;mso-position-vertical:absolute;mso-position-vertical-relative:text;v-text-anchor:top" coordsize="6099175,1270" o:gfxdata="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" path="m,l6099048,e" filled="f" strokecolor="white" strokeweight=".14036mm">
                 <v:path arrowok="t"/>
                 <w10:wrap type="topAndBottom" anchorx="page"/>
               </v:shape>
@@ -17188,7 +16458,7 @@
         <mc:AlternateContent>
           <mc:Choice Requires="wps">
             <w:drawing>
-              <wp:anchor distT="0" distB="0" distL="114300" distR="114300" simplePos="0" relativeHeight="251690496" behindDoc="1" locked="0" layoutInCell="1" allowOverlap="1" wp14:anchorId="3247BB3C" wp14:editId="461BECC7">
+              <wp:anchor distT="0" distB="0" distL="114300" distR="114300" simplePos="0" relativeHeight="251686912" behindDoc="1" locked="0" layoutInCell="1" allowOverlap="1" wp14:anchorId="3247BB3C" wp14:editId="461BECC7">
                 <wp:simplePos x="0" y="0"/>
                 <wp:positionH relativeFrom="column">
                   <wp:posOffset>3106420</wp:posOffset>
@@ -17238,13 +16508,7 @@
                               <w:rPr>
                                 <w:color w:val="FFFFFF" w:themeColor="background1"/>
                               </w:rPr>
-                              <w:t>1</w:t>
-                            </w:r>
-                            <w:r>
-                              <w:rPr>
-                                <w:color w:val="FFFFFF" w:themeColor="background1"/>
-                              </w:rPr>
-                              <w:t>3</w:t>
+                              <w:t>13</w:t>
                             </w:r>
                           </w:p>
                         </w:txbxContent>
@@ -17269,7 +16533,7 @@
           </mc:Choice>
           <mc:Fallback>
             <w:pict>
-              <v:shape w14:anchorId="3247BB3C" id="_x0000_s1043" type="#_x0000_t202" style="position:absolute;margin-left:244.6pt;margin-top:1.15pt;width:36pt;height:20.3pt;z-index:-251625984;visibility:visible;mso-wrap-style:square;mso-width-percent:0;mso-height-percent:0;mso-wrap-distance-left:9pt;mso-wrap-distance-top:0;mso-wrap-distance-right:9pt;mso-wrap-distance-bottom:0;mso-position-horizontal:absolute;mso-position-horizontal-relative:text;mso-position-vertical:absolute;mso-position-vertical-relative:text;mso-width-percent:0;mso-height-percent:0;mso-width-relative:margin;mso-height-relative:margin;v-text-anchor:top" o:gfxdata="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" filled="f" stroked="f" strokeweight=".5pt">
+              <v:shape w14:anchorId="3247BB3C" id="_x0000_s1043" type="#_x0000_t202" style="position:absolute;margin-left:244.6pt;margin-top:1.15pt;width:36pt;height:20.3pt;z-index:-251629568;visibility:visible;mso-wrap-style:square;mso-width-percent:0;mso-height-percent:0;mso-wrap-distance-left:9pt;mso-wrap-distance-top:0;mso-wrap-distance-right:9pt;mso-wrap-distance-bottom:0;mso-position-horizontal:absolute;mso-position-horizontal-relative:text;mso-position-vertical:absolute;mso-position-vertical-relative:text;mso-width-percent:0;mso-height-percent:0;mso-width-relative:margin;mso-height-relative:margin;v-text-anchor:top" o:gfxdata="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" filled="f" stroked="f" strokeweight=".5pt">
                 <v:textbox>
                   <w:txbxContent>
                     <w:p>
@@ -17282,13 +16546,7 @@
                         <w:rPr>
                           <w:color w:val="FFFFFF" w:themeColor="background1"/>
                         </w:rPr>
-                        <w:t>1</w:t>
-                      </w:r>
-                      <w:r>
-                        <w:rPr>
-                          <w:color w:val="FFFFFF" w:themeColor="background1"/>
-                        </w:rPr>
-                        <w:t>3</w:t>
+                        <w:t>13</w:t>
                       </w:r>
                     </w:p>
                   </w:txbxContent>
@@ -17432,7 +16690,7 @@
         <mc:AlternateContent>
           <mc:Choice Requires="wps">
             <w:drawing>
-              <wp:anchor distT="0" distB="0" distL="0" distR="0" simplePos="0" relativeHeight="251644416" behindDoc="1" locked="0" layoutInCell="1" allowOverlap="1" wp14:anchorId="2168B1FB" wp14:editId="47AF7DA3">
+              <wp:anchor distT="0" distB="0" distL="0" distR="0" simplePos="0" relativeHeight="251653120" behindDoc="1" locked="0" layoutInCell="1" allowOverlap="1" wp14:anchorId="2168B1FB" wp14:editId="47AF7DA3">
                 <wp:simplePos x="0" y="0"/>
                 <wp:positionH relativeFrom="page">
                   <wp:posOffset>920750</wp:posOffset>
@@ -17496,7 +16754,7 @@
           </mc:Choice>
           <mc:Fallback>
             <w:pict>
-              <v:shape w14:anchorId="2100DE4F" id="Graphic 36" o:spid="_x0000_s1026" style="position:absolute;margin-left:72.5pt;margin-top:17.05pt;width:480.25pt;height:.1pt;z-index:-251672064;visibility:visible;mso-wrap-style:square;mso-wrap-distance-left:0;mso-wrap-distance-top:0;mso-wrap-distance-right:0;mso-wrap-distance-bottom:0;mso-position-horizontal:absolute;mso-position-horizontal-relative:page;mso-position-vertical:absolute;mso-position-vertical-relative:text;v-text-anchor:top" coordsize="6099175,1270" o:gfxdata="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" path="m,l6099048,e" filled="f" strokecolor="white" strokeweight=".14036mm">
+              <v:shape w14:anchorId="4B420C06" id="Graphic 36" o:spid="_x0000_s1026" style="position:absolute;margin-left:72.5pt;margin-top:17.05pt;width:480.25pt;height:.1pt;z-index:-251663360;visibility:visible;mso-wrap-style:square;mso-wrap-distance-left:0;mso-wrap-distance-top:0;mso-wrap-distance-right:0;mso-wrap-distance-bottom:0;mso-position-horizontal:absolute;mso-position-horizontal-relative:page;mso-position-vertical:absolute;mso-position-vertical-relative:text;v-text-anchor:top" coordsize="6099175,1270" o:gfxdata="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" path="m,l6099048,e" filled="f" strokecolor="white" strokeweight=".14036mm">
                 <v:path arrowok="t"/>
                 <w10:wrap type="topAndBottom" anchorx="page"/>
               </v:shape>
@@ -17956,7 +17214,7 @@
           <w:noProof/>
         </w:rPr>
         <w:drawing>
-          <wp:anchor distT="0" distB="0" distL="0" distR="0" simplePos="0" relativeHeight="251643392" behindDoc="1" locked="0" layoutInCell="1" allowOverlap="1" wp14:anchorId="0BB6C11F" wp14:editId="54347F9D">
+          <wp:anchor distT="0" distB="0" distL="0" distR="0" simplePos="0" relativeHeight="251651072" behindDoc="1" locked="0" layoutInCell="1" allowOverlap="1" wp14:anchorId="0BB6C11F" wp14:editId="54347F9D">
             <wp:simplePos x="0" y="0"/>
             <wp:positionH relativeFrom="page">
               <wp:posOffset>2540</wp:posOffset>
@@ -18062,7 +17320,7 @@
         <mc:AlternateContent>
           <mc:Choice Requires="wps">
             <w:drawing>
-              <wp:anchor distT="0" distB="0" distL="114300" distR="114300" simplePos="0" relativeHeight="251693568" behindDoc="1" locked="0" layoutInCell="1" allowOverlap="1" wp14:anchorId="091FB25B" wp14:editId="6FFAA599">
+              <wp:anchor distT="0" distB="0" distL="114300" distR="114300" simplePos="0" relativeHeight="251687936" behindDoc="1" locked="0" layoutInCell="1" allowOverlap="1" wp14:anchorId="091FB25B" wp14:editId="6FFAA599">
                 <wp:simplePos x="0" y="0"/>
                 <wp:positionH relativeFrom="column">
                   <wp:posOffset>3157220</wp:posOffset>
@@ -18112,13 +17370,7 @@
                               <w:rPr>
                                 <w:color w:val="FFFFFF" w:themeColor="background1"/>
                               </w:rPr>
-                              <w:t>1</w:t>
-                            </w:r>
-                            <w:r>
-                              <w:rPr>
-                                <w:color w:val="FFFFFF" w:themeColor="background1"/>
-                              </w:rPr>
-                              <w:t>4</w:t>
+                              <w:t>14</w:t>
                             </w:r>
                           </w:p>
                         </w:txbxContent>
@@ -18143,7 +17395,7 @@
           </mc:Choice>
           <mc:Fallback>
             <w:pict>
-              <v:shape w14:anchorId="091FB25B" id="_x0000_s1044" type="#_x0000_t202" style="position:absolute;margin-left:248.6pt;margin-top:1.35pt;width:36pt;height:20.3pt;z-index:-251622912;visibility:visible;mso-wrap-style:square;mso-width-percent:0;mso-height-percent:0;mso-wrap-distance-left:9pt;mso-wrap-distance-top:0;mso-wrap-distance-right:9pt;mso-wrap-distance-bottom:0;mso-position-horizontal:absolute;mso-position-horizontal-relative:text;mso-position-vertical:absolute;mso-position-vertical-relative:text;mso-width-percent:0;mso-height-percent:0;mso-width-relative:margin;mso-height-relative:margin;v-text-anchor:top" o:gfxdata="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" filled="f" stroked="f" strokeweight=".5pt">
+              <v:shape w14:anchorId="091FB25B" id="_x0000_s1044" type="#_x0000_t202" style="position:absolute;margin-left:248.6pt;margin-top:1.35pt;width:36pt;height:20.3pt;z-index:-251628544;visibility:visible;mso-wrap-style:square;mso-width-percent:0;mso-height-percent:0;mso-wrap-distance-left:9pt;mso-wrap-distance-top:0;mso-wrap-distance-right:9pt;mso-wrap-distance-bottom:0;mso-position-horizontal:absolute;mso-position-horizontal-relative:text;mso-position-vertical:absolute;mso-position-vertical-relative:text;mso-width-percent:0;mso-height-percent:0;mso-width-relative:margin;mso-height-relative:margin;v-text-anchor:top" o:gfxdata="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" filled="f" stroked="f" strokeweight=".5pt">
                 <v:textbox>
                   <w:txbxContent>
                     <w:p>
@@ -18156,13 +17408,7 @@
                         <w:rPr>
                           <w:color w:val="FFFFFF" w:themeColor="background1"/>
                         </w:rPr>
-                        <w:t>1</w:t>
-                      </w:r>
-                      <w:r>
-                        <w:rPr>
-                          <w:color w:val="FFFFFF" w:themeColor="background1"/>
-                        </w:rPr>
-                        <w:t>4</w:t>
+                        <w:t>14</w:t>
                       </w:r>
                     </w:p>
                   </w:txbxContent>
@@ -18243,7 +17489,7 @@
         </w:rPr>
         <w:lastRenderedPageBreak/>
         <w:drawing>
-          <wp:anchor distT="0" distB="0" distL="0" distR="0" simplePos="0" relativeHeight="251658752" behindDoc="1" locked="0" layoutInCell="1" allowOverlap="1" wp14:anchorId="4CACB373" wp14:editId="28CB4C84">
+          <wp:anchor distT="0" distB="0" distL="0" distR="0" simplePos="0" relativeHeight="251669504" behindDoc="1" locked="0" layoutInCell="1" allowOverlap="1" wp14:anchorId="4CACB373" wp14:editId="28CB4C84">
             <wp:simplePos x="0" y="0"/>
             <wp:positionH relativeFrom="page">
               <wp:posOffset>-7620</wp:posOffset>
@@ -18347,7 +17593,7 @@
         <mc:AlternateContent>
           <mc:Choice Requires="wps">
             <w:drawing>
-              <wp:anchor distT="0" distB="0" distL="0" distR="0" simplePos="0" relativeHeight="251648512" behindDoc="1" locked="0" layoutInCell="1" allowOverlap="1" wp14:anchorId="5C15E8DB" wp14:editId="54CC202B">
+              <wp:anchor distT="0" distB="0" distL="0" distR="0" simplePos="0" relativeHeight="251659264" behindDoc="1" locked="0" layoutInCell="1" allowOverlap="1" wp14:anchorId="5C15E8DB" wp14:editId="54CC202B">
                 <wp:simplePos x="0" y="0"/>
                 <wp:positionH relativeFrom="page">
                   <wp:posOffset>920750</wp:posOffset>
@@ -18411,7 +17657,7 @@
           </mc:Choice>
           <mc:Fallback>
             <w:pict>
-              <v:shape w14:anchorId="32A807AA" id="Graphic 36" o:spid="_x0000_s1026" style="position:absolute;margin-left:72.5pt;margin-top:17.05pt;width:480.25pt;height:.1pt;z-index:-251667968;visibility:visible;mso-wrap-style:square;mso-wrap-distance-left:0;mso-wrap-distance-top:0;mso-wrap-distance-right:0;mso-wrap-distance-bottom:0;mso-position-horizontal:absolute;mso-position-horizontal-relative:page;mso-position-vertical:absolute;mso-position-vertical-relative:text;v-text-anchor:top" coordsize="6099175,1270" o:gfxdata="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" path="m,l6099048,e" filled="f" strokecolor="white" strokeweight=".14036mm">
+              <v:shape w14:anchorId="22380C47" id="Graphic 36" o:spid="_x0000_s1026" style="position:absolute;margin-left:72.5pt;margin-top:17.05pt;width:480.25pt;height:.1pt;z-index:-251657216;visibility:visible;mso-wrap-style:square;mso-wrap-distance-left:0;mso-wrap-distance-top:0;mso-wrap-distance-right:0;mso-wrap-distance-bottom:0;mso-position-horizontal:absolute;mso-position-horizontal-relative:page;mso-position-vertical:absolute;mso-position-vertical-relative:text;v-text-anchor:top" coordsize="6099175,1270" o:gfxdata="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" path="m,l6099048,e" filled="f" strokecolor="white" strokeweight=".14036mm">
                 <v:path arrowok="t"/>
                 <w10:wrap type="topAndBottom" anchorx="page"/>
               </v:shape>
@@ -18841,7 +18087,7 @@
         <mc:AlternateContent>
           <mc:Choice Requires="wps">
             <w:drawing>
-              <wp:anchor distT="0" distB="0" distL="114300" distR="114300" simplePos="0" relativeHeight="251698688" behindDoc="1" locked="0" layoutInCell="1" allowOverlap="1" wp14:anchorId="390F97EA" wp14:editId="129260D9">
+              <wp:anchor distT="0" distB="0" distL="114300" distR="114300" simplePos="0" relativeHeight="251688960" behindDoc="1" locked="0" layoutInCell="1" allowOverlap="1" wp14:anchorId="390F97EA" wp14:editId="129260D9">
                 <wp:simplePos x="0" y="0"/>
                 <wp:positionH relativeFrom="column">
                   <wp:posOffset>3093720</wp:posOffset>
@@ -18891,13 +18137,7 @@
                               <w:rPr>
                                 <w:color w:val="FFFFFF" w:themeColor="background1"/>
                               </w:rPr>
-                              <w:t>1</w:t>
-                            </w:r>
-                            <w:r>
-                              <w:rPr>
-                                <w:color w:val="FFFFFF" w:themeColor="background1"/>
-                              </w:rPr>
-                              <w:t>5</w:t>
+                              <w:t>15</w:t>
                             </w:r>
                           </w:p>
                         </w:txbxContent>
@@ -18922,7 +18162,7 @@
           </mc:Choice>
           <mc:Fallback>
             <w:pict>
-              <v:shape w14:anchorId="390F97EA" id="_x0000_s1045" type="#_x0000_t202" style="position:absolute;margin-left:243.6pt;margin-top:4.9pt;width:36pt;height:20.3pt;z-index:-251617792;visibility:visible;mso-wrap-style:square;mso-width-percent:0;mso-height-percent:0;mso-wrap-distance-left:9pt;mso-wrap-distance-top:0;mso-wrap-distance-right:9pt;mso-wrap-distance-bottom:0;mso-position-horizontal:absolute;mso-position-horizontal-relative:text;mso-position-vertical:absolute;mso-position-vertical-relative:text;mso-width-percent:0;mso-height-percent:0;mso-width-relative:margin;mso-height-relative:margin;v-text-anchor:top" o:gfxdata="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" filled="f" stroked="f" strokeweight=".5pt">
+              <v:shape w14:anchorId="390F97EA" id="_x0000_s1045" type="#_x0000_t202" style="position:absolute;margin-left:243.6pt;margin-top:4.9pt;width:36pt;height:20.3pt;z-index:-251627520;visibility:visible;mso-wrap-style:square;mso-width-percent:0;mso-height-percent:0;mso-wrap-distance-left:9pt;mso-wrap-distance-top:0;mso-wrap-distance-right:9pt;mso-wrap-distance-bottom:0;mso-position-horizontal:absolute;mso-position-horizontal-relative:text;mso-position-vertical:absolute;mso-position-vertical-relative:text;mso-width-percent:0;mso-height-percent:0;mso-width-relative:margin;mso-height-relative:margin;v-text-anchor:top" o:gfxdata="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" filled="f" stroked="f" strokeweight=".5pt">
                 <v:textbox>
                   <w:txbxContent>
                     <w:p>
@@ -18935,13 +18175,7 @@
                         <w:rPr>
                           <w:color w:val="FFFFFF" w:themeColor="background1"/>
                         </w:rPr>
-                        <w:t>1</w:t>
-                      </w:r>
-                      <w:r>
-                        <w:rPr>
-                          <w:color w:val="FFFFFF" w:themeColor="background1"/>
-                        </w:rPr>
-                        <w:t>5</w:t>
+                        <w:t>15</w:t>
                       </w:r>
                     </w:p>
                   </w:txbxContent>
@@ -19080,7 +18314,7 @@
         <mc:AlternateContent>
           <mc:Choice Requires="wps">
             <w:drawing>
-              <wp:anchor distT="0" distB="0" distL="0" distR="0" simplePos="0" relativeHeight="251659776" behindDoc="1" locked="0" layoutInCell="1" allowOverlap="1" wp14:anchorId="3E1D62CA" wp14:editId="0863B481">
+              <wp:anchor distT="0" distB="0" distL="0" distR="0" simplePos="0" relativeHeight="251670528" behindDoc="1" locked="0" layoutInCell="1" allowOverlap="1" wp14:anchorId="3E1D62CA" wp14:editId="0863B481">
                 <wp:simplePos x="0" y="0"/>
                 <wp:positionH relativeFrom="page">
                   <wp:posOffset>920750</wp:posOffset>
@@ -19144,7 +18378,7 @@
           </mc:Choice>
           <mc:Fallback>
             <w:pict>
-              <v:shape w14:anchorId="678082E4" id="Graphic 36" o:spid="_x0000_s1026" style="position:absolute;margin-left:72.5pt;margin-top:17.05pt;width:480.25pt;height:.1pt;z-index:-251656704;visibility:visible;mso-wrap-style:square;mso-wrap-distance-left:0;mso-wrap-distance-top:0;mso-wrap-distance-right:0;mso-wrap-distance-bottom:0;mso-position-horizontal:absolute;mso-position-horizontal-relative:page;mso-position-vertical:absolute;mso-position-vertical-relative:text;v-text-anchor:top" coordsize="6099175,1270" o:gfxdata="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" path="m,l6099048,e" filled="f" strokecolor="white" strokeweight=".14036mm">
+              <v:shape w14:anchorId="18BFF241" id="Graphic 36" o:spid="_x0000_s1026" style="position:absolute;margin-left:72.5pt;margin-top:17.05pt;width:480.25pt;height:.1pt;z-index:-251645952;visibility:visible;mso-wrap-style:square;mso-wrap-distance-left:0;mso-wrap-distance-top:0;mso-wrap-distance-right:0;mso-wrap-distance-bottom:0;mso-position-horizontal:absolute;mso-position-horizontal-relative:page;mso-position-vertical:absolute;mso-position-vertical-relative:text;v-text-anchor:top" coordsize="6099175,1270" o:gfxdata="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" path="m,l6099048,e" filled="f" strokecolor="white" strokeweight=".14036mm">
                 <v:path arrowok="t"/>
                 <w10:wrap type="topAndBottom" anchorx="page"/>
               </v:shape>
@@ -19512,7 +18746,7 @@
         <mc:AlternateContent>
           <mc:Choice Requires="wps">
             <w:drawing>
-              <wp:anchor distT="0" distB="0" distL="114300" distR="114300" simplePos="0" relativeHeight="251701760" behindDoc="1" locked="0" layoutInCell="1" allowOverlap="1" wp14:anchorId="7A48E9D4" wp14:editId="22AC7C79">
+              <wp:anchor distT="0" distB="0" distL="114300" distR="114300" simplePos="0" relativeHeight="251689984" behindDoc="1" locked="0" layoutInCell="1" allowOverlap="1" wp14:anchorId="7A48E9D4" wp14:editId="22AC7C79">
                 <wp:simplePos x="0" y="0"/>
                 <wp:positionH relativeFrom="column">
                   <wp:posOffset>3106420</wp:posOffset>
@@ -19562,13 +18796,7 @@
                               <w:rPr>
                                 <w:color w:val="FFFFFF" w:themeColor="background1"/>
                               </w:rPr>
-                              <w:t>1</w:t>
-                            </w:r>
-                            <w:r>
-                              <w:rPr>
-                                <w:color w:val="FFFFFF" w:themeColor="background1"/>
-                              </w:rPr>
-                              <w:t>6</w:t>
+                              <w:t>16</w:t>
                             </w:r>
                           </w:p>
                         </w:txbxContent>
@@ -19593,7 +18821,7 @@
           </mc:Choice>
           <mc:Fallback>
             <w:pict>
-              <v:shape w14:anchorId="7A48E9D4" id="_x0000_s1046" type="#_x0000_t202" style="position:absolute;margin-left:244.6pt;margin-top:.65pt;width:36pt;height:20.3pt;z-index:-251614720;visibility:visible;mso-wrap-style:square;mso-width-percent:0;mso-height-percent:0;mso-wrap-distance-left:9pt;mso-wrap-distance-top:0;mso-wrap-distance-right:9pt;mso-wrap-distance-bottom:0;mso-position-horizontal:absolute;mso-position-horizontal-relative:text;mso-position-vertical:absolute;mso-position-vertical-relative:text;mso-width-percent:0;mso-height-percent:0;mso-width-relative:margin;mso-height-relative:margin;v-text-anchor:top" o:gfxdata="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" filled="f" stroked="f" strokeweight=".5pt">
+              <v:shape w14:anchorId="7A48E9D4" id="_x0000_s1046" type="#_x0000_t202" style="position:absolute;margin-left:244.6pt;margin-top:.65pt;width:36pt;height:20.3pt;z-index:-251626496;visibility:visible;mso-wrap-style:square;mso-width-percent:0;mso-height-percent:0;mso-wrap-distance-left:9pt;mso-wrap-distance-top:0;mso-wrap-distance-right:9pt;mso-wrap-distance-bottom:0;mso-position-horizontal:absolute;mso-position-horizontal-relative:text;mso-position-vertical:absolute;mso-position-vertical-relative:text;mso-width-percent:0;mso-height-percent:0;mso-width-relative:margin;mso-height-relative:margin;v-text-anchor:top" o:gfxdata="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" filled="f" stroked="f" strokeweight=".5pt">
                 <v:textbox>
                   <w:txbxContent>
                     <w:p>
@@ -19606,13 +18834,7 @@
                         <w:rPr>
                           <w:color w:val="FFFFFF" w:themeColor="background1"/>
                         </w:rPr>
-                        <w:t>1</w:t>
-                      </w:r>
-                      <w:r>
-                        <w:rPr>
-                          <w:color w:val="FFFFFF" w:themeColor="background1"/>
-                        </w:rPr>
-                        <w:t>6</w:t>
+                        <w:t>16</w:t>
                       </w:r>
                     </w:p>
                   </w:txbxContent>
@@ -19682,7 +18904,7 @@
           <w:noProof/>
         </w:rPr>
         <w:drawing>
-          <wp:anchor distT="0" distB="0" distL="0" distR="0" simplePos="0" relativeHeight="251646464" behindDoc="1" locked="0" layoutInCell="1" allowOverlap="1" wp14:anchorId="36F98503" wp14:editId="0B113B8C">
+          <wp:anchor distT="0" distB="0" distL="0" distR="0" simplePos="0" relativeHeight="251656192" behindDoc="1" locked="0" layoutInCell="1" allowOverlap="1" wp14:anchorId="36F98503" wp14:editId="0B113B8C">
             <wp:simplePos x="0" y="0"/>
             <wp:positionH relativeFrom="page">
               <wp:posOffset>2540</wp:posOffset>
@@ -19746,7 +18968,7 @@
         </w:rPr>
         <w:lastRenderedPageBreak/>
         <w:drawing>
-          <wp:anchor distT="0" distB="0" distL="0" distR="0" simplePos="0" relativeHeight="251661824" behindDoc="1" locked="0" layoutInCell="1" allowOverlap="1" wp14:anchorId="73989EE7" wp14:editId="4391370A">
+          <wp:anchor distT="0" distB="0" distL="0" distR="0" simplePos="0" relativeHeight="251672576" behindDoc="1" locked="0" layoutInCell="1" allowOverlap="1" wp14:anchorId="73989EE7" wp14:editId="4391370A">
             <wp:simplePos x="0" y="0"/>
             <wp:positionH relativeFrom="page">
               <wp:posOffset>-635</wp:posOffset>
@@ -19839,7 +19061,7 @@
         <mc:AlternateContent>
           <mc:Choice Requires="wps">
             <w:drawing>
-              <wp:anchor distT="0" distB="0" distL="0" distR="0" simplePos="0" relativeHeight="251662848" behindDoc="1" locked="0" layoutInCell="1" allowOverlap="1" wp14:anchorId="051EBA8F" wp14:editId="7036625F">
+              <wp:anchor distT="0" distB="0" distL="0" distR="0" simplePos="0" relativeHeight="251673600" behindDoc="1" locked="0" layoutInCell="1" allowOverlap="1" wp14:anchorId="051EBA8F" wp14:editId="7036625F">
                 <wp:simplePos x="0" y="0"/>
                 <wp:positionH relativeFrom="page">
                   <wp:posOffset>920750</wp:posOffset>
@@ -19903,7 +19125,7 @@
           </mc:Choice>
           <mc:Fallback>
             <w:pict>
-              <v:shape w14:anchorId="01829983" id="Graphic 36" o:spid="_x0000_s1026" style="position:absolute;margin-left:72.5pt;margin-top:17.05pt;width:480.25pt;height:.1pt;z-index:-251653632;visibility:visible;mso-wrap-style:square;mso-wrap-distance-left:0;mso-wrap-distance-top:0;mso-wrap-distance-right:0;mso-wrap-distance-bottom:0;mso-position-horizontal:absolute;mso-position-horizontal-relative:page;mso-position-vertical:absolute;mso-position-vertical-relative:text;v-text-anchor:top" coordsize="6099175,1270" o:gfxdata="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" path="m,l6099048,e" filled="f" strokecolor="white" strokeweight=".14036mm">
+              <v:shape w14:anchorId="090650E9" id="Graphic 36" o:spid="_x0000_s1026" style="position:absolute;margin-left:72.5pt;margin-top:17.05pt;width:480.25pt;height:.1pt;z-index:-251642880;visibility:visible;mso-wrap-style:square;mso-wrap-distance-left:0;mso-wrap-distance-top:0;mso-wrap-distance-right:0;mso-wrap-distance-bottom:0;mso-position-horizontal:absolute;mso-position-horizontal-relative:page;mso-position-vertical:absolute;mso-position-vertical-relative:text;v-text-anchor:top" coordsize="6099175,1270" o:gfxdata="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" path="m,l6099048,e" filled="f" strokecolor="white" strokeweight=".14036mm">
                 <v:path arrowok="t"/>
                 <w10:wrap type="topAndBottom" anchorx="page"/>
               </v:shape>
@@ -20298,72 +19520,130 @@
           <w:color w:val="FFFFFF" w:themeColor="background1"/>
         </w:rPr>
       </w:pPr>
-      <w:r>
-        <w:rPr>
-          <w:noProof/>
+    </w:p>
+    <w:p>
+      <w:pPr>
+        <w:pStyle w:val="BodyText"/>
+        <w:spacing w:before="1"/>
+        <w:rPr>
           <w:color w:val="FFFFFF" w:themeColor="background1"/>
         </w:rPr>
-        <w:drawing>
-          <wp:inline distT="0" distB="0" distL="0" distR="0" wp14:anchorId="4426E5D1" wp14:editId="5A82DCF8">
-            <wp:extent cx="2076557" cy="2006703"/>
-            <wp:effectExtent l="0" t="0" r="0" b="0"/>
-            <wp:docPr id="994597617" name="Picture 1"/>
-            <wp:cNvGraphicFramePr>
-              <a:graphicFrameLocks xmlns:a="http://schemas.openxmlformats.org/drawingml/2006/main" noChangeAspect="1"/>
-            </wp:cNvGraphicFramePr>
-            <a:graphic xmlns:a="http://schemas.openxmlformats.org/drawingml/2006/main">
-              <a:graphicData uri="http://schemas.openxmlformats.org/drawingml/2006/picture">
-                <pic:pic xmlns:pic="http://schemas.openxmlformats.org/drawingml/2006/picture">
-                  <pic:nvPicPr>
-                    <pic:cNvPr id="994597617" name=""/>
-                    <pic:cNvPicPr/>
-                  </pic:nvPicPr>
-                  <pic:blipFill>
-                    <a:blip r:embed="rId40"/>
-                    <a:stretch>
-                      <a:fillRect/>
-                    </a:stretch>
-                  </pic:blipFill>
-                  <pic:spPr>
-                    <a:xfrm>
-                      <a:off x="0" y="0"/>
-                      <a:ext cx="2076557" cy="2006703"/>
-                    </a:xfrm>
-                    <a:prstGeom prst="rect">
-                      <a:avLst/>
-                    </a:prstGeom>
-                  </pic:spPr>
-                </pic:pic>
-              </a:graphicData>
-            </a:graphic>
-          </wp:inline>
-        </w:drawing>
-      </w:r>
-    </w:p>
-    <w:p>
-      <w:pPr>
-        <w:spacing w:line="266" w:lineRule="exact"/>
+      </w:pPr>
+    </w:p>
+    <w:p>
+      <w:pPr>
+        <w:pStyle w:val="BodyText"/>
+        <w:spacing w:before="1"/>
         <w:rPr>
           <w:color w:val="FFFFFF" w:themeColor="background1"/>
-          <w:sz w:val="20"/>
-        </w:rPr>
-      </w:pPr>
-    </w:p>
-    <w:p>
-      <w:pPr>
-        <w:spacing w:line="266" w:lineRule="exact"/>
+        </w:rPr>
+      </w:pPr>
+    </w:p>
+    <w:p>
+      <w:pPr>
+        <w:pStyle w:val="BodyText"/>
+        <w:spacing w:before="1"/>
         <w:rPr>
           <w:color w:val="FFFFFF" w:themeColor="background1"/>
-          <w:sz w:val="20"/>
-        </w:rPr>
-      </w:pPr>
-    </w:p>
-    <w:p>
-      <w:pPr>
-        <w:spacing w:line="266" w:lineRule="exact"/>
+        </w:rPr>
+      </w:pPr>
+    </w:p>
+    <w:p>
+      <w:pPr>
+        <w:pStyle w:val="BodyText"/>
+        <w:spacing w:before="1"/>
         <w:rPr>
           <w:color w:val="FFFFFF" w:themeColor="background1"/>
-          <w:sz w:val="20"/>
+        </w:rPr>
+      </w:pPr>
+    </w:p>
+    <w:p>
+      <w:pPr>
+        <w:pStyle w:val="BodyText"/>
+        <w:spacing w:before="1"/>
+        <w:rPr>
+          <w:color w:val="FFFFFF" w:themeColor="background1"/>
+        </w:rPr>
+      </w:pPr>
+    </w:p>
+    <w:p>
+      <w:pPr>
+        <w:pStyle w:val="BodyText"/>
+        <w:spacing w:before="1"/>
+        <w:rPr>
+          <w:color w:val="FFFFFF" w:themeColor="background1"/>
+        </w:rPr>
+      </w:pPr>
+    </w:p>
+    <w:p>
+      <w:pPr>
+        <w:pStyle w:val="BodyText"/>
+        <w:spacing w:before="1"/>
+        <w:rPr>
+          <w:color w:val="FFFFFF" w:themeColor="background1"/>
+        </w:rPr>
+      </w:pPr>
+    </w:p>
+    <w:p>
+      <w:pPr>
+        <w:pStyle w:val="BodyText"/>
+        <w:spacing w:before="1"/>
+        <w:rPr>
+          <w:color w:val="FFFFFF" w:themeColor="background1"/>
+        </w:rPr>
+      </w:pPr>
+    </w:p>
+    <w:p>
+      <w:pPr>
+        <w:pStyle w:val="BodyText"/>
+        <w:spacing w:before="1"/>
+        <w:rPr>
+          <w:color w:val="FFFFFF" w:themeColor="background1"/>
+        </w:rPr>
+      </w:pPr>
+    </w:p>
+    <w:p>
+      <w:pPr>
+        <w:pStyle w:val="BodyText"/>
+        <w:spacing w:before="1"/>
+        <w:rPr>
+          <w:color w:val="FFFFFF" w:themeColor="background1"/>
+        </w:rPr>
+      </w:pPr>
+    </w:p>
+    <w:p>
+      <w:pPr>
+        <w:pStyle w:val="BodyText"/>
+        <w:spacing w:before="1"/>
+        <w:rPr>
+          <w:color w:val="FFFFFF" w:themeColor="background1"/>
+        </w:rPr>
+      </w:pPr>
+    </w:p>
+    <w:p>
+      <w:pPr>
+        <w:pStyle w:val="BodyText"/>
+        <w:spacing w:before="1"/>
+        <w:rPr>
+          <w:color w:val="FFFFFF" w:themeColor="background1"/>
+        </w:rPr>
+      </w:pPr>
+    </w:p>
+    <w:p>
+      <w:pPr>
+        <w:pStyle w:val="BodyText"/>
+        <w:spacing w:before="1"/>
+        <w:rPr>
+          <w:color w:val="FFFFFF" w:themeColor="background1"/>
+        </w:rPr>
+      </w:pPr>
+    </w:p>
+    <w:p>
+      <w:pPr>
+        <w:pStyle w:val="BodyText"/>
+        <w:spacing w:before="1"/>
+        <w:rPr>
+          <w:color w:val="FFFFFF" w:themeColor="background1"/>
         </w:rPr>
       </w:pPr>
       <w:r>
@@ -20375,13 +19655,13 @@
         <mc:AlternateContent>
           <mc:Choice Requires="wps">
             <w:drawing>
-              <wp:anchor distT="0" distB="0" distL="114300" distR="114300" simplePos="0" relativeHeight="251703808" behindDoc="1" locked="0" layoutInCell="1" allowOverlap="1" wp14:anchorId="0F64DD55" wp14:editId="4C9F76CD">
+              <wp:anchor distT="0" distB="0" distL="114300" distR="114300" simplePos="0" relativeHeight="251655168" behindDoc="1" locked="0" layoutInCell="1" allowOverlap="1" wp14:anchorId="0F64DD55" wp14:editId="470E4AA4">
                 <wp:simplePos x="0" y="0"/>
                 <wp:positionH relativeFrom="column">
-                  <wp:posOffset>3097530</wp:posOffset>
+                  <wp:posOffset>3107055</wp:posOffset>
                 </wp:positionH>
                 <wp:positionV relativeFrom="paragraph">
-                  <wp:posOffset>76003</wp:posOffset>
+                  <wp:posOffset>86360</wp:posOffset>
                 </wp:positionV>
                 <wp:extent cx="457200" cy="257810"/>
                 <wp:effectExtent l="0" t="0" r="0" b="4445"/>
@@ -20425,13 +19705,7 @@
                               <w:rPr>
                                 <w:color w:val="FFFFFF" w:themeColor="background1"/>
                               </w:rPr>
-                              <w:t>1</w:t>
-                            </w:r>
-                            <w:r>
-                              <w:rPr>
-                                <w:color w:val="FFFFFF" w:themeColor="background1"/>
-                              </w:rPr>
-                              <w:t>7</w:t>
+                              <w:t>17</w:t>
                             </w:r>
                           </w:p>
                         </w:txbxContent>
@@ -20456,7 +19730,7 @@
           </mc:Choice>
           <mc:Fallback>
             <w:pict>
-              <v:shape w14:anchorId="0F64DD55" id="_x0000_s1047" type="#_x0000_t202" style="position:absolute;margin-left:243.9pt;margin-top:6pt;width:36pt;height:20.3pt;z-index:-251612672;visibility:visible;mso-wrap-style:square;mso-width-percent:0;mso-height-percent:0;mso-wrap-distance-left:9pt;mso-wrap-distance-top:0;mso-wrap-distance-right:9pt;mso-wrap-distance-bottom:0;mso-position-horizontal:absolute;mso-position-horizontal-relative:text;mso-position-vertical:absolute;mso-position-vertical-relative:text;mso-width-percent:0;mso-height-percent:0;mso-width-relative:margin;mso-height-relative:margin;v-text-anchor:top" o:gfxdata="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" filled="f" stroked="f" strokeweight=".5pt">
+              <v:shape w14:anchorId="0F64DD55" id="_x0000_s1047" type="#_x0000_t202" style="position:absolute;margin-left:244.65pt;margin-top:6.8pt;width:36pt;height:20.3pt;z-index:-251661312;visibility:visible;mso-wrap-style:square;mso-width-percent:0;mso-height-percent:0;mso-wrap-distance-left:9pt;mso-wrap-distance-top:0;mso-wrap-distance-right:9pt;mso-wrap-distance-bottom:0;mso-position-horizontal:absolute;mso-position-horizontal-relative:text;mso-position-vertical:absolute;mso-position-vertical-relative:text;mso-width-percent:0;mso-height-percent:0;mso-width-relative:margin;mso-height-relative:margin;v-text-anchor:top" o:gfxdata="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" filled="f" stroked="f" strokeweight=".5pt">
                 <v:textbox>
                   <w:txbxContent>
                     <w:p>
@@ -20469,13 +19743,7 @@
                         <w:rPr>
                           <w:color w:val="FFFFFF" w:themeColor="background1"/>
                         </w:rPr>
-                        <w:t>1</w:t>
-                      </w:r>
-                      <w:r>
-                        <w:rPr>
-                          <w:color w:val="FFFFFF" w:themeColor="background1"/>
-                        </w:rPr>
-                        <w:t>7</w:t>
+                        <w:t>17</w:t>
                       </w:r>
                     </w:p>
                   </w:txbxContent>
@@ -20489,6 +19757,15 @@
     </w:p>
     <w:p>
       <w:pPr>
+        <w:pStyle w:val="BodyText"/>
+        <w:spacing w:before="1"/>
+        <w:rPr>
+          <w:color w:val="FFFFFF" w:themeColor="background1"/>
+        </w:rPr>
+      </w:pPr>
+    </w:p>
+    <w:p>
+      <w:pPr>
         <w:spacing w:line="266" w:lineRule="exact"/>
         <w:rPr>
           <w:color w:val="FFFFFF" w:themeColor="background1"/>
@@ -20517,6 +19794,807 @@
     <w:p>
       <w:pPr>
         <w:spacing w:line="266" w:lineRule="exact"/>
+        <w:rPr>
+          <w:color w:val="FFFFFF" w:themeColor="background1"/>
+          <w:sz w:val="20"/>
+        </w:rPr>
+      </w:pPr>
+    </w:p>
+    <w:p>
+      <w:pPr>
+        <w:spacing w:line="266" w:lineRule="exact"/>
+        <w:rPr>
+          <w:color w:val="FFFFFF" w:themeColor="background1"/>
+          <w:sz w:val="20"/>
+        </w:rPr>
+      </w:pPr>
+    </w:p>
+    <w:p>
+      <w:pPr>
+        <w:pStyle w:val="Heading2"/>
+        <w:ind w:left="809"/>
+        <w:rPr>
+          <w:color w:val="FFFFFF"/>
+          <w:spacing w:val="-8"/>
+        </w:rPr>
+      </w:pPr>
+      <w:r>
+        <w:rPr>
+          <w:color w:val="FFFFFF"/>
+          <w:spacing w:val="-8"/>
+        </w:rPr>
+        <w:lastRenderedPageBreak/>
+        <w:t>Vulnerability</w:t>
+      </w:r>
+      <w:r>
+        <w:rPr>
+          <w:color w:val="FFFFFF"/>
+          <w:spacing w:val="-10"/>
+        </w:rPr>
+        <w:t xml:space="preserve"> </w:t>
+      </w:r>
+      <w:r>
+        <w:rPr>
+          <w:color w:val="FFFFFF"/>
+          <w:spacing w:val="-8"/>
+        </w:rPr>
+        <w:t>#1</w:t>
+      </w:r>
+      <w:r>
+        <w:rPr>
+          <w:color w:val="FFFFFF"/>
+          <w:spacing w:val="-8"/>
+        </w:rPr>
+        <w:t>5</w:t>
+      </w:r>
+      <w:r>
+        <w:rPr>
+          <w:color w:val="FFFFFF"/>
+          <w:spacing w:val="-8"/>
+        </w:rPr>
+        <w:t xml:space="preserve">: </w:t>
+      </w:r>
+      <w:r>
+        <w:rPr>
+          <w:color w:val="FFFFFF"/>
+          <w:spacing w:val="-8"/>
+        </w:rPr>
+        <w:t>Race Condition</w:t>
+      </w:r>
+      <w:r>
+        <w:rPr>
+          <w:color w:val="FFFFFF"/>
+          <w:spacing w:val="-8"/>
+        </w:rPr>
+        <w:t xml:space="preserve"> </w:t>
+      </w:r>
+    </w:p>
+    <w:p>
+      <w:pPr>
+        <w:pStyle w:val="BodyText"/>
+        <w:spacing w:before="35"/>
+        <w:rPr>
+          <w:rFonts w:ascii="Arial Black"/>
+          <w:sz w:val="20"/>
+        </w:rPr>
+      </w:pPr>
+      <w:r>
+        <w:rPr>
+          <w:rFonts w:ascii="Arial Black"/>
+          <w:noProof/>
+          <w:sz w:val="20"/>
+        </w:rPr>
+        <mc:AlternateContent>
+          <mc:Choice Requires="wps">
+            <w:drawing>
+              <wp:anchor distT="0" distB="0" distL="0" distR="0" simplePos="0" relativeHeight="251660288" behindDoc="1" locked="0" layoutInCell="1" allowOverlap="1" wp14:anchorId="4F995A93" wp14:editId="63E0EDAF">
+                <wp:simplePos x="0" y="0"/>
+                <wp:positionH relativeFrom="page">
+                  <wp:posOffset>920750</wp:posOffset>
+                </wp:positionH>
+                <wp:positionV relativeFrom="paragraph">
+                  <wp:posOffset>216638</wp:posOffset>
+                </wp:positionV>
+                <wp:extent cx="6099175" cy="1270"/>
+                <wp:effectExtent l="0" t="0" r="0" b="0"/>
+                <wp:wrapTopAndBottom/>
+                <wp:docPr id="54104798" name="Graphic 36"/>
+                <wp:cNvGraphicFramePr>
+                  <a:graphicFrameLocks xmlns:a="http://schemas.openxmlformats.org/drawingml/2006/main"/>
+                </wp:cNvGraphicFramePr>
+                <a:graphic xmlns:a="http://schemas.openxmlformats.org/drawingml/2006/main">
+                  <a:graphicData uri="http://schemas.microsoft.com/office/word/2010/wordprocessingShape">
+                    <wps:wsp>
+                      <wps:cNvSpPr>
+                        <a:spLocks/>
+                      </wps:cNvSpPr>
+                      <wps:spPr>
+                        <a:xfrm>
+                          <a:off x="0" y="0"/>
+                          <a:ext cx="6099175" cy="1270"/>
+                        </a:xfrm>
+                        <a:custGeom>
+                          <a:avLst/>
+                          <a:gdLst/>
+                          <a:ahLst/>
+                          <a:cxnLst/>
+                          <a:rect l="l" t="t" r="r" b="b"/>
+                          <a:pathLst>
+                            <a:path w="6099175">
+                              <a:moveTo>
+                                <a:pt x="0" y="0"/>
+                              </a:moveTo>
+                              <a:lnTo>
+                                <a:pt x="6099048" y="0"/>
+                              </a:lnTo>
+                            </a:path>
+                          </a:pathLst>
+                        </a:custGeom>
+                        <a:ln w="5053">
+                          <a:solidFill>
+                            <a:srgbClr val="FFFFFF"/>
+                          </a:solidFill>
+                          <a:prstDash val="solid"/>
+                        </a:ln>
+                      </wps:spPr>
+                      <wps:bodyPr wrap="square" lIns="0" tIns="0" rIns="0" bIns="0" rtlCol="0">
+                        <a:prstTxWarp prst="textNoShape">
+                          <a:avLst/>
+                        </a:prstTxWarp>
+                        <a:noAutofit/>
+                      </wps:bodyPr>
+                    </wps:wsp>
+                  </a:graphicData>
+                </a:graphic>
+              </wp:anchor>
+            </w:drawing>
+          </mc:Choice>
+          <mc:Fallback>
+            <w:pict>
+              <v:shape w14:anchorId="668B95AA" id="Graphic 36" o:spid="_x0000_s1026" style="position:absolute;margin-left:72.5pt;margin-top:17.05pt;width:480.25pt;height:.1pt;z-index:-251656192;visibility:visible;mso-wrap-style:square;mso-wrap-distance-left:0;mso-wrap-distance-top:0;mso-wrap-distance-right:0;mso-wrap-distance-bottom:0;mso-position-horizontal:absolute;mso-position-horizontal-relative:page;mso-position-vertical:absolute;mso-position-vertical-relative:text;v-text-anchor:top" coordsize="6099175,1270" o:gfxdata="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" path="m,l6099048,e" filled="f" strokecolor="white" strokeweight=".14036mm">
+                <v:path arrowok="t"/>
+                <w10:wrap type="topAndBottom" anchorx="page"/>
+              </v:shape>
+            </w:pict>
+          </mc:Fallback>
+        </mc:AlternateContent>
+      </w:r>
+    </w:p>
+    <w:p>
+      <w:pPr>
+        <w:pStyle w:val="BodyText"/>
+        <w:spacing w:before="281"/>
+        <w:ind w:left="142"/>
+      </w:pPr>
+      <w:r>
+        <w:rPr>
+          <w:color w:val="FFFFFF"/>
+        </w:rPr>
+        <w:t>Severity</w:t>
+      </w:r>
+      <w:r>
+        <w:rPr>
+          <w:color w:val="FFFFFF"/>
+          <w:w w:val="80"/>
+        </w:rPr>
+        <w:t>: Medium</w:t>
+      </w:r>
+    </w:p>
+    <w:p>
+      <w:pPr>
+        <w:pStyle w:val="BodyText"/>
+        <w:spacing w:before="6" w:line="244" w:lineRule="auto"/>
+        <w:ind w:left="142" w:right="5817"/>
+        <w:rPr>
+          <w:color w:val="FFFFFF"/>
+        </w:rPr>
+      </w:pPr>
+      <w:r>
+        <w:rPr>
+          <w:color w:val="FFFFFF"/>
+        </w:rPr>
+        <w:t xml:space="preserve">Type: </w:t>
+      </w:r>
+      <w:r>
+        <w:rPr>
+          <w:color w:val="FFFFFF"/>
+        </w:rPr>
+        <w:t>Race Condition</w:t>
+      </w:r>
+    </w:p>
+    <w:p>
+      <w:pPr>
+        <w:pStyle w:val="BodyText"/>
+        <w:spacing w:before="6" w:line="244" w:lineRule="auto"/>
+        <w:ind w:left="142" w:right="5817"/>
+        <w:rPr>
+          <w:color w:val="FFFFFF"/>
+          <w:spacing w:val="-6"/>
+        </w:rPr>
+      </w:pPr>
+      <w:r>
+        <w:rPr>
+          <w:color w:val="FFFFFF"/>
+          <w:spacing w:val="-6"/>
+        </w:rPr>
+        <w:t>Location:</w:t>
+      </w:r>
+      <w:r>
+        <w:rPr>
+          <w:color w:val="FFFFFF"/>
+          <w:spacing w:val="-29"/>
+        </w:rPr>
+        <w:t xml:space="preserve"> </w:t>
+      </w:r>
+      <w:r>
+        <w:rPr>
+          <w:color w:val="FFFFFF"/>
+          <w:spacing w:val="-29"/>
+        </w:rPr>
+        <w:t>init_workers</w:t>
+      </w:r>
+      <w:r>
+        <w:rPr>
+          <w:color w:val="FFFFFF"/>
+          <w:spacing w:val="-29"/>
+        </w:rPr>
+        <w:t xml:space="preserve"> </w:t>
+      </w:r>
+      <w:r>
+        <w:rPr>
+          <w:color w:val="FFFFFF"/>
+          <w:spacing w:val="-6"/>
+        </w:rPr>
+        <w:t>command</w:t>
+      </w:r>
+    </w:p>
+    <w:p>
+      <w:pPr>
+        <w:pStyle w:val="BodyText"/>
+        <w:spacing w:before="6" w:line="244" w:lineRule="auto"/>
+        <w:ind w:left="142" w:right="5817"/>
+      </w:pPr>
+      <w:r>
+        <w:rPr>
+          <w:color w:val="FFFFFF"/>
+        </w:rPr>
+        <w:t>Discovered in: White-box</w:t>
+      </w:r>
+    </w:p>
+    <w:p>
+      <w:pPr>
+        <w:pStyle w:val="BodyText"/>
+        <w:spacing w:before="33"/>
+      </w:pPr>
+    </w:p>
+    <w:p>
+      <w:pPr>
+        <w:pStyle w:val="BodyText"/>
+        <w:ind w:left="142"/>
+        <w:rPr>
+          <w:color w:val="FFFFFF"/>
+          <w:spacing w:val="-2"/>
+        </w:rPr>
+      </w:pPr>
+      <w:r>
+        <w:rPr>
+          <w:color w:val="FFFFFF"/>
+          <w:spacing w:val="-2"/>
+        </w:rPr>
+        <w:t>Description:</w:t>
+      </w:r>
+    </w:p>
+    <w:p>
+      <w:pPr>
+        <w:pStyle w:val="BodyText"/>
+        <w:spacing w:before="1"/>
+        <w:ind w:left="142"/>
+        <w:rPr>
+          <w:color w:val="FFFFFF"/>
+          <w:spacing w:val="-2"/>
+        </w:rPr>
+      </w:pPr>
+      <w:r>
+        <w:rPr>
+          <w:color w:val="FFFFFF"/>
+          <w:spacing w:val="-2"/>
+        </w:rPr>
+        <w:t xml:space="preserve">When multiple worker threads are initialized simultaneously, the system fails to implement proper </w:t>
+      </w:r>
+      <w:r>
+        <w:rPr>
+          <w:color w:val="FFFFFF"/>
+          <w:spacing w:val="-2"/>
+        </w:rPr>
+        <w:t>synchronization methods</w:t>
+      </w:r>
+      <w:r>
+        <w:rPr>
+          <w:color w:val="FFFFFF"/>
+          <w:spacing w:val="-2"/>
+        </w:rPr>
+        <w:t xml:space="preserve"> to avoid race condition between them. </w:t>
+      </w:r>
+      <w:r>
+        <w:rPr>
+          <w:color w:val="FFFFFF"/>
+          <w:spacing w:val="-2"/>
+        </w:rPr>
+        <w:t xml:space="preserve">This could cause inconsistencies or </w:t>
+      </w:r>
+      <w:r>
+        <w:rPr>
+          <w:color w:val="FFFFFF"/>
+          <w:spacing w:val="-2"/>
+        </w:rPr>
+        <w:t>unpredictable behaviour if multiple threads attempt to modify the same resources.</w:t>
+      </w:r>
+    </w:p>
+    <w:p>
+      <w:pPr>
+        <w:pStyle w:val="BodyText"/>
+        <w:spacing w:before="1"/>
+        <w:ind w:left="142"/>
+        <w:rPr>
+          <w:color w:val="FFFFFF"/>
+          <w:spacing w:val="-2"/>
+        </w:rPr>
+      </w:pPr>
+    </w:p>
+    <w:p>
+      <w:pPr>
+        <w:pStyle w:val="BodyText"/>
+        <w:spacing w:before="1"/>
+        <w:ind w:left="142"/>
+        <w:rPr>
+          <w:color w:val="FFFFFF"/>
+          <w:spacing w:val="-2"/>
+        </w:rPr>
+      </w:pPr>
+    </w:p>
+    <w:p>
+      <w:pPr>
+        <w:pStyle w:val="BodyText"/>
+        <w:spacing w:before="1"/>
+        <w:ind w:left="142"/>
+        <w:rPr>
+          <w:color w:val="FFFFFF"/>
+          <w:spacing w:val="-2"/>
+        </w:rPr>
+      </w:pPr>
+      <w:r>
+        <w:rPr>
+          <w:color w:val="FFFFFF"/>
+          <w:spacing w:val="-2"/>
+        </w:rPr>
+        <w:t>Proof</w:t>
+      </w:r>
+      <w:r>
+        <w:rPr>
+          <w:color w:val="FFFFFF"/>
+          <w:spacing w:val="-18"/>
+        </w:rPr>
+        <w:t xml:space="preserve"> </w:t>
+      </w:r>
+      <w:r>
+        <w:rPr>
+          <w:color w:val="FFFFFF"/>
+          <w:spacing w:val="-2"/>
+        </w:rPr>
+        <w:t>of</w:t>
+      </w:r>
+      <w:r>
+        <w:rPr>
+          <w:color w:val="FFFFFF"/>
+          <w:spacing w:val="-18"/>
+        </w:rPr>
+        <w:t xml:space="preserve"> </w:t>
+      </w:r>
+      <w:r>
+        <w:rPr>
+          <w:color w:val="FFFFFF"/>
+          <w:spacing w:val="-2"/>
+        </w:rPr>
+        <w:t>Concept:</w:t>
+      </w:r>
+    </w:p>
+    <w:p>
+      <w:pPr>
+        <w:pStyle w:val="BodyText"/>
+        <w:numPr>
+          <w:ilvl w:val="0"/>
+          <w:numId w:val="6"/>
+        </w:numPr>
+        <w:spacing w:before="1"/>
+        <w:rPr>
+          <w:color w:val="FFFFFF"/>
+          <w:spacing w:val="-2"/>
+        </w:rPr>
+      </w:pPr>
+      <w:r>
+        <w:rPr>
+          <w:color w:val="FFFFFF"/>
+          <w:spacing w:val="-2"/>
+        </w:rPr>
+        <w:t>Run init_workers</w:t>
+      </w:r>
+    </w:p>
+    <w:p>
+      <w:pPr>
+        <w:pStyle w:val="BodyText"/>
+        <w:numPr>
+          <w:ilvl w:val="0"/>
+          <w:numId w:val="6"/>
+        </w:numPr>
+        <w:spacing w:before="1"/>
+        <w:rPr>
+          <w:color w:val="FFFFFF"/>
+          <w:spacing w:val="-2"/>
+        </w:rPr>
+      </w:pPr>
+      <w:r>
+        <w:rPr>
+          <w:color w:val="FFFFFF"/>
+          <w:spacing w:val="-2"/>
+        </w:rPr>
+        <w:t>Input the number of workers</w:t>
+      </w:r>
+    </w:p>
+    <w:p>
+      <w:pPr>
+        <w:pStyle w:val="BodyText"/>
+        <w:spacing w:before="1"/>
+        <w:rPr>
+          <w:color w:val="FFFFFF"/>
+          <w:spacing w:val="-2"/>
+        </w:rPr>
+      </w:pPr>
+    </w:p>
+    <w:p>
+      <w:pPr>
+        <w:pStyle w:val="BodyText"/>
+        <w:spacing w:before="1"/>
+        <w:rPr>
+          <w:color w:val="FFFFFF"/>
+          <w:spacing w:val="-2"/>
+        </w:rPr>
+      </w:pPr>
+    </w:p>
+    <w:p>
+      <w:pPr>
+        <w:pStyle w:val="BodyText"/>
+        <w:spacing w:before="1"/>
+        <w:rPr>
+          <w:color w:val="FFFFFF"/>
+          <w:spacing w:val="-2"/>
+        </w:rPr>
+      </w:pPr>
+      <w:r>
+        <w:rPr>
+          <w:noProof/>
+        </w:rPr>
+        <w:drawing>
+          <wp:anchor distT="0" distB="0" distL="114300" distR="114300" simplePos="0" relativeHeight="251663360" behindDoc="1" locked="0" layoutInCell="1" allowOverlap="1" wp14:anchorId="0C1D7C52" wp14:editId="1FE796D8">
+            <wp:simplePos x="0" y="0"/>
+            <wp:positionH relativeFrom="column">
+              <wp:posOffset>1874520</wp:posOffset>
+            </wp:positionH>
+            <wp:positionV relativeFrom="paragraph">
+              <wp:posOffset>5715</wp:posOffset>
+            </wp:positionV>
+            <wp:extent cx="2075815" cy="2009140"/>
+            <wp:effectExtent l="0" t="0" r="635" b="0"/>
+            <wp:wrapNone/>
+            <wp:docPr id="9383960" name="Picture 1"/>
+            <wp:cNvGraphicFramePr>
+              <a:graphicFrameLocks xmlns:a="http://schemas.openxmlformats.org/drawingml/2006/main" noChangeAspect="1"/>
+            </wp:cNvGraphicFramePr>
+            <a:graphic xmlns:a="http://schemas.openxmlformats.org/drawingml/2006/main">
+              <a:graphicData uri="http://schemas.openxmlformats.org/drawingml/2006/picture">
+                <pic:pic xmlns:pic="http://schemas.openxmlformats.org/drawingml/2006/picture">
+                  <pic:nvPicPr>
+                    <pic:cNvPr id="9383960" name=""/>
+                    <pic:cNvPicPr/>
+                  </pic:nvPicPr>
+                  <pic:blipFill>
+                    <a:blip r:embed="rId40">
+                      <a:extLst>
+                        <a:ext uri="{28A0092B-C50C-407E-A947-70E740481C1C}">
+                          <a14:useLocalDpi xmlns:a14="http://schemas.microsoft.com/office/drawing/2010/main" val="0"/>
+                        </a:ext>
+                      </a:extLst>
+                    </a:blip>
+                    <a:stretch>
+                      <a:fillRect/>
+                    </a:stretch>
+                  </pic:blipFill>
+                  <pic:spPr>
+                    <a:xfrm>
+                      <a:off x="0" y="0"/>
+                      <a:ext cx="2075815" cy="2009140"/>
+                    </a:xfrm>
+                    <a:prstGeom prst="rect">
+                      <a:avLst/>
+                    </a:prstGeom>
+                  </pic:spPr>
+                </pic:pic>
+              </a:graphicData>
+            </a:graphic>
+          </wp:anchor>
+        </w:drawing>
+      </w:r>
+    </w:p>
+    <w:p>
+      <w:pPr>
+        <w:pStyle w:val="BodyText"/>
+        <w:spacing w:before="1"/>
+        <w:rPr>
+          <w:color w:val="FFFFFF"/>
+          <w:spacing w:val="-2"/>
+        </w:rPr>
+      </w:pPr>
+    </w:p>
+    <w:p>
+      <w:pPr>
+        <w:pStyle w:val="BodyText"/>
+        <w:spacing w:before="1"/>
+        <w:ind w:left="502"/>
+        <w:rPr>
+          <w:color w:val="FFFFFF"/>
+          <w:spacing w:val="-2"/>
+        </w:rPr>
+      </w:pPr>
+    </w:p>
+    <w:p>
+      <w:pPr>
+        <w:spacing w:line="266" w:lineRule="exact"/>
+        <w:rPr>
+          <w:color w:val="FFFFFF" w:themeColor="background1"/>
+          <w:sz w:val="20"/>
+        </w:rPr>
+      </w:pPr>
+      <w:r>
+        <w:rPr>
+          <w:noProof/>
+        </w:rPr>
+        <w:drawing>
+          <wp:anchor distT="0" distB="0" distL="0" distR="0" simplePos="0" relativeHeight="251659264" behindDoc="1" locked="0" layoutInCell="1" allowOverlap="1" wp14:anchorId="2E768284" wp14:editId="16D356B0">
+            <wp:simplePos x="0" y="0"/>
+            <wp:positionH relativeFrom="page">
+              <wp:posOffset>-7620</wp:posOffset>
+            </wp:positionH>
+            <wp:positionV relativeFrom="page">
+              <wp:posOffset>-19050</wp:posOffset>
+            </wp:positionV>
+            <wp:extent cx="7558913" cy="10692383"/>
+            <wp:effectExtent l="0" t="0" r="0" b="0"/>
+            <wp:wrapNone/>
+            <wp:docPr id="1897757602" name="Image 35"/>
+            <wp:cNvGraphicFramePr>
+              <a:graphicFrameLocks xmlns:a="http://schemas.openxmlformats.org/drawingml/2006/main"/>
+            </wp:cNvGraphicFramePr>
+            <a:graphic xmlns:a="http://schemas.openxmlformats.org/drawingml/2006/main">
+              <a:graphicData uri="http://schemas.openxmlformats.org/drawingml/2006/picture">
+                <pic:pic xmlns:pic="http://schemas.openxmlformats.org/drawingml/2006/picture">
+                  <pic:nvPicPr>
+                    <pic:cNvPr id="35" name="Image 35"/>
+                    <pic:cNvPicPr/>
+                  </pic:nvPicPr>
+                  <pic:blipFill>
+                    <a:blip r:embed="rId28" cstate="print"/>
+                    <a:stretch>
+                      <a:fillRect/>
+                    </a:stretch>
+                  </pic:blipFill>
+                  <pic:spPr>
+                    <a:xfrm>
+                      <a:off x="0" y="0"/>
+                      <a:ext cx="7558913" cy="10692383"/>
+                    </a:xfrm>
+                    <a:prstGeom prst="rect">
+                      <a:avLst/>
+                    </a:prstGeom>
+                  </pic:spPr>
+                </pic:pic>
+              </a:graphicData>
+            </a:graphic>
+          </wp:anchor>
+        </w:drawing>
+      </w:r>
+    </w:p>
+    <w:p>
+      <w:pPr>
+        <w:spacing w:line="266" w:lineRule="exact"/>
+        <w:rPr>
+          <w:color w:val="FFFFFF" w:themeColor="background1"/>
+          <w:sz w:val="20"/>
+        </w:rPr>
+      </w:pPr>
+    </w:p>
+    <w:p>
+      <w:pPr>
+        <w:spacing w:line="266" w:lineRule="exact"/>
+        <w:rPr>
+          <w:color w:val="FFFFFF" w:themeColor="background1"/>
+          <w:sz w:val="20"/>
+        </w:rPr>
+      </w:pPr>
+    </w:p>
+    <w:p>
+      <w:pPr>
+        <w:spacing w:line="266" w:lineRule="exact"/>
+        <w:rPr>
+          <w:color w:val="FFFFFF" w:themeColor="background1"/>
+          <w:sz w:val="20"/>
+        </w:rPr>
+      </w:pPr>
+    </w:p>
+    <w:p>
+      <w:pPr>
+        <w:spacing w:line="266" w:lineRule="exact"/>
+        <w:rPr>
+          <w:color w:val="FFFFFF" w:themeColor="background1"/>
+          <w:sz w:val="20"/>
+        </w:rPr>
+      </w:pPr>
+    </w:p>
+    <w:p>
+      <w:pPr>
+        <w:spacing w:line="266" w:lineRule="exact"/>
+        <w:rPr>
+          <w:color w:val="FFFFFF" w:themeColor="background1"/>
+          <w:sz w:val="20"/>
+        </w:rPr>
+      </w:pPr>
+    </w:p>
+    <w:p>
+      <w:pPr>
+        <w:spacing w:line="266" w:lineRule="exact"/>
+        <w:rPr>
+          <w:color w:val="FFFFFF" w:themeColor="background1"/>
+          <w:sz w:val="20"/>
+        </w:rPr>
+      </w:pPr>
+    </w:p>
+    <w:p>
+      <w:pPr>
+        <w:spacing w:line="266" w:lineRule="exact"/>
+        <w:rPr>
+          <w:color w:val="FFFFFF" w:themeColor="background1"/>
+          <w:sz w:val="20"/>
+        </w:rPr>
+      </w:pPr>
+    </w:p>
+    <w:p>
+      <w:pPr>
+        <w:spacing w:line="266" w:lineRule="exact"/>
+        <w:rPr>
+          <w:color w:val="FFFFFF" w:themeColor="background1"/>
+          <w:sz w:val="20"/>
+        </w:rPr>
+      </w:pPr>
+    </w:p>
+    <w:p>
+      <w:pPr>
+        <w:spacing w:line="266" w:lineRule="exact"/>
+        <w:rPr>
+          <w:color w:val="FFFFFF" w:themeColor="background1"/>
+          <w:sz w:val="20"/>
+        </w:rPr>
+      </w:pPr>
+    </w:p>
+    <w:p>
+      <w:pPr>
+        <w:spacing w:line="266" w:lineRule="exact"/>
+        <w:rPr>
+          <w:color w:val="FFFFFF" w:themeColor="background1"/>
+          <w:sz w:val="20"/>
+        </w:rPr>
+      </w:pPr>
+    </w:p>
+    <w:p>
+      <w:pPr>
+        <w:spacing w:line="266" w:lineRule="exact"/>
+        <w:rPr>
+          <w:color w:val="FFFFFF" w:themeColor="background1"/>
+          <w:sz w:val="20"/>
+        </w:rPr>
+      </w:pPr>
+    </w:p>
+    <w:p>
+      <w:pPr>
+        <w:spacing w:line="266" w:lineRule="exact"/>
+        <w:rPr>
+          <w:color w:val="FFFFFF" w:themeColor="background1"/>
+          <w:sz w:val="20"/>
+        </w:rPr>
+      </w:pPr>
+      <w:r>
+        <w:rPr>
+          <w:color w:val="FFFFFF" w:themeColor="background1"/>
+          <w:sz w:val="20"/>
+        </w:rPr>
+        <w:t>Impact:</w:t>
+      </w:r>
+    </w:p>
+    <w:p>
+      <w:pPr>
+        <w:spacing w:line="266" w:lineRule="exact"/>
+        <w:rPr>
+          <w:color w:val="FFFFFF" w:themeColor="background1"/>
+          <w:sz w:val="20"/>
+        </w:rPr>
+      </w:pPr>
+    </w:p>
+    <w:p>
+      <w:pPr>
+        <w:pStyle w:val="ListParagraph"/>
+        <w:spacing w:line="266" w:lineRule="exact"/>
+        <w:ind w:left="281" w:firstLine="0"/>
+        <w:rPr>
+          <w:color w:val="FFFFFF" w:themeColor="background1"/>
+          <w:sz w:val="20"/>
+        </w:rPr>
+      </w:pPr>
+      <w:r>
+        <w:rPr>
+          <w:color w:val="FFFFFF" w:themeColor="background1"/>
+          <w:sz w:val="20"/>
+        </w:rPr>
+        <w:t>System instability: can lead to zombie processes</w:t>
+      </w:r>
+      <w:r>
+        <w:rPr>
+          <w:color w:val="FFFFFF" w:themeColor="background1"/>
+          <w:sz w:val="20"/>
+        </w:rPr>
+        <w:t>, making the interface unresponsive to emergency commands.</w:t>
+      </w:r>
+    </w:p>
+    <w:p>
+      <w:pPr>
+        <w:pStyle w:val="ListParagraph"/>
+        <w:spacing w:line="266" w:lineRule="exact"/>
+        <w:ind w:left="281" w:firstLine="0"/>
+        <w:rPr>
+          <w:color w:val="FFFFFF" w:themeColor="background1"/>
+          <w:sz w:val="20"/>
+        </w:rPr>
+      </w:pPr>
+      <w:r>
+        <w:rPr>
+          <w:color w:val="FFFFFF" w:themeColor="background1"/>
+          <w:sz w:val="20"/>
+        </w:rPr>
+        <w:t>Memory corruption: concurrent writes to shared memory</w:t>
+      </w:r>
+      <w:r>
+        <w:rPr>
+          <w:color w:val="FFFFFF" w:themeColor="background1"/>
+          <w:sz w:val="20"/>
+        </w:rPr>
+        <w:t xml:space="preserve"> areas can corrupt data, leading to segmentation fault</w:t>
+      </w:r>
+      <w:r>
+        <w:rPr>
+          <w:color w:val="FFFFFF" w:themeColor="background1"/>
+          <w:sz w:val="20"/>
+        </w:rPr>
+        <w:t xml:space="preserve"> or other errors</w:t>
+      </w:r>
+      <w:r>
+        <w:rPr>
+          <w:color w:val="FFFFFF" w:themeColor="background1"/>
+          <w:sz w:val="20"/>
+        </w:rPr>
+        <w:t>.</w:t>
+      </w:r>
+    </w:p>
+    <w:p>
+      <w:pPr>
+        <w:pStyle w:val="ListParagraph"/>
+        <w:spacing w:line="266" w:lineRule="exact"/>
+        <w:ind w:left="281" w:firstLine="0"/>
         <w:rPr>
           <w:color w:val="FFFFFF" w:themeColor="background1"/>
           <w:sz w:val="20"/>
@@ -20527,6 +20605,27 @@
           <w:cols w:space="720"/>
         </w:sectPr>
       </w:pPr>
+      <w:r>
+        <w:rPr>
+          <w:color w:val="FFFFFF" w:themeColor="background1"/>
+          <w:sz w:val="20"/>
+        </w:rPr>
+        <w:t>Denial of Service: if the race results in a deadlock</w:t>
+      </w:r>
+      <w:r>
+        <w:rPr>
+          <w:color w:val="FFFFFF" w:themeColor="background1"/>
+          <w:sz w:val="20"/>
+        </w:rPr>
+        <w:t xml:space="preserve"> where threads are waiting on resources held by each other, the workers may never start</w:t>
+      </w:r>
+      <w:r>
+        <w:rPr>
+          <w:color w:val="FFFFFF" w:themeColor="background1"/>
+          <w:sz w:val="20"/>
+        </w:rPr>
+        <w:t>.</w:t>
+      </w:r>
     </w:p>
     <w:p>
       <w:pPr>
@@ -20544,7 +20643,7 @@
         </w:rPr>
         <w:lastRenderedPageBreak/>
         <w:drawing>
-          <wp:anchor distT="0" distB="0" distL="0" distR="0" simplePos="0" relativeHeight="251661824" behindDoc="1" locked="0" layoutInCell="1" allowOverlap="1" wp14:anchorId="7EC8678A" wp14:editId="0733C72C">
+          <wp:anchor distT="0" distB="0" distL="0" distR="0" simplePos="0" relativeHeight="251671552" behindDoc="1" locked="0" layoutInCell="1" allowOverlap="1" wp14:anchorId="7EC8678A" wp14:editId="0733C72C">
             <wp:simplePos x="0" y="0"/>
             <wp:positionH relativeFrom="page">
               <wp:posOffset>0</wp:posOffset>
@@ -20814,7 +20913,7 @@
           <w:sz w:val="20"/>
         </w:rPr>
         <w:drawing>
-          <wp:anchor distT="0" distB="0" distL="0" distR="0" simplePos="0" relativeHeight="251681280" behindDoc="1" locked="0" layoutInCell="1" allowOverlap="1" wp14:anchorId="4E8DC9FD" wp14:editId="4FA2BFBE">
+          <wp:anchor distT="0" distB="0" distL="0" distR="0" simplePos="0" relativeHeight="251681792" behindDoc="1" locked="0" layoutInCell="1" allowOverlap="1" wp14:anchorId="4E8DC9FD" wp14:editId="4FA2BFBE">
             <wp:simplePos x="0" y="0"/>
             <wp:positionH relativeFrom="page">
               <wp:posOffset>2108835</wp:posOffset>
@@ -21125,6 +21224,95 @@
     </w:lvl>
   </w:abstractNum>
   <w:abstractNum w:abstractNumId="2" w15:restartNumberingAfterBreak="0">
+    <w:nsid w:val="45A91D30"/>
+    <w:multiLevelType w:val="hybridMultilevel"/>
+    <w:tmpl w:val="A68CF5AE"/>
+    <w:lvl w:ilvl="0" w:tplc="79703BFC">
+      <w:start w:val="1"/>
+      <w:numFmt w:val="decimal"/>
+      <w:lvlText w:val="%1."/>
+      <w:lvlJc w:val="left"/>
+      <w:pPr>
+        <w:ind w:left="502" w:hanging="360"/>
+      </w:pPr>
+      <w:rPr>
+        <w:rFonts w:hint="default"/>
+      </w:rPr>
+    </w:lvl>
+    <w:lvl w:ilvl="1" w:tplc="04090019" w:tentative="1">
+      <w:start w:val="1"/>
+      <w:numFmt w:val="lowerLetter"/>
+      <w:lvlText w:val="%2."/>
+      <w:lvlJc w:val="left"/>
+      <w:pPr>
+        <w:ind w:left="1222" w:hanging="360"/>
+      </w:pPr>
+    </w:lvl>
+    <w:lvl w:ilvl="2" w:tplc="0409001B" w:tentative="1">
+      <w:start w:val="1"/>
+      <w:numFmt w:val="lowerRoman"/>
+      <w:lvlText w:val="%3."/>
+      <w:lvlJc w:val="right"/>
+      <w:pPr>
+        <w:ind w:left="1942" w:hanging="180"/>
+      </w:pPr>
+    </w:lvl>
+    <w:lvl w:ilvl="3" w:tplc="0409000F" w:tentative="1">
+      <w:start w:val="1"/>
+      <w:numFmt w:val="decimal"/>
+      <w:lvlText w:val="%4."/>
+      <w:lvlJc w:val="left"/>
+      <w:pPr>
+        <w:ind w:left="2662" w:hanging="360"/>
+      </w:pPr>
+    </w:lvl>
+    <w:lvl w:ilvl="4" w:tplc="04090019" w:tentative="1">
+      <w:start w:val="1"/>
+      <w:numFmt w:val="lowerLetter"/>
+      <w:lvlText w:val="%5."/>
+      <w:lvlJc w:val="left"/>
+      <w:pPr>
+        <w:ind w:left="3382" w:hanging="360"/>
+      </w:pPr>
+    </w:lvl>
+    <w:lvl w:ilvl="5" w:tplc="0409001B" w:tentative="1">
+      <w:start w:val="1"/>
+      <w:numFmt w:val="lowerRoman"/>
+      <w:lvlText w:val="%6."/>
+      <w:lvlJc w:val="right"/>
+      <w:pPr>
+        <w:ind w:left="4102" w:hanging="180"/>
+      </w:pPr>
+    </w:lvl>
+    <w:lvl w:ilvl="6" w:tplc="0409000F" w:tentative="1">
+      <w:start w:val="1"/>
+      <w:numFmt w:val="decimal"/>
+      <w:lvlText w:val="%7."/>
+      <w:lvlJc w:val="left"/>
+      <w:pPr>
+        <w:ind w:left="4822" w:hanging="360"/>
+      </w:pPr>
+    </w:lvl>
+    <w:lvl w:ilvl="7" w:tplc="04090019" w:tentative="1">
+      <w:start w:val="1"/>
+      <w:numFmt w:val="lowerLetter"/>
+      <w:lvlText w:val="%8."/>
+      <w:lvlJc w:val="left"/>
+      <w:pPr>
+        <w:ind w:left="5542" w:hanging="360"/>
+      </w:pPr>
+    </w:lvl>
+    <w:lvl w:ilvl="8" w:tplc="0409001B" w:tentative="1">
+      <w:start w:val="1"/>
+      <w:numFmt w:val="lowerRoman"/>
+      <w:lvlText w:val="%9."/>
+      <w:lvlJc w:val="right"/>
+      <w:pPr>
+        <w:ind w:left="6262" w:hanging="180"/>
+      </w:pPr>
+    </w:lvl>
+  </w:abstractNum>
+  <w:abstractNum w:abstractNumId="3" w15:restartNumberingAfterBreak="0">
     <w:nsid w:val="5B0E6D7E"/>
     <w:multiLevelType w:val="hybridMultilevel"/>
     <w:tmpl w:val="2BD86F16"/>
@@ -21248,7 +21436,7 @@
       </w:rPr>
     </w:lvl>
   </w:abstractNum>
-  <w:abstractNum w:abstractNumId="3" w15:restartNumberingAfterBreak="0">
+  <w:abstractNum w:abstractNumId="4" w15:restartNumberingAfterBreak="0">
     <w:nsid w:val="5F7E2667"/>
     <w:multiLevelType w:val="hybridMultilevel"/>
     <w:tmpl w:val="DB525A0A"/>
@@ -21372,7 +21560,7 @@
       </w:rPr>
     </w:lvl>
   </w:abstractNum>
-  <w:abstractNum w:abstractNumId="4" w15:restartNumberingAfterBreak="0">
+  <w:abstractNum w:abstractNumId="5" w15:restartNumberingAfterBreak="0">
     <w:nsid w:val="7925475D"/>
     <w:multiLevelType w:val="hybridMultilevel"/>
     <w:tmpl w:val="005C0D54"/>
@@ -21497,19 +21685,22 @@
     </w:lvl>
   </w:abstractNum>
   <w:num w:numId="1" w16cid:durableId="451827012">
-    <w:abstractNumId w:val="2"/>
+    <w:abstractNumId w:val="3"/>
   </w:num>
   <w:num w:numId="2" w16cid:durableId="599997088">
     <w:abstractNumId w:val="0"/>
   </w:num>
   <w:num w:numId="3" w16cid:durableId="1295481007">
-    <w:abstractNumId w:val="3"/>
+    <w:abstractNumId w:val="4"/>
   </w:num>
   <w:num w:numId="4" w16cid:durableId="1055206205">
-    <w:abstractNumId w:val="4"/>
+    <w:abstractNumId w:val="5"/>
   </w:num>
   <w:num w:numId="5" w16cid:durableId="537162088">
     <w:abstractNumId w:val="1"/>
+  </w:num>
+  <w:num w:numId="6" w16cid:durableId="1636064867">
+    <w:abstractNumId w:val="2"/>
   </w:num>
 </w:numbering>
 </file>
@@ -21955,6 +22146,7 @@
   <w:style w:type="character" w:default="1" w:styleId="DefaultParagraphFont">
     <w:name w:val="Default Paragraph Font"/>
     <w:uiPriority w:val="1"/>
+    <w:semiHidden/>
     <w:unhideWhenUsed/>
   </w:style>
   <w:style w:type="table" w:default="1" w:styleId="TableNormal">

--- a/Report-white-box.docx
+++ b/Report-white-box.docx
@@ -18,7 +18,7 @@
           <w:sz w:val="20"/>
         </w:rPr>
         <w:drawing>
-          <wp:anchor distT="0" distB="0" distL="0" distR="0" simplePos="0" relativeHeight="251658240" behindDoc="1" locked="0" layoutInCell="1" allowOverlap="1" wp14:anchorId="6D6E5415" wp14:editId="1FC947E5">
+          <wp:anchor distT="0" distB="0" distL="0" distR="0" simplePos="0" relativeHeight="251657728" behindDoc="1" locked="0" layoutInCell="1" allowOverlap="1" wp14:anchorId="6D6E5415" wp14:editId="1FC947E5">
             <wp:simplePos x="0" y="0"/>
             <wp:positionH relativeFrom="page">
               <wp:posOffset>0</wp:posOffset>
@@ -204,7 +204,7 @@
           <w:sz w:val="20"/>
         </w:rPr>
         <w:drawing>
-          <wp:anchor distT="0" distB="0" distL="0" distR="0" simplePos="0" relativeHeight="251674624" behindDoc="1" locked="0" layoutInCell="1" allowOverlap="1" wp14:anchorId="7A9B853D" wp14:editId="286D8332">
+          <wp:anchor distT="0" distB="0" distL="0" distR="0" simplePos="0" relativeHeight="251677184" behindDoc="1" locked="0" layoutInCell="1" allowOverlap="1" wp14:anchorId="7A9B853D" wp14:editId="286D8332">
             <wp:simplePos x="0" y="0"/>
             <wp:positionH relativeFrom="page">
               <wp:posOffset>1492885</wp:posOffset>
@@ -279,7 +279,7 @@
         </w:rPr>
         <w:lastRenderedPageBreak/>
         <w:drawing>
-          <wp:anchor distT="0" distB="0" distL="0" distR="0" simplePos="0" relativeHeight="251660288" behindDoc="1" locked="0" layoutInCell="1" allowOverlap="1" wp14:anchorId="0B180A8E" wp14:editId="0C7C9C7D">
+          <wp:anchor distT="0" distB="0" distL="0" distR="0" simplePos="0" relativeHeight="251660800" behindDoc="1" locked="0" layoutInCell="1" allowOverlap="1" wp14:anchorId="0B180A8E" wp14:editId="0C7C9C7D">
             <wp:simplePos x="0" y="0"/>
             <wp:positionH relativeFrom="page">
               <wp:posOffset>0</wp:posOffset>
@@ -1054,205 +1054,106 @@
     </w:p>
     <w:p>
       <w:pPr>
-        <w:pStyle w:val="BodyText"/>
-      </w:pPr>
-    </w:p>
-    <w:p>
-      <w:pPr>
-        <w:pStyle w:val="BodyText"/>
-        <w:spacing w:before="163"/>
-      </w:pPr>
-    </w:p>
-    <w:p>
-      <w:pPr>
-        <w:pStyle w:val="Heading1"/>
-        <w:rPr>
-          <w:color w:val="FFFFFF"/>
-          <w:spacing w:val="-6"/>
-        </w:rPr>
-      </w:pPr>
-      <w:bookmarkStart w:id="0" w:name="Vulnerability_Report"/>
-      <w:bookmarkEnd w:id="0"/>
-    </w:p>
-    <w:p>
-      <w:pPr>
-        <w:pStyle w:val="Heading1"/>
-      </w:pPr>
-      <w:r>
-        <w:rPr>
-          <w:color w:val="FFFFFF"/>
-          <w:spacing w:val="-6"/>
-        </w:rPr>
-        <w:t>Vulnerability</w:t>
-      </w:r>
-      <w:r>
-        <w:rPr>
-          <w:color w:val="FFFFFF"/>
-          <w:spacing w:val="-3"/>
-        </w:rPr>
-        <w:t xml:space="preserve"> </w:t>
-      </w:r>
-      <w:r>
-        <w:rPr>
-          <w:color w:val="FFFFFF"/>
-          <w:spacing w:val="-2"/>
-        </w:rPr>
-        <w:t>Report</w:t>
-      </w:r>
-    </w:p>
-    <w:p>
-      <w:pPr>
-        <w:pStyle w:val="BodyText"/>
-        <w:spacing w:before="9"/>
-        <w:ind w:left="862"/>
-      </w:pPr>
-      <w:r>
-        <w:rPr>
-          <w:color w:val="FFFFFF"/>
-          <w:spacing w:val="-4"/>
-        </w:rPr>
-        <w:t>Below</w:t>
-      </w:r>
-      <w:r>
-        <w:rPr>
-          <w:color w:val="FFFFFF"/>
-          <w:spacing w:val="-18"/>
-        </w:rPr>
-        <w:t xml:space="preserve"> </w:t>
-      </w:r>
-      <w:r>
-        <w:rPr>
-          <w:color w:val="FFFFFF"/>
-          <w:spacing w:val="-4"/>
-        </w:rPr>
-        <w:t>is</w:t>
-      </w:r>
-      <w:r>
-        <w:rPr>
-          <w:color w:val="FFFFFF"/>
-          <w:spacing w:val="-24"/>
-        </w:rPr>
-        <w:t xml:space="preserve"> </w:t>
-      </w:r>
-      <w:r>
-        <w:rPr>
-          <w:color w:val="FFFFFF"/>
-          <w:spacing w:val="-4"/>
-        </w:rPr>
-        <w:t>the</w:t>
-      </w:r>
-      <w:r>
-        <w:rPr>
-          <w:color w:val="FFFFFF"/>
-          <w:spacing w:val="-22"/>
-        </w:rPr>
-        <w:t xml:space="preserve"> </w:t>
-      </w:r>
-      <w:r>
-        <w:rPr>
-          <w:color w:val="FFFFFF"/>
-          <w:spacing w:val="-4"/>
-        </w:rPr>
-        <w:t>list</w:t>
-      </w:r>
-      <w:r>
-        <w:rPr>
-          <w:color w:val="FFFFFF"/>
-          <w:spacing w:val="-25"/>
-        </w:rPr>
-        <w:t xml:space="preserve"> </w:t>
-      </w:r>
-      <w:r>
-        <w:rPr>
-          <w:color w:val="FFFFFF"/>
-          <w:spacing w:val="-4"/>
-        </w:rPr>
-        <w:t>of</w:t>
-      </w:r>
-      <w:r>
-        <w:rPr>
-          <w:color w:val="FFFFFF"/>
-          <w:spacing w:val="-25"/>
-        </w:rPr>
-        <w:t xml:space="preserve"> </w:t>
-      </w:r>
-      <w:r>
-        <w:rPr>
-          <w:color w:val="FFFFFF"/>
-          <w:spacing w:val="-4"/>
-        </w:rPr>
-        <w:t>vulnerabilities</w:t>
-      </w:r>
-      <w:r>
-        <w:rPr>
-          <w:color w:val="FFFFFF"/>
-          <w:spacing w:val="-22"/>
-        </w:rPr>
-        <w:t xml:space="preserve"> </w:t>
-      </w:r>
-      <w:r>
-        <w:rPr>
-          <w:color w:val="FFFFFF"/>
-          <w:spacing w:val="-4"/>
-        </w:rPr>
-        <w:t>discovered,</w:t>
-      </w:r>
-      <w:r>
-        <w:rPr>
-          <w:color w:val="FFFFFF"/>
-          <w:spacing w:val="-23"/>
-        </w:rPr>
-        <w:t xml:space="preserve"> </w:t>
-      </w:r>
-      <w:r>
-        <w:rPr>
-          <w:color w:val="FFFFFF"/>
-          <w:spacing w:val="-4"/>
-        </w:rPr>
-        <w:t>ranked</w:t>
-      </w:r>
-      <w:r>
-        <w:rPr>
-          <w:color w:val="FFFFFF"/>
-          <w:spacing w:val="-22"/>
-        </w:rPr>
-        <w:t xml:space="preserve"> </w:t>
-      </w:r>
-      <w:r>
-        <w:rPr>
-          <w:color w:val="FFFFFF"/>
-          <w:spacing w:val="-4"/>
-        </w:rPr>
-        <w:t>by</w:t>
-      </w:r>
-      <w:r>
-        <w:rPr>
-          <w:color w:val="FFFFFF"/>
-          <w:spacing w:val="-25"/>
-        </w:rPr>
-        <w:t xml:space="preserve"> </w:t>
-      </w:r>
-      <w:r>
-        <w:rPr>
-          <w:color w:val="FFFFFF"/>
-          <w:spacing w:val="-4"/>
-        </w:rPr>
-        <w:t>severity:</w:t>
-      </w:r>
-    </w:p>
-    <w:p>
-      <w:pPr>
-        <w:pStyle w:val="BodyText"/>
-      </w:pPr>
-    </w:p>
-    <w:p>
-      <w:pPr>
-        <w:pStyle w:val="BodyText"/>
-      </w:pPr>
-    </w:p>
-    <w:p>
-      <w:pPr>
-        <w:pStyle w:val="BodyText"/>
+        <w:tabs>
+          <w:tab w:val="left" w:pos="281"/>
+        </w:tabs>
+        <w:spacing w:before="1"/>
+      </w:pPr>
+    </w:p>
+    <w:p>
+      <w:pPr>
+        <w:tabs>
+          <w:tab w:val="left" w:pos="281"/>
+        </w:tabs>
+        <w:spacing w:before="1"/>
+      </w:pPr>
+    </w:p>
+    <w:p>
+      <w:pPr>
+        <w:tabs>
+          <w:tab w:val="left" w:pos="281"/>
+        </w:tabs>
+        <w:spacing w:before="1"/>
+      </w:pPr>
+    </w:p>
+    <w:p>
+      <w:pPr>
+        <w:tabs>
+          <w:tab w:val="left" w:pos="281"/>
+        </w:tabs>
+        <w:spacing w:before="1"/>
+      </w:pPr>
+    </w:p>
+    <w:p>
+      <w:pPr>
+        <w:tabs>
+          <w:tab w:val="left" w:pos="281"/>
+        </w:tabs>
+        <w:spacing w:before="1"/>
+      </w:pPr>
+    </w:p>
+    <w:p>
+      <w:pPr>
+        <w:tabs>
+          <w:tab w:val="left" w:pos="281"/>
+        </w:tabs>
+        <w:spacing w:before="1"/>
+      </w:pPr>
+    </w:p>
+    <w:p>
+      <w:pPr>
+        <w:tabs>
+          <w:tab w:val="left" w:pos="281"/>
+        </w:tabs>
+        <w:spacing w:before="1"/>
+      </w:pPr>
+    </w:p>
+    <w:p>
+      <w:pPr>
+        <w:tabs>
+          <w:tab w:val="left" w:pos="281"/>
+        </w:tabs>
+        <w:spacing w:before="1"/>
+      </w:pPr>
+    </w:p>
+    <w:p>
+      <w:pPr>
+        <w:tabs>
+          <w:tab w:val="left" w:pos="281"/>
+        </w:tabs>
+        <w:spacing w:before="1"/>
+      </w:pPr>
+    </w:p>
+    <w:p>
+      <w:pPr>
+        <w:tabs>
+          <w:tab w:val="left" w:pos="281"/>
+        </w:tabs>
+        <w:spacing w:before="1"/>
+      </w:pPr>
+    </w:p>
+    <w:p>
+      <w:pPr>
+        <w:tabs>
+          <w:tab w:val="left" w:pos="281"/>
+        </w:tabs>
+        <w:spacing w:before="1"/>
+      </w:pPr>
+    </w:p>
+    <w:p>
+      <w:pPr>
+        <w:tabs>
+          <w:tab w:val="left" w:pos="281"/>
+        </w:tabs>
+        <w:spacing w:before="1"/>
+      </w:pPr>
+    </w:p>
+    <w:p>
+      <w:pPr>
+        <w:tabs>
+          <w:tab w:val="left" w:pos="281"/>
+        </w:tabs>
+        <w:spacing w:before="1"/>
       </w:pPr>
       <w:r>
         <w:rPr>
@@ -1263,13 +1164,13 @@
         <mc:AlternateContent>
           <mc:Choice Requires="wps">
             <w:drawing>
-              <wp:anchor distT="0" distB="0" distL="114300" distR="114300" simplePos="0" relativeHeight="251675648" behindDoc="0" locked="0" layoutInCell="1" allowOverlap="1" wp14:anchorId="064E682B" wp14:editId="11351FEB">
+              <wp:anchor distT="0" distB="0" distL="114300" distR="114300" simplePos="0" relativeHeight="251661312" behindDoc="0" locked="0" layoutInCell="1" allowOverlap="1" wp14:anchorId="064E682B" wp14:editId="2F5BAB21">
                 <wp:simplePos x="0" y="0"/>
                 <wp:positionH relativeFrom="column">
-                  <wp:posOffset>3280573</wp:posOffset>
+                  <wp:posOffset>3289935</wp:posOffset>
                 </wp:positionH>
                 <wp:positionV relativeFrom="paragraph">
-                  <wp:posOffset>686605</wp:posOffset>
+                  <wp:posOffset>95885</wp:posOffset>
                 </wp:positionV>
                 <wp:extent cx="292100" cy="279400"/>
                 <wp:effectExtent l="0" t="0" r="0" b="6350"/>
@@ -1334,7 +1235,7 @@
                 <v:stroke joinstyle="miter"/>
                 <v:path gradientshapeok="t" o:connecttype="rect"/>
               </v:shapetype>
-              <v:shape id="Text Box 8" o:spid="_x0000_s1026" type="#_x0000_t202" style="position:absolute;margin-left:258.3pt;margin-top:54.05pt;width:23pt;height:22pt;z-index:251675648;visibility:visible;mso-wrap-style:square;mso-width-percent:0;mso-height-percent:0;mso-wrap-distance-left:9pt;mso-wrap-distance-top:0;mso-wrap-distance-right:9pt;mso-wrap-distance-bottom:0;mso-position-horizontal:absolute;mso-position-horizontal-relative:text;mso-position-vertical:absolute;mso-position-vertical-relative:text;mso-width-percent:0;mso-height-percent:0;mso-width-relative:margin;mso-height-relative:margin;v-text-anchor:top" o:gfxdata="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" filled="f" stroked="f" strokeweight=".5pt">
+              <v:shape id="Text Box 8" o:spid="_x0000_s1026" type="#_x0000_t202" style="position:absolute;margin-left:259.05pt;margin-top:7.55pt;width:23pt;height:22pt;z-index:251661312;visibility:visible;mso-wrap-style:square;mso-width-percent:0;mso-height-percent:0;mso-wrap-distance-left:9pt;mso-wrap-distance-top:0;mso-wrap-distance-right:9pt;mso-wrap-distance-bottom:0;mso-position-horizontal:absolute;mso-position-horizontal-relative:text;mso-position-vertical:absolute;mso-position-vertical-relative:text;mso-width-percent:0;mso-height-percent:0;mso-width-relative:margin;mso-height-relative:margin;v-text-anchor:top" o:gfxdata="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" filled="f" stroked="f" strokeweight=".5pt">
                 <v:textbox>
                   <w:txbxContent>
                     <w:p>
@@ -1360,6 +1261,645 @@
     </w:p>
     <w:p>
       <w:pPr>
+        <w:tabs>
+          <w:tab w:val="left" w:pos="281"/>
+        </w:tabs>
+        <w:spacing w:before="1"/>
+      </w:pPr>
+    </w:p>
+    <w:p>
+      <w:pPr>
+        <w:tabs>
+          <w:tab w:val="left" w:pos="281"/>
+        </w:tabs>
+        <w:spacing w:before="1"/>
+      </w:pPr>
+    </w:p>
+    <w:p>
+      <w:pPr>
+        <w:tabs>
+          <w:tab w:val="left" w:pos="281"/>
+        </w:tabs>
+        <w:spacing w:before="1"/>
+      </w:pPr>
+    </w:p>
+    <w:p>
+      <w:pPr>
+        <w:tabs>
+          <w:tab w:val="left" w:pos="281"/>
+        </w:tabs>
+        <w:spacing w:before="1"/>
+      </w:pPr>
+    </w:p>
+    <w:p>
+      <w:pPr>
+        <w:tabs>
+          <w:tab w:val="left" w:pos="281"/>
+        </w:tabs>
+        <w:spacing w:before="1"/>
+      </w:pPr>
+    </w:p>
+    <w:p>
+      <w:pPr>
+        <w:tabs>
+          <w:tab w:val="left" w:pos="281"/>
+        </w:tabs>
+        <w:spacing w:before="1"/>
+      </w:pPr>
+    </w:p>
+    <w:p>
+      <w:pPr>
+        <w:pStyle w:val="BodyText"/>
+      </w:pPr>
+    </w:p>
+    <w:p>
+      <w:pPr>
+        <w:pStyle w:val="BodyText"/>
+        <w:spacing w:before="163"/>
+      </w:pPr>
+      <w:r>
+        <w:rPr>
+          <w:rFonts w:ascii="Arial Black"/>
+          <w:noProof/>
+          <w:sz w:val="49"/>
+        </w:rPr>
+        <w:lastRenderedPageBreak/>
+        <w:drawing>
+          <wp:anchor distT="0" distB="0" distL="0" distR="0" simplePos="0" relativeHeight="251664384" behindDoc="1" locked="0" layoutInCell="1" allowOverlap="1" wp14:anchorId="6D252C68" wp14:editId="40EDBE5C">
+            <wp:simplePos x="0" y="0"/>
+            <wp:positionH relativeFrom="page">
+              <wp:posOffset>1905</wp:posOffset>
+            </wp:positionH>
+            <wp:positionV relativeFrom="page">
+              <wp:posOffset>-13335</wp:posOffset>
+            </wp:positionV>
+            <wp:extent cx="7562088" cy="10685778"/>
+            <wp:effectExtent l="0" t="0" r="0" b="0"/>
+            <wp:wrapNone/>
+            <wp:docPr id="175810683" name="Image 4"/>
+            <wp:cNvGraphicFramePr>
+              <a:graphicFrameLocks xmlns:a="http://schemas.openxmlformats.org/drawingml/2006/main"/>
+            </wp:cNvGraphicFramePr>
+            <a:graphic xmlns:a="http://schemas.openxmlformats.org/drawingml/2006/main">
+              <a:graphicData uri="http://schemas.openxmlformats.org/drawingml/2006/picture">
+                <pic:pic xmlns:pic="http://schemas.openxmlformats.org/drawingml/2006/picture">
+                  <pic:nvPicPr>
+                    <pic:cNvPr id="4" name="Image 4"/>
+                    <pic:cNvPicPr/>
+                  </pic:nvPicPr>
+                  <pic:blipFill>
+                    <a:blip r:embed="rId8" cstate="print"/>
+                    <a:stretch>
+                      <a:fillRect/>
+                    </a:stretch>
+                  </pic:blipFill>
+                  <pic:spPr>
+                    <a:xfrm>
+                      <a:off x="0" y="0"/>
+                      <a:ext cx="7562088" cy="10685778"/>
+                    </a:xfrm>
+                    <a:prstGeom prst="rect">
+                      <a:avLst/>
+                    </a:prstGeom>
+                  </pic:spPr>
+                </pic:pic>
+              </a:graphicData>
+            </a:graphic>
+          </wp:anchor>
+        </w:drawing>
+      </w:r>
+    </w:p>
+    <w:p>
+      <w:pPr>
+        <w:pStyle w:val="Heading1"/>
+        <w:spacing w:before="588"/>
+      </w:pPr>
+      <w:bookmarkStart w:id="0" w:name="Vulnerability_Report"/>
+      <w:bookmarkEnd w:id="0"/>
+      <w:r>
+        <w:rPr>
+          <w:color w:val="FFFFFF"/>
+          <w:spacing w:val="-6"/>
+        </w:rPr>
+        <w:t>White</w:t>
+      </w:r>
+      <w:r>
+        <w:rPr>
+          <w:color w:val="FFFFFF"/>
+          <w:spacing w:val="-6"/>
+        </w:rPr>
+        <w:t>-box</w:t>
+      </w:r>
+      <w:r>
+        <w:rPr>
+          <w:color w:val="FFFFFF"/>
+          <w:spacing w:val="-7"/>
+        </w:rPr>
+        <w:t xml:space="preserve"> </w:t>
+      </w:r>
+      <w:r>
+        <w:rPr>
+          <w:color w:val="FFFFFF"/>
+          <w:spacing w:val="-6"/>
+        </w:rPr>
+        <w:t>Audit</w:t>
+      </w:r>
+    </w:p>
+    <w:p>
+      <w:pPr>
+        <w:pStyle w:val="BodyText"/>
+        <w:spacing w:before="60" w:line="572" w:lineRule="exact"/>
+        <w:ind w:left="142" w:right="401"/>
+        <w:rPr>
+          <w:color w:val="FFFFFF"/>
+          <w:spacing w:val="-2"/>
+        </w:rPr>
+      </w:pPr>
+      <w:r>
+        <w:rPr>
+          <w:color w:val="FFFFFF"/>
+          <w:spacing w:val="-2"/>
+        </w:rPr>
+        <w:t xml:space="preserve">With access to source code, we performed a full code review </w:t>
+      </w:r>
+      <w:r>
+        <w:rPr>
+          <w:color w:val="FFFFFF"/>
+          <w:spacing w:val="-2"/>
+        </w:rPr>
+        <w:t>and vulnerability assessment</w:t>
+      </w:r>
+      <w:r>
+        <w:rPr>
+          <w:color w:val="FFFFFF"/>
+          <w:spacing w:val="-2"/>
+        </w:rPr>
+        <w:t xml:space="preserve">. </w:t>
+      </w:r>
+    </w:p>
+    <w:p>
+      <w:pPr>
+        <w:pStyle w:val="BodyText"/>
+        <w:spacing w:before="60" w:line="572" w:lineRule="exact"/>
+        <w:ind w:left="142" w:right="401"/>
+        <w:rPr>
+          <w:color w:val="FFFFFF"/>
+          <w:spacing w:val="-2"/>
+        </w:rPr>
+      </w:pPr>
+      <w:r>
+        <w:rPr>
+          <w:color w:val="FFFFFF"/>
+          <w:spacing w:val="-2"/>
+        </w:rPr>
+        <w:t>Focus area:</w:t>
+      </w:r>
+    </w:p>
+    <w:p>
+      <w:pPr>
+        <w:pStyle w:val="BodyText"/>
+        <w:numPr>
+          <w:ilvl w:val="0"/>
+          <w:numId w:val="5"/>
+        </w:numPr>
+        <w:spacing w:line="300" w:lineRule="exact"/>
+        <w:ind w:left="284" w:right="403" w:hanging="142"/>
+        <w:rPr>
+          <w:color w:val="FFFFFF"/>
+          <w:spacing w:val="-2"/>
+        </w:rPr>
+      </w:pPr>
+      <w:r>
+        <w:rPr>
+          <w:color w:val="FFFFFF"/>
+          <w:spacing w:val="-2"/>
+        </w:rPr>
+        <w:t>Input validation</w:t>
+      </w:r>
+    </w:p>
+    <w:p>
+      <w:pPr>
+        <w:pStyle w:val="BodyText"/>
+        <w:numPr>
+          <w:ilvl w:val="0"/>
+          <w:numId w:val="5"/>
+        </w:numPr>
+        <w:spacing w:line="300" w:lineRule="exact"/>
+        <w:ind w:left="284" w:right="403" w:hanging="142"/>
+        <w:rPr>
+          <w:color w:val="FFFFFF"/>
+          <w:spacing w:val="-2"/>
+        </w:rPr>
+      </w:pPr>
+      <w:r>
+        <w:rPr>
+          <w:color w:val="FFFFFF"/>
+          <w:spacing w:val="-2"/>
+        </w:rPr>
+        <w:t>Memory safety</w:t>
+      </w:r>
+    </w:p>
+    <w:p>
+      <w:pPr>
+        <w:pStyle w:val="BodyText"/>
+        <w:numPr>
+          <w:ilvl w:val="0"/>
+          <w:numId w:val="5"/>
+        </w:numPr>
+        <w:spacing w:line="300" w:lineRule="exact"/>
+        <w:ind w:left="284" w:right="403" w:hanging="142"/>
+        <w:rPr>
+          <w:color w:val="FFFFFF"/>
+          <w:spacing w:val="-2"/>
+        </w:rPr>
+      </w:pPr>
+      <w:r>
+        <w:rPr>
+          <w:color w:val="FFFFFF"/>
+          <w:spacing w:val="-2"/>
+        </w:rPr>
+        <w:t>Privilege escalation paths</w:t>
+      </w:r>
+    </w:p>
+    <w:p>
+      <w:pPr>
+        <w:pStyle w:val="BodyText"/>
+        <w:spacing w:before="60" w:line="572" w:lineRule="exact"/>
+        <w:ind w:right="401"/>
+        <w:rPr>
+          <w:color w:val="FFFFFF"/>
+          <w:spacing w:val="-2"/>
+        </w:rPr>
+      </w:pPr>
+    </w:p>
+    <w:p>
+      <w:pPr>
+        <w:pStyle w:val="BodyText"/>
+        <w:spacing w:before="60" w:line="572" w:lineRule="exact"/>
+        <w:ind w:left="142" w:right="401"/>
+        <w:rPr>
+          <w:color w:val="FFFFFF"/>
+        </w:rPr>
+      </w:pPr>
+      <w:r>
+        <w:rPr>
+          <w:color w:val="FFFFFF"/>
+        </w:rPr>
+        <w:t>List of the tools you used:</w:t>
+      </w:r>
+    </w:p>
+    <w:p>
+      <w:pPr>
+        <w:pStyle w:val="BodyText"/>
+        <w:numPr>
+          <w:ilvl w:val="0"/>
+          <w:numId w:val="5"/>
+        </w:numPr>
+        <w:spacing w:before="60" w:line="572" w:lineRule="exact"/>
+        <w:ind w:right="401"/>
+      </w:pPr>
+      <w:r>
+        <w:rPr>
+          <w:color w:val="FFFFFF"/>
+        </w:rPr>
+        <w:t>Strings</w:t>
+      </w:r>
+    </w:p>
+    <w:p>
+      <w:pPr>
+        <w:pStyle w:val="BodyText"/>
+        <w:numPr>
+          <w:ilvl w:val="0"/>
+          <w:numId w:val="5"/>
+        </w:numPr>
+        <w:spacing w:before="60" w:line="572" w:lineRule="exact"/>
+        <w:ind w:right="401"/>
+      </w:pPr>
+      <w:r>
+        <w:rPr>
+          <w:color w:val="FFFFFF" w:themeColor="background1"/>
+        </w:rPr>
+        <w:t>C code</w:t>
+      </w:r>
+    </w:p>
+    <w:p>
+      <w:pPr>
+        <w:pStyle w:val="Heading1"/>
+        <w:rPr>
+          <w:color w:val="FFFFFF"/>
+          <w:spacing w:val="-6"/>
+        </w:rPr>
+      </w:pPr>
+    </w:p>
+    <w:p>
+      <w:pPr>
+        <w:pStyle w:val="Heading1"/>
+        <w:rPr>
+          <w:color w:val="FFFFFF"/>
+          <w:spacing w:val="-6"/>
+        </w:rPr>
+      </w:pPr>
+    </w:p>
+    <w:p>
+      <w:pPr>
+        <w:pStyle w:val="Heading1"/>
+        <w:rPr>
+          <w:color w:val="FFFFFF"/>
+          <w:spacing w:val="-6"/>
+        </w:rPr>
+      </w:pPr>
+    </w:p>
+    <w:p>
+      <w:pPr>
+        <w:pStyle w:val="Heading1"/>
+        <w:rPr>
+          <w:color w:val="FFFFFF"/>
+          <w:spacing w:val="-6"/>
+        </w:rPr>
+      </w:pPr>
+    </w:p>
+    <w:p>
+      <w:pPr>
+        <w:pStyle w:val="Heading1"/>
+      </w:pPr>
+      <w:r>
+        <w:rPr>
+          <w:color w:val="FFFFFF"/>
+          <w:spacing w:val="-6"/>
+        </w:rPr>
+        <w:t>Vulnerability</w:t>
+      </w:r>
+      <w:r>
+        <w:rPr>
+          <w:color w:val="FFFFFF"/>
+          <w:spacing w:val="-3"/>
+        </w:rPr>
+        <w:t xml:space="preserve"> </w:t>
+      </w:r>
+      <w:r>
+        <w:rPr>
+          <w:color w:val="FFFFFF"/>
+          <w:spacing w:val="-2"/>
+        </w:rPr>
+        <w:t>Report</w:t>
+      </w:r>
+    </w:p>
+    <w:p>
+      <w:pPr>
+        <w:pStyle w:val="BodyText"/>
+        <w:spacing w:before="9"/>
+        <w:ind w:left="862"/>
+      </w:pPr>
+      <w:r>
+        <w:rPr>
+          <w:color w:val="FFFFFF"/>
+          <w:spacing w:val="-4"/>
+        </w:rPr>
+        <w:t>Below</w:t>
+      </w:r>
+      <w:r>
+        <w:rPr>
+          <w:color w:val="FFFFFF"/>
+          <w:spacing w:val="-18"/>
+        </w:rPr>
+        <w:t xml:space="preserve"> </w:t>
+      </w:r>
+      <w:r>
+        <w:rPr>
+          <w:color w:val="FFFFFF"/>
+          <w:spacing w:val="-4"/>
+        </w:rPr>
+        <w:t>is</w:t>
+      </w:r>
+      <w:r>
+        <w:rPr>
+          <w:color w:val="FFFFFF"/>
+          <w:spacing w:val="-24"/>
+        </w:rPr>
+        <w:t xml:space="preserve"> </w:t>
+      </w:r>
+      <w:r>
+        <w:rPr>
+          <w:color w:val="FFFFFF"/>
+          <w:spacing w:val="-4"/>
+        </w:rPr>
+        <w:t>the</w:t>
+      </w:r>
+      <w:r>
+        <w:rPr>
+          <w:color w:val="FFFFFF"/>
+          <w:spacing w:val="-22"/>
+        </w:rPr>
+        <w:t xml:space="preserve"> </w:t>
+      </w:r>
+      <w:r>
+        <w:rPr>
+          <w:color w:val="FFFFFF"/>
+          <w:spacing w:val="-4"/>
+        </w:rPr>
+        <w:t>list</w:t>
+      </w:r>
+      <w:r>
+        <w:rPr>
+          <w:color w:val="FFFFFF"/>
+          <w:spacing w:val="-25"/>
+        </w:rPr>
+        <w:t xml:space="preserve"> </w:t>
+      </w:r>
+      <w:r>
+        <w:rPr>
+          <w:color w:val="FFFFFF"/>
+          <w:spacing w:val="-4"/>
+        </w:rPr>
+        <w:t>of</w:t>
+      </w:r>
+      <w:r>
+        <w:rPr>
+          <w:color w:val="FFFFFF"/>
+          <w:spacing w:val="-25"/>
+        </w:rPr>
+        <w:t xml:space="preserve"> </w:t>
+      </w:r>
+      <w:r>
+        <w:rPr>
+          <w:color w:val="FFFFFF"/>
+          <w:spacing w:val="-4"/>
+        </w:rPr>
+        <w:t>vulnerabilities</w:t>
+      </w:r>
+      <w:r>
+        <w:rPr>
+          <w:color w:val="FFFFFF"/>
+          <w:spacing w:val="-22"/>
+        </w:rPr>
+        <w:t xml:space="preserve"> </w:t>
+      </w:r>
+      <w:r>
+        <w:rPr>
+          <w:color w:val="FFFFFF"/>
+          <w:spacing w:val="-4"/>
+        </w:rPr>
+        <w:t>discovered,</w:t>
+      </w:r>
+      <w:r>
+        <w:rPr>
+          <w:color w:val="FFFFFF"/>
+          <w:spacing w:val="-23"/>
+        </w:rPr>
+        <w:t xml:space="preserve"> </w:t>
+      </w:r>
+      <w:r>
+        <w:rPr>
+          <w:color w:val="FFFFFF"/>
+          <w:spacing w:val="-4"/>
+        </w:rPr>
+        <w:t>ranked</w:t>
+      </w:r>
+      <w:r>
+        <w:rPr>
+          <w:color w:val="FFFFFF"/>
+          <w:spacing w:val="-22"/>
+        </w:rPr>
+        <w:t xml:space="preserve"> </w:t>
+      </w:r>
+      <w:r>
+        <w:rPr>
+          <w:color w:val="FFFFFF"/>
+          <w:spacing w:val="-4"/>
+        </w:rPr>
+        <w:t>by</w:t>
+      </w:r>
+      <w:r>
+        <w:rPr>
+          <w:color w:val="FFFFFF"/>
+          <w:spacing w:val="-25"/>
+        </w:rPr>
+        <w:t xml:space="preserve"> </w:t>
+      </w:r>
+      <w:r>
+        <w:rPr>
+          <w:color w:val="FFFFFF"/>
+          <w:spacing w:val="-4"/>
+        </w:rPr>
+        <w:t>severity:</w:t>
+      </w:r>
+    </w:p>
+    <w:p>
+      <w:pPr>
+        <w:pStyle w:val="BodyText"/>
+      </w:pPr>
+    </w:p>
+    <w:p>
+      <w:pPr>
+        <w:pStyle w:val="BodyText"/>
+      </w:pPr>
+    </w:p>
+    <w:p>
+      <w:pPr>
+        <w:pStyle w:val="BodyText"/>
+      </w:pPr>
+      <w:r>
+        <w:rPr>
+          <w:noProof/>
+          <w:color w:val="FFFFFF"/>
+          <w:spacing w:val="-4"/>
+        </w:rPr>
+        <mc:AlternateContent>
+          <mc:Choice Requires="wps">
+            <w:drawing>
+              <wp:anchor distT="0" distB="0" distL="114300" distR="114300" simplePos="0" relativeHeight="251666432" behindDoc="0" locked="0" layoutInCell="1" allowOverlap="1" wp14:anchorId="03DD48FE" wp14:editId="3CE0F1DF">
+                <wp:simplePos x="0" y="0"/>
+                <wp:positionH relativeFrom="column">
+                  <wp:posOffset>3271520</wp:posOffset>
+                </wp:positionH>
+                <wp:positionV relativeFrom="paragraph">
+                  <wp:posOffset>7484745</wp:posOffset>
+                </wp:positionV>
+                <wp:extent cx="292100" cy="279400"/>
+                <wp:effectExtent l="0" t="0" r="0" b="6350"/>
+                <wp:wrapNone/>
+                <wp:docPr id="74090494" name="Text Box 8"/>
+                <wp:cNvGraphicFramePr/>
+                <a:graphic xmlns:a="http://schemas.openxmlformats.org/drawingml/2006/main">
+                  <a:graphicData uri="http://schemas.microsoft.com/office/word/2010/wordprocessingShape">
+                    <wps:wsp>
+                      <wps:cNvSpPr txBox="1"/>
+                      <wps:spPr>
+                        <a:xfrm>
+                          <a:off x="0" y="0"/>
+                          <a:ext cx="292100" cy="279400"/>
+                        </a:xfrm>
+                        <a:prstGeom prst="rect">
+                          <a:avLst/>
+                        </a:prstGeom>
+                        <a:noFill/>
+                        <a:ln w="6350">
+                          <a:noFill/>
+                        </a:ln>
+                      </wps:spPr>
+                      <wps:txbx>
+                        <w:txbxContent>
+                          <w:p>
+                            <w:pPr>
+                              <w:rPr>
+                                <w:color w:val="FFFFFF" w:themeColor="background1"/>
+                              </w:rPr>
+                            </w:pPr>
+                            <w:r>
+                              <w:rPr>
+                                <w:color w:val="FFFFFF" w:themeColor="background1"/>
+                              </w:rPr>
+                              <w:t>3</w:t>
+                            </w:r>
+                          </w:p>
+                        </w:txbxContent>
+                      </wps:txbx>
+                      <wps:bodyPr rot="0" spcFirstLastPara="0" vertOverflow="overflow" horzOverflow="overflow" vert="horz" wrap="square" lIns="91440" tIns="45720" rIns="91440" bIns="45720" numCol="1" spcCol="0" rtlCol="0" fromWordArt="0" anchor="t" anchorCtr="0" forceAA="0" compatLnSpc="1">
+                        <a:prstTxWarp prst="textNoShape">
+                          <a:avLst/>
+                        </a:prstTxWarp>
+                        <a:noAutofit/>
+                      </wps:bodyPr>
+                    </wps:wsp>
+                  </a:graphicData>
+                </a:graphic>
+                <wp14:sizeRelH relativeFrom="margin">
+                  <wp14:pctWidth>0</wp14:pctWidth>
+                </wp14:sizeRelH>
+                <wp14:sizeRelV relativeFrom="margin">
+                  <wp14:pctHeight>0</wp14:pctHeight>
+                </wp14:sizeRelV>
+              </wp:anchor>
+            </w:drawing>
+          </mc:Choice>
+          <mc:Fallback>
+            <w:pict>
+              <v:shape w14:anchorId="03DD48FE" id="_x0000_s1027" type="#_x0000_t202" style="position:absolute;margin-left:257.6pt;margin-top:589.35pt;width:23pt;height:22pt;z-index:251666432;visibility:visible;mso-wrap-style:square;mso-width-percent:0;mso-height-percent:0;mso-wrap-distance-left:9pt;mso-wrap-distance-top:0;mso-wrap-distance-right:9pt;mso-wrap-distance-bottom:0;mso-position-horizontal:absolute;mso-position-horizontal-relative:text;mso-position-vertical:absolute;mso-position-vertical-relative:text;mso-width-percent:0;mso-height-percent:0;mso-width-relative:margin;mso-height-relative:margin;v-text-anchor:top" o:gfxdata="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" filled="f" stroked="f" strokeweight=".5pt">
+                <v:textbox>
+                  <w:txbxContent>
+                    <w:p>
+                      <w:pPr>
+                        <w:rPr>
+                          <w:color w:val="FFFFFF" w:themeColor="background1"/>
+                        </w:rPr>
+                      </w:pPr>
+                      <w:r>
+                        <w:rPr>
+                          <w:color w:val="FFFFFF" w:themeColor="background1"/>
+                        </w:rPr>
+                        <w:t>3</w:t>
+                      </w:r>
+                    </w:p>
+                  </w:txbxContent>
+                </v:textbox>
+              </v:shape>
+            </w:pict>
+          </mc:Fallback>
+        </mc:AlternateContent>
+      </w:r>
+    </w:p>
+    <w:p>
+      <w:pPr>
         <w:pStyle w:val="BodyText"/>
         <w:sectPr>
           <w:pgSz w:w="11910" w:h="16840"/>
@@ -1379,7 +1919,7 @@
         </w:rPr>
         <w:lastRenderedPageBreak/>
         <w:drawing>
-          <wp:anchor distT="0" distB="0" distL="0" distR="0" simplePos="0" relativeHeight="251636736" behindDoc="1" locked="0" layoutInCell="1" allowOverlap="1" wp14:anchorId="73E28B6B" wp14:editId="03216EDD">
+          <wp:anchor distT="0" distB="0" distL="0" distR="0" simplePos="0" relativeHeight="251635200" behindDoc="1" locked="0" layoutInCell="1" allowOverlap="1" wp14:anchorId="73E28B6B" wp14:editId="03216EDD">
             <wp:simplePos x="0" y="0"/>
             <wp:positionH relativeFrom="page">
               <wp:posOffset>0</wp:posOffset>
@@ -1489,7 +2029,7 @@
         <mc:AlternateContent>
           <mc:Choice Requires="wps">
             <w:drawing>
-              <wp:anchor distT="0" distB="0" distL="0" distR="0" simplePos="0" relativeHeight="251640832" behindDoc="1" locked="0" layoutInCell="1" allowOverlap="1" wp14:anchorId="365633E4" wp14:editId="786679F3">
+              <wp:anchor distT="0" distB="0" distL="0" distR="0" simplePos="0" relativeHeight="251639296" behindDoc="1" locked="0" layoutInCell="1" allowOverlap="1" wp14:anchorId="365633E4" wp14:editId="786679F3">
                 <wp:simplePos x="0" y="0"/>
                 <wp:positionH relativeFrom="page">
                   <wp:posOffset>920750</wp:posOffset>
@@ -1553,7 +2093,7 @@
           </mc:Choice>
           <mc:Fallback>
             <w:pict>
-              <v:shape w14:anchorId="1D32F3DE" id="Graphic 7" o:spid="_x0000_s1026" style="position:absolute;margin-left:72.5pt;margin-top:13.5pt;width:480.25pt;height:.1pt;z-index:-251675648;visibility:visible;mso-wrap-style:square;mso-wrap-distance-left:0;mso-wrap-distance-top:0;mso-wrap-distance-right:0;mso-wrap-distance-bottom:0;mso-position-horizontal:absolute;mso-position-horizontal-relative:page;mso-position-vertical:absolute;mso-position-vertical-relative:text;v-text-anchor:top" coordsize="6099175,1270" o:gfxdata="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" path="m,l6099048,e" filled="f" strokecolor="white" strokeweight=".14036mm">
+              <v:shape w14:anchorId="7A2B2CA5" id="Graphic 7" o:spid="_x0000_s1026" style="position:absolute;margin-left:72.5pt;margin-top:13.5pt;width:480.25pt;height:.1pt;z-index:-251677184;visibility:visible;mso-wrap-style:square;mso-wrap-distance-left:0;mso-wrap-distance-top:0;mso-wrap-distance-right:0;mso-wrap-distance-bottom:0;mso-position-horizontal:absolute;mso-position-horizontal-relative:page;mso-position-vertical:absolute;mso-position-vertical-relative:text;v-text-anchor:top" coordsize="6099175,1270" o:gfxdata="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" path="m,l6099048,e" filled="f" strokecolor="white" strokeweight=".14036mm">
                 <v:path arrowok="t"/>
                 <w10:wrap type="topAndBottom" anchorx="page"/>
               </v:shape>
@@ -2359,7 +2899,7 @@
           <w:sz w:val="19"/>
         </w:rPr>
         <w:drawing>
-          <wp:anchor distT="0" distB="0" distL="0" distR="0" simplePos="0" relativeHeight="251641856" behindDoc="1" locked="0" layoutInCell="1" allowOverlap="1" wp14:anchorId="4C3CBDED" wp14:editId="0E615C30">
+          <wp:anchor distT="0" distB="0" distL="0" distR="0" simplePos="0" relativeHeight="251640320" behindDoc="1" locked="0" layoutInCell="1" allowOverlap="1" wp14:anchorId="4C3CBDED" wp14:editId="0E615C30">
             <wp:simplePos x="0" y="0"/>
             <wp:positionH relativeFrom="page">
               <wp:posOffset>539750</wp:posOffset>
@@ -2483,7 +3023,7 @@
           <w:sz w:val="19"/>
         </w:rPr>
         <w:drawing>
-          <wp:anchor distT="0" distB="0" distL="0" distR="0" simplePos="0" relativeHeight="251643904" behindDoc="1" locked="0" layoutInCell="1" allowOverlap="1" wp14:anchorId="628A372C" wp14:editId="481A491F">
+          <wp:anchor distT="0" distB="0" distL="0" distR="0" simplePos="0" relativeHeight="251642368" behindDoc="1" locked="0" layoutInCell="1" allowOverlap="1" wp14:anchorId="628A372C" wp14:editId="481A491F">
             <wp:simplePos x="0" y="0"/>
             <wp:positionH relativeFrom="page">
               <wp:posOffset>539750</wp:posOffset>
@@ -2565,7 +3105,7 @@
         <mc:AlternateContent>
           <mc:Choice Requires="wps">
             <w:drawing>
-              <wp:anchor distT="0" distB="0" distL="114300" distR="114300" simplePos="0" relativeHeight="251645952" behindDoc="0" locked="0" layoutInCell="1" allowOverlap="1" wp14:anchorId="6D270FD2" wp14:editId="3BFD58B4">
+              <wp:anchor distT="0" distB="0" distL="114300" distR="114300" simplePos="0" relativeHeight="251644416" behindDoc="0" locked="0" layoutInCell="1" allowOverlap="1" wp14:anchorId="6D270FD2" wp14:editId="3BFD58B4">
                 <wp:simplePos x="0" y="0"/>
                 <wp:positionH relativeFrom="column">
                   <wp:posOffset>3284220</wp:posOffset>
@@ -2632,7 +3172,7 @@
           </mc:Choice>
           <mc:Fallback>
             <w:pict>
-              <v:shape w14:anchorId="6D270FD2" id="_x0000_s1027" type="#_x0000_t202" style="position:absolute;margin-left:258.6pt;margin-top:167.3pt;width:23pt;height:22pt;z-index:251645952;visibility:visible;mso-wrap-style:square;mso-width-percent:0;mso-height-percent:0;mso-wrap-distance-left:9pt;mso-wrap-distance-top:0;mso-wrap-distance-right:9pt;mso-wrap-distance-bottom:0;mso-position-horizontal:absolute;mso-position-horizontal-relative:text;mso-position-vertical:absolute;mso-position-vertical-relative:text;mso-width-percent:0;mso-height-percent:0;mso-width-relative:margin;mso-height-relative:margin;v-text-anchor:top" o:gfxdata="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" filled="f" stroked="f" strokeweight=".5pt">
+              <v:shape w14:anchorId="6D270FD2" id="_x0000_s1028" type="#_x0000_t202" style="position:absolute;margin-left:258.6pt;margin-top:167.3pt;width:23pt;height:22pt;z-index:251644416;visibility:visible;mso-wrap-style:square;mso-width-percent:0;mso-height-percent:0;mso-wrap-distance-left:9pt;mso-wrap-distance-top:0;mso-wrap-distance-right:9pt;mso-wrap-distance-bottom:0;mso-position-horizontal:absolute;mso-position-horizontal-relative:text;mso-position-vertical:absolute;mso-position-vertical-relative:text;mso-width-percent:0;mso-height-percent:0;mso-width-relative:margin;mso-height-relative:margin;v-text-anchor:top" o:gfxdata="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" filled="f" stroked="f" strokeweight=".5pt">
                 <v:textbox>
                   <w:txbxContent>
                     <w:p>
@@ -2661,7 +3201,7 @@
           <w:sz w:val="19"/>
         </w:rPr>
         <w:drawing>
-          <wp:anchor distT="0" distB="0" distL="0" distR="0" simplePos="0" relativeHeight="251676672" behindDoc="1" locked="0" layoutInCell="1" allowOverlap="1" wp14:anchorId="49FC9FF7" wp14:editId="4A5F149B">
+          <wp:anchor distT="0" distB="0" distL="0" distR="0" simplePos="0" relativeHeight="251679232" behindDoc="1" locked="0" layoutInCell="1" allowOverlap="1" wp14:anchorId="49FC9FF7" wp14:editId="4A5F149B">
             <wp:simplePos x="0" y="0"/>
             <wp:positionH relativeFrom="page">
               <wp:posOffset>539750</wp:posOffset>
@@ -2730,7 +3270,7 @@
         </w:rPr>
         <w:lastRenderedPageBreak/>
         <w:drawing>
-          <wp:anchor distT="0" distB="0" distL="0" distR="0" simplePos="0" relativeHeight="251638784" behindDoc="1" locked="0" layoutInCell="1" allowOverlap="1" wp14:anchorId="1D9E8925" wp14:editId="1E3B6876">
+          <wp:anchor distT="0" distB="0" distL="0" distR="0" simplePos="0" relativeHeight="251637248" behindDoc="1" locked="0" layoutInCell="1" allowOverlap="1" wp14:anchorId="1D9E8925" wp14:editId="1E3B6876">
             <wp:simplePos x="0" y="0"/>
             <wp:positionH relativeFrom="page">
               <wp:posOffset>0</wp:posOffset>
@@ -3402,7 +3942,7 @@
         <mc:AlternateContent>
           <mc:Choice Requires="wps">
             <w:drawing>
-              <wp:anchor distT="0" distB="0" distL="114300" distR="114300" simplePos="0" relativeHeight="251626496" behindDoc="1" locked="0" layoutInCell="1" allowOverlap="1" wp14:anchorId="21B20395" wp14:editId="724C89E1">
+              <wp:anchor distT="0" distB="0" distL="114300" distR="114300" simplePos="0" relativeHeight="251624960" behindDoc="1" locked="0" layoutInCell="1" allowOverlap="1" wp14:anchorId="21B20395" wp14:editId="724C89E1">
                 <wp:simplePos x="0" y="0"/>
                 <wp:positionH relativeFrom="column">
                   <wp:posOffset>3182620</wp:posOffset>
@@ -3477,7 +4017,7 @@
           </mc:Choice>
           <mc:Fallback>
             <w:pict>
-              <v:shape w14:anchorId="21B20395" id="_x0000_s1028" type="#_x0000_t202" style="position:absolute;left:0;text-align:left;margin-left:250.6pt;margin-top:.4pt;width:23pt;height:22pt;z-index:-251689984;visibility:visible;mso-wrap-style:square;mso-width-percent:0;mso-height-percent:0;mso-wrap-distance-left:9pt;mso-wrap-distance-top:0;mso-wrap-distance-right:9pt;mso-wrap-distance-bottom:0;mso-position-horizontal:absolute;mso-position-horizontal-relative:text;mso-position-vertical:absolute;mso-position-vertical-relative:text;mso-width-percent:0;mso-height-percent:0;mso-width-relative:margin;mso-height-relative:margin;v-text-anchor:top" o:gfxdata="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" filled="f" stroked="f" strokeweight=".5pt">
+              <v:shape w14:anchorId="21B20395" id="_x0000_s1029" type="#_x0000_t202" style="position:absolute;left:0;text-align:left;margin-left:250.6pt;margin-top:.4pt;width:23pt;height:22pt;z-index:-251691520;visibility:visible;mso-wrap-style:square;mso-width-percent:0;mso-height-percent:0;mso-wrap-distance-left:9pt;mso-wrap-distance-top:0;mso-wrap-distance-right:9pt;mso-wrap-distance-bottom:0;mso-position-horizontal:absolute;mso-position-horizontal-relative:text;mso-position-vertical:absolute;mso-position-vertical-relative:text;mso-width-percent:0;mso-height-percent:0;mso-width-relative:margin;mso-height-relative:margin;v-text-anchor:top" o:gfxdata="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" filled="f" stroked="f" strokeweight=".5pt">
                 <v:textbox>
                   <w:txbxContent>
                     <w:p>
@@ -3625,7 +4165,7 @@
         <mc:AlternateContent>
           <mc:Choice Requires="wps">
             <w:drawing>
-              <wp:anchor distT="0" distB="0" distL="0" distR="0" simplePos="0" relativeHeight="251642880" behindDoc="1" locked="0" layoutInCell="1" allowOverlap="1" wp14:anchorId="658BC9B3" wp14:editId="686C93C3">
+              <wp:anchor distT="0" distB="0" distL="0" distR="0" simplePos="0" relativeHeight="251641344" behindDoc="1" locked="0" layoutInCell="1" allowOverlap="1" wp14:anchorId="658BC9B3" wp14:editId="686C93C3">
                 <wp:simplePos x="0" y="0"/>
                 <wp:positionH relativeFrom="page">
                   <wp:posOffset>920750</wp:posOffset>
@@ -3689,7 +4229,7 @@
           </mc:Choice>
           <mc:Fallback>
             <w:pict>
-              <v:shape w14:anchorId="7E0FFC16" id="Graphic 36" o:spid="_x0000_s1026" style="position:absolute;margin-left:72.5pt;margin-top:17.05pt;width:480.25pt;height:.1pt;z-index:-251673600;visibility:visible;mso-wrap-style:square;mso-wrap-distance-left:0;mso-wrap-distance-top:0;mso-wrap-distance-right:0;mso-wrap-distance-bottom:0;mso-position-horizontal:absolute;mso-position-horizontal-relative:page;mso-position-vertical:absolute;mso-position-vertical-relative:text;v-text-anchor:top" coordsize="6099175,1270" o:gfxdata="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" path="m,l6099048,e" filled="f" strokecolor="white" strokeweight=".14036mm">
+              <v:shape w14:anchorId="7DA4D871" id="Graphic 36" o:spid="_x0000_s1026" style="position:absolute;margin-left:72.5pt;margin-top:17.05pt;width:480.25pt;height:.1pt;z-index:-251675136;visibility:visible;mso-wrap-style:square;mso-wrap-distance-left:0;mso-wrap-distance-top:0;mso-wrap-distance-right:0;mso-wrap-distance-bottom:0;mso-position-horizontal:absolute;mso-position-horizontal-relative:page;mso-position-vertical:absolute;mso-position-vertical-relative:text;v-text-anchor:top" coordsize="6099175,1270" o:gfxdata="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" path="m,l6099048,e" filled="f" strokecolor="white" strokeweight=".14036mm">
                 <v:path arrowok="t"/>
                 <w10:wrap type="topAndBottom" anchorx="page"/>
               </v:shape>
@@ -4047,7 +4587,7 @@
         <mc:AlternateContent>
           <mc:Choice Requires="wps">
             <w:drawing>
-              <wp:anchor distT="0" distB="0" distL="114300" distR="114300" simplePos="0" relativeHeight="251677696" behindDoc="1" locked="0" layoutInCell="1" allowOverlap="1" wp14:anchorId="3A12A04E" wp14:editId="0FFF247B">
+              <wp:anchor distT="0" distB="0" distL="114300" distR="114300" simplePos="0" relativeHeight="251680256" behindDoc="1" locked="0" layoutInCell="1" allowOverlap="1" wp14:anchorId="3A12A04E" wp14:editId="0FFF247B">
                 <wp:simplePos x="0" y="0"/>
                 <wp:positionH relativeFrom="column">
                   <wp:posOffset>3144225</wp:posOffset>
@@ -4122,7 +4662,7 @@
           </mc:Choice>
           <mc:Fallback>
             <w:pict>
-              <v:shape w14:anchorId="3A12A04E" id="_x0000_s1029" type="#_x0000_t202" style="position:absolute;left:0;text-align:left;margin-left:247.6pt;margin-top:40.85pt;width:59.4pt;height:74.5pt;z-index:-251638784;visibility:visible;mso-wrap-style:square;mso-width-percent:0;mso-height-percent:0;mso-wrap-distance-left:9pt;mso-wrap-distance-top:0;mso-wrap-distance-right:9pt;mso-wrap-distance-bottom:0;mso-position-horizontal:absolute;mso-position-horizontal-relative:text;mso-position-vertical:absolute;mso-position-vertical-relative:text;mso-width-percent:0;mso-height-percent:0;mso-width-relative:margin;mso-height-relative:margin;v-text-anchor:top" o:gfxdata="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" filled="f" stroked="f" strokeweight=".5pt">
+              <v:shape w14:anchorId="3A12A04E" id="_x0000_s1030" type="#_x0000_t202" style="position:absolute;left:0;text-align:left;margin-left:247.6pt;margin-top:40.85pt;width:59.4pt;height:74.5pt;z-index:-251636224;visibility:visible;mso-wrap-style:square;mso-width-percent:0;mso-height-percent:0;mso-wrap-distance-left:9pt;mso-wrap-distance-top:0;mso-wrap-distance-right:9pt;mso-wrap-distance-bottom:0;mso-position-horizontal:absolute;mso-position-horizontal-relative:text;mso-position-vertical:absolute;mso-position-vertical-relative:text;mso-width-percent:0;mso-height-percent:0;mso-width-relative:margin;mso-height-relative:margin;v-text-anchor:top" o:gfxdata="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" filled="f" stroked="f" strokeweight=".5pt">
                 <v:textbox>
                   <w:txbxContent>
                     <w:p>
@@ -4151,7 +4691,7 @@
           <w:noProof/>
         </w:rPr>
         <w:drawing>
-          <wp:anchor distT="0" distB="0" distL="0" distR="0" simplePos="0" relativeHeight="251637760" behindDoc="1" locked="0" layoutInCell="1" allowOverlap="1" wp14:anchorId="41C961C0" wp14:editId="3E5675B7">
+          <wp:anchor distT="0" distB="0" distL="0" distR="0" simplePos="0" relativeHeight="251636224" behindDoc="1" locked="0" layoutInCell="1" allowOverlap="1" wp14:anchorId="41C961C0" wp14:editId="3E5675B7">
             <wp:simplePos x="0" y="0"/>
             <wp:positionH relativeFrom="page">
               <wp:posOffset>-15459</wp:posOffset>
@@ -4221,7 +4761,7 @@
         </w:rPr>
         <w:lastRenderedPageBreak/>
         <w:drawing>
-          <wp:anchor distT="0" distB="0" distL="0" distR="0" simplePos="0" relativeHeight="251628544" behindDoc="1" locked="0" layoutInCell="1" allowOverlap="1" wp14:anchorId="2EDF8726" wp14:editId="3FC57A4E">
+          <wp:anchor distT="0" distB="0" distL="0" distR="0" simplePos="0" relativeHeight="251627008" behindDoc="1" locked="0" layoutInCell="1" allowOverlap="1" wp14:anchorId="2EDF8726" wp14:editId="3FC57A4E">
             <wp:simplePos x="0" y="0"/>
             <wp:positionH relativeFrom="page">
               <wp:posOffset>0</wp:posOffset>
@@ -4347,7 +4887,7 @@
         <mc:AlternateContent>
           <mc:Choice Requires="wps">
             <w:drawing>
-              <wp:anchor distT="0" distB="0" distL="0" distR="0" simplePos="0" relativeHeight="251654144" behindDoc="1" locked="0" layoutInCell="1" allowOverlap="1" wp14:anchorId="39F8BFEE" wp14:editId="7ADF7585">
+              <wp:anchor distT="0" distB="0" distL="0" distR="0" simplePos="0" relativeHeight="251652608" behindDoc="1" locked="0" layoutInCell="1" allowOverlap="1" wp14:anchorId="39F8BFEE" wp14:editId="7ADF7585">
                 <wp:simplePos x="0" y="0"/>
                 <wp:positionH relativeFrom="page">
                   <wp:posOffset>920750</wp:posOffset>
@@ -4411,7 +4951,7 @@
           </mc:Choice>
           <mc:Fallback>
             <w:pict>
-              <v:shape w14:anchorId="61EE737D" id="Graphic 16" o:spid="_x0000_s1026" style="position:absolute;margin-left:72.5pt;margin-top:11pt;width:480.25pt;height:.1pt;z-index:-251662336;visibility:visible;mso-wrap-style:square;mso-wrap-distance-left:0;mso-wrap-distance-top:0;mso-wrap-distance-right:0;mso-wrap-distance-bottom:0;mso-position-horizontal:absolute;mso-position-horizontal-relative:page;mso-position-vertical:absolute;mso-position-vertical-relative:text;v-text-anchor:top" coordsize="6099175,1270" o:gfxdata="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" path="m,l6099048,e" filled="f" strokecolor="white" strokeweight=".14036mm">
+              <v:shape w14:anchorId="5D55F04D" id="Graphic 16" o:spid="_x0000_s1026" style="position:absolute;margin-left:72.5pt;margin-top:11pt;width:480.25pt;height:.1pt;z-index:-251663872;visibility:visible;mso-wrap-style:square;mso-wrap-distance-left:0;mso-wrap-distance-top:0;mso-wrap-distance-right:0;mso-wrap-distance-bottom:0;mso-position-horizontal:absolute;mso-position-horizontal-relative:page;mso-position-vertical:absolute;mso-position-vertical-relative:text;v-text-anchor:top" coordsize="6099175,1270" o:gfxdata="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" path="m,l6099048,e" filled="f" strokecolor="white" strokeweight=".14036mm">
                 <v:path arrowok="t"/>
                 <w10:wrap type="topAndBottom" anchorx="page"/>
               </v:shape>
@@ -6023,7 +6563,7 @@
           <w:sz w:val="16"/>
         </w:rPr>
         <w:drawing>
-          <wp:anchor distT="0" distB="0" distL="0" distR="0" simplePos="0" relativeHeight="251657216" behindDoc="1" locked="0" layoutInCell="1" allowOverlap="1" wp14:anchorId="5A3C7FA9" wp14:editId="58C57415">
+          <wp:anchor distT="0" distB="0" distL="0" distR="0" simplePos="0" relativeHeight="251656704" behindDoc="1" locked="0" layoutInCell="1" allowOverlap="1" wp14:anchorId="5A3C7FA9" wp14:editId="58C57415">
             <wp:simplePos x="0" y="0"/>
             <wp:positionH relativeFrom="page">
               <wp:posOffset>536575</wp:posOffset>
@@ -6453,7 +6993,7 @@
         <mc:AlternateContent>
           <mc:Choice Requires="wps">
             <w:drawing>
-              <wp:anchor distT="0" distB="0" distL="114300" distR="114300" simplePos="0" relativeHeight="251678720" behindDoc="1" locked="0" layoutInCell="1" allowOverlap="1" wp14:anchorId="3D80317D" wp14:editId="3F97F0A8">
+              <wp:anchor distT="0" distB="0" distL="114300" distR="114300" simplePos="0" relativeHeight="251681280" behindDoc="1" locked="0" layoutInCell="1" allowOverlap="1" wp14:anchorId="3D80317D" wp14:editId="3F97F0A8">
                 <wp:simplePos x="0" y="0"/>
                 <wp:positionH relativeFrom="column">
                   <wp:posOffset>3186755</wp:posOffset>
@@ -6528,7 +7068,7 @@
           </mc:Choice>
           <mc:Fallback>
             <w:pict>
-              <v:shape w14:anchorId="3D80317D" id="_x0000_s1030" type="#_x0000_t202" style="position:absolute;left:0;text-align:left;margin-left:250.95pt;margin-top:108.2pt;width:23pt;height:22pt;z-index:-251637760;visibility:visible;mso-wrap-style:square;mso-width-percent:0;mso-height-percent:0;mso-wrap-distance-left:9pt;mso-wrap-distance-top:0;mso-wrap-distance-right:9pt;mso-wrap-distance-bottom:0;mso-position-horizontal:absolute;mso-position-horizontal-relative:text;mso-position-vertical:absolute;mso-position-vertical-relative:text;mso-width-percent:0;mso-height-percent:0;mso-width-relative:margin;mso-height-relative:margin;v-text-anchor:top" o:gfxdata="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" filled="f" stroked="f" strokeweight=".5pt">
+              <v:shape w14:anchorId="3D80317D" id="_x0000_s1031" type="#_x0000_t202" style="position:absolute;left:0;text-align:left;margin-left:250.95pt;margin-top:108.2pt;width:23pt;height:22pt;z-index:-251635200;visibility:visible;mso-wrap-style:square;mso-width-percent:0;mso-height-percent:0;mso-wrap-distance-left:9pt;mso-wrap-distance-top:0;mso-wrap-distance-right:9pt;mso-wrap-distance-bottom:0;mso-position-horizontal:absolute;mso-position-horizontal-relative:text;mso-position-vertical:absolute;mso-position-vertical-relative:text;mso-width-percent:0;mso-height-percent:0;mso-width-relative:margin;mso-height-relative:margin;v-text-anchor:top" o:gfxdata="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" filled="f" stroked="f" strokeweight=".5pt">
                 <v:textbox>
                   <w:txbxContent>
                     <w:p>
@@ -6561,7 +7101,7 @@
         <mc:AlternateContent>
           <mc:Choice Requires="wps">
             <w:drawing>
-              <wp:anchor distT="0" distB="0" distL="114300" distR="114300" simplePos="0" relativeHeight="251648000" behindDoc="1" locked="0" layoutInCell="1" allowOverlap="1" wp14:anchorId="41B02F49" wp14:editId="64F5F17D">
+              <wp:anchor distT="0" distB="0" distL="114300" distR="114300" simplePos="0" relativeHeight="251646464" behindDoc="1" locked="0" layoutInCell="1" allowOverlap="1" wp14:anchorId="41B02F49" wp14:editId="64F5F17D">
                 <wp:simplePos x="0" y="0"/>
                 <wp:positionH relativeFrom="column">
                   <wp:posOffset>3187700</wp:posOffset>
@@ -6636,7 +7176,7 @@
           </mc:Choice>
           <mc:Fallback>
             <w:pict>
-              <v:shape w14:anchorId="41B02F49" id="_x0000_s1031" type="#_x0000_t202" style="position:absolute;left:0;text-align:left;margin-left:251pt;margin-top:104.95pt;width:23pt;height:22pt;z-index:-251668480;visibility:visible;mso-wrap-style:square;mso-width-percent:0;mso-height-percent:0;mso-wrap-distance-left:9pt;mso-wrap-distance-top:0;mso-wrap-distance-right:9pt;mso-wrap-distance-bottom:0;mso-position-horizontal:absolute;mso-position-horizontal-relative:text;mso-position-vertical:absolute;mso-position-vertical-relative:text;mso-width-percent:0;mso-height-percent:0;mso-width-relative:margin;mso-height-relative:margin;v-text-anchor:top" o:gfxdata="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" filled="f" stroked="f" strokeweight=".5pt">
+              <v:shape w14:anchorId="41B02F49" id="_x0000_s1032" type="#_x0000_t202" style="position:absolute;left:0;text-align:left;margin-left:251pt;margin-top:104.95pt;width:23pt;height:22pt;z-index:-251670016;visibility:visible;mso-wrap-style:square;mso-width-percent:0;mso-height-percent:0;mso-wrap-distance-left:9pt;mso-wrap-distance-top:0;mso-wrap-distance-right:9pt;mso-wrap-distance-bottom:0;mso-position-horizontal:absolute;mso-position-horizontal-relative:text;mso-position-vertical:absolute;mso-position-vertical-relative:text;mso-width-percent:0;mso-height-percent:0;mso-width-relative:margin;mso-height-relative:margin;v-text-anchor:top" o:gfxdata="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" filled="f" stroked="f" strokeweight=".5pt">
                 <v:textbox>
                   <w:txbxContent>
                     <w:p>
@@ -6857,7 +7397,7 @@
         <mc:AlternateContent>
           <mc:Choice Requires="wps">
             <w:drawing>
-              <wp:anchor distT="0" distB="0" distL="114300" distR="114300" simplePos="0" relativeHeight="251624448" behindDoc="1" locked="0" layoutInCell="1" allowOverlap="1" wp14:anchorId="142F26CB" wp14:editId="68EA9BC7">
+              <wp:anchor distT="0" distB="0" distL="114300" distR="114300" simplePos="0" relativeHeight="251622912" behindDoc="1" locked="0" layoutInCell="1" allowOverlap="1" wp14:anchorId="142F26CB" wp14:editId="68EA9BC7">
                 <wp:simplePos x="0" y="0"/>
                 <wp:positionH relativeFrom="column">
                   <wp:posOffset>3187700</wp:posOffset>
@@ -6932,7 +7472,7 @@
           </mc:Choice>
           <mc:Fallback>
             <w:pict>
-              <v:shape w14:anchorId="142F26CB" id="_x0000_s1032" type="#_x0000_t202" style="position:absolute;left:0;text-align:left;margin-left:251pt;margin-top:69.6pt;width:23pt;height:22pt;z-index:-251692032;visibility:visible;mso-wrap-style:square;mso-width-percent:0;mso-height-percent:0;mso-wrap-distance-left:9pt;mso-wrap-distance-top:0;mso-wrap-distance-right:9pt;mso-wrap-distance-bottom:0;mso-position-horizontal:absolute;mso-position-horizontal-relative:text;mso-position-vertical:absolute;mso-position-vertical-relative:text;mso-width-percent:0;mso-height-percent:0;mso-width-relative:margin;mso-height-relative:margin;v-text-anchor:top" o:gfxdata="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" filled="f" stroked="f" strokeweight=".5pt">
+              <v:shape w14:anchorId="142F26CB" id="_x0000_s1033" type="#_x0000_t202" style="position:absolute;left:0;text-align:left;margin-left:251pt;margin-top:69.6pt;width:23pt;height:22pt;z-index:-251693568;visibility:visible;mso-wrap-style:square;mso-width-percent:0;mso-height-percent:0;mso-wrap-distance-left:9pt;mso-wrap-distance-top:0;mso-wrap-distance-right:9pt;mso-wrap-distance-bottom:0;mso-position-horizontal:absolute;mso-position-horizontal-relative:text;mso-position-vertical:absolute;mso-position-vertical-relative:text;mso-width-percent:0;mso-height-percent:0;mso-width-relative:margin;mso-height-relative:margin;v-text-anchor:top" o:gfxdata="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" filled="f" stroked="f" strokeweight=".5pt">
                 <v:textbox>
                   <w:txbxContent>
                     <w:p>
@@ -6961,7 +7501,7 @@
           <w:noProof/>
         </w:rPr>
         <w:drawing>
-          <wp:anchor distT="0" distB="0" distL="0" distR="0" simplePos="0" relativeHeight="251634688" behindDoc="1" locked="0" layoutInCell="1" allowOverlap="1" wp14:anchorId="08679E7C" wp14:editId="77DBE75C">
+          <wp:anchor distT="0" distB="0" distL="0" distR="0" simplePos="0" relativeHeight="251633152" behindDoc="1" locked="0" layoutInCell="1" allowOverlap="1" wp14:anchorId="08679E7C" wp14:editId="77DBE75C">
             <wp:simplePos x="0" y="0"/>
             <wp:positionH relativeFrom="page">
               <wp:posOffset>0</wp:posOffset>
@@ -7086,7 +7626,7 @@
         <mc:AlternateContent>
           <mc:Choice Requires="wps">
             <w:drawing>
-              <wp:anchor distT="0" distB="0" distL="0" distR="0" simplePos="0" relativeHeight="251661312" behindDoc="1" locked="0" layoutInCell="1" allowOverlap="1" wp14:anchorId="14F59EF1" wp14:editId="2F2621AF">
+              <wp:anchor distT="0" distB="0" distL="0" distR="0" simplePos="0" relativeHeight="251662848" behindDoc="1" locked="0" layoutInCell="1" allowOverlap="1" wp14:anchorId="14F59EF1" wp14:editId="2F2621AF">
                 <wp:simplePos x="0" y="0"/>
                 <wp:positionH relativeFrom="page">
                   <wp:posOffset>920750</wp:posOffset>
@@ -7150,7 +7690,7 @@
           </mc:Choice>
           <mc:Fallback>
             <w:pict>
-              <v:shape w14:anchorId="5D75F4B0" id="Graphic 26" o:spid="_x0000_s1026" style="position:absolute;margin-left:72.5pt;margin-top:17.05pt;width:480.25pt;height:.1pt;z-index:-251655168;visibility:visible;mso-wrap-style:square;mso-wrap-distance-left:0;mso-wrap-distance-top:0;mso-wrap-distance-right:0;mso-wrap-distance-bottom:0;mso-position-horizontal:absolute;mso-position-horizontal-relative:page;mso-position-vertical:absolute;mso-position-vertical-relative:text;v-text-anchor:top" coordsize="6099175,1270" o:gfxdata="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" path="m,l6099048,e" filled="f" strokecolor="white" strokeweight=".14036mm">
+              <v:shape w14:anchorId="07CBD446" id="Graphic 26" o:spid="_x0000_s1026" style="position:absolute;margin-left:72.5pt;margin-top:17.05pt;width:480.25pt;height:.1pt;z-index:-251653632;visibility:visible;mso-wrap-style:square;mso-wrap-distance-left:0;mso-wrap-distance-top:0;mso-wrap-distance-right:0;mso-wrap-distance-bottom:0;mso-position-horizontal:absolute;mso-position-horizontal-relative:page;mso-position-vertical:absolute;mso-position-vertical-relative:text;v-text-anchor:top" coordsize="6099175,1270" o:gfxdata="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" path="m,l6099048,e" filled="f" strokecolor="white" strokeweight=".14036mm">
                 <v:path arrowok="t"/>
                 <w10:wrap type="topAndBottom" anchorx="page"/>
               </v:shape>
@@ -8358,7 +8898,7 @@
           <w:sz w:val="20"/>
         </w:rPr>
         <w:drawing>
-          <wp:anchor distT="0" distB="0" distL="0" distR="0" simplePos="0" relativeHeight="251662336" behindDoc="1" locked="0" layoutInCell="1" allowOverlap="1" wp14:anchorId="68181029" wp14:editId="48708E05">
+          <wp:anchor distT="0" distB="0" distL="0" distR="0" simplePos="0" relativeHeight="251663872" behindDoc="1" locked="0" layoutInCell="1" allowOverlap="1" wp14:anchorId="68181029" wp14:editId="48708E05">
             <wp:simplePos x="0" y="0"/>
             <wp:positionH relativeFrom="page">
               <wp:posOffset>1817370</wp:posOffset>
@@ -8671,7 +9211,7 @@
         <mc:AlternateContent>
           <mc:Choice Requires="wps">
             <w:drawing>
-              <wp:anchor distT="0" distB="0" distL="114300" distR="114300" simplePos="0" relativeHeight="251679744" behindDoc="1" locked="0" layoutInCell="1" allowOverlap="1" wp14:anchorId="6BC25113" wp14:editId="379AA9BE">
+              <wp:anchor distT="0" distB="0" distL="114300" distR="114300" simplePos="0" relativeHeight="251682304" behindDoc="1" locked="0" layoutInCell="1" allowOverlap="1" wp14:anchorId="6BC25113" wp14:editId="379AA9BE">
                 <wp:simplePos x="0" y="0"/>
                 <wp:positionH relativeFrom="column">
                   <wp:posOffset>3186209</wp:posOffset>
@@ -8746,7 +9286,7 @@
           </mc:Choice>
           <mc:Fallback>
             <w:pict>
-              <v:shape w14:anchorId="6BC25113" id="_x0000_s1033" type="#_x0000_t202" style="position:absolute;left:0;text-align:left;margin-left:250.9pt;margin-top:125.4pt;width:23pt;height:22pt;z-index:-251636736;visibility:visible;mso-wrap-style:square;mso-width-percent:0;mso-height-percent:0;mso-wrap-distance-left:9pt;mso-wrap-distance-top:0;mso-wrap-distance-right:9pt;mso-wrap-distance-bottom:0;mso-position-horizontal:absolute;mso-position-horizontal-relative:text;mso-position-vertical:absolute;mso-position-vertical-relative:text;mso-width-percent:0;mso-height-percent:0;mso-width-relative:margin;mso-height-relative:margin;v-text-anchor:top" o:gfxdata="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" filled="f" stroked="f" strokeweight=".5pt">
+              <v:shape w14:anchorId="6BC25113" id="_x0000_s1034" type="#_x0000_t202" style="position:absolute;left:0;text-align:left;margin-left:250.9pt;margin-top:125.4pt;width:23pt;height:22pt;z-index:-251634176;visibility:visible;mso-wrap-style:square;mso-width-percent:0;mso-height-percent:0;mso-wrap-distance-left:9pt;mso-wrap-distance-top:0;mso-wrap-distance-right:9pt;mso-wrap-distance-bottom:0;mso-position-horizontal:absolute;mso-position-horizontal-relative:text;mso-position-vertical:absolute;mso-position-vertical-relative:text;mso-width-percent:0;mso-height-percent:0;mso-width-relative:margin;mso-height-relative:margin;v-text-anchor:top" o:gfxdata="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" filled="f" stroked="f" strokeweight=".5pt">
                 <v:textbox>
                   <w:txbxContent>
                     <w:p>
@@ -8779,7 +9319,7 @@
         <mc:AlternateContent>
           <mc:Choice Requires="wps">
             <w:drawing>
-              <wp:anchor distT="0" distB="0" distL="114300" distR="114300" simplePos="0" relativeHeight="251650048" behindDoc="1" locked="0" layoutInCell="1" allowOverlap="1" wp14:anchorId="251AD782" wp14:editId="158B66FE">
+              <wp:anchor distT="0" distB="0" distL="114300" distR="114300" simplePos="0" relativeHeight="251648512" behindDoc="1" locked="0" layoutInCell="1" allowOverlap="1" wp14:anchorId="251AD782" wp14:editId="158B66FE">
                 <wp:simplePos x="0" y="0"/>
                 <wp:positionH relativeFrom="column">
                   <wp:posOffset>3187700</wp:posOffset>
@@ -8854,7 +9394,7 @@
           </mc:Choice>
           <mc:Fallback>
             <w:pict>
-              <v:shape w14:anchorId="251AD782" id="_x0000_s1034" type="#_x0000_t202" style="position:absolute;left:0;text-align:left;margin-left:251pt;margin-top:114.95pt;width:23pt;height:22pt;z-index:-251666432;visibility:visible;mso-wrap-style:square;mso-width-percent:0;mso-height-percent:0;mso-wrap-distance-left:9pt;mso-wrap-distance-top:0;mso-wrap-distance-right:9pt;mso-wrap-distance-bottom:0;mso-position-horizontal:absolute;mso-position-horizontal-relative:text;mso-position-vertical:absolute;mso-position-vertical-relative:text;mso-width-percent:0;mso-height-percent:0;mso-width-relative:margin;mso-height-relative:margin;v-text-anchor:top" o:gfxdata="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" filled="f" stroked="f" strokeweight=".5pt">
+              <v:shape w14:anchorId="251AD782" id="_x0000_s1035" type="#_x0000_t202" style="position:absolute;left:0;text-align:left;margin-left:251pt;margin-top:114.95pt;width:23pt;height:22pt;z-index:-251667968;visibility:visible;mso-wrap-style:square;mso-width-percent:0;mso-height-percent:0;mso-wrap-distance-left:9pt;mso-wrap-distance-top:0;mso-wrap-distance-right:9pt;mso-wrap-distance-bottom:0;mso-position-horizontal:absolute;mso-position-horizontal-relative:text;mso-position-vertical:absolute;mso-position-vertical-relative:text;mso-width-percent:0;mso-height-percent:0;mso-width-relative:margin;mso-height-relative:margin;v-text-anchor:top" o:gfxdata="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" filled="f" stroked="f" strokeweight=".5pt">
                 <v:textbox>
                   <w:txbxContent>
                     <w:p>
@@ -9180,7 +9720,7 @@
         </w:rPr>
         <w:lastRenderedPageBreak/>
         <w:drawing>
-          <wp:anchor distT="0" distB="0" distL="0" distR="0" simplePos="0" relativeHeight="251635712" behindDoc="1" locked="0" layoutInCell="1" allowOverlap="1" wp14:anchorId="3429B4EE" wp14:editId="5FB67AC1">
+          <wp:anchor distT="0" distB="0" distL="0" distR="0" simplePos="0" relativeHeight="251634176" behindDoc="1" locked="0" layoutInCell="1" allowOverlap="1" wp14:anchorId="3429B4EE" wp14:editId="5FB67AC1">
             <wp:simplePos x="0" y="0"/>
             <wp:positionH relativeFrom="page">
               <wp:posOffset>0</wp:posOffset>
@@ -9314,7 +9854,7 @@
         <mc:AlternateContent>
           <mc:Choice Requires="wps">
             <w:drawing>
-              <wp:anchor distT="0" distB="0" distL="0" distR="0" simplePos="0" relativeHeight="251663360" behindDoc="1" locked="0" layoutInCell="1" allowOverlap="1" wp14:anchorId="3B2915AE" wp14:editId="0B88110F">
+              <wp:anchor distT="0" distB="0" distL="0" distR="0" simplePos="0" relativeHeight="251664896" behindDoc="1" locked="0" layoutInCell="1" allowOverlap="1" wp14:anchorId="3B2915AE" wp14:editId="0B88110F">
                 <wp:simplePos x="0" y="0"/>
                 <wp:positionH relativeFrom="page">
                   <wp:posOffset>920750</wp:posOffset>
@@ -9378,7 +9918,7 @@
           </mc:Choice>
           <mc:Fallback>
             <w:pict>
-              <v:shape w14:anchorId="18CC41F2" id="Graphic 29" o:spid="_x0000_s1026" style="position:absolute;margin-left:72.5pt;margin-top:13.7pt;width:480.25pt;height:.1pt;z-index:-251653120;visibility:visible;mso-wrap-style:square;mso-wrap-distance-left:0;mso-wrap-distance-top:0;mso-wrap-distance-right:0;mso-wrap-distance-bottom:0;mso-position-horizontal:absolute;mso-position-horizontal-relative:page;mso-position-vertical:absolute;mso-position-vertical-relative:text;v-text-anchor:top" coordsize="6099175,1270" o:gfxdata="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" path="m,l6099048,e" filled="f" strokecolor="white" strokeweight=".14036mm">
+              <v:shape w14:anchorId="1F78BD7E" id="Graphic 29" o:spid="_x0000_s1026" style="position:absolute;margin-left:72.5pt;margin-top:13.7pt;width:480.25pt;height:.1pt;z-index:-251651584;visibility:visible;mso-wrap-style:square;mso-wrap-distance-left:0;mso-wrap-distance-top:0;mso-wrap-distance-right:0;mso-wrap-distance-bottom:0;mso-position-horizontal:absolute;mso-position-horizontal-relative:page;mso-position-vertical:absolute;mso-position-vertical-relative:text;v-text-anchor:top" coordsize="6099175,1270" o:gfxdata="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" path="m,l6099048,e" filled="f" strokecolor="white" strokeweight=".14036mm">
                 <v:path arrowok="t"/>
                 <w10:wrap type="topAndBottom" anchorx="page"/>
               </v:shape>
@@ -9798,7 +10338,7 @@
         <mc:AlternateContent>
           <mc:Choice Requires="wps">
             <w:drawing>
-              <wp:anchor distT="0" distB="0" distL="114300" distR="114300" simplePos="0" relativeHeight="251680768" behindDoc="1" locked="0" layoutInCell="1" allowOverlap="1" wp14:anchorId="45C60104" wp14:editId="035A2920">
+              <wp:anchor distT="0" distB="0" distL="114300" distR="114300" simplePos="0" relativeHeight="251683328" behindDoc="1" locked="0" layoutInCell="1" allowOverlap="1" wp14:anchorId="45C60104" wp14:editId="035A2920">
                 <wp:simplePos x="0" y="0"/>
                 <wp:positionH relativeFrom="column">
                   <wp:posOffset>3186755</wp:posOffset>
@@ -9873,7 +10413,7 @@
           </mc:Choice>
           <mc:Fallback>
             <w:pict>
-              <v:shape w14:anchorId="45C60104" id="_x0000_s1035" type="#_x0000_t202" style="position:absolute;left:0;text-align:left;margin-left:250.95pt;margin-top:249.45pt;width:23pt;height:22pt;z-index:-251635712;visibility:visible;mso-wrap-style:square;mso-width-percent:0;mso-height-percent:0;mso-wrap-distance-left:9pt;mso-wrap-distance-top:0;mso-wrap-distance-right:9pt;mso-wrap-distance-bottom:0;mso-position-horizontal:absolute;mso-position-horizontal-relative:text;mso-position-vertical:absolute;mso-position-vertical-relative:text;mso-width-percent:0;mso-height-percent:0;mso-width-relative:margin;mso-height-relative:margin;v-text-anchor:top" o:gfxdata="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" filled="f" stroked="f" strokeweight=".5pt">
+              <v:shape w14:anchorId="45C60104" id="_x0000_s1036" type="#_x0000_t202" style="position:absolute;left:0;text-align:left;margin-left:250.95pt;margin-top:249.45pt;width:23pt;height:22pt;z-index:-251633152;visibility:visible;mso-wrap-style:square;mso-width-percent:0;mso-height-percent:0;mso-wrap-distance-left:9pt;mso-wrap-distance-top:0;mso-wrap-distance-right:9pt;mso-wrap-distance-bottom:0;mso-position-horizontal:absolute;mso-position-horizontal-relative:text;mso-position-vertical:absolute;mso-position-vertical-relative:text;mso-width-percent:0;mso-height-percent:0;mso-width-relative:margin;mso-height-relative:margin;v-text-anchor:top" o:gfxdata="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" filled="f" stroked="f" strokeweight=".5pt">
                 <v:textbox>
                   <w:txbxContent>
                     <w:p>
@@ -9906,7 +10446,7 @@
         <mc:AlternateContent>
           <mc:Choice Requires="wps">
             <w:drawing>
-              <wp:anchor distT="0" distB="0" distL="114300" distR="114300" simplePos="0" relativeHeight="251652096" behindDoc="1" locked="0" layoutInCell="1" allowOverlap="1" wp14:anchorId="08205297" wp14:editId="70A5875D">
+              <wp:anchor distT="0" distB="0" distL="114300" distR="114300" simplePos="0" relativeHeight="251650560" behindDoc="1" locked="0" layoutInCell="1" allowOverlap="1" wp14:anchorId="08205297" wp14:editId="70A5875D">
                 <wp:simplePos x="0" y="0"/>
                 <wp:positionH relativeFrom="column">
                   <wp:posOffset>3119120</wp:posOffset>
@@ -9981,7 +10521,7 @@
           </mc:Choice>
           <mc:Fallback>
             <w:pict>
-              <v:shape w14:anchorId="08205297" id="_x0000_s1036" type="#_x0000_t202" style="position:absolute;left:0;text-align:left;margin-left:245.6pt;margin-top:178.9pt;width:34pt;height:20pt;z-index:-251664384;visibility:visible;mso-wrap-style:square;mso-width-percent:0;mso-height-percent:0;mso-wrap-distance-left:9pt;mso-wrap-distance-top:0;mso-wrap-distance-right:9pt;mso-wrap-distance-bottom:0;mso-position-horizontal:absolute;mso-position-horizontal-relative:text;mso-position-vertical:absolute;mso-position-vertical-relative:text;mso-width-percent:0;mso-height-percent:0;mso-width-relative:margin;mso-height-relative:margin;v-text-anchor:top" o:gfxdata="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" filled="f" stroked="f" strokeweight=".5pt">
+              <v:shape w14:anchorId="08205297" id="_x0000_s1037" type="#_x0000_t202" style="position:absolute;left:0;text-align:left;margin-left:245.6pt;margin-top:178.9pt;width:34pt;height:20pt;z-index:-251665920;visibility:visible;mso-wrap-style:square;mso-width-percent:0;mso-height-percent:0;mso-wrap-distance-left:9pt;mso-wrap-distance-top:0;mso-wrap-distance-right:9pt;mso-wrap-distance-bottom:0;mso-position-horizontal:absolute;mso-position-horizontal-relative:text;mso-position-vertical:absolute;mso-position-vertical-relative:text;mso-width-percent:0;mso-height-percent:0;mso-width-relative:margin;mso-height-relative:margin;v-text-anchor:top" o:gfxdata="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" filled="f" stroked="f" strokeweight=".5pt">
                 <v:textbox>
                   <w:txbxContent>
                     <w:p>
@@ -10669,7 +11209,7 @@
         </w:rPr>
         <w:lastRenderedPageBreak/>
         <w:drawing>
-          <wp:anchor distT="0" distB="0" distL="0" distR="0" simplePos="0" relativeHeight="251644928" behindDoc="1" locked="0" layoutInCell="1" allowOverlap="1" wp14:anchorId="2D3BCA30" wp14:editId="3241AF2B">
+          <wp:anchor distT="0" distB="0" distL="0" distR="0" simplePos="0" relativeHeight="251643392" behindDoc="1" locked="0" layoutInCell="1" allowOverlap="1" wp14:anchorId="2D3BCA30" wp14:editId="3241AF2B">
             <wp:simplePos x="0" y="0"/>
             <wp:positionH relativeFrom="page">
               <wp:posOffset>0</wp:posOffset>
@@ -10808,7 +11348,7 @@
         <mc:AlternateContent>
           <mc:Choice Requires="wps">
             <w:drawing>
-              <wp:anchor distT="0" distB="0" distL="0" distR="0" simplePos="0" relativeHeight="251664384" behindDoc="1" locked="0" layoutInCell="1" allowOverlap="1" wp14:anchorId="45F5F26B" wp14:editId="08B28C8A">
+              <wp:anchor distT="0" distB="0" distL="0" distR="0" simplePos="0" relativeHeight="251666944" behindDoc="1" locked="0" layoutInCell="1" allowOverlap="1" wp14:anchorId="45F5F26B" wp14:editId="08B28C8A">
                 <wp:simplePos x="0" y="0"/>
                 <wp:positionH relativeFrom="page">
                   <wp:posOffset>539750</wp:posOffset>
@@ -10872,7 +11412,7 @@
           </mc:Choice>
           <mc:Fallback>
             <w:pict>
-              <v:shape w14:anchorId="627710A5" id="Graphic 32" o:spid="_x0000_s1026" style="position:absolute;margin-left:42.5pt;margin-top:5.3pt;width:480.25pt;height:.1pt;z-index:-251652096;visibility:visible;mso-wrap-style:square;mso-wrap-distance-left:0;mso-wrap-distance-top:0;mso-wrap-distance-right:0;mso-wrap-distance-bottom:0;mso-position-horizontal:absolute;mso-position-horizontal-relative:page;mso-position-vertical:absolute;mso-position-vertical-relative:text;v-text-anchor:top" coordsize="6099175,1270" o:gfxdata="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" path="m,l6099048,e" filled="f" strokecolor="white" strokeweight=".14036mm">
+              <v:shape w14:anchorId="2FEDC482" id="Graphic 32" o:spid="_x0000_s1026" style="position:absolute;margin-left:42.5pt;margin-top:5.3pt;width:480.25pt;height:.1pt;z-index:-251649536;visibility:visible;mso-wrap-style:square;mso-wrap-distance-left:0;mso-wrap-distance-top:0;mso-wrap-distance-right:0;mso-wrap-distance-bottom:0;mso-position-horizontal:absolute;mso-position-horizontal-relative:page;mso-position-vertical:absolute;mso-position-vertical-relative:text;v-text-anchor:top" coordsize="6099175,1270" o:gfxdata="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" path="m,l6099048,e" filled="f" strokecolor="white" strokeweight=".14036mm">
                 <v:path arrowok="t"/>
                 <w10:wrap type="topAndBottom" anchorx="page"/>
               </v:shape>
@@ -11784,7 +12324,7 @@
           <w:sz w:val="19"/>
         </w:rPr>
         <w:drawing>
-          <wp:anchor distT="0" distB="0" distL="0" distR="0" simplePos="0" relativeHeight="251665408" behindDoc="1" locked="0" layoutInCell="1" allowOverlap="1" wp14:anchorId="4D1CBD9E" wp14:editId="37C36C6D">
+          <wp:anchor distT="0" distB="0" distL="0" distR="0" simplePos="0" relativeHeight="251667968" behindDoc="1" locked="0" layoutInCell="1" allowOverlap="1" wp14:anchorId="4D1CBD9E" wp14:editId="37C36C6D">
             <wp:simplePos x="0" y="0"/>
             <wp:positionH relativeFrom="page">
               <wp:posOffset>1454150</wp:posOffset>
@@ -11833,7 +12373,7 @@
           <w:sz w:val="19"/>
         </w:rPr>
         <w:drawing>
-          <wp:anchor distT="0" distB="0" distL="0" distR="0" simplePos="0" relativeHeight="251666432" behindDoc="1" locked="0" layoutInCell="1" allowOverlap="1" wp14:anchorId="2A5E9BBF" wp14:editId="2ECF6E46">
+          <wp:anchor distT="0" distB="0" distL="0" distR="0" simplePos="0" relativeHeight="251668992" behindDoc="1" locked="0" layoutInCell="1" allowOverlap="1" wp14:anchorId="2A5E9BBF" wp14:editId="2ECF6E46">
             <wp:simplePos x="0" y="0"/>
             <wp:positionH relativeFrom="page">
               <wp:posOffset>539750</wp:posOffset>
@@ -11920,7 +12460,7 @@
         <mc:AlternateContent>
           <mc:Choice Requires="wps">
             <w:drawing>
-              <wp:anchor distT="0" distB="0" distL="114300" distR="114300" simplePos="0" relativeHeight="251682816" behindDoc="1" locked="0" layoutInCell="1" allowOverlap="1" wp14:anchorId="67A5BB32" wp14:editId="6FA1DB65">
+              <wp:anchor distT="0" distB="0" distL="114300" distR="114300" simplePos="0" relativeHeight="251685376" behindDoc="1" locked="0" layoutInCell="1" allowOverlap="1" wp14:anchorId="67A5BB32" wp14:editId="6FA1DB65">
                 <wp:simplePos x="0" y="0"/>
                 <wp:positionH relativeFrom="column">
                   <wp:posOffset>3186755</wp:posOffset>
@@ -11995,7 +12535,7 @@
           </mc:Choice>
           <mc:Fallback>
             <w:pict>
-              <v:shape w14:anchorId="67A5BB32" id="_x0000_s1037" type="#_x0000_t202" style="position:absolute;left:0;text-align:left;margin-left:250.95pt;margin-top:46.2pt;width:23pt;height:22pt;z-index:-251633664;visibility:visible;mso-wrap-style:square;mso-width-percent:0;mso-height-percent:0;mso-wrap-distance-left:9pt;mso-wrap-distance-top:0;mso-wrap-distance-right:9pt;mso-wrap-distance-bottom:0;mso-position-horizontal:absolute;mso-position-horizontal-relative:text;mso-position-vertical:absolute;mso-position-vertical-relative:text;mso-width-percent:0;mso-height-percent:0;mso-width-relative:margin;mso-height-relative:margin;v-text-anchor:top" o:gfxdata="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" filled="f" stroked="f" strokeweight=".5pt">
+              <v:shape w14:anchorId="67A5BB32" id="_x0000_s1038" type="#_x0000_t202" style="position:absolute;left:0;text-align:left;margin-left:250.95pt;margin-top:46.2pt;width:23pt;height:22pt;z-index:-251631104;visibility:visible;mso-wrap-style:square;mso-width-percent:0;mso-height-percent:0;mso-wrap-distance-left:9pt;mso-wrap-distance-top:0;mso-wrap-distance-right:9pt;mso-wrap-distance-bottom:0;mso-position-horizontal:absolute;mso-position-horizontal-relative:text;mso-position-vertical:absolute;mso-position-vertical-relative:text;mso-width-percent:0;mso-height-percent:0;mso-width-relative:margin;mso-height-relative:margin;v-text-anchor:top" o:gfxdata="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" filled="f" stroked="f" strokeweight=".5pt">
                 <v:textbox>
                   <w:txbxContent>
                     <w:p>
@@ -12028,7 +12568,7 @@
         <mc:AlternateContent>
           <mc:Choice Requires="wps">
             <w:drawing>
-              <wp:anchor distT="0" distB="0" distL="114300" distR="114300" simplePos="0" relativeHeight="251655168" behindDoc="1" locked="0" layoutInCell="1" allowOverlap="1" wp14:anchorId="786DD440" wp14:editId="06440F40">
+              <wp:anchor distT="0" distB="0" distL="114300" distR="114300" simplePos="0" relativeHeight="251654656" behindDoc="1" locked="0" layoutInCell="1" allowOverlap="1" wp14:anchorId="786DD440" wp14:editId="06440F40">
                 <wp:simplePos x="0" y="0"/>
                 <wp:positionH relativeFrom="column">
                   <wp:posOffset>3131820</wp:posOffset>
@@ -12103,7 +12643,7 @@
           </mc:Choice>
           <mc:Fallback>
             <w:pict>
-              <v:shape w14:anchorId="786DD440" id="_x0000_s1038" type="#_x0000_t202" style="position:absolute;left:0;text-align:left;margin-left:246.6pt;margin-top:40.15pt;width:31pt;height:24pt;z-index:-251661312;visibility:visible;mso-wrap-style:square;mso-width-percent:0;mso-height-percent:0;mso-wrap-distance-left:9pt;mso-wrap-distance-top:0;mso-wrap-distance-right:9pt;mso-wrap-distance-bottom:0;mso-position-horizontal:absolute;mso-position-horizontal-relative:text;mso-position-vertical:absolute;mso-position-vertical-relative:text;mso-width-percent:0;mso-height-percent:0;mso-width-relative:margin;mso-height-relative:margin;v-text-anchor:top" o:gfxdata="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" filled="f" stroked="f" strokeweight=".5pt">
+              <v:shape w14:anchorId="786DD440" id="_x0000_s1039" type="#_x0000_t202" style="position:absolute;left:0;text-align:left;margin-left:246.6pt;margin-top:40.15pt;width:31pt;height:24pt;z-index:-251661824;visibility:visible;mso-wrap-style:square;mso-width-percent:0;mso-height-percent:0;mso-wrap-distance-left:9pt;mso-wrap-distance-top:0;mso-wrap-distance-right:9pt;mso-wrap-distance-bottom:0;mso-position-horizontal:absolute;mso-position-horizontal-relative:text;mso-position-vertical:absolute;mso-position-vertical-relative:text;mso-width-percent:0;mso-height-percent:0;mso-width-relative:margin;mso-height-relative:margin;v-text-anchor:top" o:gfxdata="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" filled="f" stroked="f" strokeweight=".5pt">
                 <v:textbox>
                   <w:txbxContent>
                     <w:p>
@@ -12429,7 +12969,7 @@
         </w:rPr>
         <w:lastRenderedPageBreak/>
         <w:drawing>
-          <wp:anchor distT="0" distB="0" distL="0" distR="0" simplePos="0" relativeHeight="251646976" behindDoc="1" locked="0" layoutInCell="1" allowOverlap="1" wp14:anchorId="6094449B" wp14:editId="6A79BB67">
+          <wp:anchor distT="0" distB="0" distL="0" distR="0" simplePos="0" relativeHeight="251657216" behindDoc="1" locked="0" layoutInCell="1" allowOverlap="1" wp14:anchorId="6094449B" wp14:editId="6A65F746">
             <wp:simplePos x="0" y="0"/>
             <wp:positionH relativeFrom="page">
               <wp:posOffset>0</wp:posOffset>
@@ -12579,7 +13119,7 @@
         <mc:AlternateContent>
           <mc:Choice Requires="wps">
             <w:drawing>
-              <wp:anchor distT="0" distB="0" distL="0" distR="0" simplePos="0" relativeHeight="251667456" behindDoc="1" locked="0" layoutInCell="1" allowOverlap="1" wp14:anchorId="5B7ACC2E" wp14:editId="66C62E79">
+              <wp:anchor distT="0" distB="0" distL="0" distR="0" simplePos="0" relativeHeight="251659264" behindDoc="1" locked="0" layoutInCell="1" allowOverlap="1" wp14:anchorId="5B7ACC2E" wp14:editId="66C62E79">
                 <wp:simplePos x="0" y="0"/>
                 <wp:positionH relativeFrom="page">
                   <wp:posOffset>920750</wp:posOffset>
@@ -12643,7 +13183,7 @@
           </mc:Choice>
           <mc:Fallback>
             <w:pict>
-              <v:shape w14:anchorId="09D9643C" id="Graphic 36" o:spid="_x0000_s1026" style="position:absolute;margin-left:72.5pt;margin-top:17.05pt;width:480.25pt;height:.1pt;z-index:-251649024;visibility:visible;mso-wrap-style:square;mso-wrap-distance-left:0;mso-wrap-distance-top:0;mso-wrap-distance-right:0;mso-wrap-distance-bottom:0;mso-position-horizontal:absolute;mso-position-horizontal-relative:page;mso-position-vertical:absolute;mso-position-vertical-relative:text;v-text-anchor:top" coordsize="6099175,1270" o:gfxdata="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" path="m,l6099048,e" filled="f" strokecolor="white" strokeweight=".14036mm">
+              <v:shape w14:anchorId="29FE1B52" id="Graphic 36" o:spid="_x0000_s1026" style="position:absolute;margin-left:72.5pt;margin-top:17.05pt;width:480.25pt;height:.1pt;z-index:-251657216;visibility:visible;mso-wrap-style:square;mso-wrap-distance-left:0;mso-wrap-distance-top:0;mso-wrap-distance-right:0;mso-wrap-distance-bottom:0;mso-position-horizontal:absolute;mso-position-horizontal-relative:page;mso-position-vertical:absolute;mso-position-vertical-relative:text;v-text-anchor:top" coordsize="6099175,1270" o:gfxdata="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" path="m,l6099048,e" filled="f" strokecolor="white" strokeweight=".14036mm">
                 <v:path arrowok="t"/>
                 <w10:wrap type="topAndBottom" anchorx="page"/>
               </v:shape>
@@ -12953,7 +13493,7 @@
           <w:sz w:val="20"/>
         </w:rPr>
         <w:drawing>
-          <wp:anchor distT="0" distB="0" distL="0" distR="0" simplePos="0" relativeHeight="251668480" behindDoc="1" locked="0" layoutInCell="1" allowOverlap="1" wp14:anchorId="0F7CA56A" wp14:editId="38F8E742">
+          <wp:anchor distT="0" distB="0" distL="0" distR="0" simplePos="0" relativeHeight="251660288" behindDoc="1" locked="0" layoutInCell="1" allowOverlap="1" wp14:anchorId="0F7CA56A" wp14:editId="55E81446">
             <wp:simplePos x="0" y="0"/>
             <wp:positionH relativeFrom="page">
               <wp:posOffset>1895475</wp:posOffset>
@@ -13002,6 +13542,183 @@
         <w:pStyle w:val="BodyText"/>
         <w:spacing w:before="118"/>
       </w:pPr>
+      <w:r>
+        <w:rPr>
+          <w:noProof/>
+        </w:rPr>
+        <w:drawing>
+          <wp:anchor distT="0" distB="0" distL="114300" distR="114300" simplePos="0" relativeHeight="251668480" behindDoc="1" locked="0" layoutInCell="1" allowOverlap="1" wp14:anchorId="3FF4076F" wp14:editId="55B53D87">
+            <wp:simplePos x="0" y="0"/>
+            <wp:positionH relativeFrom="column">
+              <wp:posOffset>1226820</wp:posOffset>
+            </wp:positionH>
+            <wp:positionV relativeFrom="paragraph">
+              <wp:posOffset>1819910</wp:posOffset>
+            </wp:positionV>
+            <wp:extent cx="3958590" cy="1594149"/>
+            <wp:effectExtent l="0" t="0" r="3810" b="6350"/>
+            <wp:wrapNone/>
+            <wp:docPr id="1437198125" name="Picture 38"/>
+            <wp:cNvGraphicFramePr>
+              <a:graphicFrameLocks xmlns:a="http://schemas.openxmlformats.org/drawingml/2006/main" noChangeAspect="1"/>
+            </wp:cNvGraphicFramePr>
+            <a:graphic xmlns:a="http://schemas.openxmlformats.org/drawingml/2006/main">
+              <a:graphicData uri="http://schemas.openxmlformats.org/drawingml/2006/picture">
+                <pic:pic xmlns:pic="http://schemas.openxmlformats.org/drawingml/2006/picture">
+                  <pic:nvPicPr>
+                    <pic:cNvPr id="0" name="Picture 1"/>
+                    <pic:cNvPicPr>
+                      <a:picLocks noChangeAspect="1" noChangeArrowheads="1"/>
+                    </pic:cNvPicPr>
+                  </pic:nvPicPr>
+                  <pic:blipFill>
+                    <a:blip r:embed="rId30">
+                      <a:extLst>
+                        <a:ext uri="{28A0092B-C50C-407E-A947-70E740481C1C}">
+                          <a14:useLocalDpi xmlns:a14="http://schemas.microsoft.com/office/drawing/2010/main" val="0"/>
+                        </a:ext>
+                      </a:extLst>
+                    </a:blip>
+                    <a:srcRect/>
+                    <a:stretch>
+                      <a:fillRect/>
+                    </a:stretch>
+                  </pic:blipFill>
+                  <pic:spPr bwMode="auto">
+                    <a:xfrm>
+                      <a:off x="0" y="0"/>
+                      <a:ext cx="3958590" cy="1594149"/>
+                    </a:xfrm>
+                    <a:prstGeom prst="rect">
+                      <a:avLst/>
+                    </a:prstGeom>
+                    <a:noFill/>
+                    <a:ln>
+                      <a:noFill/>
+                    </a:ln>
+                  </pic:spPr>
+                </pic:pic>
+              </a:graphicData>
+            </a:graphic>
+            <wp14:sizeRelH relativeFrom="margin">
+              <wp14:pctWidth>0</wp14:pctWidth>
+            </wp14:sizeRelH>
+            <wp14:sizeRelV relativeFrom="margin">
+              <wp14:pctHeight>0</wp14:pctHeight>
+            </wp14:sizeRelV>
+          </wp:anchor>
+        </w:drawing>
+      </w:r>
+    </w:p>
+    <w:p>
+      <w:pPr>
+        <w:ind w:left="142"/>
+        <w:rPr>
+          <w:color w:val="FFFFFF"/>
+          <w:spacing w:val="-2"/>
+          <w:sz w:val="20"/>
+        </w:rPr>
+      </w:pPr>
+    </w:p>
+    <w:p>
+      <w:pPr>
+        <w:ind w:left="142"/>
+        <w:rPr>
+          <w:color w:val="FFFFFF"/>
+          <w:spacing w:val="-2"/>
+          <w:sz w:val="20"/>
+        </w:rPr>
+      </w:pPr>
+    </w:p>
+    <w:p>
+      <w:pPr>
+        <w:ind w:left="142"/>
+        <w:rPr>
+          <w:color w:val="FFFFFF"/>
+          <w:spacing w:val="-2"/>
+          <w:sz w:val="20"/>
+        </w:rPr>
+      </w:pPr>
+    </w:p>
+    <w:p>
+      <w:pPr>
+        <w:ind w:left="142"/>
+        <w:rPr>
+          <w:color w:val="FFFFFF"/>
+          <w:spacing w:val="-2"/>
+          <w:sz w:val="20"/>
+        </w:rPr>
+      </w:pPr>
+    </w:p>
+    <w:p>
+      <w:pPr>
+        <w:ind w:left="142"/>
+        <w:rPr>
+          <w:color w:val="FFFFFF"/>
+          <w:spacing w:val="-2"/>
+          <w:sz w:val="20"/>
+        </w:rPr>
+      </w:pPr>
+    </w:p>
+    <w:p>
+      <w:pPr>
+        <w:ind w:left="142"/>
+        <w:rPr>
+          <w:color w:val="FFFFFF"/>
+          <w:spacing w:val="-2"/>
+          <w:sz w:val="20"/>
+        </w:rPr>
+      </w:pPr>
+    </w:p>
+    <w:p>
+      <w:pPr>
+        <w:ind w:left="142"/>
+        <w:rPr>
+          <w:color w:val="FFFFFF"/>
+          <w:spacing w:val="-2"/>
+          <w:sz w:val="20"/>
+        </w:rPr>
+      </w:pPr>
+    </w:p>
+    <w:p>
+      <w:pPr>
+        <w:ind w:left="142"/>
+        <w:rPr>
+          <w:color w:val="FFFFFF"/>
+          <w:spacing w:val="-2"/>
+          <w:sz w:val="20"/>
+        </w:rPr>
+      </w:pPr>
+    </w:p>
+    <w:p>
+      <w:pPr>
+        <w:ind w:left="142"/>
+        <w:rPr>
+          <w:color w:val="FFFFFF"/>
+          <w:spacing w:val="-2"/>
+          <w:sz w:val="20"/>
+        </w:rPr>
+      </w:pPr>
+    </w:p>
+    <w:p>
+      <w:pPr>
+        <w:ind w:left="142"/>
+        <w:rPr>
+          <w:color w:val="FFFFFF"/>
+          <w:spacing w:val="-2"/>
+          <w:sz w:val="20"/>
+        </w:rPr>
+      </w:pPr>
+    </w:p>
+    <w:p>
+      <w:pPr>
+        <w:ind w:left="142"/>
+        <w:rPr>
+          <w:color w:val="FFFFFF"/>
+          <w:spacing w:val="-2"/>
+          <w:sz w:val="20"/>
+        </w:rPr>
+      </w:pPr>
     </w:p>
     <w:p>
       <w:pPr>
@@ -13264,7 +13981,7 @@
         <mc:AlternateContent>
           <mc:Choice Requires="wps">
             <w:drawing>
-              <wp:anchor distT="0" distB="0" distL="114300" distR="114300" simplePos="0" relativeHeight="251629568" behindDoc="1" locked="0" layoutInCell="1" allowOverlap="1" wp14:anchorId="6F738B45" wp14:editId="1FE90F14">
+              <wp:anchor distT="0" distB="0" distL="114300" distR="114300" simplePos="0" relativeHeight="251655168" behindDoc="1" locked="0" layoutInCell="1" allowOverlap="1" wp14:anchorId="6F738B45" wp14:editId="1FE90F14">
                 <wp:simplePos x="0" y="0"/>
                 <wp:positionH relativeFrom="column">
                   <wp:posOffset>3106420</wp:posOffset>
@@ -13339,7 +14056,7 @@
           </mc:Choice>
           <mc:Fallback>
             <w:pict>
-              <v:shape w14:anchorId="6F738B45" id="_x0000_s1039" type="#_x0000_t202" style="position:absolute;left:0;text-align:left;margin-left:244.6pt;margin-top:230.95pt;width:35pt;height:24pt;z-index:-251686912;visibility:visible;mso-wrap-style:square;mso-width-percent:0;mso-height-percent:0;mso-wrap-distance-left:9pt;mso-wrap-distance-top:0;mso-wrap-distance-right:9pt;mso-wrap-distance-bottom:0;mso-position-horizontal:absolute;mso-position-horizontal-relative:text;mso-position-vertical:absolute;mso-position-vertical-relative:text;mso-width-percent:0;mso-height-percent:0;mso-width-relative:margin;mso-height-relative:margin;v-text-anchor:top" o:gfxdata="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" filled="f" stroked="f" strokeweight=".5pt">
+              <v:shape w14:anchorId="6F738B45" id="_x0000_s1040" type="#_x0000_t202" style="position:absolute;left:0;text-align:left;margin-left:244.6pt;margin-top:230.95pt;width:35pt;height:24pt;z-index:-251661312;visibility:visible;mso-wrap-style:square;mso-width-percent:0;mso-height-percent:0;mso-wrap-distance-left:9pt;mso-wrap-distance-top:0;mso-wrap-distance-right:9pt;mso-wrap-distance-bottom:0;mso-position-horizontal:absolute;mso-position-horizontal-relative:text;mso-position-vertical:absolute;mso-position-vertical-relative:text;mso-width-percent:0;mso-height-percent:0;mso-width-relative:margin;mso-height-relative:margin;v-text-anchor:top" o:gfxdata="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" filled="f" stroked="f" strokeweight=".5pt">
                 <v:textbox>
                   <w:txbxContent>
                     <w:p>
@@ -13602,127 +14319,6 @@
           <w:sz w:val="20"/>
         </w:rPr>
       </w:pPr>
-    </w:p>
-    <w:p>
-      <w:pPr>
-        <w:tabs>
-          <w:tab w:val="left" w:pos="281"/>
-        </w:tabs>
-        <w:spacing w:line="266" w:lineRule="exact"/>
-        <w:rPr>
-          <w:sz w:val="20"/>
-        </w:rPr>
-      </w:pPr>
-    </w:p>
-    <w:p>
-      <w:pPr>
-        <w:tabs>
-          <w:tab w:val="left" w:pos="281"/>
-        </w:tabs>
-        <w:spacing w:line="266" w:lineRule="exact"/>
-        <w:rPr>
-          <w:sz w:val="20"/>
-        </w:rPr>
-      </w:pPr>
-    </w:p>
-    <w:p>
-      <w:pPr>
-        <w:tabs>
-          <w:tab w:val="left" w:pos="281"/>
-        </w:tabs>
-        <w:spacing w:line="266" w:lineRule="exact"/>
-        <w:rPr>
-          <w:sz w:val="20"/>
-        </w:rPr>
-      </w:pPr>
-    </w:p>
-    <w:p>
-      <w:pPr>
-        <w:tabs>
-          <w:tab w:val="left" w:pos="281"/>
-        </w:tabs>
-        <w:spacing w:line="266" w:lineRule="exact"/>
-        <w:rPr>
-          <w:sz w:val="20"/>
-        </w:rPr>
-      </w:pPr>
-    </w:p>
-    <w:p>
-      <w:pPr>
-        <w:tabs>
-          <w:tab w:val="left" w:pos="281"/>
-        </w:tabs>
-        <w:spacing w:line="266" w:lineRule="exact"/>
-        <w:rPr>
-          <w:sz w:val="20"/>
-        </w:rPr>
-      </w:pPr>
-    </w:p>
-    <w:p>
-      <w:pPr>
-        <w:tabs>
-          <w:tab w:val="left" w:pos="281"/>
-        </w:tabs>
-        <w:spacing w:line="266" w:lineRule="exact"/>
-        <w:rPr>
-          <w:sz w:val="20"/>
-        </w:rPr>
-      </w:pPr>
-    </w:p>
-    <w:p>
-      <w:pPr>
-        <w:tabs>
-          <w:tab w:val="left" w:pos="281"/>
-        </w:tabs>
-        <w:spacing w:line="266" w:lineRule="exact"/>
-        <w:rPr>
-          <w:sz w:val="20"/>
-        </w:rPr>
-      </w:pPr>
-    </w:p>
-    <w:p>
-      <w:pPr>
-        <w:tabs>
-          <w:tab w:val="left" w:pos="281"/>
-        </w:tabs>
-        <w:spacing w:line="266" w:lineRule="exact"/>
-        <w:rPr>
-          <w:sz w:val="20"/>
-        </w:rPr>
-      </w:pPr>
-    </w:p>
-    <w:p>
-      <w:pPr>
-        <w:tabs>
-          <w:tab w:val="left" w:pos="281"/>
-        </w:tabs>
-        <w:spacing w:line="266" w:lineRule="exact"/>
-        <w:rPr>
-          <w:sz w:val="20"/>
-        </w:rPr>
-      </w:pPr>
-    </w:p>
-    <w:p>
-      <w:pPr>
-        <w:tabs>
-          <w:tab w:val="left" w:pos="281"/>
-        </w:tabs>
-        <w:spacing w:line="266" w:lineRule="exact"/>
-        <w:rPr>
-          <w:sz w:val="20"/>
-        </w:rPr>
-      </w:pPr>
-    </w:p>
-    <w:p>
-      <w:pPr>
-        <w:tabs>
-          <w:tab w:val="left" w:pos="281"/>
-        </w:tabs>
-        <w:spacing w:line="266" w:lineRule="exact"/>
-        <w:rPr>
-          <w:sz w:val="20"/>
-        </w:rPr>
-      </w:pPr>
       <w:r>
         <w:rPr>
           <w:noProof/>
@@ -13732,7 +14328,7 @@
         <mc:AlternateContent>
           <mc:Choice Requires="wps">
             <w:drawing>
-              <wp:anchor distT="0" distB="0" distL="114300" distR="114300" simplePos="0" relativeHeight="251683840" behindDoc="1" locked="0" layoutInCell="1" allowOverlap="1" wp14:anchorId="0298A635" wp14:editId="17C48FF0">
+              <wp:anchor distT="0" distB="0" distL="114300" distR="114300" simplePos="0" relativeHeight="251686400" behindDoc="1" locked="0" layoutInCell="1" allowOverlap="1" wp14:anchorId="0298A635" wp14:editId="17C48FF0">
                 <wp:simplePos x="0" y="0"/>
                 <wp:positionH relativeFrom="column">
                   <wp:posOffset>3154680</wp:posOffset>
@@ -13807,7 +14403,7 @@
           </mc:Choice>
           <mc:Fallback>
             <w:pict>
-              <v:shape w14:anchorId="0298A635" id="_x0000_s1040" type="#_x0000_t202" style="position:absolute;margin-left:248.4pt;margin-top:4.7pt;width:36pt;height:20.3pt;z-index:-251632640;visibility:visible;mso-wrap-style:square;mso-width-percent:0;mso-height-percent:0;mso-wrap-distance-left:9pt;mso-wrap-distance-top:0;mso-wrap-distance-right:9pt;mso-wrap-distance-bottom:0;mso-position-horizontal:absolute;mso-position-horizontal-relative:text;mso-position-vertical:absolute;mso-position-vertical-relative:text;mso-width-percent:0;mso-height-percent:0;mso-width-relative:margin;mso-height-relative:margin;v-text-anchor:top" o:gfxdata="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" filled="f" stroked="f" strokeweight=".5pt">
+              <v:shape w14:anchorId="0298A635" id="_x0000_s1041" type="#_x0000_t202" style="position:absolute;margin-left:248.4pt;margin-top:4.7pt;width:36pt;height:20.3pt;z-index:-251630080;visibility:visible;mso-wrap-style:square;mso-width-percent:0;mso-height-percent:0;mso-wrap-distance-left:9pt;mso-wrap-distance-top:0;mso-wrap-distance-right:9pt;mso-wrap-distance-bottom:0;mso-position-horizontal:absolute;mso-position-horizontal-relative:text;mso-position-vertical:absolute;mso-position-vertical-relative:text;mso-width-percent:0;mso-height-percent:0;mso-width-relative:margin;mso-height-relative:margin;v-text-anchor:top" o:gfxdata="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" filled="f" stroked="f" strokeweight=".5pt">
                 <v:textbox>
                   <w:txbxContent>
                     <w:p>
@@ -13919,7 +14515,7 @@
           <w:noProof/>
         </w:rPr>
         <w:drawing>
-          <wp:anchor distT="0" distB="0" distL="0" distR="0" simplePos="0" relativeHeight="251632640" behindDoc="1" locked="0" layoutInCell="1" allowOverlap="1" wp14:anchorId="06222DD3" wp14:editId="7F3009FA">
+          <wp:anchor distT="0" distB="0" distL="0" distR="0" simplePos="0" relativeHeight="251631104" behindDoc="1" locked="0" layoutInCell="1" allowOverlap="1" wp14:anchorId="06222DD3" wp14:editId="7F3009FA">
             <wp:simplePos x="0" y="0"/>
             <wp:positionH relativeFrom="page">
               <wp:posOffset>-157480</wp:posOffset>
@@ -14036,7 +14632,7 @@
         <mc:AlternateContent>
           <mc:Choice Requires="wps">
             <w:drawing>
-              <wp:anchor distT="0" distB="0" distL="0" distR="0" simplePos="0" relativeHeight="251630592" behindDoc="1" locked="0" layoutInCell="1" allowOverlap="1" wp14:anchorId="7587BEF9" wp14:editId="7C5C499F">
+              <wp:anchor distT="0" distB="0" distL="0" distR="0" simplePos="0" relativeHeight="251629056" behindDoc="1" locked="0" layoutInCell="1" allowOverlap="1" wp14:anchorId="7587BEF9" wp14:editId="7C5C499F">
                 <wp:simplePos x="0" y="0"/>
                 <wp:positionH relativeFrom="page">
                   <wp:posOffset>920750</wp:posOffset>
@@ -14100,7 +14696,7 @@
           </mc:Choice>
           <mc:Fallback>
             <w:pict>
-              <v:shape w14:anchorId="13BFCB1A" id="Graphic 36" o:spid="_x0000_s1026" style="position:absolute;margin-left:72.5pt;margin-top:17.05pt;width:480.25pt;height:.1pt;z-index:-251685888;visibility:visible;mso-wrap-style:square;mso-wrap-distance-left:0;mso-wrap-distance-top:0;mso-wrap-distance-right:0;mso-wrap-distance-bottom:0;mso-position-horizontal:absolute;mso-position-horizontal-relative:page;mso-position-vertical:absolute;mso-position-vertical-relative:text;v-text-anchor:top" coordsize="6099175,1270" o:gfxdata="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" path="m,l6099048,e" filled="f" strokecolor="white" strokeweight=".14036mm">
+              <v:shape w14:anchorId="74275282" id="Graphic 36" o:spid="_x0000_s1026" style="position:absolute;margin-left:72.5pt;margin-top:17.05pt;width:480.25pt;height:.1pt;z-index:-251687424;visibility:visible;mso-wrap-style:square;mso-wrap-distance-left:0;mso-wrap-distance-top:0;mso-wrap-distance-right:0;mso-wrap-distance-bottom:0;mso-position-horizontal:absolute;mso-position-horizontal-relative:page;mso-position-vertical:absolute;mso-position-vertical-relative:text;v-text-anchor:top" coordsize="6099175,1270" o:gfxdata="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" path="m,l6099048,e" filled="f" strokecolor="white" strokeweight=".14036mm">
                 <v:path arrowok="t"/>
                 <w10:wrap type="topAndBottom" anchorx="page"/>
               </v:shape>
@@ -14362,7 +14958,7 @@
                     <pic:cNvPicPr/>
                   </pic:nvPicPr>
                   <pic:blipFill>
-                    <a:blip r:embed="rId30"/>
+                    <a:blip r:embed="rId31"/>
                     <a:stretch>
                       <a:fillRect/>
                     </a:stretch>
@@ -14658,7 +15254,7 @@
         <mc:AlternateContent>
           <mc:Choice Requires="wps">
             <w:drawing>
-              <wp:anchor distT="0" distB="0" distL="114300" distR="114300" simplePos="0" relativeHeight="251684864" behindDoc="1" locked="0" layoutInCell="1" allowOverlap="1" wp14:anchorId="234F322C" wp14:editId="7472EEF8">
+              <wp:anchor distT="0" distB="0" distL="114300" distR="114300" simplePos="0" relativeHeight="251687424" behindDoc="1" locked="0" layoutInCell="1" allowOverlap="1" wp14:anchorId="234F322C" wp14:editId="7472EEF8">
                 <wp:simplePos x="0" y="0"/>
                 <wp:positionH relativeFrom="column">
                   <wp:posOffset>3059164</wp:posOffset>
@@ -14733,7 +15329,7 @@
           </mc:Choice>
           <mc:Fallback>
             <w:pict>
-              <v:shape w14:anchorId="234F322C" id="_x0000_s1041" type="#_x0000_t202" style="position:absolute;margin-left:240.9pt;margin-top:9.8pt;width:36pt;height:20.3pt;z-index:-251631616;visibility:visible;mso-wrap-style:square;mso-width-percent:0;mso-height-percent:0;mso-wrap-distance-left:9pt;mso-wrap-distance-top:0;mso-wrap-distance-right:9pt;mso-wrap-distance-bottom:0;mso-position-horizontal:absolute;mso-position-horizontal-relative:text;mso-position-vertical:absolute;mso-position-vertical-relative:text;mso-width-percent:0;mso-height-percent:0;mso-width-relative:margin;mso-height-relative:margin;v-text-anchor:top" o:gfxdata="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" filled="f" stroked="f" strokeweight=".5pt">
+              <v:shape w14:anchorId="234F322C" id="_x0000_s1042" type="#_x0000_t202" style="position:absolute;margin-left:240.9pt;margin-top:9.8pt;width:36pt;height:20.3pt;z-index:-251629056;visibility:visible;mso-wrap-style:square;mso-width-percent:0;mso-height-percent:0;mso-wrap-distance-left:9pt;mso-wrap-distance-top:0;mso-wrap-distance-right:9pt;mso-wrap-distance-bottom:0;mso-position-horizontal:absolute;mso-position-horizontal-relative:text;mso-position-vertical:absolute;mso-position-vertical-relative:text;mso-width-percent:0;mso-height-percent:0;mso-width-relative:margin;mso-height-relative:margin;v-text-anchor:top" o:gfxdata="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" filled="f" stroked="f" strokeweight=".5pt">
                 <v:textbox>
                   <w:txbxContent>
                     <w:p>
@@ -14842,7 +15438,7 @@
           <w:szCs w:val="24"/>
         </w:rPr>
         <w:drawing>
-          <wp:anchor distT="0" distB="0" distL="0" distR="0" simplePos="0" relativeHeight="251625472" behindDoc="1" locked="0" layoutInCell="1" allowOverlap="1" wp14:anchorId="2F3B752E" wp14:editId="01FAD26F">
+          <wp:anchor distT="0" distB="0" distL="0" distR="0" simplePos="0" relativeHeight="251623936" behindDoc="1" locked="0" layoutInCell="1" allowOverlap="1" wp14:anchorId="2F3B752E" wp14:editId="01FAD26F">
             <wp:simplePos x="0" y="0"/>
             <wp:positionH relativeFrom="page">
               <wp:posOffset>5080</wp:posOffset>
@@ -14893,7 +15489,7 @@
           <w:szCs w:val="24"/>
         </w:rPr>
         <w:drawing>
-          <wp:anchor distT="0" distB="0" distL="0" distR="0" simplePos="0" relativeHeight="251627520" behindDoc="1" locked="0" layoutInCell="1" allowOverlap="1" wp14:anchorId="0DAE6348" wp14:editId="6547055C">
+          <wp:anchor distT="0" distB="0" distL="0" distR="0" simplePos="0" relativeHeight="251625984" behindDoc="1" locked="0" layoutInCell="1" allowOverlap="1" wp14:anchorId="0DAE6348" wp14:editId="6547055C">
             <wp:simplePos x="0" y="0"/>
             <wp:positionH relativeFrom="page">
               <wp:posOffset>2540</wp:posOffset>
@@ -15022,7 +15618,7 @@
         <mc:AlternateContent>
           <mc:Choice Requires="wps">
             <w:drawing>
-              <wp:anchor distT="0" distB="0" distL="0" distR="0" simplePos="0" relativeHeight="251633664" behindDoc="1" locked="0" layoutInCell="1" allowOverlap="1" wp14:anchorId="6FA87FC8" wp14:editId="69DA542B">
+              <wp:anchor distT="0" distB="0" distL="0" distR="0" simplePos="0" relativeHeight="251632128" behindDoc="1" locked="0" layoutInCell="1" allowOverlap="1" wp14:anchorId="6FA87FC8" wp14:editId="69DA542B">
                 <wp:simplePos x="0" y="0"/>
                 <wp:positionH relativeFrom="page">
                   <wp:posOffset>920750</wp:posOffset>
@@ -15086,7 +15682,7 @@
           </mc:Choice>
           <mc:Fallback>
             <w:pict>
-              <v:shape w14:anchorId="5B969A78" id="Graphic 36" o:spid="_x0000_s1026" style="position:absolute;margin-left:72.5pt;margin-top:17.05pt;width:480.25pt;height:.1pt;z-index:-251682816;visibility:visible;mso-wrap-style:square;mso-wrap-distance-left:0;mso-wrap-distance-top:0;mso-wrap-distance-right:0;mso-wrap-distance-bottom:0;mso-position-horizontal:absolute;mso-position-horizontal-relative:page;mso-position-vertical:absolute;mso-position-vertical-relative:text;v-text-anchor:top" coordsize="6099175,1270" o:gfxdata="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" path="m,l6099048,e" filled="f" strokecolor="white" strokeweight=".14036mm">
+              <v:shape w14:anchorId="73753CD2" id="Graphic 36" o:spid="_x0000_s1026" style="position:absolute;margin-left:72.5pt;margin-top:17.05pt;width:480.25pt;height:.1pt;z-index:-251684352;visibility:visible;mso-wrap-style:square;mso-wrap-distance-left:0;mso-wrap-distance-top:0;mso-wrap-distance-right:0;mso-wrap-distance-bottom:0;mso-position-horizontal:absolute;mso-position-horizontal-relative:page;mso-position-vertical:absolute;mso-position-vertical-relative:text;v-text-anchor:top" coordsize="6099175,1270" o:gfxdata="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" path="m,l6099048,e" filled="f" strokecolor="white" strokeweight=".14036mm">
                 <v:path arrowok="t"/>
                 <w10:wrap type="topAndBottom" anchorx="page"/>
               </v:shape>
@@ -15361,7 +15957,7 @@
                     <pic:cNvPicPr/>
                   </pic:nvPicPr>
                   <pic:blipFill>
-                    <a:blip r:embed="rId31"/>
+                    <a:blip r:embed="rId32"/>
                     <a:stretch>
                       <a:fillRect/>
                     </a:stretch>
@@ -15419,7 +16015,7 @@
                     <pic:cNvPicPr/>
                   </pic:nvPicPr>
                   <pic:blipFill>
-                    <a:blip r:embed="rId32"/>
+                    <a:blip r:embed="rId33"/>
                     <a:stretch>
                       <a:fillRect/>
                     </a:stretch>
@@ -15538,7 +16134,7 @@
         <mc:AlternateContent>
           <mc:Choice Requires="wps">
             <w:drawing>
-              <wp:anchor distT="0" distB="0" distL="114300" distR="114300" simplePos="0" relativeHeight="251685888" behindDoc="1" locked="0" layoutInCell="1" allowOverlap="1" wp14:anchorId="669FBD81" wp14:editId="3FE75066">
+              <wp:anchor distT="0" distB="0" distL="114300" distR="114300" simplePos="0" relativeHeight="251688448" behindDoc="1" locked="0" layoutInCell="1" allowOverlap="1" wp14:anchorId="669FBD81" wp14:editId="3FE75066">
                 <wp:simplePos x="0" y="0"/>
                 <wp:positionH relativeFrom="column">
                   <wp:posOffset>3110230</wp:posOffset>
@@ -15613,7 +16209,7 @@
           </mc:Choice>
           <mc:Fallback>
             <w:pict>
-              <v:shape w14:anchorId="669FBD81" id="_x0000_s1042" type="#_x0000_t202" style="position:absolute;left:0;text-align:left;margin-left:244.9pt;margin-top:4.25pt;width:36pt;height:20.3pt;z-index:-251630592;visibility:visible;mso-wrap-style:square;mso-width-percent:0;mso-height-percent:0;mso-wrap-distance-left:9pt;mso-wrap-distance-top:0;mso-wrap-distance-right:9pt;mso-wrap-distance-bottom:0;mso-position-horizontal:absolute;mso-position-horizontal-relative:text;mso-position-vertical:absolute;mso-position-vertical-relative:text;mso-width-percent:0;mso-height-percent:0;mso-width-relative:margin;mso-height-relative:margin;v-text-anchor:top" o:gfxdata="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" filled="f" stroked="f" strokeweight=".5pt">
+              <v:shape w14:anchorId="669FBD81" id="_x0000_s1043" type="#_x0000_t202" style="position:absolute;left:0;text-align:left;margin-left:244.9pt;margin-top:4.25pt;width:36pt;height:20.3pt;z-index:-251628032;visibility:visible;mso-wrap-style:square;mso-width-percent:0;mso-height-percent:0;mso-wrap-distance-left:9pt;mso-wrap-distance-top:0;mso-wrap-distance-right:9pt;mso-wrap-distance-bottom:0;mso-position-horizontal:absolute;mso-position-horizontal-relative:text;mso-position-vertical:absolute;mso-position-vertical-relative:text;mso-width-percent:0;mso-height-percent:0;mso-width-relative:margin;mso-height-relative:margin;v-text-anchor:top" o:gfxdata="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" filled="f" stroked="f" strokeweight=".5pt">
                 <v:textbox>
                   <w:txbxContent>
                     <w:p>
@@ -15678,7 +16274,7 @@
           <w:noProof/>
         </w:rPr>
         <w:drawing>
-          <wp:anchor distT="0" distB="0" distL="0" distR="0" simplePos="0" relativeHeight="251639808" behindDoc="1" locked="0" layoutInCell="1" allowOverlap="1" wp14:anchorId="760E606A" wp14:editId="058D118C">
+          <wp:anchor distT="0" distB="0" distL="0" distR="0" simplePos="0" relativeHeight="251638272" behindDoc="1" locked="0" layoutInCell="1" allowOverlap="1" wp14:anchorId="760E606A" wp14:editId="058D118C">
             <wp:simplePos x="0" y="0"/>
             <wp:positionH relativeFrom="page">
               <wp:posOffset>5080</wp:posOffset>
@@ -15747,7 +16343,7 @@
         </w:rPr>
         <w:lastRenderedPageBreak/>
         <w:drawing>
-          <wp:anchor distT="0" distB="0" distL="0" distR="0" simplePos="0" relativeHeight="251649024" behindDoc="1" locked="0" layoutInCell="1" allowOverlap="1" wp14:anchorId="28EB03A1" wp14:editId="6A4B112F">
+          <wp:anchor distT="0" distB="0" distL="0" distR="0" simplePos="0" relativeHeight="251647488" behindDoc="1" locked="0" layoutInCell="1" allowOverlap="1" wp14:anchorId="28EB03A1" wp14:editId="6A4B112F">
             <wp:simplePos x="0" y="0"/>
             <wp:positionH relativeFrom="page">
               <wp:posOffset>-1905</wp:posOffset>
@@ -15858,7 +16454,7 @@
         <mc:AlternateContent>
           <mc:Choice Requires="wps">
             <w:drawing>
-              <wp:anchor distT="0" distB="0" distL="0" distR="0" simplePos="0" relativeHeight="251631616" behindDoc="1" locked="0" layoutInCell="1" allowOverlap="1" wp14:anchorId="30C4C041" wp14:editId="4A47AA49">
+              <wp:anchor distT="0" distB="0" distL="0" distR="0" simplePos="0" relativeHeight="251630080" behindDoc="1" locked="0" layoutInCell="1" allowOverlap="1" wp14:anchorId="30C4C041" wp14:editId="4A47AA49">
                 <wp:simplePos x="0" y="0"/>
                 <wp:positionH relativeFrom="page">
                   <wp:posOffset>920750</wp:posOffset>
@@ -15922,7 +16518,7 @@
           </mc:Choice>
           <mc:Fallback>
             <w:pict>
-              <v:shape w14:anchorId="196513BB" id="Graphic 36" o:spid="_x0000_s1026" style="position:absolute;margin-left:72.5pt;margin-top:17.05pt;width:480.25pt;height:.1pt;z-index:-251684864;visibility:visible;mso-wrap-style:square;mso-wrap-distance-left:0;mso-wrap-distance-top:0;mso-wrap-distance-right:0;mso-wrap-distance-bottom:0;mso-position-horizontal:absolute;mso-position-horizontal-relative:page;mso-position-vertical:absolute;mso-position-vertical-relative:text;v-text-anchor:top" coordsize="6099175,1270" o:gfxdata="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" path="m,l6099048,e" filled="f" strokecolor="white" strokeweight=".14036mm">
+              <v:shape w14:anchorId="3680B1AA" id="Graphic 36" o:spid="_x0000_s1026" style="position:absolute;margin-left:72.5pt;margin-top:17.05pt;width:480.25pt;height:.1pt;z-index:-251686400;visibility:visible;mso-wrap-style:square;mso-wrap-distance-left:0;mso-wrap-distance-top:0;mso-wrap-distance-right:0;mso-wrap-distance-bottom:0;mso-position-horizontal:absolute;mso-position-horizontal-relative:page;mso-position-vertical:absolute;mso-position-vertical-relative:text;v-text-anchor:top" coordsize="6099175,1270" o:gfxdata="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" path="m,l6099048,e" filled="f" strokecolor="white" strokeweight=".14036mm">
                 <v:path arrowok="t"/>
                 <w10:wrap type="topAndBottom" anchorx="page"/>
               </v:shape>
@@ -16148,7 +16744,7 @@
                     <pic:cNvPicPr/>
                   </pic:nvPicPr>
                   <pic:blipFill>
-                    <a:blip r:embed="rId33"/>
+                    <a:blip r:embed="rId34"/>
                     <a:stretch>
                       <a:fillRect/>
                     </a:stretch>
@@ -16458,7 +17054,7 @@
         <mc:AlternateContent>
           <mc:Choice Requires="wps">
             <w:drawing>
-              <wp:anchor distT="0" distB="0" distL="114300" distR="114300" simplePos="0" relativeHeight="251686912" behindDoc="1" locked="0" layoutInCell="1" allowOverlap="1" wp14:anchorId="3247BB3C" wp14:editId="461BECC7">
+              <wp:anchor distT="0" distB="0" distL="114300" distR="114300" simplePos="0" relativeHeight="251689472" behindDoc="1" locked="0" layoutInCell="1" allowOverlap="1" wp14:anchorId="3247BB3C" wp14:editId="461BECC7">
                 <wp:simplePos x="0" y="0"/>
                 <wp:positionH relativeFrom="column">
                   <wp:posOffset>3106420</wp:posOffset>
@@ -16533,7 +17129,7 @@
           </mc:Choice>
           <mc:Fallback>
             <w:pict>
-              <v:shape w14:anchorId="3247BB3C" id="_x0000_s1043" type="#_x0000_t202" style="position:absolute;margin-left:244.6pt;margin-top:1.15pt;width:36pt;height:20.3pt;z-index:-251629568;visibility:visible;mso-wrap-style:square;mso-width-percent:0;mso-height-percent:0;mso-wrap-distance-left:9pt;mso-wrap-distance-top:0;mso-wrap-distance-right:9pt;mso-wrap-distance-bottom:0;mso-position-horizontal:absolute;mso-position-horizontal-relative:text;mso-position-vertical:absolute;mso-position-vertical-relative:text;mso-width-percent:0;mso-height-percent:0;mso-width-relative:margin;mso-height-relative:margin;v-text-anchor:top" o:gfxdata="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" filled="f" stroked="f" strokeweight=".5pt">
+              <v:shape w14:anchorId="3247BB3C" id="_x0000_s1044" type="#_x0000_t202" style="position:absolute;margin-left:244.6pt;margin-top:1.15pt;width:36pt;height:20.3pt;z-index:-251627008;visibility:visible;mso-wrap-style:square;mso-width-percent:0;mso-height-percent:0;mso-wrap-distance-left:9pt;mso-wrap-distance-top:0;mso-wrap-distance-right:9pt;mso-wrap-distance-bottom:0;mso-position-horizontal:absolute;mso-position-horizontal-relative:text;mso-position-vertical:absolute;mso-position-vertical-relative:text;mso-width-percent:0;mso-height-percent:0;mso-width-relative:margin;mso-height-relative:margin;v-text-anchor:top" o:gfxdata="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" filled="f" stroked="f" strokeweight=".5pt">
                 <v:textbox>
                   <w:txbxContent>
                     <w:p>
@@ -16690,7 +17286,7 @@
         <mc:AlternateContent>
           <mc:Choice Requires="wps">
             <w:drawing>
-              <wp:anchor distT="0" distB="0" distL="0" distR="0" simplePos="0" relativeHeight="251653120" behindDoc="1" locked="0" layoutInCell="1" allowOverlap="1" wp14:anchorId="2168B1FB" wp14:editId="47AF7DA3">
+              <wp:anchor distT="0" distB="0" distL="0" distR="0" simplePos="0" relativeHeight="251651584" behindDoc="1" locked="0" layoutInCell="1" allowOverlap="1" wp14:anchorId="2168B1FB" wp14:editId="47AF7DA3">
                 <wp:simplePos x="0" y="0"/>
                 <wp:positionH relativeFrom="page">
                   <wp:posOffset>920750</wp:posOffset>
@@ -16754,7 +17350,7 @@
           </mc:Choice>
           <mc:Fallback>
             <w:pict>
-              <v:shape w14:anchorId="4B420C06" id="Graphic 36" o:spid="_x0000_s1026" style="position:absolute;margin-left:72.5pt;margin-top:17.05pt;width:480.25pt;height:.1pt;z-index:-251663360;visibility:visible;mso-wrap-style:square;mso-wrap-distance-left:0;mso-wrap-distance-top:0;mso-wrap-distance-right:0;mso-wrap-distance-bottom:0;mso-position-horizontal:absolute;mso-position-horizontal-relative:page;mso-position-vertical:absolute;mso-position-vertical-relative:text;v-text-anchor:top" coordsize="6099175,1270" o:gfxdata="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" path="m,l6099048,e" filled="f" strokecolor="white" strokeweight=".14036mm">
+              <v:shape w14:anchorId="4D57B982" id="Graphic 36" o:spid="_x0000_s1026" style="position:absolute;margin-left:72.5pt;margin-top:17.05pt;width:480.25pt;height:.1pt;z-index:-251664896;visibility:visible;mso-wrap-style:square;mso-wrap-distance-left:0;mso-wrap-distance-top:0;mso-wrap-distance-right:0;mso-wrap-distance-bottom:0;mso-position-horizontal:absolute;mso-position-horizontal-relative:page;mso-position-vertical:absolute;mso-position-vertical-relative:text;v-text-anchor:top" coordsize="6099175,1270" o:gfxdata="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" path="m,l6099048,e" filled="f" strokecolor="white" strokeweight=".14036mm">
                 <v:path arrowok="t"/>
                 <w10:wrap type="topAndBottom" anchorx="page"/>
               </v:shape>
@@ -17005,7 +17601,7 @@
                     <pic:cNvPicPr/>
                   </pic:nvPicPr>
                   <pic:blipFill>
-                    <a:blip r:embed="rId34"/>
+                    <a:blip r:embed="rId35"/>
                     <a:stretch>
                       <a:fillRect/>
                     </a:stretch>
@@ -17214,7 +17810,7 @@
           <w:noProof/>
         </w:rPr>
         <w:drawing>
-          <wp:anchor distT="0" distB="0" distL="0" distR="0" simplePos="0" relativeHeight="251651072" behindDoc="1" locked="0" layoutInCell="1" allowOverlap="1" wp14:anchorId="0BB6C11F" wp14:editId="54347F9D">
+          <wp:anchor distT="0" distB="0" distL="0" distR="0" simplePos="0" relativeHeight="251649536" behindDoc="1" locked="0" layoutInCell="1" allowOverlap="1" wp14:anchorId="0BB6C11F" wp14:editId="54347F9D">
             <wp:simplePos x="0" y="0"/>
             <wp:positionH relativeFrom="page">
               <wp:posOffset>2540</wp:posOffset>
@@ -17320,7 +17916,7 @@
         <mc:AlternateContent>
           <mc:Choice Requires="wps">
             <w:drawing>
-              <wp:anchor distT="0" distB="0" distL="114300" distR="114300" simplePos="0" relativeHeight="251687936" behindDoc="1" locked="0" layoutInCell="1" allowOverlap="1" wp14:anchorId="091FB25B" wp14:editId="6FFAA599">
+              <wp:anchor distT="0" distB="0" distL="114300" distR="114300" simplePos="0" relativeHeight="251690496" behindDoc="1" locked="0" layoutInCell="1" allowOverlap="1" wp14:anchorId="091FB25B" wp14:editId="6FFAA599">
                 <wp:simplePos x="0" y="0"/>
                 <wp:positionH relativeFrom="column">
                   <wp:posOffset>3157220</wp:posOffset>
@@ -17395,7 +17991,7 @@
           </mc:Choice>
           <mc:Fallback>
             <w:pict>
-              <v:shape w14:anchorId="091FB25B" id="_x0000_s1044" type="#_x0000_t202" style="position:absolute;margin-left:248.6pt;margin-top:1.35pt;width:36pt;height:20.3pt;z-index:-251628544;visibility:visible;mso-wrap-style:square;mso-width-percent:0;mso-height-percent:0;mso-wrap-distance-left:9pt;mso-wrap-distance-top:0;mso-wrap-distance-right:9pt;mso-wrap-distance-bottom:0;mso-position-horizontal:absolute;mso-position-horizontal-relative:text;mso-position-vertical:absolute;mso-position-vertical-relative:text;mso-width-percent:0;mso-height-percent:0;mso-width-relative:margin;mso-height-relative:margin;v-text-anchor:top" o:gfxdata="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" filled="f" stroked="f" strokeweight=".5pt">
+              <v:shape w14:anchorId="091FB25B" id="_x0000_s1045" type="#_x0000_t202" style="position:absolute;margin-left:248.6pt;margin-top:1.35pt;width:36pt;height:20.3pt;z-index:-251625984;visibility:visible;mso-wrap-style:square;mso-width-percent:0;mso-height-percent:0;mso-wrap-distance-left:9pt;mso-wrap-distance-top:0;mso-wrap-distance-right:9pt;mso-wrap-distance-bottom:0;mso-position-horizontal:absolute;mso-position-horizontal-relative:text;mso-position-vertical:absolute;mso-position-vertical-relative:text;mso-width-percent:0;mso-height-percent:0;mso-width-relative:margin;mso-height-relative:margin;v-text-anchor:top" o:gfxdata="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" filled="f" stroked="f" strokeweight=".5pt">
                 <v:textbox>
                   <w:txbxContent>
                     <w:p>
@@ -17489,7 +18085,7 @@
         </w:rPr>
         <w:lastRenderedPageBreak/>
         <w:drawing>
-          <wp:anchor distT="0" distB="0" distL="0" distR="0" simplePos="0" relativeHeight="251669504" behindDoc="1" locked="0" layoutInCell="1" allowOverlap="1" wp14:anchorId="4CACB373" wp14:editId="28CB4C84">
+          <wp:anchor distT="0" distB="0" distL="0" distR="0" simplePos="0" relativeHeight="251672064" behindDoc="1" locked="0" layoutInCell="1" allowOverlap="1" wp14:anchorId="4CACB373" wp14:editId="28CB4C84">
             <wp:simplePos x="0" y="0"/>
             <wp:positionH relativeFrom="page">
               <wp:posOffset>-7620</wp:posOffset>
@@ -17593,7 +18189,7 @@
         <mc:AlternateContent>
           <mc:Choice Requires="wps">
             <w:drawing>
-              <wp:anchor distT="0" distB="0" distL="0" distR="0" simplePos="0" relativeHeight="251659264" behindDoc="1" locked="0" layoutInCell="1" allowOverlap="1" wp14:anchorId="5C15E8DB" wp14:editId="54CC202B">
+              <wp:anchor distT="0" distB="0" distL="0" distR="0" simplePos="0" relativeHeight="251658752" behindDoc="1" locked="0" layoutInCell="1" allowOverlap="1" wp14:anchorId="5C15E8DB" wp14:editId="54CC202B">
                 <wp:simplePos x="0" y="0"/>
                 <wp:positionH relativeFrom="page">
                   <wp:posOffset>920750</wp:posOffset>
@@ -17657,7 +18253,7 @@
           </mc:Choice>
           <mc:Fallback>
             <w:pict>
-              <v:shape w14:anchorId="22380C47" id="Graphic 36" o:spid="_x0000_s1026" style="position:absolute;margin-left:72.5pt;margin-top:17.05pt;width:480.25pt;height:.1pt;z-index:-251657216;visibility:visible;mso-wrap-style:square;mso-wrap-distance-left:0;mso-wrap-distance-top:0;mso-wrap-distance-right:0;mso-wrap-distance-bottom:0;mso-position-horizontal:absolute;mso-position-horizontal-relative:page;mso-position-vertical:absolute;mso-position-vertical-relative:text;v-text-anchor:top" coordsize="6099175,1270" o:gfxdata="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" path="m,l6099048,e" filled="f" strokecolor="white" strokeweight=".14036mm">
+              <v:shape w14:anchorId="6D1478D1" id="Graphic 36" o:spid="_x0000_s1026" style="position:absolute;margin-left:72.5pt;margin-top:17.05pt;width:480.25pt;height:.1pt;z-index:-251657728;visibility:visible;mso-wrap-style:square;mso-wrap-distance-left:0;mso-wrap-distance-top:0;mso-wrap-distance-right:0;mso-wrap-distance-bottom:0;mso-position-horizontal:absolute;mso-position-horizontal-relative:page;mso-position-vertical:absolute;mso-position-vertical-relative:text;v-text-anchor:top" coordsize="6099175,1270" o:gfxdata="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" path="m,l6099048,e" filled="f" strokecolor="white" strokeweight=".14036mm">
                 <v:path arrowok="t"/>
                 <w10:wrap type="topAndBottom" anchorx="page"/>
               </v:shape>
@@ -17835,7 +18431,7 @@
                     <pic:cNvPicPr/>
                   </pic:nvPicPr>
                   <pic:blipFill>
-                    <a:blip r:embed="rId35"/>
+                    <a:blip r:embed="rId36"/>
                     <a:stretch>
                       <a:fillRect/>
                     </a:stretch>
@@ -17950,7 +18546,7 @@
                     <pic:cNvPicPr/>
                   </pic:nvPicPr>
                   <pic:blipFill>
-                    <a:blip r:embed="rId36"/>
+                    <a:blip r:embed="rId37"/>
                     <a:stretch>
                       <a:fillRect/>
                     </a:stretch>
@@ -18087,7 +18683,7 @@
         <mc:AlternateContent>
           <mc:Choice Requires="wps">
             <w:drawing>
-              <wp:anchor distT="0" distB="0" distL="114300" distR="114300" simplePos="0" relativeHeight="251688960" behindDoc="1" locked="0" layoutInCell="1" allowOverlap="1" wp14:anchorId="390F97EA" wp14:editId="129260D9">
+              <wp:anchor distT="0" distB="0" distL="114300" distR="114300" simplePos="0" relativeHeight="251691520" behindDoc="1" locked="0" layoutInCell="1" allowOverlap="1" wp14:anchorId="390F97EA" wp14:editId="129260D9">
                 <wp:simplePos x="0" y="0"/>
                 <wp:positionH relativeFrom="column">
                   <wp:posOffset>3093720</wp:posOffset>
@@ -18162,7 +18758,7 @@
           </mc:Choice>
           <mc:Fallback>
             <w:pict>
-              <v:shape w14:anchorId="390F97EA" id="_x0000_s1045" type="#_x0000_t202" style="position:absolute;margin-left:243.6pt;margin-top:4.9pt;width:36pt;height:20.3pt;z-index:-251627520;visibility:visible;mso-wrap-style:square;mso-width-percent:0;mso-height-percent:0;mso-wrap-distance-left:9pt;mso-wrap-distance-top:0;mso-wrap-distance-right:9pt;mso-wrap-distance-bottom:0;mso-position-horizontal:absolute;mso-position-horizontal-relative:text;mso-position-vertical:absolute;mso-position-vertical-relative:text;mso-width-percent:0;mso-height-percent:0;mso-width-relative:margin;mso-height-relative:margin;v-text-anchor:top" o:gfxdata="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" filled="f" stroked="f" strokeweight=".5pt">
+              <v:shape w14:anchorId="390F97EA" id="_x0000_s1046" type="#_x0000_t202" style="position:absolute;margin-left:243.6pt;margin-top:4.9pt;width:36pt;height:20.3pt;z-index:-251624960;visibility:visible;mso-wrap-style:square;mso-width-percent:0;mso-height-percent:0;mso-wrap-distance-left:9pt;mso-wrap-distance-top:0;mso-wrap-distance-right:9pt;mso-wrap-distance-bottom:0;mso-position-horizontal:absolute;mso-position-horizontal-relative:text;mso-position-vertical:absolute;mso-position-vertical-relative:text;mso-width-percent:0;mso-height-percent:0;mso-width-relative:margin;mso-height-relative:margin;v-text-anchor:top" o:gfxdata="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" filled="f" stroked="f" strokeweight=".5pt">
                 <v:textbox>
                   <w:txbxContent>
                     <w:p>
@@ -18314,7 +18910,7 @@
         <mc:AlternateContent>
           <mc:Choice Requires="wps">
             <w:drawing>
-              <wp:anchor distT="0" distB="0" distL="0" distR="0" simplePos="0" relativeHeight="251670528" behindDoc="1" locked="0" layoutInCell="1" allowOverlap="1" wp14:anchorId="3E1D62CA" wp14:editId="0863B481">
+              <wp:anchor distT="0" distB="0" distL="0" distR="0" simplePos="0" relativeHeight="251673088" behindDoc="1" locked="0" layoutInCell="1" allowOverlap="1" wp14:anchorId="3E1D62CA" wp14:editId="0863B481">
                 <wp:simplePos x="0" y="0"/>
                 <wp:positionH relativeFrom="page">
                   <wp:posOffset>920750</wp:posOffset>
@@ -18378,7 +18974,7 @@
           </mc:Choice>
           <mc:Fallback>
             <w:pict>
-              <v:shape w14:anchorId="18BFF241" id="Graphic 36" o:spid="_x0000_s1026" style="position:absolute;margin-left:72.5pt;margin-top:17.05pt;width:480.25pt;height:.1pt;z-index:-251645952;visibility:visible;mso-wrap-style:square;mso-wrap-distance-left:0;mso-wrap-distance-top:0;mso-wrap-distance-right:0;mso-wrap-distance-bottom:0;mso-position-horizontal:absolute;mso-position-horizontal-relative:page;mso-position-vertical:absolute;mso-position-vertical-relative:text;v-text-anchor:top" coordsize="6099175,1270" o:gfxdata="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" path="m,l6099048,e" filled="f" strokecolor="white" strokeweight=".14036mm">
+              <v:shape w14:anchorId="48C9F827" id="Graphic 36" o:spid="_x0000_s1026" style="position:absolute;margin-left:72.5pt;margin-top:17.05pt;width:480.25pt;height:.1pt;z-index:-251643392;visibility:visible;mso-wrap-style:square;mso-wrap-distance-left:0;mso-wrap-distance-top:0;mso-wrap-distance-right:0;mso-wrap-distance-bottom:0;mso-position-horizontal:absolute;mso-position-horizontal-relative:page;mso-position-vertical:absolute;mso-position-vertical-relative:text;v-text-anchor:top" coordsize="6099175,1270" o:gfxdata="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" path="m,l6099048,e" filled="f" strokecolor="white" strokeweight=".14036mm">
                 <v:path arrowok="t"/>
                 <w10:wrap type="topAndBottom" anchorx="page"/>
               </v:shape>
@@ -18609,7 +19205,7 @@
                     <pic:cNvPicPr/>
                   </pic:nvPicPr>
                   <pic:blipFill>
-                    <a:blip r:embed="rId37"/>
+                    <a:blip r:embed="rId38"/>
                     <a:stretch>
                       <a:fillRect/>
                     </a:stretch>
@@ -18746,7 +19342,7 @@
         <mc:AlternateContent>
           <mc:Choice Requires="wps">
             <w:drawing>
-              <wp:anchor distT="0" distB="0" distL="114300" distR="114300" simplePos="0" relativeHeight="251689984" behindDoc="1" locked="0" layoutInCell="1" allowOverlap="1" wp14:anchorId="7A48E9D4" wp14:editId="22AC7C79">
+              <wp:anchor distT="0" distB="0" distL="114300" distR="114300" simplePos="0" relativeHeight="251692544" behindDoc="1" locked="0" layoutInCell="1" allowOverlap="1" wp14:anchorId="7A48E9D4" wp14:editId="22AC7C79">
                 <wp:simplePos x="0" y="0"/>
                 <wp:positionH relativeFrom="column">
                   <wp:posOffset>3106420</wp:posOffset>
@@ -18821,7 +19417,7 @@
           </mc:Choice>
           <mc:Fallback>
             <w:pict>
-              <v:shape w14:anchorId="7A48E9D4" id="_x0000_s1046" type="#_x0000_t202" style="position:absolute;margin-left:244.6pt;margin-top:.65pt;width:36pt;height:20.3pt;z-index:-251626496;visibility:visible;mso-wrap-style:square;mso-width-percent:0;mso-height-percent:0;mso-wrap-distance-left:9pt;mso-wrap-distance-top:0;mso-wrap-distance-right:9pt;mso-wrap-distance-bottom:0;mso-position-horizontal:absolute;mso-position-horizontal-relative:text;mso-position-vertical:absolute;mso-position-vertical-relative:text;mso-width-percent:0;mso-height-percent:0;mso-width-relative:margin;mso-height-relative:margin;v-text-anchor:top" o:gfxdata="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" filled="f" stroked="f" strokeweight=".5pt">
+              <v:shape w14:anchorId="7A48E9D4" id="_x0000_s1047" type="#_x0000_t202" style="position:absolute;margin-left:244.6pt;margin-top:.65pt;width:36pt;height:20.3pt;z-index:-251623936;visibility:visible;mso-wrap-style:square;mso-width-percent:0;mso-height-percent:0;mso-wrap-distance-left:9pt;mso-wrap-distance-top:0;mso-wrap-distance-right:9pt;mso-wrap-distance-bottom:0;mso-position-horizontal:absolute;mso-position-horizontal-relative:text;mso-position-vertical:absolute;mso-position-vertical-relative:text;mso-width-percent:0;mso-height-percent:0;mso-width-relative:margin;mso-height-relative:margin;v-text-anchor:top" o:gfxdata="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" filled="f" stroked="f" strokeweight=".5pt">
                 <v:textbox>
                   <w:txbxContent>
                     <w:p>
@@ -18904,7 +19500,7 @@
           <w:noProof/>
         </w:rPr>
         <w:drawing>
-          <wp:anchor distT="0" distB="0" distL="0" distR="0" simplePos="0" relativeHeight="251656192" behindDoc="1" locked="0" layoutInCell="1" allowOverlap="1" wp14:anchorId="36F98503" wp14:editId="0B113B8C">
+          <wp:anchor distT="0" distB="0" distL="0" distR="0" simplePos="0" relativeHeight="251655680" behindDoc="1" locked="0" layoutInCell="1" allowOverlap="1" wp14:anchorId="36F98503" wp14:editId="0B113B8C">
             <wp:simplePos x="0" y="0"/>
             <wp:positionH relativeFrom="page">
               <wp:posOffset>2540</wp:posOffset>
@@ -18968,7 +19564,7 @@
         </w:rPr>
         <w:lastRenderedPageBreak/>
         <w:drawing>
-          <wp:anchor distT="0" distB="0" distL="0" distR="0" simplePos="0" relativeHeight="251672576" behindDoc="1" locked="0" layoutInCell="1" allowOverlap="1" wp14:anchorId="73989EE7" wp14:editId="4391370A">
+          <wp:anchor distT="0" distB="0" distL="0" distR="0" simplePos="0" relativeHeight="251675136" behindDoc="1" locked="0" layoutInCell="1" allowOverlap="1" wp14:anchorId="73989EE7" wp14:editId="4391370A">
             <wp:simplePos x="0" y="0"/>
             <wp:positionH relativeFrom="page">
               <wp:posOffset>-635</wp:posOffset>
@@ -19061,7 +19657,7 @@
         <mc:AlternateContent>
           <mc:Choice Requires="wps">
             <w:drawing>
-              <wp:anchor distT="0" distB="0" distL="0" distR="0" simplePos="0" relativeHeight="251673600" behindDoc="1" locked="0" layoutInCell="1" allowOverlap="1" wp14:anchorId="051EBA8F" wp14:editId="7036625F">
+              <wp:anchor distT="0" distB="0" distL="0" distR="0" simplePos="0" relativeHeight="251676160" behindDoc="1" locked="0" layoutInCell="1" allowOverlap="1" wp14:anchorId="051EBA8F" wp14:editId="7036625F">
                 <wp:simplePos x="0" y="0"/>
                 <wp:positionH relativeFrom="page">
                   <wp:posOffset>920750</wp:posOffset>
@@ -19125,7 +19721,7 @@
           </mc:Choice>
           <mc:Fallback>
             <w:pict>
-              <v:shape w14:anchorId="090650E9" id="Graphic 36" o:spid="_x0000_s1026" style="position:absolute;margin-left:72.5pt;margin-top:17.05pt;width:480.25pt;height:.1pt;z-index:-251642880;visibility:visible;mso-wrap-style:square;mso-wrap-distance-left:0;mso-wrap-distance-top:0;mso-wrap-distance-right:0;mso-wrap-distance-bottom:0;mso-position-horizontal:absolute;mso-position-horizontal-relative:page;mso-position-vertical:absolute;mso-position-vertical-relative:text;v-text-anchor:top" coordsize="6099175,1270" o:gfxdata="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" path="m,l6099048,e" filled="f" strokecolor="white" strokeweight=".14036mm">
+              <v:shape w14:anchorId="31F519DB" id="Graphic 36" o:spid="_x0000_s1026" style="position:absolute;margin-left:72.5pt;margin-top:17.05pt;width:480.25pt;height:.1pt;z-index:-251640320;visibility:visible;mso-wrap-style:square;mso-wrap-distance-left:0;mso-wrap-distance-top:0;mso-wrap-distance-right:0;mso-wrap-distance-bottom:0;mso-position-horizontal:absolute;mso-position-horizontal-relative:page;mso-position-vertical:absolute;mso-position-vertical-relative:text;v-text-anchor:top" coordsize="6099175,1270" o:gfxdata="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" path="m,l6099048,e" filled="f" strokecolor="white" strokeweight=".14036mm">
                 <v:path arrowok="t"/>
                 <w10:wrap type="topAndBottom" anchorx="page"/>
               </v:shape>
@@ -19397,7 +19993,7 @@
                     <pic:cNvPicPr/>
                   </pic:nvPicPr>
                   <pic:blipFill>
-                    <a:blip r:embed="rId38"/>
+                    <a:blip r:embed="rId39"/>
                     <a:stretch>
                       <a:fillRect/>
                     </a:stretch>
@@ -19455,7 +20051,7 @@
                     <pic:cNvPicPr/>
                   </pic:nvPicPr>
                   <pic:blipFill>
-                    <a:blip r:embed="rId39"/>
+                    <a:blip r:embed="rId40"/>
                     <a:stretch>
                       <a:fillRect/>
                     </a:stretch>
@@ -19655,7 +20251,7 @@
         <mc:AlternateContent>
           <mc:Choice Requires="wps">
             <w:drawing>
-              <wp:anchor distT="0" distB="0" distL="114300" distR="114300" simplePos="0" relativeHeight="251655168" behindDoc="1" locked="0" layoutInCell="1" allowOverlap="1" wp14:anchorId="0F64DD55" wp14:editId="470E4AA4">
+              <wp:anchor distT="0" distB="0" distL="114300" distR="114300" simplePos="0" relativeHeight="251653632" behindDoc="1" locked="0" layoutInCell="1" allowOverlap="1" wp14:anchorId="0F64DD55" wp14:editId="470E4AA4">
                 <wp:simplePos x="0" y="0"/>
                 <wp:positionH relativeFrom="column">
                   <wp:posOffset>3107055</wp:posOffset>
@@ -19730,7 +20326,7 @@
           </mc:Choice>
           <mc:Fallback>
             <w:pict>
-              <v:shape w14:anchorId="0F64DD55" id="_x0000_s1047" type="#_x0000_t202" style="position:absolute;margin-left:244.65pt;margin-top:6.8pt;width:36pt;height:20.3pt;z-index:-251661312;visibility:visible;mso-wrap-style:square;mso-width-percent:0;mso-height-percent:0;mso-wrap-distance-left:9pt;mso-wrap-distance-top:0;mso-wrap-distance-right:9pt;mso-wrap-distance-bottom:0;mso-position-horizontal:absolute;mso-position-horizontal-relative:text;mso-position-vertical:absolute;mso-position-vertical-relative:text;mso-width-percent:0;mso-height-percent:0;mso-width-relative:margin;mso-height-relative:margin;v-text-anchor:top" o:gfxdata="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" filled="f" stroked="f" strokeweight=".5pt">
+              <v:shape w14:anchorId="0F64DD55" id="_x0000_s1048" type="#_x0000_t202" style="position:absolute;margin-left:244.65pt;margin-top:6.8pt;width:36pt;height:20.3pt;z-index:-251662848;visibility:visible;mso-wrap-style:square;mso-width-percent:0;mso-height-percent:0;mso-wrap-distance-left:9pt;mso-wrap-distance-top:0;mso-wrap-distance-right:9pt;mso-wrap-distance-bottom:0;mso-position-horizontal:absolute;mso-position-horizontal-relative:text;mso-position-vertical:absolute;mso-position-vertical-relative:text;mso-width-percent:0;mso-height-percent:0;mso-width-relative:margin;mso-height-relative:margin;v-text-anchor:top" o:gfxdata="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" filled="f" stroked="f" strokeweight=".5pt">
                 <v:textbox>
                   <w:txbxContent>
                     <w:p>
@@ -19838,35 +20434,7 @@
           <w:color w:val="FFFFFF"/>
           <w:spacing w:val="-8"/>
         </w:rPr>
-        <w:t>#1</w:t>
-      </w:r>
-      <w:r>
-        <w:rPr>
-          <w:color w:val="FFFFFF"/>
-          <w:spacing w:val="-8"/>
-        </w:rPr>
-        <w:t>5</w:t>
-      </w:r>
-      <w:r>
-        <w:rPr>
-          <w:color w:val="FFFFFF"/>
-          <w:spacing w:val="-8"/>
-        </w:rPr>
-        <w:t xml:space="preserve">: </w:t>
-      </w:r>
-      <w:r>
-        <w:rPr>
-          <w:color w:val="FFFFFF"/>
-          <w:spacing w:val="-8"/>
-        </w:rPr>
-        <w:t>Race Condition</w:t>
-      </w:r>
-      <w:r>
-        <w:rPr>
-          <w:color w:val="FFFFFF"/>
-          <w:spacing w:val="-8"/>
-        </w:rPr>
-        <w:t xml:space="preserve"> </w:t>
+        <w:t xml:space="preserve">#15: Race Condition </w:t>
       </w:r>
     </w:p>
     <w:p>
@@ -19887,7 +20455,7 @@
         <mc:AlternateContent>
           <mc:Choice Requires="wps">
             <w:drawing>
-              <wp:anchor distT="0" distB="0" distL="0" distR="0" simplePos="0" relativeHeight="251660288" behindDoc="1" locked="0" layoutInCell="1" allowOverlap="1" wp14:anchorId="4F995A93" wp14:editId="63E0EDAF">
+              <wp:anchor distT="0" distB="0" distL="0" distR="0" simplePos="0" relativeHeight="251661824" behindDoc="1" locked="0" layoutInCell="1" allowOverlap="1" wp14:anchorId="4F995A93" wp14:editId="63E0EDAF">
                 <wp:simplePos x="0" y="0"/>
                 <wp:positionH relativeFrom="page">
                   <wp:posOffset>920750</wp:posOffset>
@@ -19951,7 +20519,7 @@
           </mc:Choice>
           <mc:Fallback>
             <w:pict>
-              <v:shape w14:anchorId="668B95AA" id="Graphic 36" o:spid="_x0000_s1026" style="position:absolute;margin-left:72.5pt;margin-top:17.05pt;width:480.25pt;height:.1pt;z-index:-251656192;visibility:visible;mso-wrap-style:square;mso-wrap-distance-left:0;mso-wrap-distance-top:0;mso-wrap-distance-right:0;mso-wrap-distance-bottom:0;mso-position-horizontal:absolute;mso-position-horizontal-relative:page;mso-position-vertical:absolute;mso-position-vertical-relative:text;v-text-anchor:top" coordsize="6099175,1270" o:gfxdata="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" path="m,l6099048,e" filled="f" strokecolor="white" strokeweight=".14036mm">
+              <v:shape w14:anchorId="039A5C34" id="Graphic 36" o:spid="_x0000_s1026" style="position:absolute;margin-left:72.5pt;margin-top:17.05pt;width:480.25pt;height:.1pt;z-index:-251654656;visibility:visible;mso-wrap-style:square;mso-wrap-distance-left:0;mso-wrap-distance-top:0;mso-wrap-distance-right:0;mso-wrap-distance-bottom:0;mso-position-horizontal:absolute;mso-position-horizontal-relative:page;mso-position-vertical:absolute;mso-position-vertical-relative:text;v-text-anchor:top" coordsize="6099175,1270" o:gfxdata="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" path="m,l6099048,e" filled="f" strokecolor="white" strokeweight=".14036mm">
                 <v:path arrowok="t"/>
                 <w10:wrap type="topAndBottom" anchorx="page"/>
               </v:shape>
@@ -19993,13 +20561,7 @@
         <w:rPr>
           <w:color w:val="FFFFFF"/>
         </w:rPr>
-        <w:t xml:space="preserve">Type: </w:t>
-      </w:r>
-      <w:r>
-        <w:rPr>
-          <w:color w:val="FFFFFF"/>
-        </w:rPr>
-        <w:t>Race Condition</w:t>
+        <w:t>Type: Race Condition</w:t>
       </w:r>
     </w:p>
     <w:p>
@@ -20031,14 +20593,7 @@
           <w:color w:val="FFFFFF"/>
           <w:spacing w:val="-29"/>
         </w:rPr>
-        <w:t>init_workers</w:t>
-      </w:r>
-      <w:r>
-        <w:rPr>
-          <w:color w:val="FFFFFF"/>
-          <w:spacing w:val="-29"/>
-        </w:rPr>
-        <w:t xml:space="preserve"> </w:t>
+        <w:t xml:space="preserve">init_workers </w:t>
       </w:r>
       <w:r>
         <w:rPr>
@@ -20274,7 +20829,7 @@
           <w:noProof/>
         </w:rPr>
         <w:drawing>
-          <wp:anchor distT="0" distB="0" distL="114300" distR="114300" simplePos="0" relativeHeight="251663360" behindDoc="1" locked="0" layoutInCell="1" allowOverlap="1" wp14:anchorId="0C1D7C52" wp14:editId="1FE796D8">
+          <wp:anchor distT="0" distB="0" distL="114300" distR="114300" simplePos="0" relativeHeight="251665920" behindDoc="1" locked="0" layoutInCell="1" allowOverlap="1" wp14:anchorId="0C1D7C52" wp14:editId="1FE796D8">
             <wp:simplePos x="0" y="0"/>
             <wp:positionH relativeFrom="column">
               <wp:posOffset>1874520</wp:posOffset>
@@ -20297,7 +20852,7 @@
                     <pic:cNvPicPr/>
                   </pic:nvPicPr>
                   <pic:blipFill>
-                    <a:blip r:embed="rId40">
+                    <a:blip r:embed="rId41">
                       <a:extLst>
                         <a:ext uri="{28A0092B-C50C-407E-A947-70E740481C1C}">
                           <a14:useLocalDpi xmlns:a14="http://schemas.microsoft.com/office/drawing/2010/main" val="0"/>
@@ -20358,7 +20913,7 @@
           <w:noProof/>
         </w:rPr>
         <w:drawing>
-          <wp:anchor distT="0" distB="0" distL="0" distR="0" simplePos="0" relativeHeight="251659264" behindDoc="1" locked="0" layoutInCell="1" allowOverlap="1" wp14:anchorId="2E768284" wp14:editId="16D356B0">
+          <wp:anchor distT="0" distB="0" distL="0" distR="0" simplePos="0" relativeHeight="251659776" behindDoc="1" locked="0" layoutInCell="1" allowOverlap="1" wp14:anchorId="2E768284" wp14:editId="16D356B0">
             <wp:simplePos x="0" y="0"/>
             <wp:positionH relativeFrom="page">
               <wp:posOffset>-7620</wp:posOffset>
@@ -20643,7 +21198,7 @@
         </w:rPr>
         <w:lastRenderedPageBreak/>
         <w:drawing>
-          <wp:anchor distT="0" distB="0" distL="0" distR="0" simplePos="0" relativeHeight="251671552" behindDoc="1" locked="0" layoutInCell="1" allowOverlap="1" wp14:anchorId="7EC8678A" wp14:editId="0733C72C">
+          <wp:anchor distT="0" distB="0" distL="0" distR="0" simplePos="0" relativeHeight="251674112" behindDoc="1" locked="0" layoutInCell="1" allowOverlap="1" wp14:anchorId="7EC8678A" wp14:editId="0733C72C">
             <wp:simplePos x="0" y="0"/>
             <wp:positionH relativeFrom="page">
               <wp:posOffset>0</wp:posOffset>
@@ -20666,7 +21221,7 @@
                     <pic:cNvPicPr/>
                   </pic:nvPicPr>
                   <pic:blipFill>
-                    <a:blip r:embed="rId41" cstate="print"/>
+                    <a:blip r:embed="rId42" cstate="print"/>
                     <a:stretch>
                       <a:fillRect/>
                     </a:stretch>
@@ -20913,7 +21468,7 @@
           <w:sz w:val="20"/>
         </w:rPr>
         <w:drawing>
-          <wp:anchor distT="0" distB="0" distL="0" distR="0" simplePos="0" relativeHeight="251681792" behindDoc="1" locked="0" layoutInCell="1" allowOverlap="1" wp14:anchorId="4E8DC9FD" wp14:editId="4FA2BFBE">
+          <wp:anchor distT="0" distB="0" distL="0" distR="0" simplePos="0" relativeHeight="251684352" behindDoc="1" locked="0" layoutInCell="1" allowOverlap="1" wp14:anchorId="4E8DC9FD" wp14:editId="4FA2BFBE">
             <wp:simplePos x="0" y="0"/>
             <wp:positionH relativeFrom="page">
               <wp:posOffset>2108835</wp:posOffset>
@@ -22113,6 +22668,7 @@
   <w:style w:type="paragraph" w:styleId="Heading1">
     <w:name w:val="heading 1"/>
     <w:basedOn w:val="Normal"/>
+    <w:link w:val="Heading1Char"/>
     <w:uiPriority w:val="9"/>
     <w:qFormat/>
     <w:pPr>
@@ -22228,6 +22784,18 @@
     <w:rsid w:val="006D7E82"/>
     <w:rPr>
       <w:rFonts w:ascii="Verdana" w:eastAsia="Verdana" w:hAnsi="Verdana" w:cs="Verdana"/>
+    </w:rPr>
+  </w:style>
+  <w:style w:type="character" w:customStyle="1" w:styleId="Heading1Char">
+    <w:name w:val="Heading 1 Char"/>
+    <w:basedOn w:val="DefaultParagraphFont"/>
+    <w:link w:val="Heading1"/>
+    <w:uiPriority w:val="9"/>
+    <w:rsid w:val="006D3EDD"/>
+    <w:rPr>
+      <w:rFonts w:ascii="Arial Black" w:eastAsia="Arial Black" w:hAnsi="Arial Black" w:cs="Arial Black"/>
+      <w:sz w:val="28"/>
+      <w:szCs w:val="28"/>
     </w:rPr>
   </w:style>
 </w:styles>

--- a/Report-white-box.docx
+++ b/Report-white-box.docx
@@ -1164,7 +1164,7 @@
         <mc:AlternateContent>
           <mc:Choice Requires="wps">
             <w:drawing>
-              <wp:anchor distT="0" distB="0" distL="114300" distR="114300" simplePos="0" relativeHeight="251661312" behindDoc="0" locked="0" layoutInCell="1" allowOverlap="1" wp14:anchorId="064E682B" wp14:editId="2F5BAB21">
+              <wp:anchor distT="0" distB="0" distL="114300" distR="114300" simplePos="0" relativeHeight="251662336" behindDoc="0" locked="0" layoutInCell="1" allowOverlap="1" wp14:anchorId="064E682B" wp14:editId="2F5BAB21">
                 <wp:simplePos x="0" y="0"/>
                 <wp:positionH relativeFrom="column">
                   <wp:posOffset>3289935</wp:posOffset>
@@ -1235,7 +1235,7 @@
                 <v:stroke joinstyle="miter"/>
                 <v:path gradientshapeok="t" o:connecttype="rect"/>
               </v:shapetype>
-              <v:shape id="Text Box 8" o:spid="_x0000_s1026" type="#_x0000_t202" style="position:absolute;margin-left:259.05pt;margin-top:7.55pt;width:23pt;height:22pt;z-index:251661312;visibility:visible;mso-wrap-style:square;mso-width-percent:0;mso-height-percent:0;mso-wrap-distance-left:9pt;mso-wrap-distance-top:0;mso-wrap-distance-right:9pt;mso-wrap-distance-bottom:0;mso-position-horizontal:absolute;mso-position-horizontal-relative:text;mso-position-vertical:absolute;mso-position-vertical-relative:text;mso-width-percent:0;mso-height-percent:0;mso-width-relative:margin;mso-height-relative:margin;v-text-anchor:top" o:gfxdata="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" filled="f" stroked="f" strokeweight=".5pt">
+              <v:shape id="Text Box 8" o:spid="_x0000_s1026" type="#_x0000_t202" style="position:absolute;margin-left:259.05pt;margin-top:7.55pt;width:23pt;height:22pt;z-index:251662336;visibility:visible;mso-wrap-style:square;mso-width-percent:0;mso-height-percent:0;mso-wrap-distance-left:9pt;mso-wrap-distance-top:0;mso-wrap-distance-right:9pt;mso-wrap-distance-bottom:0;mso-position-horizontal:absolute;mso-position-horizontal-relative:text;mso-position-vertical:absolute;mso-position-vertical-relative:text;mso-width-percent:0;mso-height-percent:0;mso-width-relative:margin;mso-height-relative:margin;v-text-anchor:top" o:gfxdata="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" filled="f" stroked="f" strokeweight=".5pt">
                 <v:textbox>
                   <w:txbxContent>
                     <w:p>
@@ -1325,7 +1325,7 @@
         </w:rPr>
         <w:lastRenderedPageBreak/>
         <w:drawing>
-          <wp:anchor distT="0" distB="0" distL="0" distR="0" simplePos="0" relativeHeight="251664384" behindDoc="1" locked="0" layoutInCell="1" allowOverlap="1" wp14:anchorId="6D252C68" wp14:editId="40EDBE5C">
+          <wp:anchor distT="0" distB="0" distL="0" distR="0" simplePos="0" relativeHeight="251665408" behindDoc="1" locked="0" layoutInCell="1" allowOverlap="1" wp14:anchorId="6D252C68" wp14:editId="40EDBE5C">
             <wp:simplePos x="0" y="0"/>
             <wp:positionH relativeFrom="page">
               <wp:posOffset>1905</wp:posOffset>
@@ -1807,7 +1807,7 @@
         <mc:AlternateContent>
           <mc:Choice Requires="wps">
             <w:drawing>
-              <wp:anchor distT="0" distB="0" distL="114300" distR="114300" simplePos="0" relativeHeight="251666432" behindDoc="0" locked="0" layoutInCell="1" allowOverlap="1" wp14:anchorId="03DD48FE" wp14:editId="3CE0F1DF">
+              <wp:anchor distT="0" distB="0" distL="114300" distR="114300" simplePos="0" relativeHeight="251667456" behindDoc="0" locked="0" layoutInCell="1" allowOverlap="1" wp14:anchorId="03DD48FE" wp14:editId="3CE0F1DF">
                 <wp:simplePos x="0" y="0"/>
                 <wp:positionH relativeFrom="column">
                   <wp:posOffset>3271520</wp:posOffset>
@@ -1874,7 +1874,7 @@
           </mc:Choice>
           <mc:Fallback>
             <w:pict>
-              <v:shape w14:anchorId="03DD48FE" id="_x0000_s1027" type="#_x0000_t202" style="position:absolute;margin-left:257.6pt;margin-top:589.35pt;width:23pt;height:22pt;z-index:251666432;visibility:visible;mso-wrap-style:square;mso-width-percent:0;mso-height-percent:0;mso-wrap-distance-left:9pt;mso-wrap-distance-top:0;mso-wrap-distance-right:9pt;mso-wrap-distance-bottom:0;mso-position-horizontal:absolute;mso-position-horizontal-relative:text;mso-position-vertical:absolute;mso-position-vertical-relative:text;mso-width-percent:0;mso-height-percent:0;mso-width-relative:margin;mso-height-relative:margin;v-text-anchor:top" o:gfxdata="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" filled="f" stroked="f" strokeweight=".5pt">
+              <v:shape w14:anchorId="03DD48FE" id="_x0000_s1027" type="#_x0000_t202" style="position:absolute;margin-left:257.6pt;margin-top:589.35pt;width:23pt;height:22pt;z-index:251667456;visibility:visible;mso-wrap-style:square;mso-width-percent:0;mso-height-percent:0;mso-wrap-distance-left:9pt;mso-wrap-distance-top:0;mso-wrap-distance-right:9pt;mso-wrap-distance-bottom:0;mso-position-horizontal:absolute;mso-position-horizontal-relative:text;mso-position-vertical:absolute;mso-position-vertical-relative:text;mso-width-percent:0;mso-height-percent:0;mso-width-relative:margin;mso-height-relative:margin;v-text-anchor:top" o:gfxdata="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" filled="f" stroked="f" strokeweight=".5pt">
                 <v:textbox>
                   <w:txbxContent>
                     <w:p>
@@ -2093,7 +2093,7 @@
           </mc:Choice>
           <mc:Fallback>
             <w:pict>
-              <v:shape w14:anchorId="7A2B2CA5" id="Graphic 7" o:spid="_x0000_s1026" style="position:absolute;margin-left:72.5pt;margin-top:13.5pt;width:480.25pt;height:.1pt;z-index:-251677184;visibility:visible;mso-wrap-style:square;mso-wrap-distance-left:0;mso-wrap-distance-top:0;mso-wrap-distance-right:0;mso-wrap-distance-bottom:0;mso-position-horizontal:absolute;mso-position-horizontal-relative:page;mso-position-vertical:absolute;mso-position-vertical-relative:text;v-text-anchor:top" coordsize="6099175,1270" o:gfxdata="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" path="m,l6099048,e" filled="f" strokecolor="white" strokeweight=".14036mm">
+              <v:shape w14:anchorId="572186E6" id="Graphic 7" o:spid="_x0000_s1026" style="position:absolute;margin-left:72.5pt;margin-top:13.5pt;width:480.25pt;height:.1pt;z-index:-251677184;visibility:visible;mso-wrap-style:square;mso-wrap-distance-left:0;mso-wrap-distance-top:0;mso-wrap-distance-right:0;mso-wrap-distance-bottom:0;mso-position-horizontal:absolute;mso-position-horizontal-relative:page;mso-position-vertical:absolute;mso-position-vertical-relative:text;v-text-anchor:top" coordsize="6099175,1270" o:gfxdata="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" path="m,l6099048,e" filled="f" strokecolor="white" strokeweight=".14036mm">
                 <v:path arrowok="t"/>
                 <w10:wrap type="topAndBottom" anchorx="page"/>
               </v:shape>
@@ -4229,7 +4229,7 @@
           </mc:Choice>
           <mc:Fallback>
             <w:pict>
-              <v:shape w14:anchorId="7DA4D871" id="Graphic 36" o:spid="_x0000_s1026" style="position:absolute;margin-left:72.5pt;margin-top:17.05pt;width:480.25pt;height:.1pt;z-index:-251675136;visibility:visible;mso-wrap-style:square;mso-wrap-distance-left:0;mso-wrap-distance-top:0;mso-wrap-distance-right:0;mso-wrap-distance-bottom:0;mso-position-horizontal:absolute;mso-position-horizontal-relative:page;mso-position-vertical:absolute;mso-position-vertical-relative:text;v-text-anchor:top" coordsize="6099175,1270" o:gfxdata="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" path="m,l6099048,e" filled="f" strokecolor="white" strokeweight=".14036mm">
+              <v:shape w14:anchorId="68AFE637" id="Graphic 36" o:spid="_x0000_s1026" style="position:absolute;margin-left:72.5pt;margin-top:17.05pt;width:480.25pt;height:.1pt;z-index:-251675136;visibility:visible;mso-wrap-style:square;mso-wrap-distance-left:0;mso-wrap-distance-top:0;mso-wrap-distance-right:0;mso-wrap-distance-bottom:0;mso-position-horizontal:absolute;mso-position-horizontal-relative:page;mso-position-vertical:absolute;mso-position-vertical-relative:text;v-text-anchor:top" coordsize="6099175,1270" o:gfxdata="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" path="m,l6099048,e" filled="f" strokecolor="white" strokeweight=".14036mm">
                 <v:path arrowok="t"/>
                 <w10:wrap type="topAndBottom" anchorx="page"/>
               </v:shape>
@@ -4271,7 +4271,7 @@
         <w:rPr>
           <w:color w:val="FFFFFF"/>
         </w:rPr>
-        <w:t>Type: Priviledge Escalation / Bypass</w:t>
+        <w:t>Type: Privilege Escalation / Bypass</w:t>
       </w:r>
     </w:p>
     <w:p>
@@ -4951,7 +4951,7 @@
           </mc:Choice>
           <mc:Fallback>
             <w:pict>
-              <v:shape w14:anchorId="5D55F04D" id="Graphic 16" o:spid="_x0000_s1026" style="position:absolute;margin-left:72.5pt;margin-top:11pt;width:480.25pt;height:.1pt;z-index:-251663872;visibility:visible;mso-wrap-style:square;mso-wrap-distance-left:0;mso-wrap-distance-top:0;mso-wrap-distance-right:0;mso-wrap-distance-bottom:0;mso-position-horizontal:absolute;mso-position-horizontal-relative:page;mso-position-vertical:absolute;mso-position-vertical-relative:text;v-text-anchor:top" coordsize="6099175,1270" o:gfxdata="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" path="m,l6099048,e" filled="f" strokecolor="white" strokeweight=".14036mm">
+              <v:shape w14:anchorId="42044CB2" id="Graphic 16" o:spid="_x0000_s1026" style="position:absolute;margin-left:72.5pt;margin-top:11pt;width:480.25pt;height:.1pt;z-index:-251663872;visibility:visible;mso-wrap-style:square;mso-wrap-distance-left:0;mso-wrap-distance-top:0;mso-wrap-distance-right:0;mso-wrap-distance-bottom:0;mso-position-horizontal:absolute;mso-position-horizontal-relative:page;mso-position-vertical:absolute;mso-position-vertical-relative:text;v-text-anchor:top" coordsize="6099175,1270" o:gfxdata="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" path="m,l6099048,e" filled="f" strokecolor="white" strokeweight=".14036mm">
                 <v:path arrowok="t"/>
                 <w10:wrap type="topAndBottom" anchorx="page"/>
               </v:shape>
@@ -7690,7 +7690,7 @@
           </mc:Choice>
           <mc:Fallback>
             <w:pict>
-              <v:shape w14:anchorId="07CBD446" id="Graphic 26" o:spid="_x0000_s1026" style="position:absolute;margin-left:72.5pt;margin-top:17.05pt;width:480.25pt;height:.1pt;z-index:-251653632;visibility:visible;mso-wrap-style:square;mso-wrap-distance-left:0;mso-wrap-distance-top:0;mso-wrap-distance-right:0;mso-wrap-distance-bottom:0;mso-position-horizontal:absolute;mso-position-horizontal-relative:page;mso-position-vertical:absolute;mso-position-vertical-relative:text;v-text-anchor:top" coordsize="6099175,1270" o:gfxdata="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" path="m,l6099048,e" filled="f" strokecolor="white" strokeweight=".14036mm">
+              <v:shape w14:anchorId="26739528" id="Graphic 26" o:spid="_x0000_s1026" style="position:absolute;margin-left:72.5pt;margin-top:17.05pt;width:480.25pt;height:.1pt;z-index:-251653632;visibility:visible;mso-wrap-style:square;mso-wrap-distance-left:0;mso-wrap-distance-top:0;mso-wrap-distance-right:0;mso-wrap-distance-bottom:0;mso-position-horizontal:absolute;mso-position-horizontal-relative:page;mso-position-vertical:absolute;mso-position-vertical-relative:text;v-text-anchor:top" coordsize="6099175,1270" o:gfxdata="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" path="m,l6099048,e" filled="f" strokecolor="white" strokeweight=".14036mm">
                 <v:path arrowok="t"/>
                 <w10:wrap type="topAndBottom" anchorx="page"/>
               </v:shape>
@@ -9918,7 +9918,7 @@
           </mc:Choice>
           <mc:Fallback>
             <w:pict>
-              <v:shape w14:anchorId="1F78BD7E" id="Graphic 29" o:spid="_x0000_s1026" style="position:absolute;margin-left:72.5pt;margin-top:13.7pt;width:480.25pt;height:.1pt;z-index:-251651584;visibility:visible;mso-wrap-style:square;mso-wrap-distance-left:0;mso-wrap-distance-top:0;mso-wrap-distance-right:0;mso-wrap-distance-bottom:0;mso-position-horizontal:absolute;mso-position-horizontal-relative:page;mso-position-vertical:absolute;mso-position-vertical-relative:text;v-text-anchor:top" coordsize="6099175,1270" o:gfxdata="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" path="m,l6099048,e" filled="f" strokecolor="white" strokeweight=".14036mm">
+              <v:shape w14:anchorId="208774D7" id="Graphic 29" o:spid="_x0000_s1026" style="position:absolute;margin-left:72.5pt;margin-top:13.7pt;width:480.25pt;height:.1pt;z-index:-251651584;visibility:visible;mso-wrap-style:square;mso-wrap-distance-left:0;mso-wrap-distance-top:0;mso-wrap-distance-right:0;mso-wrap-distance-bottom:0;mso-position-horizontal:absolute;mso-position-horizontal-relative:page;mso-position-vertical:absolute;mso-position-vertical-relative:text;v-text-anchor:top" coordsize="6099175,1270" o:gfxdata="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" path="m,l6099048,e" filled="f" strokecolor="white" strokeweight=".14036mm">
                 <v:path arrowok="t"/>
                 <w10:wrap type="topAndBottom" anchorx="page"/>
               </v:shape>
@@ -11412,7 +11412,7 @@
           </mc:Choice>
           <mc:Fallback>
             <w:pict>
-              <v:shape w14:anchorId="2FEDC482" id="Graphic 32" o:spid="_x0000_s1026" style="position:absolute;margin-left:42.5pt;margin-top:5.3pt;width:480.25pt;height:.1pt;z-index:-251649536;visibility:visible;mso-wrap-style:square;mso-wrap-distance-left:0;mso-wrap-distance-top:0;mso-wrap-distance-right:0;mso-wrap-distance-bottom:0;mso-position-horizontal:absolute;mso-position-horizontal-relative:page;mso-position-vertical:absolute;mso-position-vertical-relative:text;v-text-anchor:top" coordsize="6099175,1270" o:gfxdata="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" path="m,l6099048,e" filled="f" strokecolor="white" strokeweight=".14036mm">
+              <v:shape w14:anchorId="43F92ECB" id="Graphic 32" o:spid="_x0000_s1026" style="position:absolute;margin-left:42.5pt;margin-top:5.3pt;width:480.25pt;height:.1pt;z-index:-251649536;visibility:visible;mso-wrap-style:square;mso-wrap-distance-left:0;mso-wrap-distance-top:0;mso-wrap-distance-right:0;mso-wrap-distance-bottom:0;mso-position-horizontal:absolute;mso-position-horizontal-relative:page;mso-position-vertical:absolute;mso-position-vertical-relative:text;v-text-anchor:top" coordsize="6099175,1270" o:gfxdata="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" path="m,l6099048,e" filled="f" strokecolor="white" strokeweight=".14036mm">
                 <v:path arrowok="t"/>
                 <w10:wrap type="topAndBottom" anchorx="page"/>
               </v:shape>
@@ -12969,7 +12969,7 @@
         </w:rPr>
         <w:lastRenderedPageBreak/>
         <w:drawing>
-          <wp:anchor distT="0" distB="0" distL="0" distR="0" simplePos="0" relativeHeight="251657216" behindDoc="1" locked="0" layoutInCell="1" allowOverlap="1" wp14:anchorId="6094449B" wp14:editId="6A65F746">
+          <wp:anchor distT="0" distB="0" distL="0" distR="0" simplePos="0" relativeHeight="251658240" behindDoc="1" locked="0" layoutInCell="1" allowOverlap="1" wp14:anchorId="6094449B" wp14:editId="6A65F746">
             <wp:simplePos x="0" y="0"/>
             <wp:positionH relativeFrom="page">
               <wp:posOffset>0</wp:posOffset>
@@ -13183,7 +13183,7 @@
           </mc:Choice>
           <mc:Fallback>
             <w:pict>
-              <v:shape w14:anchorId="29FE1B52" id="Graphic 36" o:spid="_x0000_s1026" style="position:absolute;margin-left:72.5pt;margin-top:17.05pt;width:480.25pt;height:.1pt;z-index:-251657216;visibility:visible;mso-wrap-style:square;mso-wrap-distance-left:0;mso-wrap-distance-top:0;mso-wrap-distance-right:0;mso-wrap-distance-bottom:0;mso-position-horizontal:absolute;mso-position-horizontal-relative:page;mso-position-vertical:absolute;mso-position-vertical-relative:text;v-text-anchor:top" coordsize="6099175,1270" o:gfxdata="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" path="m,l6099048,e" filled="f" strokecolor="white" strokeweight=".14036mm">
+              <v:shape w14:anchorId="7ABEA722" id="Graphic 36" o:spid="_x0000_s1026" style="position:absolute;margin-left:72.5pt;margin-top:17.05pt;width:480.25pt;height:.1pt;z-index:-251657216;visibility:visible;mso-wrap-style:square;mso-wrap-distance-left:0;mso-wrap-distance-top:0;mso-wrap-distance-right:0;mso-wrap-distance-bottom:0;mso-position-horizontal:absolute;mso-position-horizontal-relative:page;mso-position-vertical:absolute;mso-position-vertical-relative:text;v-text-anchor:top" coordsize="6099175,1270" o:gfxdata="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" path="m,l6099048,e" filled="f" strokecolor="white" strokeweight=".14036mm">
                 <v:path arrowok="t"/>
                 <w10:wrap type="topAndBottom" anchorx="page"/>
               </v:shape>
@@ -13225,6 +13225,9 @@
         <w:pStyle w:val="BodyText"/>
         <w:spacing w:before="6" w:line="244" w:lineRule="auto"/>
         <w:ind w:left="142" w:right="5817"/>
+        <w:rPr>
+          <w:color w:val="FFFFFF"/>
+        </w:rPr>
       </w:pPr>
       <w:r>
         <w:rPr>
@@ -13244,6 +13247,13 @@
         </w:rPr>
         <w:t xml:space="preserve">Improper Input Validation </w:t>
       </w:r>
+    </w:p>
+    <w:p>
+      <w:pPr>
+        <w:pStyle w:val="BodyText"/>
+        <w:spacing w:before="6" w:line="244" w:lineRule="auto"/>
+        <w:ind w:left="142" w:right="5817"/>
+      </w:pPr>
       <w:r>
         <w:rPr>
           <w:color w:val="FFFFFF"/>
@@ -13547,7 +13557,7 @@
           <w:noProof/>
         </w:rPr>
         <w:drawing>
-          <wp:anchor distT="0" distB="0" distL="114300" distR="114300" simplePos="0" relativeHeight="251668480" behindDoc="1" locked="0" layoutInCell="1" allowOverlap="1" wp14:anchorId="3FF4076F" wp14:editId="55B53D87">
+          <wp:anchor distT="0" distB="0" distL="114300" distR="114300" simplePos="0" relativeHeight="251669504" behindDoc="1" locked="0" layoutInCell="1" allowOverlap="1" wp14:anchorId="3FF4076F" wp14:editId="55B53D87">
             <wp:simplePos x="0" y="0"/>
             <wp:positionH relativeFrom="column">
               <wp:posOffset>1226820</wp:posOffset>
@@ -13981,7 +13991,7 @@
         <mc:AlternateContent>
           <mc:Choice Requires="wps">
             <w:drawing>
-              <wp:anchor distT="0" distB="0" distL="114300" distR="114300" simplePos="0" relativeHeight="251655168" behindDoc="1" locked="0" layoutInCell="1" allowOverlap="1" wp14:anchorId="6F738B45" wp14:editId="1FE90F14">
+              <wp:anchor distT="0" distB="0" distL="114300" distR="114300" simplePos="0" relativeHeight="251656192" behindDoc="1" locked="0" layoutInCell="1" allowOverlap="1" wp14:anchorId="6F738B45" wp14:editId="1FE90F14">
                 <wp:simplePos x="0" y="0"/>
                 <wp:positionH relativeFrom="column">
                   <wp:posOffset>3106420</wp:posOffset>
@@ -14056,7 +14066,7 @@
           </mc:Choice>
           <mc:Fallback>
             <w:pict>
-              <v:shape w14:anchorId="6F738B45" id="_x0000_s1040" type="#_x0000_t202" style="position:absolute;left:0;text-align:left;margin-left:244.6pt;margin-top:230.95pt;width:35pt;height:24pt;z-index:-251661312;visibility:visible;mso-wrap-style:square;mso-width-percent:0;mso-height-percent:0;mso-wrap-distance-left:9pt;mso-wrap-distance-top:0;mso-wrap-distance-right:9pt;mso-wrap-distance-bottom:0;mso-position-horizontal:absolute;mso-position-horizontal-relative:text;mso-position-vertical:absolute;mso-position-vertical-relative:text;mso-width-percent:0;mso-height-percent:0;mso-width-relative:margin;mso-height-relative:margin;v-text-anchor:top" o:gfxdata="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" filled="f" stroked="f" strokeweight=".5pt">
+              <v:shape w14:anchorId="6F738B45" id="_x0000_s1040" type="#_x0000_t202" style="position:absolute;left:0;text-align:left;margin-left:244.6pt;margin-top:230.95pt;width:35pt;height:24pt;z-index:-251660288;visibility:visible;mso-wrap-style:square;mso-width-percent:0;mso-height-percent:0;mso-wrap-distance-left:9pt;mso-wrap-distance-top:0;mso-wrap-distance-right:9pt;mso-wrap-distance-bottom:0;mso-position-horizontal:absolute;mso-position-horizontal-relative:text;mso-position-vertical:absolute;mso-position-vertical-relative:text;mso-width-percent:0;mso-height-percent:0;mso-width-relative:margin;mso-height-relative:margin;v-text-anchor:top" o:gfxdata="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" filled="f" stroked="f" strokeweight=".5pt">
                 <v:textbox>
                   <w:txbxContent>
                     <w:p>
@@ -14696,7 +14706,7 @@
           </mc:Choice>
           <mc:Fallback>
             <w:pict>
-              <v:shape w14:anchorId="74275282" id="Graphic 36" o:spid="_x0000_s1026" style="position:absolute;margin-left:72.5pt;margin-top:17.05pt;width:480.25pt;height:.1pt;z-index:-251687424;visibility:visible;mso-wrap-style:square;mso-wrap-distance-left:0;mso-wrap-distance-top:0;mso-wrap-distance-right:0;mso-wrap-distance-bottom:0;mso-position-horizontal:absolute;mso-position-horizontal-relative:page;mso-position-vertical:absolute;mso-position-vertical-relative:text;v-text-anchor:top" coordsize="6099175,1270" o:gfxdata="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" path="m,l6099048,e" filled="f" strokecolor="white" strokeweight=".14036mm">
+              <v:shape w14:anchorId="3950637E" id="Graphic 36" o:spid="_x0000_s1026" style="position:absolute;margin-left:72.5pt;margin-top:17.05pt;width:480.25pt;height:.1pt;z-index:-251687424;visibility:visible;mso-wrap-style:square;mso-wrap-distance-left:0;mso-wrap-distance-top:0;mso-wrap-distance-right:0;mso-wrap-distance-bottom:0;mso-position-horizontal:absolute;mso-position-horizontal-relative:page;mso-position-vertical:absolute;mso-position-vertical-relative:text;v-text-anchor:top" coordsize="6099175,1270" o:gfxdata="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" path="m,l6099048,e" filled="f" strokecolor="white" strokeweight=".14036mm">
                 <v:path arrowok="t"/>
                 <w10:wrap type="topAndBottom" anchorx="page"/>
               </v:shape>
@@ -15682,7 +15692,7 @@
           </mc:Choice>
           <mc:Fallback>
             <w:pict>
-              <v:shape w14:anchorId="73753CD2" id="Graphic 36" o:spid="_x0000_s1026" style="position:absolute;margin-left:72.5pt;margin-top:17.05pt;width:480.25pt;height:.1pt;z-index:-251684352;visibility:visible;mso-wrap-style:square;mso-wrap-distance-left:0;mso-wrap-distance-top:0;mso-wrap-distance-right:0;mso-wrap-distance-bottom:0;mso-position-horizontal:absolute;mso-position-horizontal-relative:page;mso-position-vertical:absolute;mso-position-vertical-relative:text;v-text-anchor:top" coordsize="6099175,1270" o:gfxdata="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" path="m,l6099048,e" filled="f" strokecolor="white" strokeweight=".14036mm">
+              <v:shape w14:anchorId="61904853" id="Graphic 36" o:spid="_x0000_s1026" style="position:absolute;margin-left:72.5pt;margin-top:17.05pt;width:480.25pt;height:.1pt;z-index:-251684352;visibility:visible;mso-wrap-style:square;mso-wrap-distance-left:0;mso-wrap-distance-top:0;mso-wrap-distance-right:0;mso-wrap-distance-bottom:0;mso-position-horizontal:absolute;mso-position-horizontal-relative:page;mso-position-vertical:absolute;mso-position-vertical-relative:text;v-text-anchor:top" coordsize="6099175,1270" o:gfxdata="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" path="m,l6099048,e" filled="f" strokecolor="white" strokeweight=".14036mm">
                 <v:path arrowok="t"/>
                 <w10:wrap type="topAndBottom" anchorx="page"/>
               </v:shape>
@@ -16518,7 +16528,7 @@
           </mc:Choice>
           <mc:Fallback>
             <w:pict>
-              <v:shape w14:anchorId="3680B1AA" id="Graphic 36" o:spid="_x0000_s1026" style="position:absolute;margin-left:72.5pt;margin-top:17.05pt;width:480.25pt;height:.1pt;z-index:-251686400;visibility:visible;mso-wrap-style:square;mso-wrap-distance-left:0;mso-wrap-distance-top:0;mso-wrap-distance-right:0;mso-wrap-distance-bottom:0;mso-position-horizontal:absolute;mso-position-horizontal-relative:page;mso-position-vertical:absolute;mso-position-vertical-relative:text;v-text-anchor:top" coordsize="6099175,1270" o:gfxdata="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" path="m,l6099048,e" filled="f" strokecolor="white" strokeweight=".14036mm">
+              <v:shape w14:anchorId="13E3A4DC" id="Graphic 36" o:spid="_x0000_s1026" style="position:absolute;margin-left:72.5pt;margin-top:17.05pt;width:480.25pt;height:.1pt;z-index:-251686400;visibility:visible;mso-wrap-style:square;mso-wrap-distance-left:0;mso-wrap-distance-top:0;mso-wrap-distance-right:0;mso-wrap-distance-bottom:0;mso-position-horizontal:absolute;mso-position-horizontal-relative:page;mso-position-vertical:absolute;mso-position-vertical-relative:text;v-text-anchor:top" coordsize="6099175,1270" o:gfxdata="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" path="m,l6099048,e" filled="f" strokecolor="white" strokeweight=".14036mm">
                 <v:path arrowok="t"/>
                 <w10:wrap type="topAndBottom" anchorx="page"/>
               </v:shape>
@@ -17350,7 +17360,7 @@
           </mc:Choice>
           <mc:Fallback>
             <w:pict>
-              <v:shape w14:anchorId="4D57B982" id="Graphic 36" o:spid="_x0000_s1026" style="position:absolute;margin-left:72.5pt;margin-top:17.05pt;width:480.25pt;height:.1pt;z-index:-251664896;visibility:visible;mso-wrap-style:square;mso-wrap-distance-left:0;mso-wrap-distance-top:0;mso-wrap-distance-right:0;mso-wrap-distance-bottom:0;mso-position-horizontal:absolute;mso-position-horizontal-relative:page;mso-position-vertical:absolute;mso-position-vertical-relative:text;v-text-anchor:top" coordsize="6099175,1270" o:gfxdata="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" path="m,l6099048,e" filled="f" strokecolor="white" strokeweight=".14036mm">
+              <v:shape w14:anchorId="6BB1891E" id="Graphic 36" o:spid="_x0000_s1026" style="position:absolute;margin-left:72.5pt;margin-top:17.05pt;width:480.25pt;height:.1pt;z-index:-251664896;visibility:visible;mso-wrap-style:square;mso-wrap-distance-left:0;mso-wrap-distance-top:0;mso-wrap-distance-right:0;mso-wrap-distance-bottom:0;mso-position-horizontal:absolute;mso-position-horizontal-relative:page;mso-position-vertical:absolute;mso-position-vertical-relative:text;v-text-anchor:top" coordsize="6099175,1270" o:gfxdata="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" path="m,l6099048,e" filled="f" strokecolor="white" strokeweight=".14036mm">
                 <v:path arrowok="t"/>
                 <w10:wrap type="topAndBottom" anchorx="page"/>
               </v:shape>
@@ -18253,7 +18263,7 @@
           </mc:Choice>
           <mc:Fallback>
             <w:pict>
-              <v:shape w14:anchorId="6D1478D1" id="Graphic 36" o:spid="_x0000_s1026" style="position:absolute;margin-left:72.5pt;margin-top:17.05pt;width:480.25pt;height:.1pt;z-index:-251657728;visibility:visible;mso-wrap-style:square;mso-wrap-distance-left:0;mso-wrap-distance-top:0;mso-wrap-distance-right:0;mso-wrap-distance-bottom:0;mso-position-horizontal:absolute;mso-position-horizontal-relative:page;mso-position-vertical:absolute;mso-position-vertical-relative:text;v-text-anchor:top" coordsize="6099175,1270" o:gfxdata="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" path="m,l6099048,e" filled="f" strokecolor="white" strokeweight=".14036mm">
+              <v:shape w14:anchorId="50B32B8E" id="Graphic 36" o:spid="_x0000_s1026" style="position:absolute;margin-left:72.5pt;margin-top:17.05pt;width:480.25pt;height:.1pt;z-index:-251657728;visibility:visible;mso-wrap-style:square;mso-wrap-distance-left:0;mso-wrap-distance-top:0;mso-wrap-distance-right:0;mso-wrap-distance-bottom:0;mso-position-horizontal:absolute;mso-position-horizontal-relative:page;mso-position-vertical:absolute;mso-position-vertical-relative:text;v-text-anchor:top" coordsize="6099175,1270" o:gfxdata="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" path="m,l6099048,e" filled="f" strokecolor="white" strokeweight=".14036mm">
                 <v:path arrowok="t"/>
                 <w10:wrap type="topAndBottom" anchorx="page"/>
               </v:shape>
@@ -18974,7 +18984,7 @@
           </mc:Choice>
           <mc:Fallback>
             <w:pict>
-              <v:shape w14:anchorId="48C9F827" id="Graphic 36" o:spid="_x0000_s1026" style="position:absolute;margin-left:72.5pt;margin-top:17.05pt;width:480.25pt;height:.1pt;z-index:-251643392;visibility:visible;mso-wrap-style:square;mso-wrap-distance-left:0;mso-wrap-distance-top:0;mso-wrap-distance-right:0;mso-wrap-distance-bottom:0;mso-position-horizontal:absolute;mso-position-horizontal-relative:page;mso-position-vertical:absolute;mso-position-vertical-relative:text;v-text-anchor:top" coordsize="6099175,1270" o:gfxdata="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" path="m,l6099048,e" filled="f" strokecolor="white" strokeweight=".14036mm">
+              <v:shape w14:anchorId="764834E0" id="Graphic 36" o:spid="_x0000_s1026" style="position:absolute;margin-left:72.5pt;margin-top:17.05pt;width:480.25pt;height:.1pt;z-index:-251643392;visibility:visible;mso-wrap-style:square;mso-wrap-distance-left:0;mso-wrap-distance-top:0;mso-wrap-distance-right:0;mso-wrap-distance-bottom:0;mso-position-horizontal:absolute;mso-position-horizontal-relative:page;mso-position-vertical:absolute;mso-position-vertical-relative:text;v-text-anchor:top" coordsize="6099175,1270" o:gfxdata="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" path="m,l6099048,e" filled="f" strokecolor="white" strokeweight=".14036mm">
                 <v:path arrowok="t"/>
                 <w10:wrap type="topAndBottom" anchorx="page"/>
               </v:shape>
@@ -19108,7 +19118,21 @@
           <w:color w:val="FFFFFF"/>
           <w:spacing w:val="-2"/>
         </w:rPr>
-        <w:t>The simulate_meltdown function contains a logical flow that leaks sensitive information when the system enters a meltdown state. The vulnerability resides in the error-handling logic: when a random_number variable is smaller than 5, the application triggers a “Critical Error” message. The program prints the hardcoded secret_code directly to the standard output.</w:t>
+        <w:t>The simulate_meltdown function contains a logical fl</w:t>
+      </w:r>
+      <w:r>
+        <w:rPr>
+          <w:color w:val="FFFFFF"/>
+          <w:spacing w:val="-2"/>
+        </w:rPr>
+        <w:t>a</w:t>
+      </w:r>
+      <w:r>
+        <w:rPr>
+          <w:color w:val="FFFFFF"/>
+          <w:spacing w:val="-2"/>
+        </w:rPr>
+        <w:t>w that leaks sensitive information when the system enters a meltdown state. The vulnerability resides in the error-handling logic: when a random_number variable is smaller than 5, the application triggers a “Critical Error” message. The program prints the hardcoded secret_code directly to the standard output.</w:t>
       </w:r>
     </w:p>
     <w:p>
@@ -19721,7 +19745,7 @@
           </mc:Choice>
           <mc:Fallback>
             <w:pict>
-              <v:shape w14:anchorId="31F519DB" id="Graphic 36" o:spid="_x0000_s1026" style="position:absolute;margin-left:72.5pt;margin-top:17.05pt;width:480.25pt;height:.1pt;z-index:-251640320;visibility:visible;mso-wrap-style:square;mso-wrap-distance-left:0;mso-wrap-distance-top:0;mso-wrap-distance-right:0;mso-wrap-distance-bottom:0;mso-position-horizontal:absolute;mso-position-horizontal-relative:page;mso-position-vertical:absolute;mso-position-vertical-relative:text;v-text-anchor:top" coordsize="6099175,1270" o:gfxdata="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" path="m,l6099048,e" filled="f" strokecolor="white" strokeweight=".14036mm">
+              <v:shape w14:anchorId="4AD4127D" id="Graphic 36" o:spid="_x0000_s1026" style="position:absolute;margin-left:72.5pt;margin-top:17.05pt;width:480.25pt;height:.1pt;z-index:-251640320;visibility:visible;mso-wrap-style:square;mso-wrap-distance-left:0;mso-wrap-distance-top:0;mso-wrap-distance-right:0;mso-wrap-distance-bottom:0;mso-position-horizontal:absolute;mso-position-horizontal-relative:page;mso-position-vertical:absolute;mso-position-vertical-relative:text;v-text-anchor:top" coordsize="6099175,1270" o:gfxdata="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" path="m,l6099048,e" filled="f" strokecolor="white" strokeweight=".14036mm">
                 <v:path arrowok="t"/>
                 <w10:wrap type="topAndBottom" anchorx="page"/>
               </v:shape>
@@ -20519,7 +20543,7 @@
           </mc:Choice>
           <mc:Fallback>
             <w:pict>
-              <v:shape w14:anchorId="039A5C34" id="Graphic 36" o:spid="_x0000_s1026" style="position:absolute;margin-left:72.5pt;margin-top:17.05pt;width:480.25pt;height:.1pt;z-index:-251654656;visibility:visible;mso-wrap-style:square;mso-wrap-distance-left:0;mso-wrap-distance-top:0;mso-wrap-distance-right:0;mso-wrap-distance-bottom:0;mso-position-horizontal:absolute;mso-position-horizontal-relative:page;mso-position-vertical:absolute;mso-position-vertical-relative:text;v-text-anchor:top" coordsize="6099175,1270" o:gfxdata="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" path="m,l6099048,e" filled="f" strokecolor="white" strokeweight=".14036mm">
+              <v:shape w14:anchorId="6060F205" id="Graphic 36" o:spid="_x0000_s1026" style="position:absolute;margin-left:72.5pt;margin-top:17.05pt;width:480.25pt;height:.1pt;z-index:-251654656;visibility:visible;mso-wrap-style:square;mso-wrap-distance-left:0;mso-wrap-distance-top:0;mso-wrap-distance-right:0;mso-wrap-distance-bottom:0;mso-position-horizontal:absolute;mso-position-horizontal-relative:page;mso-position-vertical:absolute;mso-position-vertical-relative:text;v-text-anchor:top" coordsize="6099175,1270" o:gfxdata="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" path="m,l6099048,e" filled="f" strokecolor="white" strokeweight=".14036mm">
                 <v:path arrowok="t"/>
                 <w10:wrap type="topAndBottom" anchorx="page"/>
               </v:shape>
